--- a/Manuscript Metaverse.docx
+++ b/Manuscript Metaverse.docx
@@ -737,7 +737,7 @@
         </w:rPr>
       </w:pPr>
       <w:r>
-        <w:t>We address three research questions. RQ1: Which combinations of user engagement and user experience are associated with users' brand satisfaction in the metaverse? RQ2: How are user engagement and user experience related to one another, and how empirically distinct are they? RQ3: Which configurations of engagement, experience, and satisfaction are associated with brand success in the metaverse? The remainder of the paper develops the theoretical framework and propositions, details the method and measures, reports the PLS-SEM and fsQCA results, and discusses the implications, limitations, and avenues for future research.</w:t>
+        <w:t>Our overarching question is: how do immersive, avatar-mediated metaverse interactions alter the configuration of user engagement, user experience, and brand satisfaction that leads to brand success? We decompose this into three research questions. RQ1: Which combinations of user engagement and user experience are associated with users' brand satisfaction in the metaverse? RQ2: How are user engagement and user experience related to one another, and how empirically distinct are they? RQ3: Which configurations of engagement, experience, and satisfaction are associated with brand success in the metaverse? The remainder of the paper develops the theoretical framework and propositions, details the method and measures, reports the PLS-SEM and fsQCA results, and discusses the implications, limitations, and avenues for future research.</w:t>
       </w:r>
     </w:p>
     <w:p>
@@ -1741,6 +1741,16 @@
       </w:r>
     </w:p>
     <w:p>
+      <w:r>
+        <w:t>3.1 Construct Definitions</w:t>
+      </w:r>
+    </w:p>
+    <w:p>
+      <w:r>
+        <w:t>We define the four focal constructs as follows. User engagement (UE) is the user's cognitive, emotional, and behavioural involvement with the brand during metaverse interaction. User experience (UX) is the perceived quality of that interaction, encompassing immersion and presence, navigability, sensory quality, and authenticity. Brand satisfaction (BSAT) is the user's overall evaluative judgement of the brand formed through metaverse encounters. Brand success (BSUC) is the set of brand-favourable outcomes these encounters produce, including continued use, choice and purchase intention, and advocacy or word of mouth. These definitions anchor the measurement model (Table 1) and the propositions developed below, and they hold the constructs conceptually distinct so that their relationships can be tested rather than assumed.</w:t>
+      </w:r>
+    </w:p>
+    <w:p>
       <w:pPr>
         <w:spacing w:line="360" w:lineRule="auto"/>
         <w:jc w:val="both"/>
@@ -1753,24 +1763,7 @@
         </w:rPr>
       </w:pPr>
       <w:r>
-        <w:rPr>
-          <w:b/>
-          <w:bCs/>
-          <w:i/>
-          <w:iCs/>
-          <w:color w:val="000000" w:themeColor="text1"/>
-        </w:rPr>
-        <w:t>3.1 Flow theory</w:t>
-      </w:r>
-      <w:r>
-        <w:rPr>
-          <w:b/>
-          <w:bCs/>
-          <w:i/>
-          <w:iCs/>
-          <w:color w:val="000000" w:themeColor="text1"/>
-        </w:rPr>
-        <w:t xml:space="preserve"> </w:t>
+        <w:t>3.2 Flow theory</w:t>
       </w:r>
     </w:p>
     <w:p>
@@ -1901,31 +1894,7 @@
         </w:rPr>
       </w:pPr>
       <w:r>
-        <w:rPr>
-          <w:rFonts w:ascii="Times New Roman" w:hAnsi="Times New Roman" w:cs="Times New Roman"/>
-          <w:b/>
-          <w:bCs/>
-          <w:i/>
-          <w:iCs/>
-          <w:color w:val="000000" w:themeColor="text1"/>
-          <w:sz w:val="24"/>
-          <w:szCs w:val="24"/>
-        </w:rPr>
-        <w:lastRenderedPageBreak/>
-        <w:t xml:space="preserve"> </w:t>
-      </w:r>
-      <w:r>
-        <w:rPr>
-          <w:rFonts w:ascii="Times New Roman" w:hAnsi="Times New Roman" w:cs="Times New Roman"/>
-          <w:b/>
-          <w:bCs/>
-          <w:i/>
-          <w:iCs/>
-          <w:color w:val="000000" w:themeColor="text1"/>
-          <w:sz w:val="24"/>
-          <w:szCs w:val="24"/>
-        </w:rPr>
-        <w:t>Self-Determination Theory (SDT)</w:t>
+        <w:t>3.3 Self-Determination Theory (SDT)</w:t>
       </w:r>
     </w:p>
     <w:p>
@@ -8021,7 +7990,7 @@
         </w:rPr>
       </w:pPr>
       <w:r>
-        <w:t>Because the data are self-reported through a single instrument, common method bias was assessed using multiple procedures rather than a single test. Procedurally, respondents were assured of anonymity, predictor and criterion items were separated, and validated scales were used. Statistically, Harman's single-factor test returned a first unrotated factor accounting for 31.4 percent of variance (below the 50 percent threshold); however, because Harman's test is widely regarded as insensitive, and indeed Podsakoff et al. (2003) caution against relying on it, we do not treat it as sufficient. We additionally conducted a full collinearity assessment using construct-level variance inflation factors (Kock, 2015); evaluated against the conservative 3.3 threshold, the model showed no evidence of method-induced collinearity. The low inter-construct HTMT values reported below provide convergent evidence that the constructs are empirically distinct rather than method artefacts.</w:t>
+        <w:t>Because the data are self-reported through a single instrument, common method bias was assessed using multiple procedures rather than a single test. Procedurally, respondents were assured of anonymity, predictor and criterion items were separated, and validated scales were used. Statistically, Harman's single-factor test returned a first unrotated factor accounting for 31.4 percent of variance (below the 50 percent threshold); however, because Harman's test is widely regarded as insensitive, and indeed Podsakoff et al. (2003) caution against relying on it, we do not treat it as sufficient. We additionally conducted a full collinearity assessment using construct-level variance inflation factors (Kock, 2015); evaluated against the conservative 3.3 threshold, the model showed no evidence of method-induced collinearity. The low inter-construct HTMT values reported below provide convergent evidence that the constructs are empirically distinct rather than method artefacts. Where a theoretically unrelated marker variable or a common-latent-factor specification is available, either can further corroborate this assessment; we report the full-collinearity test as the primary post-hoc diagnostic and interpret the evidence cautiously rather than treating method bias as fully ruled out.</w:t>
       </w:r>
     </w:p>
     <w:p>

--- a/Manuscript Metaverse.docx
+++ b/Manuscript Metaverse.docx
@@ -36,6 +36,22 @@
       </w:r>
     </w:p>
     <w:p>
+      <w:r>
+        <w:rPr>
+          <w:b/>
+          <w:highlight w:val="yellow"/>
+        </w:rPr>
+        <w:t xml:space="preserve">REVISION – SUGGESTED TITLE (de-hyped per reviewer request): </w:t>
+      </w:r>
+      <w:r>
+        <w:rPr>
+          <w:b w:val="0"/>
+          <w:highlight w:val="yellow"/>
+        </w:rPr>
+        <w:t>“Configuring Brand Success in the Metaverse: How User Engagement, User Experience and Brand Satisfaction Combine in Immersive, Avatar-Mediated Brand Environments.” The current title (“Reality Rewired … Unstoppable Brand Success”) is grandiose; reviewers asked for plain, precise language.</w:t>
+      </w:r>
+    </w:p>
+    <w:p>
       <w:pPr>
         <w:spacing w:line="360" w:lineRule="auto"/>
         <w:jc w:val="both"/>
@@ -114,6 +130,22 @@
       </w:r>
     </w:p>
     <w:p>
+      <w:r>
+        <w:rPr>
+          <w:b/>
+          <w:highlight w:val="yellow"/>
+        </w:rPr>
+        <w:t xml:space="preserve">REVISION – ABSTRACT (discipline claims): </w:t>
+      </w:r>
+      <w:r>
+        <w:rPr>
+          <w:b w:val="0"/>
+          <w:highlight w:val="yellow"/>
+        </w:rPr>
+        <w:t>Revise the abstract so it does not imply that psychological needs (autonomy, competence, relatedness) or flow were measured. State precisely that fsQCA identifies sufficient configurations of the MEASURED constructs – user engagement (UE), user experience (UX) and brand satisfaction (BSAT) – associated with brand success (BSUC), while Self-Determination Theory and Flow Theory serve as explanatory lenses rather than empirically tested mechanisms.</w:t>
+      </w:r>
+    </w:p>
+    <w:p>
       <w:pPr>
         <w:spacing w:line="360" w:lineRule="auto"/>
         <w:jc w:val="both"/>
@@ -230,6 +262,38 @@
           <w:color w:val="000000" w:themeColor="text1"/>
         </w:rPr>
         <w:t>fsQCA</w:t>
+      </w:r>
+    </w:p>
+    <w:p>
+      <w:r>
+        <w:rPr>
+          <w:b/>
+          <w:highlight w:val="yellow"/>
+        </w:rPr>
+        <w:t xml:space="preserve">EDITORIAL NOTE – TARGET JOURNAL (FT50): </w:t>
+      </w:r>
+      <w:r>
+        <w:rPr>
+          <w:b w:val="0"/>
+          <w:highlight w:val="yellow"/>
+        </w:rPr>
+        <w:t>This manuscript is being repositioned for submission to the Journal of the Academy of Marketing Science (JAMS), an FT50 journal. JAMS is recommended because it publishes theory-driven, methodologically rigorous branding and consumer-behaviour research with strong managerial relevance and is receptive to configurational (fsQCA) and emerging-technology studies. Suitable FT50 alternatives if JAMS is not pursued: Journal of Retailing and Journal of Marketing. Every yellow-highlighted passage in this document marks a revision or insertion made to address the editor and reviewers’ comments.</w:t>
+      </w:r>
+    </w:p>
+    <w:p>
+      <w:r>
+        <w:rPr>
+          <w:b/>
+          <w:highlight w:val="yellow"/>
+        </w:rPr>
+        <w:t xml:space="preserve">REVISION R0 – STANDARDISED CONSTRUCT ABBREVIATIONS: </w:t>
+      </w:r>
+      <w:r>
+        <w:rPr>
+          <w:b w:val="0"/>
+          <w:highlight w:val="yellow"/>
+        </w:rPr>
+        <w:t>To remove inconsistent labels (e.g., MBS / UMBS / UBS / BSU), the four focal constructs are abbreviated consistently throughout as: User Engagement = UE, User Experience = UX, Brand Satisfaction = BSAT, Brand Success = BSUC. Legacy codes still appearing in tables/figures map one-to-one (UES→UE, MVCX→UX, MBS→BSAT, MBSU→BSUC) and should be replaced with the standardised set in the final version.</w:t>
       </w:r>
     </w:p>
     <w:p>
@@ -892,6 +956,22 @@
       </w:r>
     </w:p>
     <w:p>
+      <w:r>
+        <w:rPr>
+          <w:b/>
+          <w:highlight w:val="yellow"/>
+        </w:rPr>
+        <w:t xml:space="preserve">REVISION R1 – METAVERSE-SPECIFIC FRAMING: </w:t>
+      </w:r>
+      <w:r>
+        <w:rPr>
+          <w:b w:val="0"/>
+          <w:highlight w:val="yellow"/>
+        </w:rPr>
+        <w:t>Define the metaverse-specific features that make branding here different from a website or mobile app: (i) persistent, shared 3D spaces that continue to exist between sessions; (ii) avatar identity and embodiment that fuse self-expression with consumption; (iii) synchronous social presence / co-presence with other users and brand communities in real time; and (iv) user co-creation of content, spaces and events. Because brand value is co-produced through combinations of these immersive features rather than any single channel attribute, configurational thinking (different “recipes” of engagement, experience and satisfaction) is more appropriate here than in traditional, more linear digital contexts.</w:t>
+      </w:r>
+    </w:p>
+    <w:p>
       <w:pPr>
         <w:tabs>
           <w:tab w:val="left" w:pos="426"/>
@@ -1177,6 +1257,22 @@
       </w:r>
     </w:p>
     <w:p>
+      <w:r>
+        <w:rPr>
+          <w:b/>
+          <w:highlight w:val="yellow"/>
+        </w:rPr>
+        <w:t xml:space="preserve">REVISION R2 – SHARPENED CENTRAL RESEARCH QUESTION: </w:t>
+      </w:r>
+      <w:r>
+        <w:rPr>
+          <w:b w:val="0"/>
+          <w:highlight w:val="yellow"/>
+        </w:rPr>
+        <w:t>How do immersive, avatar-mediated metaverse interactions alter the configuration of user engagement (UE), user experience (UX) and brand satisfaction (BSAT) that leads to brand success (BSUC), compared with more traditional digital contexts? This frames the contribution around what is DIFFERENT in the metaverse, not a re-confirmation of known engagement–experience–satisfaction effects.</w:t>
+      </w:r>
+    </w:p>
+    <w:p>
       <w:pPr>
         <w:spacing w:line="360" w:lineRule="auto"/>
         <w:ind w:firstLine="426"/>
@@ -1349,6 +1445,22 @@
           <w:color w:val="000000" w:themeColor="text1"/>
         </w:rPr>
         <w:t xml:space="preserve">). </w:t>
+      </w:r>
+    </w:p>
+    <w:p>
+      <w:r>
+        <w:rPr>
+          <w:b/>
+          <w:highlight w:val="yellow"/>
+        </w:rPr>
+        <w:t xml:space="preserve">REVISION R3 – REFRAMED CONTRIBUTION (metaverse specificity): </w:t>
+      </w:r>
+      <w:r>
+        <w:rPr>
+          <w:b w:val="0"/>
+          <w:highlight w:val="yellow"/>
+        </w:rPr>
+        <w:t>State explicitly that the paper does not merely re-confirm that engagement, experience and satisfaction matter for brand success; it asks how immersive, avatar-based environments change the CONFIGURATION of these constructs. The core claim is that equifinality – multiple sufficient “recipes” producing high brand success – is more pronounced in the metaverse because persistent 3D presence, embodiment, synchronous social presence and co-creation give users several substitutable routes to value, motivating the configurational (fsQCA) lens over a single linear model.</w:t>
       </w:r>
     </w:p>
     <w:p>
@@ -3096,6 +3208,54 @@
       </w:r>
     </w:p>
     <w:p>
+      <w:r>
+        <w:rPr>
+          <w:b/>
+          <w:highlight w:val="yellow"/>
+        </w:rPr>
+        <w:t xml:space="preserve">REVISION R4 – FORMAL CONSTRUCT DEFINITIONS: </w:t>
+      </w:r>
+      <w:r>
+        <w:rPr>
+          <w:b w:val="0"/>
+          <w:highlight w:val="yellow"/>
+        </w:rPr>
+        <w:t>User Engagement (UE): the cognitive, emotional and behavioural involvement a user has with the brand during metaverse interactions. User Experience (UX): the perceived quality of the metaverse interaction, including immersion, usability, enjoyment and sense of presence. Brand Satisfaction (BSAT): the user’s overall evaluation of the brand based on metaverse-related encounters. Brand Success (BSUC): brand-relevant outcomes such as intention to continue using the metaverse space, purchase intentions, advocacy and word-of-mouth.</w:t>
+      </w:r>
+    </w:p>
+    <w:p>
+      <w:r>
+        <w:rPr>
+          <w:b/>
+          <w:highlight w:val="yellow"/>
+        </w:rPr>
+        <w:t xml:space="preserve">REVISION R5 – HYPOTHESES / CONFIGURATIONAL PROPOSITIONS: </w:t>
+      </w:r>
+      <w:r>
+        <w:rPr>
+          <w:b w:val="0"/>
+          <w:highlight w:val="yellow"/>
+        </w:rPr>
+        <w:t>H1: Higher UE in metaverse brand spaces is positively associated with BSUC. H2: Higher perceived UX quality is positively associated with BSUC. H3: BSAT mediates the relationships between UE/UX and BSUC. P1 (configurational): High BSUC can arise from multiple sufficient configurations (e.g., high UE + moderate UX + high BSAT; or high UX + high BSAT even when UE is moderate), consistent with equifinality. Every arrow in the structural model must be justified by the Flow/SDT discussion above.</w:t>
+      </w:r>
+    </w:p>
+    <w:p>
+      <w:r>
+        <w:rPr>
+          <w:b/>
+          <w:highlight w:val="yellow"/>
+        </w:rPr>
+        <w:t xml:space="preserve">REVISION R6 – STATUS OF SDT NEEDS AND FLOW (avoid over-claiming): </w:t>
+      </w:r>
+      <w:r>
+        <w:rPr>
+          <w:b w:val="0"/>
+          <w:highlight w:val="yellow"/>
+        </w:rPr>
+        <w:t>Autonomy, competence and relatedness are retained as CONCEPTUAL MECHANISMS underlying UE and UX; they are NOT measured as separate constructs and must not be described as empirically “demonstrated” by the data. State explicitly whether flow is (a) a latent state partially captured by the UE/UX items, or (b) a separately measured construct. The present design treats flow as (a).</w:t>
+      </w:r>
+    </w:p>
+    <w:p>
       <w:pPr>
         <w:spacing w:line="360" w:lineRule="auto"/>
         <w:jc w:val="both"/>
@@ -3329,6 +3489,22 @@
           <w:color w:val="000000" w:themeColor="text1"/>
         </w:rPr>
         <w:t xml:space="preserve"> within immersive, rapidly evolving environments, offering insights into branding strategies and decision-making. Translating variables into fuzzy sets allows nuanced measurement of membership scores (0–1), bridging quantitative and qualitative dimensions.</w:t>
+      </w:r>
+    </w:p>
+    <w:p>
+      <w:r>
+        <w:rPr>
+          <w:b/>
+          <w:highlight w:val="yellow"/>
+        </w:rPr>
+        <w:t xml:space="preserve">REVISION R14 – JUSTIFY (OR DROP) fsQCA: </w:t>
+      </w:r>
+      <w:r>
+        <w:rPr>
+          <w:b w:val="0"/>
+          <w:highlight w:val="yellow"/>
+        </w:rPr>
+        <w:t>If fsQCA is retained, state explicitly why configurational thinking is essential for metaverse branding – multiple sufficient pathways and equifinality of experiential “recipes” – and explain the steps clearly for non-experts while remaining rigorous. Make every fsQCA table self-contained: define all acronyms, clarify column labels (state whether “1, 2, 3” denote solution terms or configurations), and show concretely how a manager would act differently under each pathway. If fsQCA adds no clear incremental insight beyond regression/SEM, consider focusing the paper on a single transparent PLS-SEM analysis and removing fsQCA entirely.</w:t>
       </w:r>
     </w:p>
     <w:p>
@@ -3776,6 +3952,22 @@
       </w:r>
     </w:p>
     <w:p>
+      <w:r>
+        <w:rPr>
+          <w:b/>
+          <w:highlight w:val="yellow"/>
+        </w:rPr>
+        <w:t xml:space="preserve">REVISION R7 – DOCUMENT OR REMOVE QUALITATIVE WORK: </w:t>
+      </w:r>
+      <w:r>
+        <w:rPr>
+          <w:b w:val="0"/>
+          <w:highlight w:val="yellow"/>
+        </w:rPr>
+        <w:t>If interviews and focus groups informed scale development or context understanding, add a concise subsection describing the sample, procedure and analytic approach (e.g., thematic analysis), and summarise how the insights shaped items/hypotheses. If this cannot be documented properly, remove all references to qualitative work to avoid confusion. [Authors: supply details or delete the qualitative claims.]</w:t>
+      </w:r>
+    </w:p>
+    <w:p>
       <w:pPr>
         <w:spacing w:line="360" w:lineRule="auto"/>
         <w:ind w:firstLine="426"/>
@@ -4071,6 +4263,665 @@
       </w:r>
     </w:p>
     <w:p>
+      <w:r>
+        <w:rPr>
+          <w:b/>
+          <w:highlight w:val="yellow"/>
+        </w:rPr>
+        <w:t xml:space="preserve">REVISION R8 – FULL MEASUREMENT TABLE REQUIRED: </w:t>
+      </w:r>
+      <w:r>
+        <w:rPr>
+          <w:b w:val="0"/>
+          <w:highlight w:val="yellow"/>
+        </w:rPr>
+        <w:t>Provide a single comprehensive table listing, for EVERY item of every construct: the exact item wording, original source and whether it was adapted, the standardized factor loading, Cronbach’s α, composite reliability (CR) and AVE. This directly answers the repeated reviewer criticism that content and construct validity could not be evaluated because items were missing. Template below – [Authors: complete every bracketed cell from your PLS-SEM output].</w:t>
+      </w:r>
+    </w:p>
+    <w:p>
+      <w:r>
+        <w:rPr>
+          <w:b/>
+          <w:highlight w:val="yellow"/>
+        </w:rPr>
+        <w:t xml:space="preserve">REVISION R9 – EXPLAIN SCALE ADAPTATION (O’Brien &amp; Toms, 2010): </w:t>
+      </w:r>
+      <w:r>
+        <w:rPr>
+          <w:b w:val="0"/>
+          <w:highlight w:val="yellow"/>
+        </w:rPr>
+        <w:t>Specify which subset of the original 31 engagement items was used for UE and which for UX, identify which original dimensions (e.g., focused attention, perceived usability, aesthetic appeal, endurability, novelty, felt involvement) are represented, and justify the selection (content relevance, pretest loadings, parsimony). State clearly that the 10-item scales are ADAPTED versions and present evidence that they behave well psychometrically.</w:t>
+      </w:r>
+    </w:p>
+    <w:tbl>
+      <w:tblPr>
+        <w:tblStyle w:val="TableGrid"/>
+        <w:tblW w:type="auto" w:w="0"/>
+        <w:tblLook w:firstColumn="1" w:firstRow="1" w:lastColumn="0" w:lastRow="0" w:noHBand="0" w:noVBand="1" w:val="04A0"/>
+      </w:tblPr>
+      <w:tblGrid>
+        <w:gridCol w:w="1128"/>
+        <w:gridCol w:w="1128"/>
+        <w:gridCol w:w="1128"/>
+        <w:gridCol w:w="1128"/>
+        <w:gridCol w:w="1128"/>
+        <w:gridCol w:w="1128"/>
+        <w:gridCol w:w="1128"/>
+        <w:gridCol w:w="1128"/>
+      </w:tblGrid>
+      <w:tr>
+        <w:tc>
+          <w:tcPr>
+            <w:tcW w:type="dxa" w:w="1128"/>
+          </w:tcPr>
+          <w:p>
+            <w:r/>
+            <w:r>
+              <w:rPr>
+                <w:b/>
+                <w:highlight w:val="yellow"/>
+              </w:rPr>
+              <w:t>Construct</w:t>
+            </w:r>
+          </w:p>
+        </w:tc>
+        <w:tc>
+          <w:tcPr>
+            <w:tcW w:type="dxa" w:w="1128"/>
+          </w:tcPr>
+          <w:p>
+            <w:r/>
+            <w:r>
+              <w:rPr>
+                <w:b/>
+                <w:highlight w:val="yellow"/>
+              </w:rPr>
+              <w:t>Item code</w:t>
+            </w:r>
+          </w:p>
+        </w:tc>
+        <w:tc>
+          <w:tcPr>
+            <w:tcW w:type="dxa" w:w="1128"/>
+          </w:tcPr>
+          <w:p>
+            <w:r/>
+            <w:r>
+              <w:rPr>
+                <w:b/>
+                <w:highlight w:val="yellow"/>
+              </w:rPr>
+              <w:t>Item wording (verbatim)</w:t>
+            </w:r>
+          </w:p>
+        </w:tc>
+        <w:tc>
+          <w:tcPr>
+            <w:tcW w:type="dxa" w:w="1128"/>
+          </w:tcPr>
+          <w:p>
+            <w:r/>
+            <w:r>
+              <w:rPr>
+                <w:b/>
+                <w:highlight w:val="yellow"/>
+              </w:rPr>
+              <w:t>Source (adapted?)</w:t>
+            </w:r>
+          </w:p>
+        </w:tc>
+        <w:tc>
+          <w:tcPr>
+            <w:tcW w:type="dxa" w:w="1128"/>
+          </w:tcPr>
+          <w:p>
+            <w:r/>
+            <w:r>
+              <w:rPr>
+                <w:b/>
+                <w:highlight w:val="yellow"/>
+              </w:rPr>
+              <w:t>Loading</w:t>
+            </w:r>
+          </w:p>
+        </w:tc>
+        <w:tc>
+          <w:tcPr>
+            <w:tcW w:type="dxa" w:w="1128"/>
+          </w:tcPr>
+          <w:p>
+            <w:r/>
+            <w:r>
+              <w:rPr>
+                <w:b/>
+                <w:highlight w:val="yellow"/>
+              </w:rPr>
+              <w:t>Cronbach’s α</w:t>
+            </w:r>
+          </w:p>
+        </w:tc>
+        <w:tc>
+          <w:tcPr>
+            <w:tcW w:type="dxa" w:w="1128"/>
+          </w:tcPr>
+          <w:p>
+            <w:r/>
+            <w:r>
+              <w:rPr>
+                <w:b/>
+                <w:highlight w:val="yellow"/>
+              </w:rPr>
+              <w:t>CR</w:t>
+            </w:r>
+          </w:p>
+        </w:tc>
+        <w:tc>
+          <w:tcPr>
+            <w:tcW w:type="dxa" w:w="1128"/>
+          </w:tcPr>
+          <w:p>
+            <w:r/>
+            <w:r>
+              <w:rPr>
+                <w:b/>
+                <w:highlight w:val="yellow"/>
+              </w:rPr>
+              <w:t>AVE</w:t>
+            </w:r>
+          </w:p>
+        </w:tc>
+      </w:tr>
+      <w:tr>
+        <w:tc>
+          <w:tcPr>
+            <w:tcW w:type="dxa" w:w="1128"/>
+          </w:tcPr>
+          <w:p>
+            <w:r/>
+            <w:r>
+              <w:rPr>
+                <w:b w:val="0"/>
+                <w:highlight w:val="yellow"/>
+              </w:rPr>
+              <w:t>User Engagement (UE)</w:t>
+            </w:r>
+          </w:p>
+        </w:tc>
+        <w:tc>
+          <w:tcPr>
+            <w:tcW w:type="dxa" w:w="1128"/>
+          </w:tcPr>
+          <w:p>
+            <w:r/>
+            <w:r>
+              <w:rPr>
+                <w:b w:val="0"/>
+                <w:highlight w:val="yellow"/>
+              </w:rPr>
+              <w:t>UE_1 … UE_10</w:t>
+            </w:r>
+          </w:p>
+        </w:tc>
+        <w:tc>
+          <w:tcPr>
+            <w:tcW w:type="dxa" w:w="1128"/>
+          </w:tcPr>
+          <w:p>
+            <w:r/>
+            <w:r>
+              <w:rPr>
+                <w:b w:val="0"/>
+                <w:highlight w:val="yellow"/>
+              </w:rPr>
+              <w:t>[insert exact wording of each item]</w:t>
+            </w:r>
+          </w:p>
+        </w:tc>
+        <w:tc>
+          <w:tcPr>
+            <w:tcW w:type="dxa" w:w="1128"/>
+          </w:tcPr>
+          <w:p>
+            <w:r/>
+            <w:r>
+              <w:rPr>
+                <w:b w:val="0"/>
+                <w:highlight w:val="yellow"/>
+              </w:rPr>
+              <w:t>O’Brien &amp; Toms (2010) – adapted</w:t>
+            </w:r>
+          </w:p>
+        </w:tc>
+        <w:tc>
+          <w:tcPr>
+            <w:tcW w:type="dxa" w:w="1128"/>
+          </w:tcPr>
+          <w:p>
+            <w:r/>
+            <w:r>
+              <w:rPr>
+                <w:b w:val="0"/>
+                <w:highlight w:val="yellow"/>
+              </w:rPr>
+              <w:t>[ ]</w:t>
+            </w:r>
+          </w:p>
+        </w:tc>
+        <w:tc>
+          <w:tcPr>
+            <w:tcW w:type="dxa" w:w="1128"/>
+          </w:tcPr>
+          <w:p>
+            <w:r/>
+            <w:r>
+              <w:rPr>
+                <w:b w:val="0"/>
+                <w:highlight w:val="yellow"/>
+              </w:rPr>
+              <w:t>[ ]</w:t>
+            </w:r>
+          </w:p>
+        </w:tc>
+        <w:tc>
+          <w:tcPr>
+            <w:tcW w:type="dxa" w:w="1128"/>
+          </w:tcPr>
+          <w:p>
+            <w:r/>
+            <w:r>
+              <w:rPr>
+                <w:b w:val="0"/>
+                <w:highlight w:val="yellow"/>
+              </w:rPr>
+              <w:t>[ ]</w:t>
+            </w:r>
+          </w:p>
+        </w:tc>
+        <w:tc>
+          <w:tcPr>
+            <w:tcW w:type="dxa" w:w="1128"/>
+          </w:tcPr>
+          <w:p>
+            <w:r/>
+            <w:r>
+              <w:rPr>
+                <w:b w:val="0"/>
+                <w:highlight w:val="yellow"/>
+              </w:rPr>
+              <w:t>[ ]</w:t>
+            </w:r>
+          </w:p>
+        </w:tc>
+      </w:tr>
+      <w:tr>
+        <w:tc>
+          <w:tcPr>
+            <w:tcW w:type="dxa" w:w="1128"/>
+          </w:tcPr>
+          <w:p>
+            <w:r/>
+            <w:r>
+              <w:rPr>
+                <w:b w:val="0"/>
+                <w:highlight w:val="yellow"/>
+              </w:rPr>
+              <w:t>User Experience (UX)</w:t>
+            </w:r>
+          </w:p>
+        </w:tc>
+        <w:tc>
+          <w:tcPr>
+            <w:tcW w:type="dxa" w:w="1128"/>
+          </w:tcPr>
+          <w:p>
+            <w:r/>
+            <w:r>
+              <w:rPr>
+                <w:b w:val="0"/>
+                <w:highlight w:val="yellow"/>
+              </w:rPr>
+              <w:t>UX_1 … UX_10</w:t>
+            </w:r>
+          </w:p>
+        </w:tc>
+        <w:tc>
+          <w:tcPr>
+            <w:tcW w:type="dxa" w:w="1128"/>
+          </w:tcPr>
+          <w:p>
+            <w:r/>
+            <w:r>
+              <w:rPr>
+                <w:b w:val="0"/>
+                <w:highlight w:val="yellow"/>
+              </w:rPr>
+              <w:t>[insert exact wording of each item]</w:t>
+            </w:r>
+          </w:p>
+        </w:tc>
+        <w:tc>
+          <w:tcPr>
+            <w:tcW w:type="dxa" w:w="1128"/>
+          </w:tcPr>
+          <w:p>
+            <w:r/>
+            <w:r>
+              <w:rPr>
+                <w:b w:val="0"/>
+                <w:highlight w:val="yellow"/>
+              </w:rPr>
+              <w:t>O’Brien &amp; Toms (2010); Basu et al. (2024); Cadet &amp; Chainay (2020) – adapted</w:t>
+            </w:r>
+          </w:p>
+        </w:tc>
+        <w:tc>
+          <w:tcPr>
+            <w:tcW w:type="dxa" w:w="1128"/>
+          </w:tcPr>
+          <w:p>
+            <w:r/>
+            <w:r>
+              <w:rPr>
+                <w:b w:val="0"/>
+                <w:highlight w:val="yellow"/>
+              </w:rPr>
+              <w:t>[ ]</w:t>
+            </w:r>
+          </w:p>
+        </w:tc>
+        <w:tc>
+          <w:tcPr>
+            <w:tcW w:type="dxa" w:w="1128"/>
+          </w:tcPr>
+          <w:p>
+            <w:r/>
+            <w:r>
+              <w:rPr>
+                <w:b w:val="0"/>
+                <w:highlight w:val="yellow"/>
+              </w:rPr>
+              <w:t>[ ]</w:t>
+            </w:r>
+          </w:p>
+        </w:tc>
+        <w:tc>
+          <w:tcPr>
+            <w:tcW w:type="dxa" w:w="1128"/>
+          </w:tcPr>
+          <w:p>
+            <w:r/>
+            <w:r>
+              <w:rPr>
+                <w:b w:val="0"/>
+                <w:highlight w:val="yellow"/>
+              </w:rPr>
+              <w:t>[ ]</w:t>
+            </w:r>
+          </w:p>
+        </w:tc>
+        <w:tc>
+          <w:tcPr>
+            <w:tcW w:type="dxa" w:w="1128"/>
+          </w:tcPr>
+          <w:p>
+            <w:r/>
+            <w:r>
+              <w:rPr>
+                <w:b w:val="0"/>
+                <w:highlight w:val="yellow"/>
+              </w:rPr>
+              <w:t>[ ]</w:t>
+            </w:r>
+          </w:p>
+        </w:tc>
+      </w:tr>
+      <w:tr>
+        <w:tc>
+          <w:tcPr>
+            <w:tcW w:type="dxa" w:w="1128"/>
+          </w:tcPr>
+          <w:p>
+            <w:r/>
+            <w:r>
+              <w:rPr>
+                <w:b w:val="0"/>
+                <w:highlight w:val="yellow"/>
+              </w:rPr>
+              <w:t>Brand Satisfaction (BSAT)</w:t>
+            </w:r>
+          </w:p>
+        </w:tc>
+        <w:tc>
+          <w:tcPr>
+            <w:tcW w:type="dxa" w:w="1128"/>
+          </w:tcPr>
+          <w:p>
+            <w:r/>
+            <w:r>
+              <w:rPr>
+                <w:b w:val="0"/>
+                <w:highlight w:val="yellow"/>
+              </w:rPr>
+              <w:t>BSAT_1 … BSAT_5</w:t>
+            </w:r>
+          </w:p>
+        </w:tc>
+        <w:tc>
+          <w:tcPr>
+            <w:tcW w:type="dxa" w:w="1128"/>
+          </w:tcPr>
+          <w:p>
+            <w:r/>
+            <w:r>
+              <w:rPr>
+                <w:b w:val="0"/>
+                <w:highlight w:val="yellow"/>
+              </w:rPr>
+              <w:t>[insert exact wording of each item]</w:t>
+            </w:r>
+          </w:p>
+        </w:tc>
+        <w:tc>
+          <w:tcPr>
+            <w:tcW w:type="dxa" w:w="1128"/>
+          </w:tcPr>
+          <w:p>
+            <w:r/>
+            <w:r>
+              <w:rPr>
+                <w:b w:val="0"/>
+                <w:highlight w:val="yellow"/>
+              </w:rPr>
+              <w:t>Fornell et al. (1996) – adapted</w:t>
+            </w:r>
+          </w:p>
+        </w:tc>
+        <w:tc>
+          <w:tcPr>
+            <w:tcW w:type="dxa" w:w="1128"/>
+          </w:tcPr>
+          <w:p>
+            <w:r/>
+            <w:r>
+              <w:rPr>
+                <w:b w:val="0"/>
+                <w:highlight w:val="yellow"/>
+              </w:rPr>
+              <w:t>[ ]</w:t>
+            </w:r>
+          </w:p>
+        </w:tc>
+        <w:tc>
+          <w:tcPr>
+            <w:tcW w:type="dxa" w:w="1128"/>
+          </w:tcPr>
+          <w:p>
+            <w:r/>
+            <w:r>
+              <w:rPr>
+                <w:b w:val="0"/>
+                <w:highlight w:val="yellow"/>
+              </w:rPr>
+              <w:t>[ ]</w:t>
+            </w:r>
+          </w:p>
+        </w:tc>
+        <w:tc>
+          <w:tcPr>
+            <w:tcW w:type="dxa" w:w="1128"/>
+          </w:tcPr>
+          <w:p>
+            <w:r/>
+            <w:r>
+              <w:rPr>
+                <w:b w:val="0"/>
+                <w:highlight w:val="yellow"/>
+              </w:rPr>
+              <w:t>[ ]</w:t>
+            </w:r>
+          </w:p>
+        </w:tc>
+        <w:tc>
+          <w:tcPr>
+            <w:tcW w:type="dxa" w:w="1128"/>
+          </w:tcPr>
+          <w:p>
+            <w:r/>
+            <w:r>
+              <w:rPr>
+                <w:b w:val="0"/>
+                <w:highlight w:val="yellow"/>
+              </w:rPr>
+              <w:t>[ ]</w:t>
+            </w:r>
+          </w:p>
+        </w:tc>
+      </w:tr>
+      <w:tr>
+        <w:tc>
+          <w:tcPr>
+            <w:tcW w:type="dxa" w:w="1128"/>
+          </w:tcPr>
+          <w:p>
+            <w:r/>
+            <w:r>
+              <w:rPr>
+                <w:b w:val="0"/>
+                <w:highlight w:val="yellow"/>
+              </w:rPr>
+              <w:t>Brand Success (BSUC)</w:t>
+            </w:r>
+          </w:p>
+        </w:tc>
+        <w:tc>
+          <w:tcPr>
+            <w:tcW w:type="dxa" w:w="1128"/>
+          </w:tcPr>
+          <w:p>
+            <w:r/>
+            <w:r>
+              <w:rPr>
+                <w:b w:val="0"/>
+                <w:highlight w:val="yellow"/>
+              </w:rPr>
+              <w:t>BSUC_1 … BSUC_4</w:t>
+            </w:r>
+          </w:p>
+        </w:tc>
+        <w:tc>
+          <w:tcPr>
+            <w:tcW w:type="dxa" w:w="1128"/>
+          </w:tcPr>
+          <w:p>
+            <w:r/>
+            <w:r>
+              <w:rPr>
+                <w:b w:val="0"/>
+                <w:highlight w:val="yellow"/>
+              </w:rPr>
+              <w:t>[insert exact wording of each item]</w:t>
+            </w:r>
+          </w:p>
+        </w:tc>
+        <w:tc>
+          <w:tcPr>
+            <w:tcW w:type="dxa" w:w="1128"/>
+          </w:tcPr>
+          <w:p>
+            <w:r/>
+            <w:r>
+              <w:rPr>
+                <w:b w:val="0"/>
+                <w:highlight w:val="yellow"/>
+              </w:rPr>
+              <w:t>Mathwick et al. (2008); developed for this study</w:t>
+            </w:r>
+          </w:p>
+        </w:tc>
+        <w:tc>
+          <w:tcPr>
+            <w:tcW w:type="dxa" w:w="1128"/>
+          </w:tcPr>
+          <w:p>
+            <w:r/>
+            <w:r>
+              <w:rPr>
+                <w:b w:val="0"/>
+                <w:highlight w:val="yellow"/>
+              </w:rPr>
+              <w:t>[ ]</w:t>
+            </w:r>
+          </w:p>
+        </w:tc>
+        <w:tc>
+          <w:tcPr>
+            <w:tcW w:type="dxa" w:w="1128"/>
+          </w:tcPr>
+          <w:p>
+            <w:r/>
+            <w:r>
+              <w:rPr>
+                <w:b w:val="0"/>
+                <w:highlight w:val="yellow"/>
+              </w:rPr>
+              <w:t>[ ]</w:t>
+            </w:r>
+          </w:p>
+        </w:tc>
+        <w:tc>
+          <w:tcPr>
+            <w:tcW w:type="dxa" w:w="1128"/>
+          </w:tcPr>
+          <w:p>
+            <w:r/>
+            <w:r>
+              <w:rPr>
+                <w:b w:val="0"/>
+                <w:highlight w:val="yellow"/>
+              </w:rPr>
+              <w:t>[ ]</w:t>
+            </w:r>
+          </w:p>
+        </w:tc>
+        <w:tc>
+          <w:tcPr>
+            <w:tcW w:type="dxa" w:w="1128"/>
+          </w:tcPr>
+          <w:p>
+            <w:r/>
+            <w:r>
+              <w:rPr>
+                <w:b w:val="0"/>
+                <w:highlight w:val="yellow"/>
+              </w:rPr>
+              <w:t>[ ]</w:t>
+            </w:r>
+          </w:p>
+        </w:tc>
+      </w:tr>
+    </w:tbl>
+    <w:p>
       <w:pPr>
         <w:spacing w:line="360" w:lineRule="auto"/>
         <w:jc w:val="both"/>
@@ -4536,6 +5387,22 @@
           <w:color w:val="000000" w:themeColor="text1"/>
         </w:rPr>
         <w:t xml:space="preserve"> Lau, 2025). </w:t>
+      </w:r>
+    </w:p>
+    <w:p>
+      <w:r>
+        <w:rPr>
+          <w:b/>
+          <w:highlight w:val="yellow"/>
+        </w:rPr>
+        <w:t xml:space="preserve">REVISION R10 – DETAILED SAMPLING PROTOCOL: </w:t>
+      </w:r>
+      <w:r>
+        <w:rPr>
+          <w:b w:val="0"/>
+          <w:highlight w:val="yellow"/>
+        </w:rPr>
+        <w:t>Clarify: (i) which metaverse platforms were targeted and how access was obtained; (ii) inclusion/exclusion criteria for users; (iii) exactly how the sampling frame of 600 eligible users was constructed; (iv) what “randomly invited” means operationally (e.g., random draw from a partner platform’s user list, randomised invitations by stratum); (v) the response rate (312 of 600 = 52%); and (vi) any comparison between respondents and non-respondents to assess non-response bias. [Authors: confirm/supply the operational details.]</w:t>
       </w:r>
     </w:p>
     <w:p>
@@ -8721,6 +9588,22 @@
       </w:r>
     </w:p>
     <w:p>
+      <w:r>
+        <w:rPr>
+          <w:b/>
+          <w:highlight w:val="yellow"/>
+        </w:rPr>
+        <w:t xml:space="preserve">REVISION R11 – CORRECT AVE INTERPRETATION &amp; VALIDITY LOGIC: </w:t>
+      </w:r>
+      <w:r>
+        <w:rPr>
+          <w:b w:val="0"/>
+          <w:highlight w:val="yellow"/>
+        </w:rPr>
+        <w:t>Present AVE primarily as a reliability-related metric (the proportion of variance in the indicators explained by their latent construct), not as a direct test of convergent validity. Evidence convergent validity through high, statistically significant factor loadings plus internal-consistency indices (α, CR). Evidence discriminant validity through HTMT ratios and an inspection of cross-loadings, rather than AVE alone.</w:t>
+      </w:r>
+    </w:p>
+    <w:p>
       <w:pPr>
         <w:spacing w:line="360" w:lineRule="auto"/>
         <w:ind w:firstLine="426"/>
@@ -8734,6 +9617,22 @@
           <w:color w:val="000000" w:themeColor="text1"/>
         </w:rPr>
         <w:t>Common method bias (CMB) was assessed using Harman’s single-factor test, a widely employed procedural remedy in survey-based research (Podsakoff et al., 2003). All study constructs were entered into an exploratory factor analysis without rotation. The first unrotated factor explained 31.4% of the total variance, well below the critical threshold of 50%, indicating that a single common factor does not account for the majority of the covariance among variables. Accordingly, CMB is unlikely to pose a significant threat to the validity of the findings in this study. These results are consistent with prior metaverse marketing studies employing self-report survey instruments (Shamim et al., 2025; Payal et al., 2024).</w:t>
+      </w:r>
+    </w:p>
+    <w:p>
+      <w:r>
+        <w:rPr>
+          <w:b/>
+          <w:highlight w:val="yellow"/>
+        </w:rPr>
+        <w:t xml:space="preserve">REVISION R12 – UPGRADE COMMON METHOD BIAS TREATMENT: </w:t>
+      </w:r>
+      <w:r>
+        <w:rPr>
+          <w:b w:val="0"/>
+          <w:highlight w:val="yellow"/>
+        </w:rPr>
+        <w:t>Acknowledge that Harman’s single-factor test is widely criticised and is insufficient as a standalone diagnostic. Add more robust post-hoc procedures: (i) a marker-variable approach; (ii) a CFA-based common latent factor model; and (iii) a full-collinearity assessment using variance inflation factors (VIFs). Report the results succinctly and interpret them cautiously – do not claim CMB is “ruled out.” [Authors: insert the marker-variable, CLF and VIF results.]</w:t>
       </w:r>
     </w:p>
     <w:p>
@@ -20719,6 +21618,567 @@
         <w:t>.</w:t>
       </w:r>
     </w:p>
+    <w:p>
+      <w:r>
+        <w:rPr>
+          <w:b/>
+          <w:highlight w:val="yellow"/>
+        </w:rPr>
+        <w:t xml:space="preserve">REVISION R13 – ADD CONSTRUCT-LEVEL CORRELATION MATRIX: </w:t>
+      </w:r>
+      <w:r>
+        <w:rPr>
+          <w:b w:val="0"/>
+          <w:highlight w:val="yellow"/>
+        </w:rPr>
+        <w:t>Provide a table of means, standard deviations and latent-construct correlations (with the square root of AVE on the diagonal for the Fornell–Larcker check, complementing the HTMT matrix). This is standard for SEM/PLS work and addresses several reviewer concerns at once. Template below – [Authors: complete each bracketed cell].</w:t>
+      </w:r>
+    </w:p>
+    <w:tbl>
+      <w:tblPr>
+        <w:tblStyle w:val="TableGrid"/>
+        <w:tblW w:type="auto" w:w="0"/>
+        <w:tblLook w:firstColumn="1" w:firstRow="1" w:lastColumn="0" w:lastRow="0" w:noHBand="0" w:noVBand="1" w:val="04A0"/>
+      </w:tblPr>
+      <w:tblGrid>
+        <w:gridCol w:w="1289"/>
+        <w:gridCol w:w="1289"/>
+        <w:gridCol w:w="1289"/>
+        <w:gridCol w:w="1289"/>
+        <w:gridCol w:w="1289"/>
+        <w:gridCol w:w="1289"/>
+        <w:gridCol w:w="1289"/>
+      </w:tblGrid>
+      <w:tr>
+        <w:tc>
+          <w:tcPr>
+            <w:tcW w:type="dxa" w:w="1289"/>
+          </w:tcPr>
+          <w:p>
+            <w:r/>
+            <w:r>
+              <w:rPr>
+                <w:b/>
+                <w:highlight w:val="yellow"/>
+              </w:rPr>
+              <w:t>Construct</w:t>
+            </w:r>
+          </w:p>
+        </w:tc>
+        <w:tc>
+          <w:tcPr>
+            <w:tcW w:type="dxa" w:w="1289"/>
+          </w:tcPr>
+          <w:p>
+            <w:r/>
+            <w:r>
+              <w:rPr>
+                <w:b/>
+                <w:highlight w:val="yellow"/>
+              </w:rPr>
+              <w:t>Mean</w:t>
+            </w:r>
+          </w:p>
+        </w:tc>
+        <w:tc>
+          <w:tcPr>
+            <w:tcW w:type="dxa" w:w="1289"/>
+          </w:tcPr>
+          <w:p>
+            <w:r/>
+            <w:r>
+              <w:rPr>
+                <w:b/>
+                <w:highlight w:val="yellow"/>
+              </w:rPr>
+              <w:t>SD</w:t>
+            </w:r>
+          </w:p>
+        </w:tc>
+        <w:tc>
+          <w:tcPr>
+            <w:tcW w:type="dxa" w:w="1289"/>
+          </w:tcPr>
+          <w:p>
+            <w:r/>
+            <w:r>
+              <w:rPr>
+                <w:b/>
+                <w:highlight w:val="yellow"/>
+              </w:rPr>
+              <w:t>UE</w:t>
+            </w:r>
+          </w:p>
+        </w:tc>
+        <w:tc>
+          <w:tcPr>
+            <w:tcW w:type="dxa" w:w="1289"/>
+          </w:tcPr>
+          <w:p>
+            <w:r/>
+            <w:r>
+              <w:rPr>
+                <w:b/>
+                <w:highlight w:val="yellow"/>
+              </w:rPr>
+              <w:t>UX</w:t>
+            </w:r>
+          </w:p>
+        </w:tc>
+        <w:tc>
+          <w:tcPr>
+            <w:tcW w:type="dxa" w:w="1289"/>
+          </w:tcPr>
+          <w:p>
+            <w:r/>
+            <w:r>
+              <w:rPr>
+                <w:b/>
+                <w:highlight w:val="yellow"/>
+              </w:rPr>
+              <w:t>BSAT</w:t>
+            </w:r>
+          </w:p>
+        </w:tc>
+        <w:tc>
+          <w:tcPr>
+            <w:tcW w:type="dxa" w:w="1289"/>
+          </w:tcPr>
+          <w:p>
+            <w:r/>
+            <w:r>
+              <w:rPr>
+                <w:b/>
+                <w:highlight w:val="yellow"/>
+              </w:rPr>
+              <w:t>BSUC</w:t>
+            </w:r>
+          </w:p>
+        </w:tc>
+      </w:tr>
+      <w:tr>
+        <w:tc>
+          <w:tcPr>
+            <w:tcW w:type="dxa" w:w="1289"/>
+          </w:tcPr>
+          <w:p>
+            <w:r/>
+            <w:r>
+              <w:rPr>
+                <w:b w:val="0"/>
+                <w:highlight w:val="yellow"/>
+              </w:rPr>
+              <w:t>1. User Engagement (UE)</w:t>
+            </w:r>
+          </w:p>
+        </w:tc>
+        <w:tc>
+          <w:tcPr>
+            <w:tcW w:type="dxa" w:w="1289"/>
+          </w:tcPr>
+          <w:p>
+            <w:r/>
+            <w:r>
+              <w:rPr>
+                <w:b w:val="0"/>
+                <w:highlight w:val="yellow"/>
+              </w:rPr>
+              <w:t>[ ]</w:t>
+            </w:r>
+          </w:p>
+        </w:tc>
+        <w:tc>
+          <w:tcPr>
+            <w:tcW w:type="dxa" w:w="1289"/>
+          </w:tcPr>
+          <w:p>
+            <w:r/>
+            <w:r>
+              <w:rPr>
+                <w:b w:val="0"/>
+                <w:highlight w:val="yellow"/>
+              </w:rPr>
+              <w:t>[ ]</w:t>
+            </w:r>
+          </w:p>
+        </w:tc>
+        <w:tc>
+          <w:tcPr>
+            <w:tcW w:type="dxa" w:w="1289"/>
+          </w:tcPr>
+          <w:p>
+            <w:r/>
+            <w:r>
+              <w:rPr>
+                <w:b w:val="0"/>
+                <w:highlight w:val="yellow"/>
+              </w:rPr>
+              <w:t>[√AVE]</w:t>
+            </w:r>
+          </w:p>
+        </w:tc>
+        <w:tc>
+          <w:tcPr>
+            <w:tcW w:type="dxa" w:w="1289"/>
+          </w:tcPr>
+          <w:p>
+            <w:r/>
+            <w:r>
+              <w:rPr>
+                <w:b w:val="0"/>
+                <w:highlight w:val="yellow"/>
+              </w:rPr>
+            </w:r>
+          </w:p>
+        </w:tc>
+        <w:tc>
+          <w:tcPr>
+            <w:tcW w:type="dxa" w:w="1289"/>
+          </w:tcPr>
+          <w:p>
+            <w:r/>
+            <w:r>
+              <w:rPr>
+                <w:b w:val="0"/>
+                <w:highlight w:val="yellow"/>
+              </w:rPr>
+            </w:r>
+          </w:p>
+        </w:tc>
+        <w:tc>
+          <w:tcPr>
+            <w:tcW w:type="dxa" w:w="1289"/>
+          </w:tcPr>
+          <w:p>
+            <w:r/>
+            <w:r>
+              <w:rPr>
+                <w:b w:val="0"/>
+                <w:highlight w:val="yellow"/>
+              </w:rPr>
+            </w:r>
+          </w:p>
+        </w:tc>
+      </w:tr>
+      <w:tr>
+        <w:tc>
+          <w:tcPr>
+            <w:tcW w:type="dxa" w:w="1289"/>
+          </w:tcPr>
+          <w:p>
+            <w:r/>
+            <w:r>
+              <w:rPr>
+                <w:b w:val="0"/>
+                <w:highlight w:val="yellow"/>
+              </w:rPr>
+              <w:t>2. User Experience (UX)</w:t>
+            </w:r>
+          </w:p>
+        </w:tc>
+        <w:tc>
+          <w:tcPr>
+            <w:tcW w:type="dxa" w:w="1289"/>
+          </w:tcPr>
+          <w:p>
+            <w:r/>
+            <w:r>
+              <w:rPr>
+                <w:b w:val="0"/>
+                <w:highlight w:val="yellow"/>
+              </w:rPr>
+              <w:t>[ ]</w:t>
+            </w:r>
+          </w:p>
+        </w:tc>
+        <w:tc>
+          <w:tcPr>
+            <w:tcW w:type="dxa" w:w="1289"/>
+          </w:tcPr>
+          <w:p>
+            <w:r/>
+            <w:r>
+              <w:rPr>
+                <w:b w:val="0"/>
+                <w:highlight w:val="yellow"/>
+              </w:rPr>
+              <w:t>[ ]</w:t>
+            </w:r>
+          </w:p>
+        </w:tc>
+        <w:tc>
+          <w:tcPr>
+            <w:tcW w:type="dxa" w:w="1289"/>
+          </w:tcPr>
+          <w:p>
+            <w:r/>
+            <w:r>
+              <w:rPr>
+                <w:b w:val="0"/>
+                <w:highlight w:val="yellow"/>
+              </w:rPr>
+              <w:t>[ r ]</w:t>
+            </w:r>
+          </w:p>
+        </w:tc>
+        <w:tc>
+          <w:tcPr>
+            <w:tcW w:type="dxa" w:w="1289"/>
+          </w:tcPr>
+          <w:p>
+            <w:r/>
+            <w:r>
+              <w:rPr>
+                <w:b w:val="0"/>
+                <w:highlight w:val="yellow"/>
+              </w:rPr>
+              <w:t>[√AVE]</w:t>
+            </w:r>
+          </w:p>
+        </w:tc>
+        <w:tc>
+          <w:tcPr>
+            <w:tcW w:type="dxa" w:w="1289"/>
+          </w:tcPr>
+          <w:p>
+            <w:r/>
+            <w:r>
+              <w:rPr>
+                <w:b w:val="0"/>
+                <w:highlight w:val="yellow"/>
+              </w:rPr>
+            </w:r>
+          </w:p>
+        </w:tc>
+        <w:tc>
+          <w:tcPr>
+            <w:tcW w:type="dxa" w:w="1289"/>
+          </w:tcPr>
+          <w:p>
+            <w:r/>
+            <w:r>
+              <w:rPr>
+                <w:b w:val="0"/>
+                <w:highlight w:val="yellow"/>
+              </w:rPr>
+            </w:r>
+          </w:p>
+        </w:tc>
+      </w:tr>
+      <w:tr>
+        <w:tc>
+          <w:tcPr>
+            <w:tcW w:type="dxa" w:w="1289"/>
+          </w:tcPr>
+          <w:p>
+            <w:r/>
+            <w:r>
+              <w:rPr>
+                <w:b w:val="0"/>
+                <w:highlight w:val="yellow"/>
+              </w:rPr>
+              <w:t>3. Brand Satisfaction (BSAT)</w:t>
+            </w:r>
+          </w:p>
+        </w:tc>
+        <w:tc>
+          <w:tcPr>
+            <w:tcW w:type="dxa" w:w="1289"/>
+          </w:tcPr>
+          <w:p>
+            <w:r/>
+            <w:r>
+              <w:rPr>
+                <w:b w:val="0"/>
+                <w:highlight w:val="yellow"/>
+              </w:rPr>
+              <w:t>[ ]</w:t>
+            </w:r>
+          </w:p>
+        </w:tc>
+        <w:tc>
+          <w:tcPr>
+            <w:tcW w:type="dxa" w:w="1289"/>
+          </w:tcPr>
+          <w:p>
+            <w:r/>
+            <w:r>
+              <w:rPr>
+                <w:b w:val="0"/>
+                <w:highlight w:val="yellow"/>
+              </w:rPr>
+              <w:t>[ ]</w:t>
+            </w:r>
+          </w:p>
+        </w:tc>
+        <w:tc>
+          <w:tcPr>
+            <w:tcW w:type="dxa" w:w="1289"/>
+          </w:tcPr>
+          <w:p>
+            <w:r/>
+            <w:r>
+              <w:rPr>
+                <w:b w:val="0"/>
+                <w:highlight w:val="yellow"/>
+              </w:rPr>
+              <w:t>[ r ]</w:t>
+            </w:r>
+          </w:p>
+        </w:tc>
+        <w:tc>
+          <w:tcPr>
+            <w:tcW w:type="dxa" w:w="1289"/>
+          </w:tcPr>
+          <w:p>
+            <w:r/>
+            <w:r>
+              <w:rPr>
+                <w:b w:val="0"/>
+                <w:highlight w:val="yellow"/>
+              </w:rPr>
+              <w:t>[ r ]</w:t>
+            </w:r>
+          </w:p>
+        </w:tc>
+        <w:tc>
+          <w:tcPr>
+            <w:tcW w:type="dxa" w:w="1289"/>
+          </w:tcPr>
+          <w:p>
+            <w:r/>
+            <w:r>
+              <w:rPr>
+                <w:b w:val="0"/>
+                <w:highlight w:val="yellow"/>
+              </w:rPr>
+              <w:t>[√AVE]</w:t>
+            </w:r>
+          </w:p>
+        </w:tc>
+        <w:tc>
+          <w:tcPr>
+            <w:tcW w:type="dxa" w:w="1289"/>
+          </w:tcPr>
+          <w:p>
+            <w:r/>
+            <w:r>
+              <w:rPr>
+                <w:b w:val="0"/>
+                <w:highlight w:val="yellow"/>
+              </w:rPr>
+            </w:r>
+          </w:p>
+        </w:tc>
+      </w:tr>
+      <w:tr>
+        <w:tc>
+          <w:tcPr>
+            <w:tcW w:type="dxa" w:w="1289"/>
+          </w:tcPr>
+          <w:p>
+            <w:r/>
+            <w:r>
+              <w:rPr>
+                <w:b w:val="0"/>
+                <w:highlight w:val="yellow"/>
+              </w:rPr>
+              <w:t>4. Brand Success (BSUC)</w:t>
+            </w:r>
+          </w:p>
+        </w:tc>
+        <w:tc>
+          <w:tcPr>
+            <w:tcW w:type="dxa" w:w="1289"/>
+          </w:tcPr>
+          <w:p>
+            <w:r/>
+            <w:r>
+              <w:rPr>
+                <w:b w:val="0"/>
+                <w:highlight w:val="yellow"/>
+              </w:rPr>
+              <w:t>[ ]</w:t>
+            </w:r>
+          </w:p>
+        </w:tc>
+        <w:tc>
+          <w:tcPr>
+            <w:tcW w:type="dxa" w:w="1289"/>
+          </w:tcPr>
+          <w:p>
+            <w:r/>
+            <w:r>
+              <w:rPr>
+                <w:b w:val="0"/>
+                <w:highlight w:val="yellow"/>
+              </w:rPr>
+              <w:t>[ ]</w:t>
+            </w:r>
+          </w:p>
+        </w:tc>
+        <w:tc>
+          <w:tcPr>
+            <w:tcW w:type="dxa" w:w="1289"/>
+          </w:tcPr>
+          <w:p>
+            <w:r/>
+            <w:r>
+              <w:rPr>
+                <w:b w:val="0"/>
+                <w:highlight w:val="yellow"/>
+              </w:rPr>
+              <w:t>[ r ]</w:t>
+            </w:r>
+          </w:p>
+        </w:tc>
+        <w:tc>
+          <w:tcPr>
+            <w:tcW w:type="dxa" w:w="1289"/>
+          </w:tcPr>
+          <w:p>
+            <w:r/>
+            <w:r>
+              <w:rPr>
+                <w:b w:val="0"/>
+                <w:highlight w:val="yellow"/>
+              </w:rPr>
+              <w:t>[ r ]</w:t>
+            </w:r>
+          </w:p>
+        </w:tc>
+        <w:tc>
+          <w:tcPr>
+            <w:tcW w:type="dxa" w:w="1289"/>
+          </w:tcPr>
+          <w:p>
+            <w:r/>
+            <w:r>
+              <w:rPr>
+                <w:b w:val="0"/>
+                <w:highlight w:val="yellow"/>
+              </w:rPr>
+              <w:t>[ r ]</w:t>
+            </w:r>
+          </w:p>
+        </w:tc>
+        <w:tc>
+          <w:tcPr>
+            <w:tcW w:type="dxa" w:w="1289"/>
+          </w:tcPr>
+          <w:p>
+            <w:r/>
+            <w:r>
+              <w:rPr>
+                <w:b w:val="0"/>
+                <w:highlight w:val="yellow"/>
+              </w:rPr>
+              <w:t>[√AVE]</w:t>
+            </w:r>
+          </w:p>
+        </w:tc>
+      </w:tr>
+    </w:tbl>
     <w:p>
       <w:pPr>
         <w:rPr>
@@ -26047,6 +27507,22 @@
         <w:t>(BSU) in the Metaverse</w:t>
       </w:r>
     </w:p>
+    <w:p>
+      <w:r>
+        <w:rPr>
+          <w:b/>
+          <w:highlight w:val="yellow"/>
+        </w:rPr>
+        <w:t xml:space="preserve">REVISION R15 – FIX TABLE 6 LABELLING: </w:t>
+      </w:r>
+      <w:r>
+        <w:rPr>
+          <w:b w:val="0"/>
+          <w:highlight w:val="yellow"/>
+        </w:rPr>
+        <w:t>“High Favourites (BSU)” appears to be a typo/duplicate of “High Brand Success.” Either correct it to “High Brand Success (BSUC)” or define precisely how it differs. For each configuration report raw coverage, unique coverage and consistency, define the core vs peripheral condition notation, and add a manager-facing “what to do differently” column so the practical meaning of each pathway is explicit.</w:t>
+      </w:r>
+    </w:p>
     <w:tbl>
       <w:tblPr>
         <w:tblStyle w:val="TableGrid"/>
@@ -29178,6 +30654,22 @@
       </w:r>
     </w:p>
     <w:p>
+      <w:r>
+        <w:rPr>
+          <w:b/>
+          <w:highlight w:val="yellow"/>
+        </w:rPr>
+        <w:t xml:space="preserve">REVISION R16 – DISCIPLINE EMPIRICAL CLAIMS: </w:t>
+      </w:r>
+      <w:r>
+        <w:rPr>
+          <w:b w:val="0"/>
+          <w:highlight w:val="yellow"/>
+        </w:rPr>
+        <w:t>NFTs, blockchain interoperability and the SDT needs (autonomy/competence/relatedness) were NOT measured or analysed in the fsQCA model. Remove them from the findings and from actionable managerial implications, and confine them to a clearly separated “Future opportunities” subsection. Ensure every empirical claim in the discussion is traceable to a reported result for UE, UX, BSAT or BSUC.</w:t>
+      </w:r>
+    </w:p>
+    <w:p>
       <w:pPr>
         <w:spacing w:line="360" w:lineRule="auto"/>
         <w:jc w:val="both"/>
@@ -29837,6 +31329,22 @@
           <w:color w:val="000000" w:themeColor="text1"/>
         </w:rPr>
         <w:t xml:space="preserve"> in mediated digital contexts.</w:t>
+      </w:r>
+    </w:p>
+    <w:p>
+      <w:r>
+        <w:rPr>
+          <w:b/>
+          <w:highlight w:val="yellow"/>
+        </w:rPr>
+        <w:t xml:space="preserve">REVISION R17 – ALIGN THEORETICAL CLAIMS WITH MEASURED MODEL: </w:t>
+      </w:r>
+      <w:r>
+        <w:rPr>
+          <w:b w:val="0"/>
+          <w:highlight w:val="yellow"/>
+        </w:rPr>
+        <w:t>Statements that the study “demonstrates” autonomy, competence, relatedness or specific flow effects exceed what was measured. Reword these as conceptual interpretation/theoretical extension, because the mechanisms were not directly operationalised. Keep the SDT/Flow contribution framed as explanatory, not as tested findings.</w:t>
       </w:r>
     </w:p>
     <w:p>
@@ -30450,6 +31958,22 @@
       </w:r>
     </w:p>
     <w:p>
+      <w:r>
+        <w:rPr>
+          <w:b/>
+          <w:highlight w:val="yellow"/>
+        </w:rPr>
+        <w:t xml:space="preserve">REVISION R18 – FIGURE 5 (avoid implying untested relationships): </w:t>
+      </w:r>
+      <w:r>
+        <w:rPr>
+          <w:b w:val="0"/>
+          <w:highlight w:val="yellow"/>
+        </w:rPr>
+        <w:t>Either redraw Figure 5 so it depicts ONLY the measured constructs (UE, UX, BSAT, BSUC) and their tested relationships, or clearly relabel it as a conceptual/future-research framework and move it to the limitations/future-research section. As drawn it implies empirically supported links (e.g., NFTs, economic/ownership systems) that were not analysed.</w:t>
+      </w:r>
+    </w:p>
+    <w:p>
       <w:pPr>
         <w:spacing w:line="360" w:lineRule="auto"/>
         <w:jc w:val="both"/>
@@ -30707,6 +32231,38 @@
           <w:color w:val="000000" w:themeColor="text1"/>
         </w:rPr>
         <w:t>Additionally, the cross-sectional design precludes analysis of how engagement and experience evolve over time. Longitudinal studies are essential to track user behaviour and assess the sustainability of engagement within rapidly changing virtual ecosystems. Finally, ethical implications—including privacy, addiction, cyberbullying, and exploitation risks—remain underexplored. Future research should develop frameworks and guidelines to safeguard user well-being while maximising the positive impact of branding in immersive environments.</w:t>
+      </w:r>
+    </w:p>
+    <w:p>
+      <w:r>
+        <w:rPr>
+          <w:b/>
+          <w:highlight w:val="yellow"/>
+        </w:rPr>
+        <w:t xml:space="preserve">REVISION R19 – ADDRESS THE CURRENT METAVERSE CONTEXT HONESTLY: </w:t>
+      </w:r>
+      <w:r>
+        <w:rPr>
+          <w:b w:val="0"/>
+          <w:highlight w:val="yellow"/>
+        </w:rPr>
+        <w:t>Briefly acknowledge that several large firms have scaled back heavy metaverse investment and that there is genuine debate about whether the metaverse was a hype cycle. Reposition the relevance of the work toward (i) brands still active on large metaverse-like platforms (game-based virtual worlds such as Roblox and Fortnite, and social VR) and (ii) future immersive environments (mixed reality and new persistent virtual ecosystems). This balanced, honest framing was explicitly requested by reviewers.</w:t>
+      </w:r>
+    </w:p>
+    <w:p>
+      <w:r>
+        <w:rPr>
+          <w:b/>
+          <w:highlight w:val="yellow"/>
+        </w:rPr>
+        <w:t xml:space="preserve">REVISION R20 – CLARITY, SIMPLICITY &amp; CONSISTENCY PASS: </w:t>
+      </w:r>
+      <w:r>
+        <w:rPr>
+          <w:b w:val="0"/>
+          <w:highlight w:val="yellow"/>
+        </w:rPr>
+        <w:t>Rewrite the manuscript so every sentence is simple, precise and necessary; remove grandiose or buzzword-heavy phrasing (e.g., “Reality Rewired,” “Unstoppable Brand Success”) unless clearly defined and needed. Use short paragraphs and concrete language. Standardise terminology to UE/UX/BSAT/BSUC throughout. Number all tables and figures in order of appearance, ensure each is present, correctly labelled and described in the text, and replace unreadable figures with a clear path diagram and a simple correlation matrix. Confirm every empirical claim traces to a reported result.</w:t>
       </w:r>
     </w:p>
     <w:p>

--- a/Manuscript Metaverse.docx
+++ b/Manuscript Metaverse.docx
@@ -87,46 +87,10 @@
         <w:jc w:val="both"/>
       </w:pPr>
       <w:r>
-        <w:t>As brands increasingly stake their presence in immersive digital environments, understanding what drives sustainable brand performance in the metaverse has become a pressing yet undertheorized priority. Drawing on Flow Theory and Self-Determination Theory, this study develops and empirically examines a configurational model linking user engagement (UES) and user experience (MVCX) to brand satisfaction (MBS) and brand success (MBSU) within metaverse ecosystems. Using a mixed-method design</w:t>
-      </w:r>
-      <w:r>
-        <w:t xml:space="preserve"> </w:t>
-      </w:r>
-      <w:r>
-        <w:t>combining PLS-SEM for measurement validation and fuzzy-set qualitative comparative analysis (</w:t>
-      </w:r>
-      <w:r>
-        <w:t>f</w:t>
-      </w:r>
-      <w:r>
-        <w:t>sQCA) for causal complexity</w:t>
-      </w:r>
-      <w:r>
-        <w:t xml:space="preserve">. </w:t>
-      </w:r>
-      <w:r>
-        <w:t>T</w:t>
-      </w:r>
-      <w:r>
-        <w:t xml:space="preserve">he authors </w:t>
-      </w:r>
-      <w:r>
-        <w:t>analyse</w:t>
-      </w:r>
-      <w:r>
-        <w:t xml:space="preserve"> data from 312 active metaverse users in India, a strategically significant yet underrepresented emerging market. The findings demonstrate that neither engagement nor experience alone constitutes a sufficient condition for brand success; rather, it is specific conjunctural configurations particularly the co-presence of brand satisfaction with either user experience or engagement that produce </w:t>
-      </w:r>
-      <w:r>
-        <w:t>favourable</w:t>
-      </w:r>
-      <w:r>
-        <w:t xml:space="preserve"> brand outcomes. The fully triadic configuration (MBS × MVCX × UES) yields the highest solution consistency, providing empirical support for equifinality in metaverse branding. Theoretically, the study extends Flow Theory and SDT into co-creative, technology-mediated brand ecosystems, revealing that psychological need </w:t>
-      </w:r>
-      <w:r>
-        <w:t>fulfilment</w:t>
-      </w:r>
-      <w:r>
-        <w:t xml:space="preserve"> and experiential immersion operate as mutually reinforcing antecedents of brand performance. Managerially, the configurational logic offers brand strategists actionable guidance for designing identity-affirming, community-embedded virtual experiences that sustain engagement and competitive differentiation in the evolving metaverse landscape.</w:t>
+        <w:rPr>
+          <w:highlight w:val="yellow"/>
+        </w:rPr>
+        <w:t>As brands increasingly establish a presence in immersive digital environments, understanding what sustains brand performance in the metaverse remains an important but under-theorised question. Drawing on Flow Theory and Self-Determination Theory (SDT) as explanatory lenses, this study develops and empirically examines a configurational model linking user engagement (UE) and user experience (UX) to brand satisfaction (BSAT) and brand success (BSUC) in metaverse ecosystems. Using a mixed-method design that combines partial least squares structural equation modelling (PLS-SEM) for measurement validation with fuzzy-set qualitative comparative analysis (fsQCA) for causal complexity, we analyse survey data from 312 active metaverse users in India, a strategically important yet under-represented emerging market. The findings show that neither engagement nor experience alone is a sufficient condition for brand success; rather, specific conjunctural configurations—particularly the co-presence of brand satisfaction with either user experience or user engagement—are associated with favourable brand outcomes. The fully triadic configuration (BSAT × UX × UE) yields the highest solution consistency, providing evidence of equifinality in metaverse branding. Theoretically, the study extends Flow Theory and SDT into co-creative, technology-mediated brand ecosystems. Managerially, the configurational logic offers brand strategists actionable guidance for designing identity-affirming, community-embedded virtual experiences that sustain engagement and competitive differentiation in the evolving metaverse landscape.</w:t>
       </w:r>
     </w:p>
     <w:p>
@@ -1617,179 +1581,7 @@
         </w:rPr>
       </w:pPr>
       <w:r>
-        <w:rPr>
-          <w:color w:val="000000" w:themeColor="text1"/>
-        </w:rPr>
-        <w:lastRenderedPageBreak/>
-        <w:t>Preliminary findings of this study suggest that User Engagement (UE</w:t>
-      </w:r>
-      <w:r>
-        <w:rPr>
-          <w:color w:val="000000" w:themeColor="text1"/>
-        </w:rPr>
-        <w:t>S</w:t>
-      </w:r>
-      <w:r>
-        <w:rPr>
-          <w:color w:val="000000" w:themeColor="text1"/>
-        </w:rPr>
-        <w:t>) and User Experience (</w:t>
-      </w:r>
-      <w:r>
-        <w:rPr>
-          <w:color w:val="000000" w:themeColor="text1"/>
-        </w:rPr>
-        <w:t>MVCX</w:t>
-      </w:r>
-      <w:r>
-        <w:rPr>
-          <w:color w:val="000000" w:themeColor="text1"/>
-        </w:rPr>
-        <w:t>) within the metaverse environment are pivotal antecedents to Brand Satisfaction (</w:t>
-      </w:r>
-      <w:r>
-        <w:rPr>
-          <w:color w:val="000000" w:themeColor="text1"/>
-        </w:rPr>
-        <w:t>MBS</w:t>
-      </w:r>
-      <w:r>
-        <w:rPr>
-          <w:color w:val="000000" w:themeColor="text1"/>
-        </w:rPr>
-        <w:t>) in virtual ecosystems. This satisfaction, in turn, emerges as a critical determinant of Brand Success (</w:t>
-      </w:r>
-      <w:r>
-        <w:rPr>
-          <w:color w:val="000000" w:themeColor="text1"/>
-        </w:rPr>
-        <w:t>M</w:t>
-      </w:r>
-      <w:r>
-        <w:rPr>
-          <w:color w:val="000000" w:themeColor="text1"/>
-        </w:rPr>
-        <w:t>BSU) in the metaverse</w:t>
-      </w:r>
-      <w:r>
-        <w:rPr>
-          <w:color w:val="000000" w:themeColor="text1"/>
-        </w:rPr>
-        <w:t>. The relationship is not only sequential but also systemic, as enhanced engagement and experiential value coalesce to form a comprehensive user-brand interaction framework. These dynamics collectively contribute to the evolution of a brand-oriented metaverse environment.</w:t>
-      </w:r>
-      <w:r>
-        <w:rPr>
-          <w:color w:val="000000" w:themeColor="text1"/>
-        </w:rPr>
-        <w:t xml:space="preserve"> </w:t>
-      </w:r>
-      <w:r>
-        <w:rPr>
-          <w:color w:val="000000" w:themeColor="text1"/>
-        </w:rPr>
-        <w:t>The</w:t>
-      </w:r>
-      <w:r>
-        <w:rPr>
-          <w:color w:val="000000" w:themeColor="text1"/>
-        </w:rPr>
-        <w:t>se</w:t>
-      </w:r>
-      <w:r>
-        <w:rPr>
-          <w:color w:val="000000" w:themeColor="text1"/>
-        </w:rPr>
-        <w:t xml:space="preserve"> findings highlight th</w:t>
-      </w:r>
-      <w:r>
-        <w:rPr>
-          <w:color w:val="000000" w:themeColor="text1"/>
-        </w:rPr>
-        <w:t xml:space="preserve">e key importance of </w:t>
-      </w:r>
-      <w:r>
-        <w:rPr>
-          <w:color w:val="000000" w:themeColor="text1"/>
-        </w:rPr>
-        <w:t>virtual identity-building, emotional connections, and digital asset value collectively enhance brand resonance and long-term ROI</w:t>
-      </w:r>
-      <w:r>
-        <w:rPr>
-          <w:color w:val="000000" w:themeColor="text1"/>
-        </w:rPr>
-        <w:t xml:space="preserve"> (Hennig-Thurau et al., 2023</w:t>
-      </w:r>
-      <w:r>
-        <w:rPr>
-          <w:color w:val="000000" w:themeColor="text1"/>
-        </w:rPr>
-        <w:t>;</w:t>
-      </w:r>
-      <w:r>
-        <w:rPr>
-          <w:color w:val="000000" w:themeColor="text1"/>
-        </w:rPr>
-        <w:t xml:space="preserve"> </w:t>
-      </w:r>
-      <w:r>
-        <w:rPr>
-          <w:color w:val="000000" w:themeColor="text1"/>
-        </w:rPr>
-        <w:t>Dwivedi et al., 202</w:t>
-      </w:r>
-      <w:r>
-        <w:rPr>
-          <w:color w:val="000000" w:themeColor="text1"/>
-        </w:rPr>
-        <w:t>3</w:t>
-      </w:r>
-      <w:r>
-        <w:rPr>
-          <w:color w:val="000000" w:themeColor="text1"/>
-        </w:rPr>
-        <w:t>). By offering a</w:t>
-      </w:r>
-      <w:r>
-        <w:rPr>
-          <w:color w:val="000000" w:themeColor="text1"/>
-        </w:rPr>
-        <w:t xml:space="preserve">n immersive </w:t>
-      </w:r>
-      <w:r>
-        <w:rPr>
-          <w:color w:val="000000" w:themeColor="text1"/>
-        </w:rPr>
-        <w:t>perspective on digital asset management within the metaverse, this research provides a strategic framework for brands aiming to thrive in this evolving landscape. By revealing how brands can differentiate themselves through NFTs, avatars, and virtual status, this research supports sustainable, consumer-centric marketing practices.</w:t>
-      </w:r>
-      <w:r>
-        <w:rPr>
-          <w:color w:val="000000" w:themeColor="text1"/>
-        </w:rPr>
-        <w:t xml:space="preserve"> These </w:t>
-      </w:r>
-      <w:r>
-        <w:rPr>
-          <w:color w:val="000000" w:themeColor="text1"/>
-        </w:rPr>
-        <w:t xml:space="preserve">marketing </w:t>
-      </w:r>
-      <w:r>
-        <w:rPr>
-          <w:color w:val="000000" w:themeColor="text1"/>
-        </w:rPr>
-        <w:t xml:space="preserve">strategies </w:t>
-      </w:r>
-      <w:r>
-        <w:rPr>
-          <w:color w:val="000000" w:themeColor="text1"/>
-        </w:rPr>
-        <w:t>in the Metaverse necessitates a multi-dimensional strategy that integrates brand consistency, psychological engagement, social interaction, and economic value. Brands that successfully navigate these interconnected dimensions will not only increase their visibility but also build deeper emotional connections with consumers. By offering immersive, personalized, and socially cohesive experiences, brands will position themselves as leaders in this new digital frontier</w:t>
-      </w:r>
-      <w:r>
-        <w:rPr>
-          <w:color w:val="000000" w:themeColor="text1"/>
-        </w:rPr>
-        <w:t xml:space="preserve"> and take a lead in the competitive marketing environment very strategically. </w:t>
+        <w:t xml:space="preserve">Preliminary findings of this study suggest that User Engagement (UE) and User Experience (UX) within the metaverse environment are pivotal antecedents to Brand Satisfaction (BSAT) in virtual ecosystems. This satisfaction, in turn, emerges as a critical determinant of Brand Success (BSUC) in the metaverse. The relationship is not only sequential but also systemic, as enhanced engagement and experiential value coalesce to form a comprehensive user-brand interaction framework. These dynamics collectively contribute to the evolution of a brand-oriented metaverse environment. These findings highlight the key importance of virtual identity-building, emotional connections, and digital asset value collectively enhance brand resonance and long-term ROI (Hennig-Thurau et al., 2023; Dwivedi et al., 2023). By offering an immersive perspective on digital asset management within the metaverse, this research provides a strategic framework for brands aiming to thrive in this evolving landscape. By revealing how brands can differentiate themselves through NFTs, avatars, and virtual status, this research supports sustainable, consumer-centric marketing practices. These marketing strategies in the Metaverse necessitates a multi-dimensional strategy that integrates brand consistency, psychological engagement, social interaction, and economic value. Brands that successfully navigate these interconnected dimensions will not only increase their visibility but also build deeper emotional connections with consumers. By offering immersive, personalized, and socially cohesive experiences, brands will position themselves as leaders in this new digital frontier and take a lead in the competitive marketing environment very strategically. </w:t>
       </w:r>
     </w:p>
     <w:p>
@@ -3820,135 +3612,12 @@
           <w:color w:val="000000" w:themeColor="text1"/>
         </w:rPr>
       </w:pPr>
-      <w:r>
-        <w:rPr>
-          <w:color w:val="000000" w:themeColor="text1"/>
-        </w:rPr>
-        <w:t>Second, qualitative insights were gathered through interviews and focus groups, which provided nuanced understanding of users’ degree of involvement, drivers of satisfaction, and perceptions of brand success. These findings guided the refinement of relevant variables. Third, quantitative data was collected via surveys designed to capture key constructs: User Engagement in the Metaverse (UE</w:t>
-      </w:r>
-      <w:r>
-        <w:rPr>
-          <w:color w:val="000000" w:themeColor="text1"/>
-        </w:rPr>
-        <w:t>S</w:t>
-      </w:r>
-      <w:r>
-        <w:rPr>
-          <w:color w:val="000000" w:themeColor="text1"/>
-        </w:rPr>
-        <w:t>), User Experience in the Metaverse (</w:t>
-      </w:r>
-      <w:r>
-        <w:rPr>
-          <w:color w:val="000000" w:themeColor="text1"/>
-        </w:rPr>
-        <w:t>MV</w:t>
-      </w:r>
-      <w:r>
-        <w:rPr>
-          <w:color w:val="000000" w:themeColor="text1"/>
-        </w:rPr>
-        <w:t>C</w:t>
-      </w:r>
-      <w:r>
-        <w:rPr>
-          <w:color w:val="000000" w:themeColor="text1"/>
-        </w:rPr>
-        <w:t>X</w:t>
-      </w:r>
-      <w:r>
-        <w:rPr>
-          <w:color w:val="000000" w:themeColor="text1"/>
-        </w:rPr>
-        <w:t>), Users’ Brand Satisfaction (</w:t>
-      </w:r>
-      <w:r>
-        <w:rPr>
-          <w:color w:val="000000" w:themeColor="text1"/>
-        </w:rPr>
-        <w:t>MBS</w:t>
-      </w:r>
-      <w:r>
-        <w:rPr>
-          <w:color w:val="000000" w:themeColor="text1"/>
-        </w:rPr>
-        <w:t>), and Brand Success (</w:t>
-      </w:r>
-      <w:r>
-        <w:rPr>
-          <w:color w:val="000000" w:themeColor="text1"/>
-        </w:rPr>
-        <w:t>M</w:t>
-      </w:r>
-      <w:r>
-        <w:rPr>
-          <w:color w:val="000000" w:themeColor="text1"/>
-        </w:rPr>
-        <w:t xml:space="preserve">BSU). Table 2 presents the operationalization of these constructs. </w:t>
-      </w:r>
       <w:proofErr w:type="spellStart"/>
-      <w:r>
-        <w:rPr>
-          <w:color w:val="000000" w:themeColor="text1"/>
-        </w:rPr>
-        <w:t>Immersiveness</w:t>
-      </w:r>
       <w:proofErr w:type="spellEnd"/>
-      <w:r>
-        <w:rPr>
-          <w:color w:val="000000" w:themeColor="text1"/>
-        </w:rPr>
-        <w:t xml:space="preserve"> was measured through presence scales (Cadet </w:t>
-      </w:r>
-      <w:r>
-        <w:rPr>
-          <w:color w:val="000000" w:themeColor="text1"/>
-        </w:rPr>
-        <w:t>and</w:t>
-      </w:r>
-      <w:r>
-        <w:rPr>
-          <w:color w:val="000000" w:themeColor="text1"/>
-        </w:rPr>
-        <w:t xml:space="preserve"> </w:t>
-      </w:r>
       <w:proofErr w:type="spellStart"/>
-      <w:r>
-        <w:rPr>
-          <w:color w:val="000000" w:themeColor="text1"/>
-        </w:rPr>
-        <w:t>Chainay</w:t>
-      </w:r>
       <w:proofErr w:type="spellEnd"/>
       <w:r>
-        <w:rPr>
-          <w:color w:val="000000" w:themeColor="text1"/>
-        </w:rPr>
-        <w:t xml:space="preserve">, 2020), sociability via social presence and co-presence (Poeschl </w:t>
-      </w:r>
-      <w:r>
-        <w:rPr>
-          <w:color w:val="000000" w:themeColor="text1"/>
-        </w:rPr>
-        <w:t>and</w:t>
-      </w:r>
-      <w:r>
-        <w:rPr>
-          <w:color w:val="000000" w:themeColor="text1"/>
-        </w:rPr>
-        <w:t xml:space="preserve"> Doering, 2015), and ecological faithfulness through authenticity and ecological alignment measures (Lu </w:t>
-      </w:r>
-      <w:r>
-        <w:rPr>
-          <w:color w:val="000000" w:themeColor="text1"/>
-        </w:rPr>
-        <w:t>and</w:t>
-      </w:r>
-      <w:r>
-        <w:rPr>
-          <w:color w:val="000000" w:themeColor="text1"/>
-        </w:rPr>
-        <w:t xml:space="preserve"> Lau, 2025).</w:t>
+        <w:t>Second, qualitative insights were gathered through interviews and focus groups, which provided nuanced understanding of users’ degree of involvement, drivers of satisfaction, and perceptions of brand success. These findings guided the refinement of relevant variables. Third, quantitative data was collected via surveys designed to capture key constructs: User Engagement in the Metaverse (UE), User Experience in the Metaverse (UX), Users’ Brand Satisfaction (BSAT), and Brand Success (BSUC). Table 2 presents the operationalization of these constructs. Immersiveness was measured through presence scales (Cadet and Chainay, 2020), sociability via social presence and co-presence (Poeschl and Doering, 2015), and ecological faithfulness through authenticity and ecological alignment measures (Lu and Lau, 2025).</w:t>
       </w:r>
     </w:p>
     <w:p>
@@ -5258,135 +4927,12 @@
           <w:color w:val="000000" w:themeColor="text1"/>
         </w:rPr>
       </w:pPr>
-      <w:r>
-        <w:rPr>
-          <w:color w:val="000000" w:themeColor="text1"/>
-        </w:rPr>
-        <w:t>This study investigated user engagement in the metaverse using a stratified random sampling approach to ensure representativeness and minimise sampling bias. A sampling frame was constructed in collaboration with reputed global metaverse platforms, including gaming, social, and creative environments, from which 600 eligible users were randomly invited. Based on stratification by activity type (gaming, NFT trading, social interactions, content creation, and virtual events), 312 participants consented to participate, ensuring balanced representation across user groups. This probability-based design supports hypothesis testing and enhances the generalisability of findings.</w:t>
-      </w:r>
-      <w:r>
-        <w:rPr>
-          <w:color w:val="000000" w:themeColor="text1"/>
-        </w:rPr>
-        <w:t xml:space="preserve"> </w:t>
-      </w:r>
-      <w:r>
-        <w:rPr>
-          <w:color w:val="000000" w:themeColor="text1"/>
-        </w:rPr>
-        <w:t>Data were collected through a mixed-method strategy. Quantitative surveys captured engagement and experience variables—User Engagement (UE</w:t>
-      </w:r>
-      <w:r>
-        <w:rPr>
-          <w:color w:val="000000" w:themeColor="text1"/>
-        </w:rPr>
-        <w:t>S</w:t>
-      </w:r>
-      <w:r>
-        <w:rPr>
-          <w:color w:val="000000" w:themeColor="text1"/>
-        </w:rPr>
-        <w:t>), User Experience (</w:t>
-      </w:r>
-      <w:r>
-        <w:rPr>
-          <w:color w:val="000000" w:themeColor="text1"/>
-        </w:rPr>
-        <w:t>MVCX</w:t>
-      </w:r>
-      <w:r>
-        <w:rPr>
-          <w:color w:val="000000" w:themeColor="text1"/>
-        </w:rPr>
-        <w:t>), Users’ Brand Satisfaction (</w:t>
-      </w:r>
-      <w:r>
-        <w:rPr>
-          <w:color w:val="000000" w:themeColor="text1"/>
-        </w:rPr>
-        <w:t>MBS</w:t>
-      </w:r>
-      <w:r>
-        <w:rPr>
-          <w:color w:val="000000" w:themeColor="text1"/>
-        </w:rPr>
-        <w:t>), and Brand Success (</w:t>
-      </w:r>
-      <w:r>
-        <w:rPr>
-          <w:color w:val="000000" w:themeColor="text1"/>
-        </w:rPr>
-        <w:t>M</w:t>
-      </w:r>
-      <w:r>
-        <w:rPr>
-          <w:color w:val="000000" w:themeColor="text1"/>
-        </w:rPr>
-        <w:t xml:space="preserve">BSU)—using validated measures. </w:t>
-      </w:r>
       <w:proofErr w:type="spellStart"/>
-      <w:r>
-        <w:rPr>
-          <w:color w:val="000000" w:themeColor="text1"/>
-        </w:rPr>
-        <w:t>Immersiveness</w:t>
-      </w:r>
       <w:proofErr w:type="spellEnd"/>
-      <w:r>
-        <w:rPr>
-          <w:color w:val="000000" w:themeColor="text1"/>
-        </w:rPr>
-        <w:t xml:space="preserve"> was assessed via presence scales (Cadet </w:t>
-      </w:r>
-      <w:r>
-        <w:rPr>
-          <w:color w:val="000000" w:themeColor="text1"/>
-        </w:rPr>
-        <w:t>and</w:t>
-      </w:r>
-      <w:r>
-        <w:rPr>
-          <w:color w:val="000000" w:themeColor="text1"/>
-        </w:rPr>
-        <w:t xml:space="preserve"> </w:t>
-      </w:r>
       <w:proofErr w:type="spellStart"/>
-      <w:r>
-        <w:rPr>
-          <w:color w:val="000000" w:themeColor="text1"/>
-        </w:rPr>
-        <w:t>Chainay</w:t>
-      </w:r>
       <w:proofErr w:type="spellEnd"/>
       <w:r>
-        <w:rPr>
-          <w:color w:val="000000" w:themeColor="text1"/>
-        </w:rPr>
-        <w:t xml:space="preserve">, 2020), sociability via social/co-presence scales (Poeschl </w:t>
-      </w:r>
-      <w:r>
-        <w:rPr>
-          <w:color w:val="000000" w:themeColor="text1"/>
-        </w:rPr>
-        <w:t>and</w:t>
-      </w:r>
-      <w:r>
-        <w:rPr>
-          <w:color w:val="000000" w:themeColor="text1"/>
-        </w:rPr>
-        <w:t xml:space="preserve"> Doering, 2015), and ecological faithfulness via authenticity and ecological alignment indicators (Lu </w:t>
-      </w:r>
-      <w:r>
-        <w:rPr>
-          <w:color w:val="000000" w:themeColor="text1"/>
-        </w:rPr>
-        <w:t>and</w:t>
-      </w:r>
-      <w:r>
-        <w:rPr>
-          <w:color w:val="000000" w:themeColor="text1"/>
-        </w:rPr>
-        <w:t xml:space="preserve"> Lau, 2025). </w:t>
+        <w:t xml:space="preserve">This study investigated user engagement in the metaverse using a stratified random sampling approach to ensure representativeness and minimise sampling bias. A sampling frame was constructed in collaboration with reputed global metaverse platforms, including gaming, social, and creative environments, from which 600 eligible users were randomly invited. Based on stratification by activity type (gaming, NFT trading, social interactions, content creation, and virtual events), 312 participants consented to participate, ensuring balanced representation across user groups. This probability-based design supports hypothesis testing and enhances the generalisability of findings. Data were collected through a mixed-method strategy. Quantitative surveys captured engagement and experience variables—User Engagement (UE), User Experience (UX), Users’ Brand Satisfaction (BSAT), and Brand Success (BSUC)—using validated measures. Immersiveness was assessed via presence scales (Cadet and Chainay, 2020), sociability via social/co-presence scales (Poeschl and Doering, 2015), and ecological faithfulness via authenticity and ecological alignment indicators (Lu and Lau, 2025). </w:t>
       </w:r>
     </w:p>
     <w:p>
@@ -9585,6 +9131,21 @@
           <w:color w:val="000000" w:themeColor="text1"/>
         </w:rPr>
         <w:t xml:space="preserve"> et al., 2022; Dwivedi et al., 2021), thereby reinforcing the robustness of the scales employed in this study.</w:t>
+      </w:r>
+    </w:p>
+    <w:p>
+      <w:r>
+        <w:rPr>
+          <w:b/>
+          <w:highlight w:val="yellow"/>
+        </w:rPr>
+        <w:t xml:space="preserve">MODEL CORRECTION – RECONCILE MEASUREMENT STATISTICS (FT50 reviewers will check this): </w:t>
+      </w:r>
+      <w:r>
+        <w:rPr>
+          <w:highlight w:val="yellow"/>
+        </w:rPr>
+        <w:t>Two inconsistent reliability sets currently appear in the paper: AVE = 0.865 / 0.848 / 0.855 / 0.854 in this section versus AVE = 0.72 / 0.69 / 0.75 / 0.73 in the heatmap section, with different α/CR figures. Report a SINGLE consistent set from one PLS-SEM run. Critically, standardised loadings of 0.661–0.741 are mathematically inconsistent with AVE &gt; 0.85, because AVE equals the mean of the squared standardised loadings (loadings near 0.70 imply AVE near 0.49, not 0.85). Recompute loadings, CR and AVE from the same model, ensure AVE ≥ 0.50 with loadings ideally ≥ 0.70, and reword “high loadings” since values of 0.66–0.74 are moderate. [Authors: insert the corrected, internally consistent figures.]</w:t>
       </w:r>
     </w:p>
     <w:p>
@@ -9812,7 +9373,7 @@
                 <w:sz w:val="18"/>
                 <w:szCs w:val="18"/>
               </w:rPr>
-              <w:t>MBS</w:t>
+              <w:t>BSAT</w:t>
             </w:r>
           </w:p>
         </w:tc>
@@ -9832,7 +9393,7 @@
                 <w:sz w:val="18"/>
                 <w:szCs w:val="18"/>
               </w:rPr>
-              <w:t>MBSU</w:t>
+              <w:t>BSUC</w:t>
             </w:r>
           </w:p>
         </w:tc>
@@ -9852,7 +9413,7 @@
                 <w:sz w:val="18"/>
                 <w:szCs w:val="18"/>
               </w:rPr>
-              <w:t>MVCX</w:t>
+              <w:t>UX</w:t>
             </w:r>
           </w:p>
         </w:tc>
@@ -9872,7 +9433,7 @@
                 <w:sz w:val="18"/>
                 <w:szCs w:val="18"/>
               </w:rPr>
-              <w:t>UES</w:t>
+              <w:t>UE</w:t>
             </w:r>
           </w:p>
         </w:tc>
@@ -9890,7 +9451,7 @@
                 <w:sz w:val="18"/>
                 <w:szCs w:val="18"/>
               </w:rPr>
-              <w:t>Brand Satisfaction (MBS)</w:t>
+              <w:t>Brand Satisfaction (BSAT)</w:t>
             </w:r>
           </w:p>
         </w:tc>
@@ -9976,7 +9537,7 @@
                 <w:sz w:val="18"/>
                 <w:szCs w:val="18"/>
               </w:rPr>
-              <w:t>Brand Success (MBSU)</w:t>
+              <w:t>Brand Success (BSUC)</w:t>
             </w:r>
           </w:p>
         </w:tc>
@@ -10062,7 +9623,7 @@
                 <w:sz w:val="18"/>
                 <w:szCs w:val="18"/>
               </w:rPr>
-              <w:t>User Experience (MVCX)</w:t>
+              <w:t>User Experience (UX)</w:t>
             </w:r>
           </w:p>
         </w:tc>
@@ -10148,7 +9709,7 @@
                 <w:sz w:val="18"/>
                 <w:szCs w:val="18"/>
               </w:rPr>
-              <w:t>User Engagement (UES)</w:t>
+              <w:t>User Engagement (UE)</w:t>
             </w:r>
           </w:p>
         </w:tc>
@@ -10249,7 +9810,7 @@
           <w:iCs/>
           <w:color w:val="000000" w:themeColor="text1"/>
         </w:rPr>
-        <w:t xml:space="preserve">Note: All HTMT values below 0.85 confirm discriminant validity. MBS = Brand Satisfaction; MBSU = Brand Success; MVCX = User Experience; UES = User Engagement. Values derived from </w:t>
+        <w:t xml:space="preserve">Note: All HTMT values below 0.85 confirm discriminant validity. BSAT = Brand Satisfaction; BSUC = Brand Success; UX = User Experience; UE = User Engagement. Values derived from </w:t>
       </w:r>
       <w:proofErr w:type="spellStart"/>
       <w:r>
@@ -10957,7 +10518,7 @@
                 <w:sz w:val="20"/>
                 <w:szCs w:val="20"/>
               </w:rPr>
-              <w:t>MBS_1</w:t>
+              <w:t>BSAT_1</w:t>
             </w:r>
           </w:p>
         </w:tc>
@@ -11352,7 +10913,7 @@
                 <w:sz w:val="20"/>
                 <w:szCs w:val="20"/>
               </w:rPr>
-              <w:t>MBS_2</w:t>
+              <w:t>BSAT_2</w:t>
             </w:r>
           </w:p>
         </w:tc>
@@ -11651,7 +11212,7 @@
                 <w:sz w:val="20"/>
                 <w:szCs w:val="20"/>
               </w:rPr>
-              <w:t>MBS_3</w:t>
+              <w:t>BSAT_3</w:t>
             </w:r>
           </w:p>
         </w:tc>
@@ -11950,7 +11511,7 @@
                 <w:sz w:val="20"/>
                 <w:szCs w:val="20"/>
               </w:rPr>
-              <w:t>MBS_4</w:t>
+              <w:t>BSAT_4</w:t>
             </w:r>
           </w:p>
         </w:tc>
@@ -12249,7 +11810,7 @@
                 <w:sz w:val="20"/>
                 <w:szCs w:val="20"/>
               </w:rPr>
-              <w:t>MBS_5</w:t>
+              <w:t>BSAT_5</w:t>
             </w:r>
           </w:p>
         </w:tc>
@@ -12567,7 +12128,7 @@
                 <w:sz w:val="20"/>
                 <w:szCs w:val="20"/>
               </w:rPr>
-              <w:t>UES_1</w:t>
+              <w:t>UE_1</w:t>
             </w:r>
           </w:p>
         </w:tc>
@@ -13060,7 +12621,7 @@
                 <w:sz w:val="20"/>
                 <w:szCs w:val="20"/>
               </w:rPr>
-              <w:t>UES_2</w:t>
+              <w:t>UE_2</w:t>
             </w:r>
           </w:p>
         </w:tc>
@@ -13359,7 +12920,7 @@
                 <w:sz w:val="20"/>
                 <w:szCs w:val="20"/>
               </w:rPr>
-              <w:t>UES_3</w:t>
+              <w:t>UE_3</w:t>
             </w:r>
           </w:p>
         </w:tc>
@@ -13658,7 +13219,7 @@
                 <w:sz w:val="20"/>
                 <w:szCs w:val="20"/>
               </w:rPr>
-              <w:t>UES_4</w:t>
+              <w:t>UE_4</w:t>
             </w:r>
           </w:p>
         </w:tc>
@@ -13957,7 +13518,7 @@
                 <w:sz w:val="20"/>
                 <w:szCs w:val="20"/>
               </w:rPr>
-              <w:t>UES_5</w:t>
+              <w:t>UE_5</w:t>
             </w:r>
           </w:p>
         </w:tc>
@@ -14256,7 +13817,7 @@
                 <w:sz w:val="20"/>
                 <w:szCs w:val="20"/>
               </w:rPr>
-              <w:t>UES_6</w:t>
+              <w:t>UE_6</w:t>
             </w:r>
           </w:p>
         </w:tc>
@@ -14555,7 +14116,7 @@
                 <w:sz w:val="20"/>
                 <w:szCs w:val="20"/>
               </w:rPr>
-              <w:t>UES_7</w:t>
+              <w:t>UE_7</w:t>
             </w:r>
           </w:p>
         </w:tc>
@@ -14854,7 +14415,7 @@
                 <w:sz w:val="20"/>
                 <w:szCs w:val="20"/>
               </w:rPr>
-              <w:t>UES_8</w:t>
+              <w:t>UE_8</w:t>
             </w:r>
           </w:p>
         </w:tc>
@@ -15153,7 +14714,7 @@
                 <w:sz w:val="20"/>
                 <w:szCs w:val="20"/>
               </w:rPr>
-              <w:t>UES_9</w:t>
+              <w:t>UE_9</w:t>
             </w:r>
           </w:p>
         </w:tc>
@@ -15452,7 +15013,7 @@
                 <w:sz w:val="20"/>
                 <w:szCs w:val="20"/>
               </w:rPr>
-              <w:t>UES_10</w:t>
+              <w:t>UE_10</w:t>
             </w:r>
           </w:p>
         </w:tc>
@@ -15770,7 +15331,7 @@
                 <w:sz w:val="20"/>
                 <w:szCs w:val="20"/>
               </w:rPr>
-              <w:t>MVCX_1</w:t>
+              <w:t>UX_1</w:t>
             </w:r>
           </w:p>
         </w:tc>
@@ -16263,7 +15824,7 @@
                 <w:sz w:val="20"/>
                 <w:szCs w:val="20"/>
               </w:rPr>
-              <w:t>MVCX_2</w:t>
+              <w:t>UX_2</w:t>
             </w:r>
           </w:p>
         </w:tc>
@@ -16562,7 +16123,7 @@
                 <w:sz w:val="20"/>
                 <w:szCs w:val="20"/>
               </w:rPr>
-              <w:t>MVCX_3</w:t>
+              <w:t>UX_3</w:t>
             </w:r>
           </w:p>
         </w:tc>
@@ -16861,7 +16422,7 @@
                 <w:sz w:val="20"/>
                 <w:szCs w:val="20"/>
               </w:rPr>
-              <w:t>MVCX_4</w:t>
+              <w:t>UX_4</w:t>
             </w:r>
           </w:p>
         </w:tc>
@@ -17160,7 +16721,7 @@
                 <w:sz w:val="20"/>
                 <w:szCs w:val="20"/>
               </w:rPr>
-              <w:t>MVCX_5</w:t>
+              <w:t>UX_5</w:t>
             </w:r>
           </w:p>
         </w:tc>
@@ -17459,7 +17020,7 @@
                 <w:sz w:val="20"/>
                 <w:szCs w:val="20"/>
               </w:rPr>
-              <w:t>MVCX_6</w:t>
+              <w:t>UX_6</w:t>
             </w:r>
           </w:p>
         </w:tc>
@@ -17758,7 +17319,7 @@
                 <w:sz w:val="20"/>
                 <w:szCs w:val="20"/>
               </w:rPr>
-              <w:t>MVCX_7</w:t>
+              <w:t>UX_7</w:t>
             </w:r>
           </w:p>
         </w:tc>
@@ -18057,7 +17618,7 @@
                 <w:sz w:val="20"/>
                 <w:szCs w:val="20"/>
               </w:rPr>
-              <w:t>MVCX_8</w:t>
+              <w:t>UX_8</w:t>
             </w:r>
           </w:p>
         </w:tc>
@@ -18356,7 +17917,7 @@
                 <w:sz w:val="20"/>
                 <w:szCs w:val="20"/>
               </w:rPr>
-              <w:t>MVCX_9</w:t>
+              <w:t>UX_9</w:t>
             </w:r>
           </w:p>
         </w:tc>
@@ -18655,7 +18216,7 @@
                 <w:sz w:val="20"/>
                 <w:szCs w:val="20"/>
               </w:rPr>
-              <w:t>MVCX_10</w:t>
+              <w:t>UX_10</w:t>
             </w:r>
           </w:p>
         </w:tc>
@@ -18973,7 +18534,7 @@
                 <w:sz w:val="20"/>
                 <w:szCs w:val="20"/>
               </w:rPr>
-              <w:t>MBSU_1</w:t>
+              <w:t>BSUC_1</w:t>
             </w:r>
           </w:p>
         </w:tc>
@@ -19314,7 +18875,7 @@
                 <w:sz w:val="20"/>
                 <w:szCs w:val="20"/>
               </w:rPr>
-              <w:t>MBSU_2</w:t>
+              <w:t>BSUC_2</w:t>
             </w:r>
           </w:p>
         </w:tc>
@@ -19626,7 +19187,7 @@
                 <w:sz w:val="20"/>
                 <w:szCs w:val="20"/>
               </w:rPr>
-              <w:t>MBSU_3</w:t>
+              <w:t>BSUC_3</w:t>
             </w:r>
           </w:p>
         </w:tc>
@@ -19926,7 +19487,7 @@
                 <w:sz w:val="20"/>
                 <w:szCs w:val="20"/>
               </w:rPr>
-              <w:t>MBSU_4</w:t>
+              <w:t>BSUC_4</w:t>
             </w:r>
           </w:p>
         </w:tc>
@@ -20209,254 +19770,7 @@
         </w:rPr>
       </w:pPr>
       <w:r>
-        <w:rPr>
-          <w:i/>
-          <w:iCs/>
-          <w:color w:val="000000" w:themeColor="text1"/>
-          <w:sz w:val="20"/>
-          <w:szCs w:val="20"/>
-        </w:rPr>
-        <w:t>UE</w:t>
-      </w:r>
-      <w:r>
-        <w:rPr>
-          <w:i/>
-          <w:iCs/>
-          <w:color w:val="000000" w:themeColor="text1"/>
-          <w:sz w:val="20"/>
-          <w:szCs w:val="20"/>
-        </w:rPr>
-        <w:t>S</w:t>
-      </w:r>
-      <w:r>
-        <w:rPr>
-          <w:i/>
-          <w:iCs/>
-          <w:color w:val="000000" w:themeColor="text1"/>
-          <w:sz w:val="20"/>
-          <w:szCs w:val="20"/>
-        </w:rPr>
-        <w:t xml:space="preserve">: </w:t>
-      </w:r>
-      <w:r>
-        <w:rPr>
-          <w:i/>
-          <w:iCs/>
-          <w:color w:val="000000" w:themeColor="text1"/>
-          <w:sz w:val="20"/>
-          <w:szCs w:val="20"/>
-        </w:rPr>
-        <w:t>U</w:t>
-      </w:r>
-      <w:r>
-        <w:rPr>
-          <w:i/>
-          <w:iCs/>
-          <w:color w:val="000000" w:themeColor="text1"/>
-          <w:sz w:val="20"/>
-          <w:szCs w:val="20"/>
-        </w:rPr>
-        <w:t xml:space="preserve">ser </w:t>
-      </w:r>
-      <w:r>
-        <w:rPr>
-          <w:i/>
-          <w:iCs/>
-          <w:color w:val="000000" w:themeColor="text1"/>
-          <w:sz w:val="20"/>
-          <w:szCs w:val="20"/>
-        </w:rPr>
-        <w:t>E</w:t>
-      </w:r>
-      <w:r>
-        <w:rPr>
-          <w:i/>
-          <w:iCs/>
-          <w:color w:val="000000" w:themeColor="text1"/>
-          <w:sz w:val="20"/>
-          <w:szCs w:val="20"/>
-        </w:rPr>
-        <w:t xml:space="preserve">ngagement, </w:t>
-      </w:r>
-      <w:r>
-        <w:rPr>
-          <w:i/>
-          <w:iCs/>
-          <w:color w:val="000000" w:themeColor="text1"/>
-          <w:sz w:val="20"/>
-          <w:szCs w:val="20"/>
-        </w:rPr>
-        <w:t>MVCX</w:t>
-      </w:r>
-      <w:r>
-        <w:rPr>
-          <w:i/>
-          <w:iCs/>
-          <w:color w:val="000000" w:themeColor="text1"/>
-          <w:sz w:val="20"/>
-          <w:szCs w:val="20"/>
-        </w:rPr>
-        <w:t xml:space="preserve">: </w:t>
-      </w:r>
-      <w:r>
-        <w:rPr>
-          <w:i/>
-          <w:iCs/>
-          <w:color w:val="000000" w:themeColor="text1"/>
-          <w:sz w:val="20"/>
-          <w:szCs w:val="20"/>
-        </w:rPr>
-        <w:t>U</w:t>
-      </w:r>
-      <w:r>
-        <w:rPr>
-          <w:i/>
-          <w:iCs/>
-          <w:color w:val="000000" w:themeColor="text1"/>
-          <w:sz w:val="20"/>
-          <w:szCs w:val="20"/>
-        </w:rPr>
-        <w:t xml:space="preserve">ser </w:t>
-      </w:r>
-      <w:r>
-        <w:rPr>
-          <w:i/>
-          <w:iCs/>
-          <w:color w:val="000000" w:themeColor="text1"/>
-          <w:sz w:val="20"/>
-          <w:szCs w:val="20"/>
-        </w:rPr>
-        <w:t>E</w:t>
-      </w:r>
-      <w:r>
-        <w:rPr>
-          <w:i/>
-          <w:iCs/>
-          <w:color w:val="000000" w:themeColor="text1"/>
-          <w:sz w:val="20"/>
-          <w:szCs w:val="20"/>
-        </w:rPr>
-        <w:t xml:space="preserve">xperience, </w:t>
-      </w:r>
-      <w:r>
-        <w:rPr>
-          <w:i/>
-          <w:iCs/>
-          <w:color w:val="000000" w:themeColor="text1"/>
-          <w:sz w:val="20"/>
-          <w:szCs w:val="20"/>
-        </w:rPr>
-        <w:t>M</w:t>
-      </w:r>
-      <w:r>
-        <w:rPr>
-          <w:i/>
-          <w:iCs/>
-          <w:color w:val="000000" w:themeColor="text1"/>
-          <w:sz w:val="20"/>
-          <w:szCs w:val="20"/>
-        </w:rPr>
-        <w:t xml:space="preserve">BS: </w:t>
-      </w:r>
-      <w:r>
-        <w:rPr>
-          <w:i/>
-          <w:iCs/>
-          <w:color w:val="000000" w:themeColor="text1"/>
-          <w:sz w:val="20"/>
-          <w:szCs w:val="20"/>
-        </w:rPr>
-        <w:t>B</w:t>
-      </w:r>
-      <w:r>
-        <w:rPr>
-          <w:i/>
-          <w:iCs/>
-          <w:color w:val="000000" w:themeColor="text1"/>
-          <w:sz w:val="20"/>
-          <w:szCs w:val="20"/>
-        </w:rPr>
-        <w:t xml:space="preserve">rand </w:t>
-      </w:r>
-      <w:r>
-        <w:rPr>
-          <w:i/>
-          <w:iCs/>
-          <w:color w:val="000000" w:themeColor="text1"/>
-          <w:sz w:val="20"/>
-          <w:szCs w:val="20"/>
-        </w:rPr>
-        <w:t>S</w:t>
-      </w:r>
-      <w:r>
-        <w:rPr>
-          <w:i/>
-          <w:iCs/>
-          <w:color w:val="000000" w:themeColor="text1"/>
-          <w:sz w:val="20"/>
-          <w:szCs w:val="20"/>
-        </w:rPr>
-        <w:t xml:space="preserve">atisfaction, </w:t>
-      </w:r>
-      <w:r>
-        <w:rPr>
-          <w:i/>
-          <w:iCs/>
-          <w:color w:val="000000" w:themeColor="text1"/>
-          <w:sz w:val="20"/>
-          <w:szCs w:val="20"/>
-        </w:rPr>
-        <w:t>M</w:t>
-      </w:r>
-      <w:r>
-        <w:rPr>
-          <w:i/>
-          <w:iCs/>
-          <w:color w:val="000000" w:themeColor="text1"/>
-          <w:sz w:val="20"/>
-          <w:szCs w:val="20"/>
-        </w:rPr>
-        <w:t xml:space="preserve">BSU: </w:t>
-      </w:r>
-      <w:r>
-        <w:rPr>
-          <w:i/>
-          <w:iCs/>
-          <w:color w:val="000000" w:themeColor="text1"/>
-          <w:sz w:val="20"/>
-          <w:szCs w:val="20"/>
-        </w:rPr>
-        <w:t>B</w:t>
-      </w:r>
-      <w:r>
-        <w:rPr>
-          <w:i/>
-          <w:iCs/>
-          <w:color w:val="000000" w:themeColor="text1"/>
-          <w:sz w:val="20"/>
-          <w:szCs w:val="20"/>
-        </w:rPr>
-        <w:t xml:space="preserve">rand </w:t>
-      </w:r>
-      <w:r>
-        <w:rPr>
-          <w:i/>
-          <w:iCs/>
-          <w:color w:val="000000" w:themeColor="text1"/>
-          <w:sz w:val="20"/>
-          <w:szCs w:val="20"/>
-        </w:rPr>
-        <w:t>S</w:t>
-      </w:r>
-      <w:r>
-        <w:rPr>
-          <w:i/>
-          <w:iCs/>
-          <w:color w:val="000000" w:themeColor="text1"/>
-          <w:sz w:val="20"/>
-          <w:szCs w:val="20"/>
-        </w:rPr>
-        <w:t>uccess</w:t>
+        <w:t>UE: User Engagement, UX: User Experience, BSAT: Brand Satisfaction, BSUC: Brand Success</w:t>
       </w:r>
     </w:p>
     <w:p>
@@ -20504,1033 +19818,20 @@
           <w:color w:val="000000" w:themeColor="text1"/>
         </w:rPr>
       </w:pPr>
-      <w:r>
-        <w:rPr>
-          <w:color w:val="000000" w:themeColor="text1"/>
-        </w:rPr>
+      <w:proofErr w:type="spellStart"/>
+      <w:proofErr w:type="spellEnd"/>
+      <w:r>
         <w:tab/>
-      </w:r>
-      <w:r>
-        <w:rPr>
-          <w:color w:val="000000" w:themeColor="text1"/>
-        </w:rPr>
-        <w:t xml:space="preserve">Figure 3 presents the correlation matrix generated using </w:t>
-      </w:r>
-      <w:proofErr w:type="spellStart"/>
-      <w:r>
-        <w:rPr>
-          <w:color w:val="000000" w:themeColor="text1"/>
-        </w:rPr>
-        <w:t>Jamovi</w:t>
-      </w:r>
-      <w:proofErr w:type="spellEnd"/>
-      <w:r>
-        <w:rPr>
-          <w:color w:val="000000" w:themeColor="text1"/>
-        </w:rPr>
-        <w:t xml:space="preserve"> software, which visually depicts the relationships among the variables</w:t>
-      </w:r>
-      <w:r>
-        <w:rPr>
-          <w:b/>
-          <w:bCs/>
-          <w:i/>
-          <w:iCs/>
-          <w:color w:val="000000" w:themeColor="text1"/>
-          <w:sz w:val="20"/>
-          <w:szCs w:val="20"/>
-        </w:rPr>
-        <w:t xml:space="preserve"> </w:t>
-      </w:r>
-      <w:r>
-        <w:rPr>
-          <w:b/>
-          <w:bCs/>
-          <w:i/>
-          <w:iCs/>
-          <w:color w:val="000000" w:themeColor="text1"/>
-          <w:sz w:val="20"/>
-          <w:szCs w:val="20"/>
-        </w:rPr>
-        <w:t>MBS_1</w:t>
-      </w:r>
-      <w:r>
-        <w:rPr>
-          <w:color w:val="000000" w:themeColor="text1"/>
-        </w:rPr>
-        <w:t>,</w:t>
-      </w:r>
-      <w:r>
-        <w:rPr>
-          <w:b/>
-          <w:bCs/>
-          <w:i/>
-          <w:iCs/>
-          <w:color w:val="000000" w:themeColor="text1"/>
-          <w:sz w:val="20"/>
-          <w:szCs w:val="20"/>
-        </w:rPr>
-        <w:t xml:space="preserve"> </w:t>
-      </w:r>
-      <w:r>
-        <w:rPr>
-          <w:b/>
-          <w:bCs/>
-          <w:i/>
-          <w:iCs/>
-          <w:color w:val="000000" w:themeColor="text1"/>
-          <w:sz w:val="20"/>
-          <w:szCs w:val="20"/>
-        </w:rPr>
-        <w:t>MBS_</w:t>
-      </w:r>
-      <w:r>
-        <w:rPr>
-          <w:b/>
-          <w:bCs/>
-          <w:i/>
-          <w:iCs/>
-          <w:color w:val="000000" w:themeColor="text1"/>
-          <w:sz w:val="20"/>
-          <w:szCs w:val="20"/>
-        </w:rPr>
-        <w:t>2,</w:t>
-      </w:r>
-      <w:r>
-        <w:rPr>
-          <w:b/>
-          <w:bCs/>
-          <w:i/>
-          <w:iCs/>
-          <w:color w:val="000000" w:themeColor="text1"/>
-          <w:sz w:val="20"/>
-          <w:szCs w:val="20"/>
-        </w:rPr>
-        <w:t xml:space="preserve"> </w:t>
-      </w:r>
-      <w:r>
-        <w:rPr>
-          <w:b/>
-          <w:bCs/>
-          <w:i/>
-          <w:iCs/>
-          <w:color w:val="000000" w:themeColor="text1"/>
-          <w:sz w:val="20"/>
-          <w:szCs w:val="20"/>
-        </w:rPr>
-        <w:t>MBS_</w:t>
-      </w:r>
-      <w:r>
-        <w:rPr>
-          <w:b/>
-          <w:bCs/>
-          <w:i/>
-          <w:iCs/>
-          <w:color w:val="000000" w:themeColor="text1"/>
-          <w:sz w:val="20"/>
-          <w:szCs w:val="20"/>
-        </w:rPr>
-        <w:t>3</w:t>
-      </w:r>
-      <w:r>
-        <w:rPr>
-          <w:b/>
-          <w:bCs/>
-          <w:i/>
-          <w:iCs/>
-          <w:color w:val="000000" w:themeColor="text1"/>
-          <w:sz w:val="20"/>
-          <w:szCs w:val="20"/>
-        </w:rPr>
-        <w:t xml:space="preserve">, </w:t>
-      </w:r>
-      <w:r>
-        <w:rPr>
-          <w:b/>
-          <w:bCs/>
-          <w:i/>
-          <w:iCs/>
-          <w:color w:val="000000" w:themeColor="text1"/>
-          <w:sz w:val="20"/>
-          <w:szCs w:val="20"/>
-        </w:rPr>
-        <w:t>MBS_</w:t>
-      </w:r>
-      <w:r>
-        <w:rPr>
-          <w:b/>
-          <w:bCs/>
-          <w:i/>
-          <w:iCs/>
-          <w:color w:val="000000" w:themeColor="text1"/>
-          <w:sz w:val="20"/>
-          <w:szCs w:val="20"/>
-        </w:rPr>
-        <w:t xml:space="preserve">4 </w:t>
-      </w:r>
-      <w:r>
-        <w:rPr>
-          <w:b/>
-          <w:bCs/>
-          <w:i/>
-          <w:iCs/>
-          <w:color w:val="000000" w:themeColor="text1"/>
-          <w:sz w:val="20"/>
-          <w:szCs w:val="20"/>
-        </w:rPr>
-        <w:t xml:space="preserve">and </w:t>
-      </w:r>
-      <w:r>
-        <w:rPr>
-          <w:b/>
-          <w:bCs/>
-          <w:i/>
-          <w:iCs/>
-          <w:color w:val="000000" w:themeColor="text1"/>
-          <w:sz w:val="20"/>
-          <w:szCs w:val="20"/>
-        </w:rPr>
-        <w:t>MBS_</w:t>
-      </w:r>
-      <w:r>
-        <w:rPr>
-          <w:b/>
-          <w:bCs/>
-          <w:i/>
-          <w:iCs/>
-          <w:color w:val="000000" w:themeColor="text1"/>
-          <w:sz w:val="20"/>
-          <w:szCs w:val="20"/>
-        </w:rPr>
-        <w:t>5</w:t>
-      </w:r>
-      <w:r>
-        <w:rPr>
-          <w:b/>
-          <w:bCs/>
-          <w:i/>
-          <w:iCs/>
-          <w:color w:val="000000" w:themeColor="text1"/>
-          <w:sz w:val="20"/>
-          <w:szCs w:val="20"/>
-        </w:rPr>
-        <w:t xml:space="preserve">; </w:t>
-      </w:r>
-      <w:r>
-        <w:rPr>
-          <w:b/>
-          <w:bCs/>
-          <w:i/>
-          <w:iCs/>
-          <w:color w:val="000000" w:themeColor="text1"/>
-          <w:sz w:val="20"/>
-          <w:szCs w:val="20"/>
-        </w:rPr>
-        <w:t>UES_1</w:t>
-      </w:r>
-      <w:r>
-        <w:rPr>
-          <w:b/>
-          <w:bCs/>
-          <w:i/>
-          <w:iCs/>
-          <w:color w:val="000000" w:themeColor="text1"/>
-          <w:sz w:val="20"/>
-          <w:szCs w:val="20"/>
-        </w:rPr>
-        <w:t xml:space="preserve"> ,</w:t>
-      </w:r>
-      <w:r>
-        <w:rPr>
-          <w:b/>
-          <w:bCs/>
-          <w:i/>
-          <w:iCs/>
-          <w:color w:val="000000" w:themeColor="text1"/>
-          <w:sz w:val="20"/>
-          <w:szCs w:val="20"/>
-        </w:rPr>
-        <w:t xml:space="preserve"> </w:t>
-      </w:r>
-      <w:r>
-        <w:rPr>
-          <w:b/>
-          <w:bCs/>
-          <w:i/>
-          <w:iCs/>
-          <w:color w:val="000000" w:themeColor="text1"/>
-          <w:sz w:val="20"/>
-          <w:szCs w:val="20"/>
-        </w:rPr>
-        <w:t>UES_</w:t>
-      </w:r>
-      <w:r>
-        <w:rPr>
-          <w:b/>
-          <w:bCs/>
-          <w:i/>
-          <w:iCs/>
-          <w:color w:val="000000" w:themeColor="text1"/>
-          <w:sz w:val="20"/>
-          <w:szCs w:val="20"/>
-        </w:rPr>
-        <w:t>2,</w:t>
-      </w:r>
-      <w:r>
-        <w:rPr>
-          <w:b/>
-          <w:bCs/>
-          <w:i/>
-          <w:iCs/>
-          <w:color w:val="000000" w:themeColor="text1"/>
-          <w:sz w:val="20"/>
-          <w:szCs w:val="20"/>
-        </w:rPr>
-        <w:t xml:space="preserve"> </w:t>
-      </w:r>
-      <w:r>
-        <w:rPr>
-          <w:b/>
-          <w:bCs/>
-          <w:i/>
-          <w:iCs/>
-          <w:color w:val="000000" w:themeColor="text1"/>
-          <w:sz w:val="20"/>
-          <w:szCs w:val="20"/>
-        </w:rPr>
-        <w:t>UES_</w:t>
-      </w:r>
-      <w:r>
-        <w:rPr>
-          <w:b/>
-          <w:bCs/>
-          <w:i/>
-          <w:iCs/>
-          <w:color w:val="000000" w:themeColor="text1"/>
-          <w:sz w:val="20"/>
-          <w:szCs w:val="20"/>
-        </w:rPr>
-        <w:t>3,</w:t>
-      </w:r>
-      <w:r>
-        <w:rPr>
-          <w:b/>
-          <w:bCs/>
-          <w:i/>
-          <w:iCs/>
-          <w:color w:val="000000" w:themeColor="text1"/>
-          <w:sz w:val="20"/>
-          <w:szCs w:val="20"/>
-        </w:rPr>
-        <w:t xml:space="preserve"> </w:t>
-      </w:r>
-      <w:r>
-        <w:rPr>
-          <w:b/>
-          <w:bCs/>
-          <w:i/>
-          <w:iCs/>
-          <w:color w:val="000000" w:themeColor="text1"/>
-          <w:sz w:val="20"/>
-          <w:szCs w:val="20"/>
-        </w:rPr>
-        <w:t>UES_</w:t>
-      </w:r>
-      <w:r>
-        <w:rPr>
-          <w:b/>
-          <w:bCs/>
-          <w:i/>
-          <w:iCs/>
-          <w:color w:val="000000" w:themeColor="text1"/>
-          <w:sz w:val="20"/>
-          <w:szCs w:val="20"/>
-        </w:rPr>
-        <w:t>4,</w:t>
-      </w:r>
-      <w:r>
-        <w:rPr>
-          <w:b/>
-          <w:bCs/>
-          <w:i/>
-          <w:iCs/>
-          <w:color w:val="000000" w:themeColor="text1"/>
-          <w:sz w:val="20"/>
-          <w:szCs w:val="20"/>
-        </w:rPr>
-        <w:t xml:space="preserve"> </w:t>
-      </w:r>
-      <w:r>
-        <w:rPr>
-          <w:b/>
-          <w:bCs/>
-          <w:i/>
-          <w:iCs/>
-          <w:color w:val="000000" w:themeColor="text1"/>
-          <w:sz w:val="20"/>
-          <w:szCs w:val="20"/>
-        </w:rPr>
-        <w:t>UES_</w:t>
-      </w:r>
-      <w:r>
-        <w:rPr>
-          <w:b/>
-          <w:bCs/>
-          <w:i/>
-          <w:iCs/>
-          <w:color w:val="000000" w:themeColor="text1"/>
-          <w:sz w:val="20"/>
-          <w:szCs w:val="20"/>
-        </w:rPr>
-        <w:t>5,</w:t>
-      </w:r>
-      <w:r>
-        <w:rPr>
-          <w:b/>
-          <w:bCs/>
-          <w:i/>
-          <w:iCs/>
-          <w:color w:val="000000" w:themeColor="text1"/>
-          <w:sz w:val="20"/>
-          <w:szCs w:val="20"/>
-        </w:rPr>
-        <w:t xml:space="preserve"> </w:t>
-      </w:r>
-      <w:r>
-        <w:rPr>
-          <w:b/>
-          <w:bCs/>
-          <w:i/>
-          <w:iCs/>
-          <w:color w:val="000000" w:themeColor="text1"/>
-          <w:sz w:val="20"/>
-          <w:szCs w:val="20"/>
-        </w:rPr>
-        <w:t>UES_</w:t>
-      </w:r>
-      <w:r>
-        <w:rPr>
-          <w:b/>
-          <w:bCs/>
-          <w:i/>
-          <w:iCs/>
-          <w:color w:val="000000" w:themeColor="text1"/>
-          <w:sz w:val="20"/>
-          <w:szCs w:val="20"/>
-        </w:rPr>
-        <w:t>6,</w:t>
-      </w:r>
-      <w:r>
-        <w:rPr>
-          <w:b/>
-          <w:bCs/>
-          <w:i/>
-          <w:iCs/>
-          <w:color w:val="000000" w:themeColor="text1"/>
-          <w:sz w:val="20"/>
-          <w:szCs w:val="20"/>
-        </w:rPr>
-        <w:t xml:space="preserve"> </w:t>
-      </w:r>
-      <w:r>
-        <w:rPr>
-          <w:b/>
-          <w:bCs/>
-          <w:i/>
-          <w:iCs/>
-          <w:color w:val="000000" w:themeColor="text1"/>
-          <w:sz w:val="20"/>
-          <w:szCs w:val="20"/>
-        </w:rPr>
-        <w:t>UES_</w:t>
-      </w:r>
-      <w:r>
-        <w:rPr>
-          <w:b/>
-          <w:bCs/>
-          <w:i/>
-          <w:iCs/>
-          <w:color w:val="000000" w:themeColor="text1"/>
-          <w:sz w:val="20"/>
-          <w:szCs w:val="20"/>
-        </w:rPr>
-        <w:t>7,</w:t>
-      </w:r>
-      <w:r>
-        <w:rPr>
-          <w:b/>
-          <w:bCs/>
-          <w:i/>
-          <w:iCs/>
-          <w:color w:val="000000" w:themeColor="text1"/>
-          <w:sz w:val="20"/>
-          <w:szCs w:val="20"/>
-        </w:rPr>
-        <w:t xml:space="preserve"> </w:t>
-      </w:r>
-      <w:r>
-        <w:rPr>
-          <w:b/>
-          <w:bCs/>
-          <w:i/>
-          <w:iCs/>
-          <w:color w:val="000000" w:themeColor="text1"/>
-          <w:sz w:val="20"/>
-          <w:szCs w:val="20"/>
-        </w:rPr>
-        <w:t>UES_</w:t>
-      </w:r>
-      <w:r>
-        <w:rPr>
-          <w:b/>
-          <w:bCs/>
-          <w:i/>
-          <w:iCs/>
-          <w:color w:val="000000" w:themeColor="text1"/>
-          <w:sz w:val="20"/>
-          <w:szCs w:val="20"/>
-        </w:rPr>
-        <w:t>8,</w:t>
-      </w:r>
-      <w:r>
-        <w:rPr>
-          <w:b/>
-          <w:bCs/>
-          <w:i/>
-          <w:iCs/>
-          <w:color w:val="000000" w:themeColor="text1"/>
-          <w:sz w:val="20"/>
-          <w:szCs w:val="20"/>
-        </w:rPr>
-        <w:t xml:space="preserve"> </w:t>
-      </w:r>
-      <w:r>
-        <w:rPr>
-          <w:b/>
-          <w:bCs/>
-          <w:i/>
-          <w:iCs/>
-          <w:color w:val="000000" w:themeColor="text1"/>
-          <w:sz w:val="20"/>
-          <w:szCs w:val="20"/>
-        </w:rPr>
-        <w:t>UES_</w:t>
-      </w:r>
-      <w:r>
-        <w:rPr>
-          <w:b/>
-          <w:bCs/>
-          <w:i/>
-          <w:iCs/>
-          <w:color w:val="000000" w:themeColor="text1"/>
-          <w:sz w:val="20"/>
-          <w:szCs w:val="20"/>
-        </w:rPr>
-        <w:t>8,</w:t>
-      </w:r>
-      <w:r>
-        <w:rPr>
-          <w:b/>
-          <w:bCs/>
-          <w:i/>
-          <w:iCs/>
-          <w:color w:val="000000" w:themeColor="text1"/>
-          <w:sz w:val="20"/>
-          <w:szCs w:val="20"/>
-        </w:rPr>
-        <w:t xml:space="preserve"> </w:t>
-      </w:r>
-      <w:r>
-        <w:rPr>
-          <w:b/>
-          <w:bCs/>
-          <w:i/>
-          <w:iCs/>
-          <w:color w:val="000000" w:themeColor="text1"/>
-          <w:sz w:val="20"/>
-          <w:szCs w:val="20"/>
-        </w:rPr>
-        <w:t>UES_</w:t>
-      </w:r>
-      <w:r>
-        <w:rPr>
-          <w:b/>
-          <w:bCs/>
-          <w:i/>
-          <w:iCs/>
-          <w:color w:val="000000" w:themeColor="text1"/>
-          <w:sz w:val="20"/>
-          <w:szCs w:val="20"/>
-        </w:rPr>
-        <w:t xml:space="preserve">9 and </w:t>
-      </w:r>
-      <w:r>
-        <w:rPr>
-          <w:b/>
-          <w:bCs/>
-          <w:i/>
-          <w:iCs/>
-          <w:color w:val="000000" w:themeColor="text1"/>
-          <w:sz w:val="20"/>
-          <w:szCs w:val="20"/>
-        </w:rPr>
-        <w:t>UES_1</w:t>
-      </w:r>
-      <w:r>
-        <w:rPr>
-          <w:b/>
-          <w:bCs/>
-          <w:i/>
-          <w:iCs/>
-          <w:color w:val="000000" w:themeColor="text1"/>
-          <w:sz w:val="20"/>
-          <w:szCs w:val="20"/>
-        </w:rPr>
-        <w:t>0,</w:t>
-      </w:r>
-      <w:r>
-        <w:rPr>
-          <w:b/>
-          <w:bCs/>
-          <w:i/>
-          <w:iCs/>
-          <w:color w:val="000000" w:themeColor="text1"/>
-          <w:sz w:val="20"/>
-          <w:szCs w:val="20"/>
-        </w:rPr>
-        <w:t>MVCX_</w:t>
-      </w:r>
-      <w:r>
-        <w:rPr>
-          <w:b/>
-          <w:bCs/>
-          <w:i/>
-          <w:iCs/>
-          <w:color w:val="000000" w:themeColor="text1"/>
-          <w:sz w:val="20"/>
-          <w:szCs w:val="20"/>
-        </w:rPr>
-        <w:t>1</w:t>
-      </w:r>
-      <w:r>
-        <w:rPr>
-          <w:color w:val="000000" w:themeColor="text1"/>
-        </w:rPr>
-        <w:t>,</w:t>
-      </w:r>
-      <w:r>
-        <w:rPr>
-          <w:b/>
-          <w:bCs/>
-          <w:i/>
-          <w:iCs/>
-          <w:color w:val="000000" w:themeColor="text1"/>
-          <w:sz w:val="20"/>
-          <w:szCs w:val="20"/>
-        </w:rPr>
-        <w:t xml:space="preserve"> </w:t>
-      </w:r>
-      <w:r>
-        <w:rPr>
-          <w:b/>
-          <w:bCs/>
-          <w:i/>
-          <w:iCs/>
-          <w:color w:val="000000" w:themeColor="text1"/>
-          <w:sz w:val="20"/>
-          <w:szCs w:val="20"/>
-        </w:rPr>
-        <w:t>MVCX_</w:t>
-      </w:r>
-      <w:r>
-        <w:rPr>
-          <w:b/>
-          <w:bCs/>
-          <w:i/>
-          <w:iCs/>
-          <w:color w:val="000000" w:themeColor="text1"/>
-          <w:sz w:val="20"/>
-          <w:szCs w:val="20"/>
-        </w:rPr>
-        <w:t>2,</w:t>
-      </w:r>
-      <w:r>
-        <w:rPr>
-          <w:color w:val="000000" w:themeColor="text1"/>
-        </w:rPr>
-        <w:t xml:space="preserve"> </w:t>
-      </w:r>
-      <w:r>
-        <w:rPr>
-          <w:b/>
-          <w:bCs/>
-          <w:i/>
-          <w:iCs/>
-          <w:color w:val="000000" w:themeColor="text1"/>
-          <w:sz w:val="20"/>
-          <w:szCs w:val="20"/>
-        </w:rPr>
-        <w:t>MVCX_</w:t>
-      </w:r>
-      <w:r>
-        <w:rPr>
-          <w:b/>
-          <w:bCs/>
-          <w:i/>
-          <w:iCs/>
-          <w:color w:val="000000" w:themeColor="text1"/>
-          <w:sz w:val="20"/>
-          <w:szCs w:val="20"/>
-        </w:rPr>
-        <w:t>3,</w:t>
-      </w:r>
-      <w:r>
-        <w:rPr>
-          <w:color w:val="000000" w:themeColor="text1"/>
-        </w:rPr>
-        <w:t xml:space="preserve"> </w:t>
-      </w:r>
-      <w:r>
-        <w:rPr>
-          <w:b/>
-          <w:bCs/>
-          <w:i/>
-          <w:iCs/>
-          <w:color w:val="000000" w:themeColor="text1"/>
-          <w:sz w:val="20"/>
-          <w:szCs w:val="20"/>
-        </w:rPr>
-        <w:t>MVCX_</w:t>
-      </w:r>
-      <w:r>
-        <w:rPr>
-          <w:b/>
-          <w:bCs/>
-          <w:i/>
-          <w:iCs/>
-          <w:color w:val="000000" w:themeColor="text1"/>
-          <w:sz w:val="20"/>
-          <w:szCs w:val="20"/>
-        </w:rPr>
-        <w:t>4,</w:t>
-      </w:r>
-      <w:r>
-        <w:rPr>
-          <w:color w:val="000000" w:themeColor="text1"/>
-        </w:rPr>
-        <w:t xml:space="preserve"> </w:t>
-      </w:r>
-      <w:r>
-        <w:rPr>
-          <w:b/>
-          <w:bCs/>
-          <w:i/>
-          <w:iCs/>
-          <w:color w:val="000000" w:themeColor="text1"/>
-          <w:sz w:val="20"/>
-          <w:szCs w:val="20"/>
-        </w:rPr>
-        <w:t>MVCX_</w:t>
-      </w:r>
-      <w:r>
-        <w:rPr>
-          <w:b/>
-          <w:bCs/>
-          <w:i/>
-          <w:iCs/>
-          <w:color w:val="000000" w:themeColor="text1"/>
-          <w:sz w:val="20"/>
-          <w:szCs w:val="20"/>
-        </w:rPr>
-        <w:t>5,</w:t>
-      </w:r>
-      <w:r>
-        <w:rPr>
-          <w:color w:val="000000" w:themeColor="text1"/>
-        </w:rPr>
-        <w:t xml:space="preserve"> </w:t>
-      </w:r>
-      <w:r>
-        <w:rPr>
-          <w:b/>
-          <w:bCs/>
-          <w:i/>
-          <w:iCs/>
-          <w:color w:val="000000" w:themeColor="text1"/>
-          <w:sz w:val="20"/>
-          <w:szCs w:val="20"/>
-        </w:rPr>
-        <w:t>MVCX_</w:t>
-      </w:r>
-      <w:r>
-        <w:rPr>
-          <w:b/>
-          <w:bCs/>
-          <w:i/>
-          <w:iCs/>
-          <w:color w:val="000000" w:themeColor="text1"/>
-          <w:sz w:val="20"/>
-          <w:szCs w:val="20"/>
-        </w:rPr>
-        <w:t>6,</w:t>
-      </w:r>
-      <w:r>
-        <w:rPr>
-          <w:color w:val="000000" w:themeColor="text1"/>
-        </w:rPr>
-        <w:t xml:space="preserve"> </w:t>
-      </w:r>
-      <w:r>
-        <w:rPr>
-          <w:b/>
-          <w:bCs/>
-          <w:i/>
-          <w:iCs/>
-          <w:color w:val="000000" w:themeColor="text1"/>
-          <w:sz w:val="20"/>
-          <w:szCs w:val="20"/>
-        </w:rPr>
-        <w:t>MVCX_</w:t>
-      </w:r>
-      <w:r>
-        <w:rPr>
-          <w:b/>
-          <w:bCs/>
-          <w:i/>
-          <w:iCs/>
-          <w:color w:val="000000" w:themeColor="text1"/>
-          <w:sz w:val="20"/>
-          <w:szCs w:val="20"/>
-        </w:rPr>
-        <w:t>7,</w:t>
-      </w:r>
-      <w:r>
-        <w:rPr>
-          <w:color w:val="000000" w:themeColor="text1"/>
-        </w:rPr>
-        <w:t xml:space="preserve"> </w:t>
-      </w:r>
-      <w:r>
-        <w:rPr>
-          <w:b/>
-          <w:bCs/>
-          <w:i/>
-          <w:iCs/>
-          <w:color w:val="000000" w:themeColor="text1"/>
-          <w:sz w:val="20"/>
-          <w:szCs w:val="20"/>
-        </w:rPr>
-        <w:t>MVCX_</w:t>
-      </w:r>
-      <w:r>
-        <w:rPr>
-          <w:b/>
-          <w:bCs/>
-          <w:i/>
-          <w:iCs/>
-          <w:color w:val="000000" w:themeColor="text1"/>
-          <w:sz w:val="20"/>
-          <w:szCs w:val="20"/>
-        </w:rPr>
-        <w:t>8,</w:t>
-      </w:r>
-      <w:r>
-        <w:rPr>
-          <w:color w:val="000000" w:themeColor="text1"/>
-        </w:rPr>
-        <w:t xml:space="preserve"> </w:t>
-      </w:r>
-      <w:r>
-        <w:rPr>
-          <w:b/>
-          <w:bCs/>
-          <w:i/>
-          <w:iCs/>
-          <w:color w:val="000000" w:themeColor="text1"/>
-          <w:sz w:val="20"/>
-          <w:szCs w:val="20"/>
-        </w:rPr>
-        <w:t>MVCX_</w:t>
-      </w:r>
-      <w:r>
-        <w:rPr>
-          <w:b/>
-          <w:bCs/>
-          <w:i/>
-          <w:iCs/>
-          <w:color w:val="000000" w:themeColor="text1"/>
-          <w:sz w:val="20"/>
-          <w:szCs w:val="20"/>
-        </w:rPr>
-        <w:t>9and</w:t>
-      </w:r>
-      <w:r>
-        <w:rPr>
-          <w:color w:val="000000" w:themeColor="text1"/>
-        </w:rPr>
-        <w:t xml:space="preserve"> </w:t>
-      </w:r>
-      <w:r>
-        <w:rPr>
-          <w:b/>
-          <w:bCs/>
-          <w:i/>
-          <w:iCs/>
-          <w:color w:val="000000" w:themeColor="text1"/>
-          <w:sz w:val="20"/>
-          <w:szCs w:val="20"/>
-        </w:rPr>
-        <w:t>MVCX_</w:t>
-      </w:r>
-      <w:r>
-        <w:rPr>
-          <w:b/>
-          <w:bCs/>
-          <w:i/>
-          <w:iCs/>
-          <w:color w:val="000000" w:themeColor="text1"/>
-          <w:sz w:val="20"/>
-          <w:szCs w:val="20"/>
-        </w:rPr>
-        <w:t>10,</w:t>
-      </w:r>
-      <w:r>
-        <w:rPr>
-          <w:color w:val="000000" w:themeColor="text1"/>
-        </w:rPr>
-        <w:t xml:space="preserve"> </w:t>
-      </w:r>
-      <w:r>
-        <w:rPr>
-          <w:b/>
-          <w:bCs/>
-          <w:i/>
-          <w:iCs/>
-          <w:color w:val="000000" w:themeColor="text1"/>
-          <w:sz w:val="20"/>
-          <w:szCs w:val="20"/>
-        </w:rPr>
-        <w:t>MBSU_1</w:t>
-      </w:r>
-      <w:r>
-        <w:rPr>
-          <w:color w:val="000000" w:themeColor="text1"/>
-        </w:rPr>
-        <w:t>,</w:t>
-      </w:r>
-      <w:r>
-        <w:rPr>
-          <w:b/>
-          <w:bCs/>
-          <w:i/>
-          <w:iCs/>
-          <w:color w:val="000000" w:themeColor="text1"/>
-          <w:sz w:val="20"/>
-          <w:szCs w:val="20"/>
-        </w:rPr>
-        <w:t>MBSU_</w:t>
-      </w:r>
-      <w:r>
-        <w:rPr>
-          <w:b/>
-          <w:bCs/>
-          <w:i/>
-          <w:iCs/>
-          <w:color w:val="000000" w:themeColor="text1"/>
-          <w:sz w:val="20"/>
-          <w:szCs w:val="20"/>
-        </w:rPr>
-        <w:t>2,</w:t>
-      </w:r>
-      <w:r>
-        <w:rPr>
-          <w:b/>
-          <w:bCs/>
-          <w:i/>
-          <w:iCs/>
-          <w:color w:val="000000" w:themeColor="text1"/>
-          <w:sz w:val="20"/>
-          <w:szCs w:val="20"/>
-        </w:rPr>
-        <w:t xml:space="preserve"> </w:t>
-      </w:r>
-      <w:r>
-        <w:rPr>
-          <w:b/>
-          <w:bCs/>
-          <w:i/>
-          <w:iCs/>
-          <w:color w:val="000000" w:themeColor="text1"/>
-          <w:sz w:val="20"/>
-          <w:szCs w:val="20"/>
-        </w:rPr>
-        <w:t>MBSU_</w:t>
-      </w:r>
-      <w:r>
-        <w:rPr>
-          <w:b/>
-          <w:bCs/>
-          <w:i/>
-          <w:iCs/>
-          <w:color w:val="000000" w:themeColor="text1"/>
-          <w:sz w:val="20"/>
-          <w:szCs w:val="20"/>
-        </w:rPr>
-        <w:t xml:space="preserve">3 and </w:t>
-      </w:r>
-      <w:r>
-        <w:rPr>
-          <w:b/>
-          <w:bCs/>
-          <w:i/>
-          <w:iCs/>
-          <w:color w:val="000000" w:themeColor="text1"/>
-          <w:sz w:val="20"/>
-          <w:szCs w:val="20"/>
-        </w:rPr>
-        <w:t>MBSU_</w:t>
-      </w:r>
-      <w:r>
-        <w:rPr>
-          <w:b/>
-          <w:bCs/>
-          <w:i/>
-          <w:iCs/>
-          <w:color w:val="000000" w:themeColor="text1"/>
-          <w:sz w:val="20"/>
-          <w:szCs w:val="20"/>
-        </w:rPr>
-        <w:t>4</w:t>
-      </w:r>
-      <w:r>
-        <w:rPr>
-          <w:color w:val="000000" w:themeColor="text1"/>
-        </w:rPr>
-        <w:t>, based on Pearson correlation coefficients.</w:t>
-      </w:r>
-      <w:r>
-        <w:rPr>
-          <w:color w:val="000000" w:themeColor="text1"/>
-        </w:rPr>
-        <w:t xml:space="preserve"> </w:t>
-      </w:r>
-      <w:r>
-        <w:rPr>
-          <w:color w:val="000000" w:themeColor="text1"/>
-        </w:rPr>
-        <w:t>The values range from -1 to 1, where positive values indicate a direct relationship, and negative values suggest an inverse relationship. The strength of the correlation is visually represented by a gradient colour scale, with darker green indicating stronger positive correlations and darker red indicating stronger negative correlations.</w:t>
-      </w:r>
-      <w:r>
-        <w:rPr>
-          <w:color w:val="000000" w:themeColor="text1"/>
-        </w:rPr>
-        <w:t xml:space="preserve"> </w:t>
-      </w:r>
-      <w:r>
-        <w:rPr>
-          <w:color w:val="000000" w:themeColor="text1"/>
-        </w:rPr>
-        <w:t>To evaluate the measurement model’s psychometric properties, internal consistency reliability and convergent validity were assessed using Cronbach’s alpha, composite reliability (CR), average variance extracted (AVE), and Pearson inter-item correlations, as depicted in the correlation heatmaps in Figure 1.</w:t>
+        <w:t xml:space="preserve">Figure 3 presents the correlation matrix generated using Jamovi software, which visually depicts the relationships among the variables BSAT_1, BSAT_2, BSAT_3, BSAT_4 and BSAT_5; UE_1 , UE_2, UE_3, UE_4, UE_5, UE_6, UE_7, </w:t>
+      </w:r>
+      <w:r>
+        <w:rPr>
+          <w:highlight w:val="yellow"/>
+        </w:rPr>
+        <w:t>UE_8</w:t>
+      </w:r>
+      <w:r>
+        <w:t>, UE_9 and UE_10,UX_1, UX_2, UX_3, UX_4, UX_5, UX_6, UX_7, UX_8, UX_9and UX_10, BSUC_1,BSUC_2, BSUC_3 and BSUC_4, based on Pearson correlation coefficients. The values range from -1 to 1, where positive values indicate a direct relationship, and negative values suggest an inverse relationship. The strength of the correlation is visually represented by a gradient colour scale, with darker green indicating stronger positive correlations and darker red indicating stronger negative correlations. To evaluate the measurement model’s psychometric properties, internal consistency reliability and convergent validity were assessed using Cronbach’s alpha, composite reliability (CR), average variance extracted (AVE), and Pearson inter-item correlations, as depicted in the correlation heatmaps in Figure 3.</w:t>
       </w:r>
     </w:p>
     <w:p>
@@ -21548,7 +19849,7 @@
         <w:rPr>
           <w:color w:val="000000" w:themeColor="text1"/>
         </w:rPr>
-        <w:t>Cronbach’s alpha and composite reliability values exceeded the recommended threshold of 0.70 for all constructs, indicating excellent internal consistency. Specifically, Brand Satisfaction (MBS_1–MBS_5) demonstrated a Cronbach’s alpha of 0.962 and CR of 0.968, Brand Success (MBSU_1–MBSU_4) yielded α = 0.959 and CR = 0.963, User Experience (MVCX_1–MVCX_10) had α = 0.983 and CR = 0.985, and User Engagement (UES_1–UES_10) achieved α = 0.979 and CR = 0.982.</w:t>
+        <w:t>Cronbach’s alpha and composite reliability values exceeded the recommended threshold of 0.70 for all constructs, indicating excellent internal consistency. Specifically, Brand Satisfaction (BSAT_1–BSAT_5) demonstrated a Cronbach’s alpha of 0.962 and CR of 0.968, Brand Success (BSUC_1–BSUC_4) yielded α = 0.959 and CR = 0.963, User Experience (UX_1–UX_10) had α = 0.983 and CR = 0.985, and User Engagement (UE_1–UE_10) achieved α = 0.979 and CR = 0.982.</w:t>
       </w:r>
     </w:p>
     <w:p>
@@ -21563,59 +19864,16 @@
         </w:rPr>
       </w:pPr>
       <w:r>
-        <w:rPr>
-          <w:color w:val="000000" w:themeColor="text1"/>
-        </w:rPr>
-        <w:t>All item loadings were above 0.70, and AVE values exceeded 0.50 for each construct (Brand Satisfaction AVE = 0.72, Brand Success AVE = 0.69, User Experience AVE = 0.75, User Engagement AVE = 0.73). These results confirm that each construct explains a substantial portion of variance in its indicators.</w:t>
-      </w:r>
-      <w:r>
-        <w:rPr>
-          <w:color w:val="000000" w:themeColor="text1"/>
-        </w:rPr>
-        <w:t xml:space="preserve"> </w:t>
-      </w:r>
-      <w:r>
-        <w:rPr>
-          <w:color w:val="000000" w:themeColor="text1"/>
-        </w:rPr>
-        <w:t xml:space="preserve">Brand Satisfaction (Figure 1a) shows correlations ranging </w:t>
-      </w:r>
-      <w:r>
-        <w:rPr>
-          <w:color w:val="000000" w:themeColor="text1"/>
-        </w:rPr>
-        <w:lastRenderedPageBreak/>
-        <w:t>from 0.85 to 0.88 among its five items, indicating high cohesiveness.</w:t>
-      </w:r>
-      <w:r>
-        <w:rPr>
-          <w:color w:val="000000" w:themeColor="text1"/>
-        </w:rPr>
-        <w:t xml:space="preserve"> </w:t>
-      </w:r>
-      <w:r>
-        <w:rPr>
-          <w:color w:val="000000" w:themeColor="text1"/>
-        </w:rPr>
-        <w:t xml:space="preserve">Brand Success (Figure 1b) items correlate between 0.84 and 0.87, reflecting consistent measurement. User Experience (Figure 1c) and User Engagement (Figure 1d) both display uniformly high correlations (0.83–0.87) across all ten items per construct, underscoring reliable one-dimensionality. No correlations approach the upper limit of multicollinearity (0.95+), ensuring each item contributes unique information to its construct. Together, these statistical and graphical analyses confirm that the measurement scales are both reliable and valid, supporting their use for subsequent structural modelling </w:t>
-      </w:r>
-      <w:r>
-        <w:rPr>
-          <w:color w:val="000000" w:themeColor="text1"/>
-        </w:rPr>
-        <w:t>indicating a cohesive relationship among these variables</w:t>
-      </w:r>
-      <w:r>
-        <w:rPr>
-          <w:color w:val="000000" w:themeColor="text1"/>
-        </w:rPr>
-        <w:t xml:space="preserve"> as shown in figure 3</w:t>
-      </w:r>
-      <w:r>
-        <w:rPr>
-          <w:color w:val="000000" w:themeColor="text1"/>
-        </w:rPr>
-        <w:t>.</w:t>
+        <w:t xml:space="preserve">All item loadings were above 0.70, and AVE values exceeded 0.50 for each construct (Brand Satisfaction AVE = 0.72, Brand Success AVE = 0.69, User Experience AVE = 0.75, User Engagement AVE = 0.73). These results confirm that each construct explains a substantial portion of variance in its indicators. Brand Satisfaction (Figure 3a) shows correlations ranging from 0.85 to 0.88 among its five items, indicating high cohesiveness. Brand Success (Figure 3b) items correlate between 0.84 and 0.87, reflecting consistent measurement. User Experience (Figure 3c) and </w:t>
+      </w:r>
+      <w:r>
+        <w:rPr>
+          <w:highlight w:val="yellow"/>
+        </w:rPr>
+        <w:t>User Engagement (Figure 3d)</w:t>
+      </w:r>
+      <w:r>
+        <w:t xml:space="preserve"> both display uniformly high correlations (0.83–0.87) across all ten items per construct, underscoring reliable one-dimensionality. No correlations approach the upper limit of multicollinearity (0.95+), ensuring each item contributes unique information to its construct. Together, these statistical and graphical analyses confirm that the measurement scales are both reliable and valid, supporting their use for subsequent structural modelling indicating a cohesive relationship among these variables as shown in figure 3.</w:t>
       </w:r>
     </w:p>
     <w:p>
@@ -22359,7 +20617,7 @@
           <w:sz w:val="20"/>
           <w:szCs w:val="20"/>
         </w:rPr>
-        <w:t>Pearson correlation heatmaps for measurement items: (a) Brand Satisfaction (MBS_1 to MBS_5), (b) Brand Success (MBSU_1 to MBSU_4), (c) User Experience (MVCX_1 to MVCX_10), and (d) User Engagement (UES_1 to UES_10), illustrating consistently high positive inter-item correlations across all constructs.</w:t>
+        <w:t>Pearson correlation heatmaps for measurement items: (a) Brand Satisfaction (BSAT_1 to BSAT_5), (b) Brand Success (BSUC_1 to BSUC_4), (c) User Experience (UX_1 to UX_10), and (d) User Engagement (UE_1 to UE_10), illustrating consistently high positive inter-item correlations across all constructs.</w:t>
       </w:r>
       <w:r>
         <w:rPr>
@@ -22505,88 +20763,7 @@
         </w:rPr>
       </w:pPr>
       <w:r>
-        <w:rPr>
-          <w:color w:val="000000" w:themeColor="text1"/>
-        </w:rPr>
-        <w:t>To analyse the collected data and derive meaningful results related to user engagement (U</w:t>
-      </w:r>
-      <w:r>
-        <w:rPr>
-          <w:color w:val="000000" w:themeColor="text1"/>
-        </w:rPr>
-        <w:t>E</w:t>
-      </w:r>
-      <w:r>
-        <w:rPr>
-          <w:color w:val="000000" w:themeColor="text1"/>
-        </w:rPr>
-        <w:t>S</w:t>
-      </w:r>
-      <w:r>
-        <w:rPr>
-          <w:color w:val="000000" w:themeColor="text1"/>
-        </w:rPr>
-        <w:t>), user experience (</w:t>
-      </w:r>
-      <w:r>
-        <w:rPr>
-          <w:color w:val="000000" w:themeColor="text1"/>
-        </w:rPr>
-        <w:t>MVCX</w:t>
-      </w:r>
-      <w:r>
-        <w:rPr>
-          <w:color w:val="000000" w:themeColor="text1"/>
-        </w:rPr>
-        <w:t>), brand satisfaction (</w:t>
-      </w:r>
-      <w:r>
-        <w:rPr>
-          <w:color w:val="000000" w:themeColor="text1"/>
-        </w:rPr>
-        <w:t>M</w:t>
-      </w:r>
-      <w:r>
-        <w:rPr>
-          <w:color w:val="000000" w:themeColor="text1"/>
-        </w:rPr>
-        <w:t>BS), and brand success (</w:t>
-      </w:r>
-      <w:r>
-        <w:rPr>
-          <w:color w:val="000000" w:themeColor="text1"/>
-        </w:rPr>
-        <w:t>M</w:t>
-      </w:r>
-      <w:r>
-        <w:rPr>
-          <w:color w:val="000000" w:themeColor="text1"/>
-        </w:rPr>
-        <w:t>BS</w:t>
-      </w:r>
-      <w:r>
-        <w:rPr>
-          <w:color w:val="000000" w:themeColor="text1"/>
-        </w:rPr>
-        <w:t>U</w:t>
-      </w:r>
-      <w:r>
-        <w:rPr>
-          <w:color w:val="000000" w:themeColor="text1"/>
-        </w:rPr>
-        <w:t xml:space="preserve">), </w:t>
-      </w:r>
-      <w:r>
-        <w:rPr>
-          <w:color w:val="000000" w:themeColor="text1"/>
-        </w:rPr>
-        <w:t>FsQCA</w:t>
-      </w:r>
-      <w:r>
-        <w:rPr>
-          <w:color w:val="000000" w:themeColor="text1"/>
-        </w:rPr>
-        <w:t xml:space="preserve">, a technique for coding known as "alignment" (Ragin, 2008) was initially finished first, which comprised of figuring the level that it is essential for each variable in the two its causative circumstances and its result. </w:t>
+        <w:t xml:space="preserve">To analyse the collected data and derive meaningful results related to user engagement (UE), user experience (UX), brand satisfaction (BSAT), and brand success (BSUC), FsQCA, a technique for coding known as "alignment" (Ragin, 2008) was initially finished first, which comprised of figuring the level that it is essential for each variable in the two its causative circumstances and its result. </w:t>
       </w:r>
     </w:p>
     <w:p>
@@ -22601,124 +20778,8 @@
         </w:rPr>
       </w:pPr>
       <w:r>
-        <w:rPr>
-          <w:color w:val="000000" w:themeColor="text1"/>
-        </w:rPr>
         <w:tab/>
-      </w:r>
-      <w:r>
-        <w:rPr>
-          <w:color w:val="000000" w:themeColor="text1"/>
-        </w:rPr>
-        <w:t>Subsequently, the reactions were aligned involving three cut-off points for setting an underlying scale into a fuzzy set scale (</w:t>
-      </w:r>
-      <w:r>
-        <w:rPr>
-          <w:color w:val="000000" w:themeColor="text1"/>
-        </w:rPr>
-        <w:t>Douglas</w:t>
-      </w:r>
-      <w:r>
-        <w:rPr>
-          <w:color w:val="000000" w:themeColor="text1"/>
-        </w:rPr>
-        <w:t xml:space="preserve"> et al.</w:t>
-      </w:r>
-      <w:r>
-        <w:rPr>
-          <w:color w:val="000000" w:themeColor="text1"/>
-        </w:rPr>
-        <w:t xml:space="preserve">, </w:t>
-      </w:r>
-      <w:r>
-        <w:rPr>
-          <w:color w:val="000000" w:themeColor="text1"/>
-        </w:rPr>
-        <w:t>2020</w:t>
-      </w:r>
-      <w:r>
-        <w:rPr>
-          <w:color w:val="000000" w:themeColor="text1"/>
-        </w:rPr>
-        <w:t>): 5% (low understanding or all the way out of the class), half (middle degree of understanding or neither in nor out of the classification), and 95% (high understanding or totally in the class).</w:t>
-      </w:r>
-      <w:r>
-        <w:rPr>
-          <w:color w:val="000000" w:themeColor="text1"/>
-        </w:rPr>
-        <w:t>The values assigned to the calibration of User Engagement (U</w:t>
-      </w:r>
-      <w:r>
-        <w:rPr>
-          <w:color w:val="000000" w:themeColor="text1"/>
-        </w:rPr>
-        <w:t>E</w:t>
-      </w:r>
-      <w:r>
-        <w:rPr>
-          <w:color w:val="000000" w:themeColor="text1"/>
-        </w:rPr>
-        <w:t>S</w:t>
-      </w:r>
-      <w:r>
-        <w:rPr>
-          <w:color w:val="000000" w:themeColor="text1"/>
-        </w:rPr>
-        <w:t>), User Experience (</w:t>
-      </w:r>
-      <w:r>
-        <w:rPr>
-          <w:color w:val="000000" w:themeColor="text1"/>
-        </w:rPr>
-        <w:t>MVC</w:t>
-      </w:r>
-      <w:r>
-        <w:rPr>
-          <w:color w:val="000000" w:themeColor="text1"/>
-        </w:rPr>
-        <w:t>X</w:t>
-      </w:r>
-      <w:r>
-        <w:rPr>
-          <w:color w:val="000000" w:themeColor="text1"/>
-        </w:rPr>
-        <w:t>), Brand Satisfaction (</w:t>
-      </w:r>
-      <w:r>
-        <w:rPr>
-          <w:color w:val="000000" w:themeColor="text1"/>
-        </w:rPr>
-        <w:t>M</w:t>
-      </w:r>
-      <w:r>
-        <w:rPr>
-          <w:color w:val="000000" w:themeColor="text1"/>
-        </w:rPr>
-        <w:t>BS), and Brand Success (</w:t>
-      </w:r>
-      <w:r>
-        <w:rPr>
-          <w:color w:val="000000" w:themeColor="text1"/>
-        </w:rPr>
-        <w:t>M</w:t>
-      </w:r>
-      <w:r>
-        <w:rPr>
-          <w:color w:val="000000" w:themeColor="text1"/>
-        </w:rPr>
-        <w:t>BS</w:t>
-      </w:r>
-      <w:r>
-        <w:rPr>
-          <w:color w:val="000000" w:themeColor="text1"/>
-        </w:rPr>
-        <w:t>U</w:t>
-      </w:r>
-      <w:r>
-        <w:rPr>
-          <w:color w:val="000000" w:themeColor="text1"/>
-        </w:rPr>
-        <w:t xml:space="preserve">) indicate the transformation of these variables into a common scale ranging from 0 to 1. </w:t>
+        <w:t xml:space="preserve">Subsequently, the reactions were aligned involving three cut-off points for setting an underlying scale into a fuzzy set scale (Douglas et al., 2020): 5% (low understanding or all the way out of the class), half (middle degree of understanding or neither in nor out of the classification), and 95% (high understanding or totally in the class).The values assigned to the calibration of User Engagement (UE), User Experience (UX), Brand Satisfaction (BSAT), and Brand Success (BSUC) indicate the transformation of these variables into a common scale ranging from 0 to 1. </w:t>
       </w:r>
     </w:p>
     <w:p>
@@ -22732,39 +20793,12 @@
       </w:pPr>
       <w:r>
         <w:rPr>
-          <w:color w:val="000000" w:themeColor="text1"/>
-        </w:rPr>
-        <w:t>In this calibration process, the lower bound is set at 0, indicating the minimum value of the variable, while the upper bound is set at 0.05 and 0.95, representing the maximum value. The range between 0.05 and 0.95 is used to capture the variability and granularity of the variable within the specified bounds. By calibrating the variables to a common scale, it becomes easier to compare and analyse their relative magnitudes and relationships. The calibrated values between 0 and 1 provide a standardized representation of User Engagement, User Experience, Brand Satisfaction, and Brand Success, allowing for meaningful comparisons and further statistical analyses</w:t>
-      </w:r>
-      <w:r>
-        <w:rPr>
-          <w:color w:val="000000" w:themeColor="text1"/>
-        </w:rPr>
-        <w:t xml:space="preserve"> as shown in </w:t>
-      </w:r>
-      <w:r>
-        <w:rPr>
-          <w:color w:val="000000" w:themeColor="text1"/>
-        </w:rPr>
-        <w:t>T</w:t>
-      </w:r>
-      <w:r>
-        <w:rPr>
-          <w:color w:val="000000" w:themeColor="text1"/>
-        </w:rPr>
-        <w:t xml:space="preserve">able </w:t>
-      </w:r>
-      <w:r>
-        <w:rPr>
-          <w:color w:val="000000" w:themeColor="text1"/>
-        </w:rPr>
-        <w:t>3</w:t>
-      </w:r>
-      <w:r>
-        <w:rPr>
-          <w:color w:val="000000" w:themeColor="text1"/>
-        </w:rPr>
-        <w:t>.</w:t>
+          <w:highlight w:val="yellow"/>
+        </w:rPr>
+        <w:t>Following standard fsQCA practice (Ragin, 2008), each construct was calibrated into set-membership scores using three qualitative anchors: the 95th percentile as the threshold for full membership (fuzzy score = 0.95), the 50th percentile as the crossover point of maximum ambiguity (0.50), and the 5th percentile as the threshold for full non-membership (0.05). Membership scores are therefore bounded between 0 and 1, with the 0.05 and 0.95 anchors denoting near-full non-membership and near-full membership rather than the raw minimum and maximum of the measurement scale.</w:t>
+      </w:r>
+      <w:r>
+        <w:t xml:space="preserve"> By calibrating the variables to a common scale, it becomes easier to compare and analyse their relative magnitudes and relationships. The calibrated values between 0 and 1 provide a standardized representation of User Engagement, User Experience, Brand Satisfaction, and Brand Success, allowing for meaningful comparisons and further statistical analyses as shown in Table 3.</w:t>
       </w:r>
     </w:p>
     <w:p>
@@ -22872,112 +20906,7 @@
               </w:rPr>
             </w:pPr>
             <w:r>
-              <w:rPr>
-                <w:b/>
-                <w:bCs/>
-                <w:sz w:val="20"/>
-                <w:szCs w:val="20"/>
-              </w:rPr>
-              <w:t xml:space="preserve">Model: </w:t>
-            </w:r>
-            <w:r>
-              <w:rPr>
-                <w:b/>
-                <w:bCs/>
-                <w:sz w:val="20"/>
-                <w:szCs w:val="20"/>
-              </w:rPr>
-              <w:t>M</w:t>
-            </w:r>
-            <w:r>
-              <w:rPr>
-                <w:b/>
-                <w:bCs/>
-                <w:sz w:val="20"/>
-                <w:szCs w:val="20"/>
-              </w:rPr>
-              <w:t>BS</w:t>
-            </w:r>
-            <w:r>
-              <w:rPr>
-                <w:b/>
-                <w:bCs/>
-                <w:sz w:val="20"/>
-                <w:szCs w:val="20"/>
-              </w:rPr>
-              <w:t>U</w:t>
-            </w:r>
-            <w:r>
-              <w:rPr>
-                <w:b/>
-                <w:bCs/>
-                <w:sz w:val="20"/>
-                <w:szCs w:val="20"/>
-              </w:rPr>
-              <w:t xml:space="preserve"> = f (</w:t>
-            </w:r>
-            <w:r>
-              <w:rPr>
-                <w:b/>
-                <w:bCs/>
-                <w:sz w:val="20"/>
-                <w:szCs w:val="20"/>
-              </w:rPr>
-              <w:t>M</w:t>
-            </w:r>
-            <w:r>
-              <w:rPr>
-                <w:b/>
-                <w:bCs/>
-                <w:sz w:val="20"/>
-                <w:szCs w:val="20"/>
-              </w:rPr>
-              <w:t xml:space="preserve">BS, </w:t>
-            </w:r>
-            <w:r>
-              <w:rPr>
-                <w:b/>
-                <w:bCs/>
-                <w:sz w:val="20"/>
-                <w:szCs w:val="20"/>
-              </w:rPr>
-              <w:t>MVCX</w:t>
-            </w:r>
-            <w:r>
-              <w:rPr>
-                <w:b/>
-                <w:bCs/>
-                <w:sz w:val="20"/>
-                <w:szCs w:val="20"/>
-              </w:rPr>
-              <w:t>, U</w:t>
-            </w:r>
-            <w:r>
-              <w:rPr>
-                <w:b/>
-                <w:bCs/>
-                <w:sz w:val="20"/>
-                <w:szCs w:val="20"/>
-              </w:rPr>
-              <w:t>E</w:t>
-            </w:r>
-            <w:r>
-              <w:rPr>
-                <w:b/>
-                <w:bCs/>
-                <w:sz w:val="20"/>
-                <w:szCs w:val="20"/>
-              </w:rPr>
-              <w:t>S</w:t>
-            </w:r>
-            <w:r>
-              <w:rPr>
-                <w:b/>
-                <w:bCs/>
-                <w:sz w:val="20"/>
-                <w:szCs w:val="20"/>
-              </w:rPr>
-              <w:t>)</w:t>
+              <w:t>Model: BSUC = f (BSAT, UX, UE)</w:t>
             </w:r>
           </w:p>
         </w:tc>
@@ -23089,32 +21018,7 @@
               </w:rPr>
             </w:pPr>
             <w:r>
-              <w:rPr>
-                <w:sz w:val="20"/>
-                <w:szCs w:val="20"/>
-              </w:rPr>
-              <w:t>M</w:t>
-            </w:r>
-            <w:r>
-              <w:rPr>
-                <w:sz w:val="20"/>
-                <w:szCs w:val="20"/>
-              </w:rPr>
-              <w:t xml:space="preserve">BS </w:t>
-            </w:r>
-            <w:r>
-              <w:rPr>
-                <w:sz w:val="20"/>
-                <w:szCs w:val="20"/>
-              </w:rPr>
-              <w:t xml:space="preserve">x </w:t>
-            </w:r>
-            <w:r>
-              <w:rPr>
-                <w:sz w:val="20"/>
-                <w:szCs w:val="20"/>
-              </w:rPr>
-              <w:t>MVCX</w:t>
+              <w:t>BSAT x UX</w:t>
             </w:r>
           </w:p>
         </w:tc>
@@ -23232,39 +21136,7 @@
               </w:rPr>
             </w:pPr>
             <w:r>
-              <w:rPr>
-                <w:sz w:val="20"/>
-                <w:szCs w:val="20"/>
-              </w:rPr>
-              <w:t>M</w:t>
-            </w:r>
-            <w:r>
-              <w:rPr>
-                <w:sz w:val="20"/>
-                <w:szCs w:val="20"/>
-              </w:rPr>
-              <w:t xml:space="preserve">BS </w:t>
-            </w:r>
-            <w:r>
-              <w:rPr>
-                <w:sz w:val="20"/>
-                <w:szCs w:val="20"/>
-              </w:rPr>
-              <w:t>x</w:t>
-            </w:r>
-            <w:r>
-              <w:rPr>
-                <w:sz w:val="20"/>
-                <w:szCs w:val="20"/>
-              </w:rPr>
-              <w:t xml:space="preserve"> UE</w:t>
-            </w:r>
-            <w:r>
-              <w:rPr>
-                <w:sz w:val="20"/>
-                <w:szCs w:val="20"/>
-              </w:rPr>
-              <w:t>S</w:t>
+              <w:t>BSAT x UE</w:t>
             </w:r>
           </w:p>
         </w:tc>
@@ -23382,46 +21254,7 @@
               </w:rPr>
             </w:pPr>
             <w:r>
-              <w:rPr>
-                <w:sz w:val="20"/>
-                <w:szCs w:val="20"/>
-              </w:rPr>
-              <w:t>MVCX</w:t>
-            </w:r>
-            <w:r>
-              <w:rPr>
-                <w:sz w:val="20"/>
-                <w:szCs w:val="20"/>
-              </w:rPr>
-              <w:t xml:space="preserve"> </w:t>
-            </w:r>
-            <w:r>
-              <w:rPr>
-                <w:sz w:val="20"/>
-                <w:szCs w:val="20"/>
-              </w:rPr>
-              <w:t xml:space="preserve"> </w:t>
-            </w:r>
-            <w:r>
-              <w:rPr>
-                <w:sz w:val="20"/>
-                <w:szCs w:val="20"/>
-              </w:rPr>
-              <w:t>x</w:t>
-            </w:r>
-            <w:r>
-              <w:rPr>
-                <w:sz w:val="20"/>
-                <w:szCs w:val="20"/>
-              </w:rPr>
-              <w:t xml:space="preserve"> UE</w:t>
-            </w:r>
-            <w:r>
-              <w:rPr>
-                <w:sz w:val="20"/>
-                <w:szCs w:val="20"/>
-              </w:rPr>
-              <w:t>S</w:t>
+              <w:t>UX  x UE</w:t>
             </w:r>
           </w:p>
         </w:tc>
@@ -23532,76 +21365,7 @@
         </w:rPr>
       </w:pPr>
       <w:r>
-        <w:rPr>
-          <w:color w:val="000000" w:themeColor="text1"/>
-          <w:sz w:val="20"/>
-          <w:szCs w:val="20"/>
-        </w:rPr>
-        <w:t>User Experience (</w:t>
-      </w:r>
-      <w:r>
-        <w:rPr>
-          <w:color w:val="000000" w:themeColor="text1"/>
-          <w:sz w:val="20"/>
-          <w:szCs w:val="20"/>
-        </w:rPr>
-        <w:t>MVC</w:t>
-      </w:r>
-      <w:r>
-        <w:rPr>
-          <w:color w:val="000000" w:themeColor="text1"/>
-          <w:sz w:val="20"/>
-          <w:szCs w:val="20"/>
-        </w:rPr>
-        <w:t>X), User Engagement (UE</w:t>
-      </w:r>
-      <w:r>
-        <w:rPr>
-          <w:color w:val="000000" w:themeColor="text1"/>
-          <w:sz w:val="20"/>
-          <w:szCs w:val="20"/>
-        </w:rPr>
-        <w:t>S</w:t>
-      </w:r>
-      <w:r>
-        <w:rPr>
-          <w:color w:val="000000" w:themeColor="text1"/>
-          <w:sz w:val="20"/>
-          <w:szCs w:val="20"/>
-        </w:rPr>
-        <w:t>), Brand Satisfaction (</w:t>
-      </w:r>
-      <w:r>
-        <w:rPr>
-          <w:color w:val="000000" w:themeColor="text1"/>
-          <w:sz w:val="20"/>
-          <w:szCs w:val="20"/>
-        </w:rPr>
-        <w:t>M</w:t>
-      </w:r>
-      <w:r>
-        <w:rPr>
-          <w:color w:val="000000" w:themeColor="text1"/>
-          <w:sz w:val="20"/>
-          <w:szCs w:val="20"/>
-        </w:rPr>
-        <w:t>BS), and Brand Success (</w:t>
-      </w:r>
-      <w:r>
-        <w:rPr>
-          <w:color w:val="000000" w:themeColor="text1"/>
-          <w:sz w:val="20"/>
-          <w:szCs w:val="20"/>
-        </w:rPr>
-        <w:t>M</w:t>
-      </w:r>
-      <w:r>
-        <w:rPr>
-          <w:color w:val="000000" w:themeColor="text1"/>
-          <w:sz w:val="20"/>
-          <w:szCs w:val="20"/>
-        </w:rPr>
-        <w:t xml:space="preserve">BSU) </w:t>
+        <w:t xml:space="preserve">User Experience (UX), User Engagement (UE), Brand Satisfaction (BSAT), and Brand Success (BSUC) </w:t>
       </w:r>
     </w:p>
     <w:p>
@@ -23730,94 +21494,7 @@
         </w:rPr>
       </w:pPr>
       <w:r>
-        <w:rPr>
-          <w:color w:val="000000" w:themeColor="text1"/>
-        </w:rPr>
-        <w:t xml:space="preserve">Based on the model equation </w:t>
-      </w:r>
-      <w:r>
-        <w:rPr>
-          <w:color w:val="000000" w:themeColor="text1"/>
-        </w:rPr>
-        <w:t>M</w:t>
-      </w:r>
-      <w:r>
-        <w:rPr>
-          <w:color w:val="000000" w:themeColor="text1"/>
-        </w:rPr>
-        <w:t>BS</w:t>
-      </w:r>
-      <w:r>
-        <w:rPr>
-          <w:color w:val="000000" w:themeColor="text1"/>
-        </w:rPr>
-        <w:t>U</w:t>
-      </w:r>
-      <w:r>
-        <w:rPr>
-          <w:color w:val="000000" w:themeColor="text1"/>
-        </w:rPr>
-        <w:t xml:space="preserve"> = </w:t>
-      </w:r>
-      <w:r>
-        <w:rPr>
-          <w:color w:val="000000" w:themeColor="text1"/>
-        </w:rPr>
-        <w:t>f (</w:t>
-      </w:r>
-      <w:r>
-        <w:rPr>
-          <w:color w:val="000000" w:themeColor="text1"/>
-        </w:rPr>
-        <w:t>M</w:t>
-      </w:r>
-      <w:r>
-        <w:rPr>
-          <w:color w:val="000000" w:themeColor="text1"/>
-        </w:rPr>
-        <w:t xml:space="preserve">BS, </w:t>
-      </w:r>
-      <w:r>
-        <w:rPr>
-          <w:color w:val="000000" w:themeColor="text1"/>
-        </w:rPr>
-        <w:t>MVC</w:t>
-      </w:r>
-      <w:r>
-        <w:rPr>
-          <w:color w:val="000000" w:themeColor="text1"/>
-        </w:rPr>
-        <w:t>X</w:t>
-      </w:r>
-      <w:r>
-        <w:rPr>
-          <w:color w:val="000000" w:themeColor="text1"/>
-        </w:rPr>
-        <w:t>, U</w:t>
-      </w:r>
-      <w:r>
-        <w:rPr>
-          <w:color w:val="000000" w:themeColor="text1"/>
-        </w:rPr>
-        <w:t>E</w:t>
-      </w:r>
-      <w:r>
-        <w:rPr>
-          <w:color w:val="000000" w:themeColor="text1"/>
-        </w:rPr>
-        <w:t>S</w:t>
-      </w:r>
-      <w:r>
-        <w:rPr>
-          <w:color w:val="000000" w:themeColor="text1"/>
-        </w:rPr>
-        <w:t>), the following results were obtained:</w:t>
-      </w:r>
-      <w:r>
-        <w:rPr>
-          <w:color w:val="000000" w:themeColor="text1"/>
-        </w:rPr>
-        <w:t xml:space="preserve"> </w:t>
+        <w:t xml:space="preserve">Based on the model equation BSUC = f (BSAT, UX, UE), the following results were obtained: </w:t>
       </w:r>
     </w:p>
     <w:p>
@@ -23830,536 +21507,7 @@
         </w:rPr>
       </w:pPr>
       <w:r>
-        <w:rPr>
-          <w:color w:val="000000" w:themeColor="text1"/>
-        </w:rPr>
-        <w:t xml:space="preserve">This indicates the model used for the analysis, where </w:t>
-      </w:r>
-      <w:r>
-        <w:rPr>
-          <w:color w:val="000000" w:themeColor="text1"/>
-        </w:rPr>
-        <w:t>M</w:t>
-      </w:r>
-      <w:r>
-        <w:rPr>
-          <w:color w:val="000000" w:themeColor="text1"/>
-        </w:rPr>
-        <w:t xml:space="preserve">BS, </w:t>
-      </w:r>
-      <w:r>
-        <w:rPr>
-          <w:color w:val="000000" w:themeColor="text1"/>
-        </w:rPr>
-        <w:t>MVC</w:t>
-      </w:r>
-      <w:r>
-        <w:rPr>
-          <w:color w:val="000000" w:themeColor="text1"/>
-        </w:rPr>
-        <w:t>X</w:t>
-      </w:r>
-      <w:r>
-        <w:rPr>
-          <w:color w:val="000000" w:themeColor="text1"/>
-        </w:rPr>
-        <w:t>, and U</w:t>
-      </w:r>
-      <w:r>
-        <w:rPr>
-          <w:color w:val="000000" w:themeColor="text1"/>
-        </w:rPr>
-        <w:t>E</w:t>
-      </w:r>
-      <w:r>
-        <w:rPr>
-          <w:color w:val="000000" w:themeColor="text1"/>
-        </w:rPr>
-        <w:t xml:space="preserve">S </w:t>
-      </w:r>
-      <w:r>
-        <w:rPr>
-          <w:color w:val="000000" w:themeColor="text1"/>
-        </w:rPr>
-        <w:t xml:space="preserve">are the input variables influencing the outcome variable </w:t>
-      </w:r>
-      <w:r>
-        <w:rPr>
-          <w:color w:val="000000" w:themeColor="text1"/>
-        </w:rPr>
-        <w:t>M</w:t>
-      </w:r>
-      <w:r>
-        <w:rPr>
-          <w:color w:val="000000" w:themeColor="text1"/>
-        </w:rPr>
-        <w:t>BS</w:t>
-      </w:r>
-      <w:r>
-        <w:rPr>
-          <w:color w:val="000000" w:themeColor="text1"/>
-        </w:rPr>
-        <w:t>U</w:t>
-      </w:r>
-      <w:r>
-        <w:rPr>
-          <w:color w:val="000000" w:themeColor="text1"/>
-        </w:rPr>
-        <w:t xml:space="preserve">. The function "f" represents the relationship between the variables. </w:t>
-      </w:r>
-      <w:r>
-        <w:rPr>
-          <w:color w:val="000000" w:themeColor="text1"/>
-        </w:rPr>
-        <w:t xml:space="preserve"> </w:t>
-      </w:r>
-      <w:r>
-        <w:rPr>
-          <w:color w:val="000000" w:themeColor="text1"/>
-        </w:rPr>
-        <w:t xml:space="preserve">The presented </w:t>
-      </w:r>
-      <w:r>
-        <w:rPr>
-          <w:color w:val="000000" w:themeColor="text1"/>
-        </w:rPr>
-        <w:t>Intermediate</w:t>
-      </w:r>
-      <w:r>
-        <w:rPr>
-          <w:color w:val="000000" w:themeColor="text1"/>
-        </w:rPr>
-        <w:t xml:space="preserve"> solution, as shown in Table </w:t>
-      </w:r>
-      <w:r>
-        <w:rPr>
-          <w:color w:val="000000" w:themeColor="text1"/>
-        </w:rPr>
-        <w:t>3</w:t>
-      </w:r>
-      <w:r>
-        <w:rPr>
-          <w:color w:val="000000" w:themeColor="text1"/>
-        </w:rPr>
-        <w:t xml:space="preserve">, involves a model with the equation </w:t>
-      </w:r>
-      <w:r>
-        <w:rPr>
-          <w:color w:val="000000" w:themeColor="text1"/>
-        </w:rPr>
-        <w:t>M</w:t>
-      </w:r>
-      <w:r>
-        <w:rPr>
-          <w:color w:val="000000" w:themeColor="text1"/>
-        </w:rPr>
-        <w:t>BS</w:t>
-      </w:r>
-      <w:r>
-        <w:rPr>
-          <w:color w:val="000000" w:themeColor="text1"/>
-        </w:rPr>
-        <w:t>U</w:t>
-      </w:r>
-      <w:r>
-        <w:rPr>
-          <w:color w:val="000000" w:themeColor="text1"/>
-        </w:rPr>
-        <w:t xml:space="preserve"> = f (</w:t>
-      </w:r>
-      <w:r>
-        <w:rPr>
-          <w:color w:val="000000" w:themeColor="text1"/>
-        </w:rPr>
-        <w:t>M</w:t>
-      </w:r>
-      <w:r>
-        <w:rPr>
-          <w:color w:val="000000" w:themeColor="text1"/>
-        </w:rPr>
-        <w:t xml:space="preserve">BS, </w:t>
-      </w:r>
-      <w:r>
-        <w:rPr>
-          <w:color w:val="000000" w:themeColor="text1"/>
-        </w:rPr>
-        <w:t>MVC</w:t>
-      </w:r>
-      <w:r>
-        <w:rPr>
-          <w:color w:val="000000" w:themeColor="text1"/>
-        </w:rPr>
-        <w:t>X</w:t>
-      </w:r>
-      <w:r>
-        <w:rPr>
-          <w:color w:val="000000" w:themeColor="text1"/>
-        </w:rPr>
-        <w:t>, U</w:t>
-      </w:r>
-      <w:r>
-        <w:rPr>
-          <w:color w:val="000000" w:themeColor="text1"/>
-        </w:rPr>
-        <w:t>E</w:t>
-      </w:r>
-      <w:r>
-        <w:rPr>
-          <w:color w:val="000000" w:themeColor="text1"/>
-        </w:rPr>
-        <w:t>S</w:t>
-      </w:r>
-      <w:r>
-        <w:rPr>
-          <w:color w:val="000000" w:themeColor="text1"/>
-        </w:rPr>
-        <w:t xml:space="preserve">). </w:t>
-      </w:r>
-      <w:r>
-        <w:rPr>
-          <w:color w:val="000000" w:themeColor="text1"/>
-        </w:rPr>
-        <w:t xml:space="preserve">This model seeks to reflect the relationship between the input variables </w:t>
-      </w:r>
-      <w:r>
-        <w:rPr>
-          <w:color w:val="000000" w:themeColor="text1"/>
-        </w:rPr>
-        <w:t>M</w:t>
-      </w:r>
-      <w:r>
-        <w:rPr>
-          <w:color w:val="000000" w:themeColor="text1"/>
-        </w:rPr>
-        <w:t xml:space="preserve">BS, </w:t>
-      </w:r>
-      <w:r>
-        <w:rPr>
-          <w:color w:val="000000" w:themeColor="text1"/>
-        </w:rPr>
-        <w:t>MVC</w:t>
-      </w:r>
-      <w:r>
-        <w:rPr>
-          <w:color w:val="000000" w:themeColor="text1"/>
-        </w:rPr>
-        <w:t>X</w:t>
-      </w:r>
-      <w:r>
-        <w:rPr>
-          <w:color w:val="000000" w:themeColor="text1"/>
-        </w:rPr>
-        <w:t>, U</w:t>
-      </w:r>
-      <w:r>
-        <w:rPr>
-          <w:color w:val="000000" w:themeColor="text1"/>
-        </w:rPr>
-        <w:t>E</w:t>
-      </w:r>
-      <w:r>
-        <w:rPr>
-          <w:color w:val="000000" w:themeColor="text1"/>
-        </w:rPr>
-        <w:t>S</w:t>
-      </w:r>
-      <w:r>
-        <w:rPr>
-          <w:color w:val="000000" w:themeColor="text1"/>
-        </w:rPr>
-        <w:t xml:space="preserve">, and the outcome variable </w:t>
-      </w:r>
-      <w:r>
-        <w:rPr>
-          <w:color w:val="000000" w:themeColor="text1"/>
-        </w:rPr>
-        <w:t>M</w:t>
-      </w:r>
-      <w:r>
-        <w:rPr>
-          <w:color w:val="000000" w:themeColor="text1"/>
-        </w:rPr>
-        <w:t>BS</w:t>
-      </w:r>
-      <w:r>
-        <w:rPr>
-          <w:color w:val="000000" w:themeColor="text1"/>
-        </w:rPr>
-        <w:t>U</w:t>
-      </w:r>
-      <w:r>
-        <w:rPr>
-          <w:color w:val="000000" w:themeColor="text1"/>
-        </w:rPr>
-        <w:t xml:space="preserve">. Besides the limited potential to develop new methods for each element that can be seen in the logic of the programming languages that depend on completeness, Table provides different metrics to evaluate the performance of different combinations of variables. However, a raw coverage metric tells us which combination of variables the most proportion of data points of the dataset are explained, for example, the pair of </w:t>
-      </w:r>
-      <w:r>
-        <w:rPr>
-          <w:color w:val="000000" w:themeColor="text1"/>
-        </w:rPr>
-        <w:t>M</w:t>
-      </w:r>
-      <w:r>
-        <w:rPr>
-          <w:color w:val="000000" w:themeColor="text1"/>
-        </w:rPr>
-        <w:t xml:space="preserve">BS and </w:t>
-      </w:r>
-      <w:r>
-        <w:rPr>
-          <w:color w:val="000000" w:themeColor="text1"/>
-        </w:rPr>
-        <w:t>MVC</w:t>
-      </w:r>
-      <w:r>
-        <w:rPr>
-          <w:color w:val="000000" w:themeColor="text1"/>
-        </w:rPr>
-        <w:t xml:space="preserve">X </w:t>
-      </w:r>
-      <w:r>
-        <w:rPr>
-          <w:color w:val="000000" w:themeColor="text1"/>
-        </w:rPr>
-        <w:t xml:space="preserve">explains about 20.84% of the total data points followed by </w:t>
-      </w:r>
-      <w:r>
-        <w:rPr>
-          <w:color w:val="000000" w:themeColor="text1"/>
-        </w:rPr>
-        <w:t>M</w:t>
-      </w:r>
-      <w:r>
-        <w:rPr>
-          <w:color w:val="000000" w:themeColor="text1"/>
-        </w:rPr>
-        <w:t>BS and U</w:t>
-      </w:r>
-      <w:r>
-        <w:rPr>
-          <w:color w:val="000000" w:themeColor="text1"/>
-        </w:rPr>
-        <w:t>E</w:t>
-      </w:r>
-      <w:r>
-        <w:rPr>
-          <w:color w:val="000000" w:themeColor="text1"/>
-        </w:rPr>
-        <w:t>S</w:t>
-      </w:r>
-      <w:r>
-        <w:rPr>
-          <w:color w:val="000000" w:themeColor="text1"/>
-        </w:rPr>
-        <w:t xml:space="preserve"> around 24.15%, and the duo of </w:t>
-      </w:r>
-      <w:r>
-        <w:rPr>
-          <w:color w:val="000000" w:themeColor="text1"/>
-        </w:rPr>
-        <w:t>MVC</w:t>
-      </w:r>
-      <w:r>
-        <w:rPr>
-          <w:color w:val="000000" w:themeColor="text1"/>
-        </w:rPr>
-        <w:t xml:space="preserve">X </w:t>
-      </w:r>
-      <w:r>
-        <w:rPr>
-          <w:color w:val="000000" w:themeColor="text1"/>
-        </w:rPr>
-        <w:t>and U</w:t>
-      </w:r>
-      <w:r>
-        <w:rPr>
-          <w:color w:val="000000" w:themeColor="text1"/>
-        </w:rPr>
-        <w:t>E</w:t>
-      </w:r>
-      <w:r>
-        <w:rPr>
-          <w:color w:val="000000" w:themeColor="text1"/>
-        </w:rPr>
-        <w:t>S</w:t>
-      </w:r>
-      <w:r>
-        <w:rPr>
-          <w:color w:val="000000" w:themeColor="text1"/>
-        </w:rPr>
-        <w:t xml:space="preserve"> showing about 21.90% respectively. One part of the unique coverage measures the total number of unique (unrepeated) data points that were zoomed in on by the model. </w:t>
-      </w:r>
-      <w:r>
-        <w:rPr>
-          <w:color w:val="000000" w:themeColor="text1"/>
-        </w:rPr>
-        <w:t xml:space="preserve">For example, </w:t>
-      </w:r>
-      <w:r>
-        <w:rPr>
-          <w:color w:val="000000" w:themeColor="text1"/>
-        </w:rPr>
-        <w:t xml:space="preserve">one or the other of </w:t>
-      </w:r>
-      <w:r>
-        <w:rPr>
-          <w:color w:val="000000" w:themeColor="text1"/>
-        </w:rPr>
-        <w:t>M</w:t>
-      </w:r>
-      <w:r>
-        <w:rPr>
-          <w:color w:val="000000" w:themeColor="text1"/>
-        </w:rPr>
-        <w:t>BS</w:t>
-      </w:r>
-      <w:r>
-        <w:rPr>
-          <w:color w:val="000000" w:themeColor="text1"/>
-        </w:rPr>
-        <w:t xml:space="preserve"> </w:t>
-      </w:r>
-      <w:r>
-        <w:rPr>
-          <w:sz w:val="20"/>
-          <w:szCs w:val="20"/>
-        </w:rPr>
-        <w:t>x</w:t>
-      </w:r>
-      <w:r>
-        <w:rPr>
-          <w:color w:val="000000" w:themeColor="text1"/>
-        </w:rPr>
-        <w:t xml:space="preserve"> </w:t>
-      </w:r>
-      <w:r>
-        <w:rPr>
-          <w:color w:val="000000" w:themeColor="text1"/>
-        </w:rPr>
-        <w:t>MVC</w:t>
-      </w:r>
-      <w:r>
-        <w:rPr>
-          <w:color w:val="000000" w:themeColor="text1"/>
-        </w:rPr>
-        <w:t>X</w:t>
-      </w:r>
-      <w:r>
-        <w:rPr>
-          <w:color w:val="000000" w:themeColor="text1"/>
-        </w:rPr>
-        <w:t xml:space="preserve">, </w:t>
-      </w:r>
-      <w:r>
-        <w:rPr>
-          <w:color w:val="000000" w:themeColor="text1"/>
-        </w:rPr>
-        <w:t>M</w:t>
-      </w:r>
-      <w:r>
-        <w:rPr>
-          <w:color w:val="000000" w:themeColor="text1"/>
-        </w:rPr>
-        <w:t>BS</w:t>
-      </w:r>
-      <w:r>
-        <w:rPr>
-          <w:color w:val="000000" w:themeColor="text1"/>
-        </w:rPr>
-        <w:t xml:space="preserve"> </w:t>
-      </w:r>
-      <w:r>
-        <w:rPr>
-          <w:sz w:val="20"/>
-          <w:szCs w:val="20"/>
-        </w:rPr>
-        <w:t>x</w:t>
-      </w:r>
-      <w:r>
-        <w:rPr>
-          <w:color w:val="000000" w:themeColor="text1"/>
-        </w:rPr>
-        <w:t xml:space="preserve"> </w:t>
-      </w:r>
-      <w:r>
-        <w:rPr>
-          <w:color w:val="000000" w:themeColor="text1"/>
-        </w:rPr>
-        <w:t>U</w:t>
-      </w:r>
-      <w:r>
-        <w:rPr>
-          <w:color w:val="000000" w:themeColor="text1"/>
-        </w:rPr>
-        <w:t>E</w:t>
-      </w:r>
-      <w:r>
-        <w:rPr>
-          <w:color w:val="000000" w:themeColor="text1"/>
-        </w:rPr>
-        <w:t>S</w:t>
-      </w:r>
-      <w:r>
-        <w:rPr>
-          <w:color w:val="000000" w:themeColor="text1"/>
-        </w:rPr>
-        <w:t xml:space="preserve">, or </w:t>
-      </w:r>
-      <w:r>
-        <w:rPr>
-          <w:color w:val="000000" w:themeColor="text1"/>
-        </w:rPr>
-        <w:t>MVC</w:t>
-      </w:r>
-      <w:r>
-        <w:rPr>
-          <w:color w:val="000000" w:themeColor="text1"/>
-        </w:rPr>
-        <w:t>X</w:t>
-      </w:r>
-      <w:r>
-        <w:rPr>
-          <w:sz w:val="20"/>
-          <w:szCs w:val="20"/>
-        </w:rPr>
-        <w:t xml:space="preserve"> </w:t>
-      </w:r>
-      <w:r>
-        <w:rPr>
-          <w:sz w:val="20"/>
-          <w:szCs w:val="20"/>
-        </w:rPr>
-        <w:t>x</w:t>
-      </w:r>
-      <w:r>
-        <w:rPr>
-          <w:color w:val="000000" w:themeColor="text1"/>
-        </w:rPr>
-        <w:t xml:space="preserve"> </w:t>
-      </w:r>
-      <w:r>
-        <w:rPr>
-          <w:color w:val="000000" w:themeColor="text1"/>
-        </w:rPr>
-        <w:t>U</w:t>
-      </w:r>
-      <w:r>
-        <w:rPr>
-          <w:color w:val="000000" w:themeColor="text1"/>
-        </w:rPr>
-        <w:t>E</w:t>
-      </w:r>
-      <w:r>
-        <w:rPr>
-          <w:color w:val="000000" w:themeColor="text1"/>
-        </w:rPr>
-        <w:t>S</w:t>
-      </w:r>
-      <w:r>
-        <w:rPr>
-          <w:color w:val="000000" w:themeColor="text1"/>
-        </w:rPr>
-        <w:t xml:space="preserve"> cover 3.59%, 6.90% or 4.65% of unique data points, respectively.</w:t>
+        <w:t>This indicates the model used for the analysis, where BSAT, UX, and UE are the input variables influencing the outcome variable BSUC. The function "f" represents the relationship between the variables.  The presented Intermediate solution, as shown in Table 3, involves a model with the equation BSUC = f (BSAT, UX, UE). This model seeks to reflect the relationship between the input variables BSAT, UX, UE, and the outcome variable BSUC. Besides the limited potential to develop new methods for each element that can be seen in the logic of the programming languages that depend on completeness, Table provides different metrics to evaluate the performance of different combinations of variables. However, a raw coverage metric tells us which combination of variables the most proportion of data points of the dataset are explained, for example, the pair of BSAT and UX explains about 20.84% of the total data points followed by BSAT and UE around 24.15%, and the duo of UX and UE showing about 21.90% respectively. One part of the unique coverage measures the total number of unique (unrepeated) data points that were zoomed in on by the model. For example, one or the other of BSAT x UX, BSAT x UE, or UX x UE cover 3.59%, 6.90% or 4.65% of unique data points, respectively.</w:t>
       </w:r>
     </w:p>
     <w:p>
@@ -24372,212 +21520,7 @@
         </w:rPr>
       </w:pPr>
       <w:r>
-        <w:rPr>
-          <w:color w:val="000000" w:themeColor="text1"/>
-        </w:rPr>
-        <w:t xml:space="preserve">Consistency stands for the adherence to the model between the predicted and the real outcome values. The higher the consistency values, the better the predictive performance. On the other hand, the consistency values for each combination of variables are given in Table </w:t>
-      </w:r>
-      <w:r>
-        <w:rPr>
-          <w:color w:val="000000" w:themeColor="text1"/>
-        </w:rPr>
-        <w:t>4</w:t>
-      </w:r>
-      <w:r>
-        <w:rPr>
-          <w:color w:val="000000" w:themeColor="text1"/>
-        </w:rPr>
-        <w:t xml:space="preserve">. </w:t>
-      </w:r>
-      <w:r>
-        <w:rPr>
-          <w:color w:val="000000" w:themeColor="text1"/>
-        </w:rPr>
-        <w:t>M</w:t>
-      </w:r>
-      <w:r>
-        <w:rPr>
-          <w:color w:val="000000" w:themeColor="text1"/>
-        </w:rPr>
-        <w:t>BS</w:t>
-      </w:r>
-      <w:r>
-        <w:rPr>
-          <w:color w:val="000000" w:themeColor="text1"/>
-        </w:rPr>
-        <w:t xml:space="preserve"> </w:t>
-      </w:r>
-      <w:r>
-        <w:rPr>
-          <w:sz w:val="20"/>
-          <w:szCs w:val="20"/>
-        </w:rPr>
-        <w:t>x</w:t>
-      </w:r>
-      <w:r>
-        <w:rPr>
-          <w:color w:val="000000" w:themeColor="text1"/>
-        </w:rPr>
-        <w:t xml:space="preserve"> </w:t>
-      </w:r>
-      <w:r>
-        <w:rPr>
-          <w:color w:val="000000" w:themeColor="text1"/>
-        </w:rPr>
-        <w:t>MVC</w:t>
-      </w:r>
-      <w:r>
-        <w:rPr>
-          <w:color w:val="000000" w:themeColor="text1"/>
-        </w:rPr>
-        <w:t xml:space="preserve">X </w:t>
-      </w:r>
-      <w:r>
-        <w:rPr>
-          <w:color w:val="000000" w:themeColor="text1"/>
-        </w:rPr>
-        <w:t>has a consistency of 0.6</w:t>
-      </w:r>
-      <w:r>
-        <w:rPr>
-          <w:color w:val="000000" w:themeColor="text1"/>
-        </w:rPr>
-        <w:t>50</w:t>
-      </w:r>
-      <w:r>
-        <w:rPr>
-          <w:color w:val="000000" w:themeColor="text1"/>
-        </w:rPr>
-        <w:t xml:space="preserve">, </w:t>
-      </w:r>
-      <w:r>
-        <w:rPr>
-          <w:color w:val="000000" w:themeColor="text1"/>
-        </w:rPr>
-        <w:t>M</w:t>
-      </w:r>
-      <w:r>
-        <w:rPr>
-          <w:color w:val="000000" w:themeColor="text1"/>
-        </w:rPr>
-        <w:t>BS</w:t>
-      </w:r>
-      <w:r>
-        <w:rPr>
-          <w:color w:val="000000" w:themeColor="text1"/>
-        </w:rPr>
-        <w:t xml:space="preserve"> </w:t>
-      </w:r>
-      <w:r>
-        <w:rPr>
-          <w:sz w:val="20"/>
-          <w:szCs w:val="20"/>
-        </w:rPr>
-        <w:t>x</w:t>
-      </w:r>
-      <w:r>
-        <w:rPr>
-          <w:color w:val="000000" w:themeColor="text1"/>
-        </w:rPr>
-        <w:t xml:space="preserve"> </w:t>
-      </w:r>
-      <w:r>
-        <w:rPr>
-          <w:color w:val="000000" w:themeColor="text1"/>
-        </w:rPr>
-        <w:t>U</w:t>
-      </w:r>
-      <w:r>
-        <w:rPr>
-          <w:color w:val="000000" w:themeColor="text1"/>
-        </w:rPr>
-        <w:t>E</w:t>
-      </w:r>
-      <w:r>
-        <w:rPr>
-          <w:color w:val="000000" w:themeColor="text1"/>
-        </w:rPr>
-        <w:t>S</w:t>
-      </w:r>
-      <w:r>
-        <w:rPr>
-          <w:color w:val="000000" w:themeColor="text1"/>
-        </w:rPr>
-        <w:t xml:space="preserve"> has a consistency of 0.6</w:t>
-      </w:r>
-      <w:r>
-        <w:rPr>
-          <w:color w:val="000000" w:themeColor="text1"/>
-        </w:rPr>
-        <w:t>6</w:t>
-      </w:r>
-      <w:r>
-        <w:rPr>
-          <w:color w:val="000000" w:themeColor="text1"/>
-        </w:rPr>
-        <w:t xml:space="preserve">9, and </w:t>
-      </w:r>
-      <w:r>
-        <w:rPr>
-          <w:color w:val="000000" w:themeColor="text1"/>
-        </w:rPr>
-        <w:t>MVC</w:t>
-      </w:r>
-      <w:r>
-        <w:rPr>
-          <w:color w:val="000000" w:themeColor="text1"/>
-        </w:rPr>
-        <w:t>X</w:t>
-      </w:r>
-      <w:r>
-        <w:rPr>
-          <w:sz w:val="20"/>
-          <w:szCs w:val="20"/>
-        </w:rPr>
-        <w:t xml:space="preserve"> </w:t>
-      </w:r>
-      <w:r>
-        <w:rPr>
-          <w:sz w:val="20"/>
-          <w:szCs w:val="20"/>
-        </w:rPr>
-        <w:t>x</w:t>
-      </w:r>
-      <w:r>
-        <w:rPr>
-          <w:color w:val="000000" w:themeColor="text1"/>
-        </w:rPr>
-        <w:t xml:space="preserve"> </w:t>
-      </w:r>
-      <w:r>
-        <w:rPr>
-          <w:color w:val="000000" w:themeColor="text1"/>
-        </w:rPr>
-        <w:t>U</w:t>
-      </w:r>
-      <w:r>
-        <w:rPr>
-          <w:color w:val="000000" w:themeColor="text1"/>
-        </w:rPr>
-        <w:t>E</w:t>
-      </w:r>
-      <w:r>
-        <w:rPr>
-          <w:color w:val="000000" w:themeColor="text1"/>
-        </w:rPr>
-        <w:t>S</w:t>
-      </w:r>
-      <w:r>
-        <w:rPr>
-          <w:color w:val="000000" w:themeColor="text1"/>
-        </w:rPr>
-        <w:t xml:space="preserve"> has a consistency of 0.600. The overall efficiency of the Intermediate solution is outlined by the solution coverage and solution consistency values. Where the solution coverage is 0.323 which means that those variables are covering 32% data points. The solution consistency is 0.756, the ratio that reflects the ability of the model to predict the output values correctly.</w:t>
-      </w:r>
-      <w:r>
-        <w:rPr>
-          <w:color w:val="000000" w:themeColor="text1"/>
-        </w:rPr>
-        <w:t xml:space="preserve"> </w:t>
+        <w:t xml:space="preserve">Consistency stands for the adherence to the model between the predicted and the real outcome values. The higher the consistency values, the better the predictive performance. On the other hand, the consistency values for each combination of variables are given in Table 4. BSAT x UX has a consistency of 0.650, BSAT x UE has a consistency of 0.669, and UX x UE has a consistency of 0.600. The overall efficiency of the Intermediate solution is outlined by the solution coverage and solution consistency values. Where the solution coverage is 0.323 which means that those variables are covering 32% data points. The solution consistency is 0.756, the ratio that reflects the ability of the model to predict the output values correctly. </w:t>
       </w:r>
     </w:p>
     <w:p>
@@ -24590,64 +21533,7 @@
         </w:rPr>
       </w:pPr>
       <w:r>
-        <w:rPr>
-          <w:color w:val="000000" w:themeColor="text1"/>
-        </w:rPr>
-        <w:t>Figure 4 shows the framework for Brand Success in the Metaverse. The model illustrates the proposed relationships between User Experience (</w:t>
-      </w:r>
-      <w:r>
-        <w:rPr>
-          <w:color w:val="000000" w:themeColor="text1"/>
-        </w:rPr>
-        <w:t>MVC</w:t>
-      </w:r>
-      <w:r>
-        <w:rPr>
-          <w:color w:val="000000" w:themeColor="text1"/>
-        </w:rPr>
-        <w:t>X</w:t>
-      </w:r>
-      <w:r>
-        <w:rPr>
-          <w:color w:val="000000" w:themeColor="text1"/>
-        </w:rPr>
-        <w:t>), User Engagement (UE</w:t>
-      </w:r>
-      <w:r>
-        <w:rPr>
-          <w:color w:val="000000" w:themeColor="text1"/>
-        </w:rPr>
-        <w:t>S</w:t>
-      </w:r>
-      <w:r>
-        <w:rPr>
-          <w:color w:val="000000" w:themeColor="text1"/>
-        </w:rPr>
-        <w:t>), Users' Brand Satisfaction (</w:t>
-      </w:r>
-      <w:r>
-        <w:rPr>
-          <w:color w:val="000000" w:themeColor="text1"/>
-        </w:rPr>
-        <w:t>M</w:t>
-      </w:r>
-      <w:r>
-        <w:rPr>
-          <w:color w:val="000000" w:themeColor="text1"/>
-        </w:rPr>
-        <w:t>BS), and Brand Success (</w:t>
-      </w:r>
-      <w:r>
-        <w:rPr>
-          <w:color w:val="000000" w:themeColor="text1"/>
-        </w:rPr>
-        <w:t>M</w:t>
-      </w:r>
-      <w:r>
-        <w:rPr>
-          <w:color w:val="000000" w:themeColor="text1"/>
-        </w:rPr>
-        <w:t>BSU) in the Metaverse.</w:t>
+        <w:t>Figure 4 shows the framework for Brand Success in the Metaverse. The model illustrates the proposed relationships between User Experience (UX), User Engagement (UE), Users' Brand Satisfaction (BSAT), and Brand Success (BSUC) in the Metaverse.</w:t>
       </w:r>
     </w:p>
     <w:p>
@@ -24661,75 +21547,9 @@
       </w:pPr>
       <w:r>
         <w:rPr>
-          <w:color w:val="000000" w:themeColor="text1"/>
-        </w:rPr>
-        <w:t xml:space="preserve">The </w:t>
-      </w:r>
-      <w:r>
-        <w:rPr>
-          <w:color w:val="000000" w:themeColor="text1"/>
-        </w:rPr>
-        <w:t>FsQCA</w:t>
-      </w:r>
-      <w:r>
-        <w:rPr>
-          <w:color w:val="000000" w:themeColor="text1"/>
-        </w:rPr>
-        <w:t xml:space="preserve"> subset-superset analysis was used to establish elucidate the link between User Experience (</w:t>
-      </w:r>
-      <w:r>
-        <w:rPr>
-          <w:color w:val="000000" w:themeColor="text1"/>
-        </w:rPr>
-        <w:t>MVC</w:t>
-      </w:r>
-      <w:r>
-        <w:rPr>
-          <w:color w:val="000000" w:themeColor="text1"/>
-        </w:rPr>
-        <w:t>X</w:t>
-      </w:r>
-      <w:r>
-        <w:rPr>
-          <w:color w:val="000000" w:themeColor="text1"/>
-        </w:rPr>
-        <w:t>), User Engagement (UE</w:t>
-      </w:r>
-      <w:r>
-        <w:rPr>
-          <w:color w:val="000000" w:themeColor="text1"/>
-        </w:rPr>
-        <w:t>S</w:t>
-      </w:r>
-      <w:r>
-        <w:rPr>
-          <w:color w:val="000000" w:themeColor="text1"/>
-        </w:rPr>
-        <w:t>), Brand Satisfaction (</w:t>
-      </w:r>
-      <w:r>
-        <w:rPr>
-          <w:color w:val="000000" w:themeColor="text1"/>
-        </w:rPr>
-        <w:t>M</w:t>
-      </w:r>
-      <w:r>
-        <w:rPr>
-          <w:color w:val="000000" w:themeColor="text1"/>
-        </w:rPr>
-        <w:t>BS), and Brand Success (</w:t>
-      </w:r>
-      <w:r>
-        <w:rPr>
-          <w:color w:val="000000" w:themeColor="text1"/>
-        </w:rPr>
-        <w:t>M</w:t>
-      </w:r>
-      <w:r>
-        <w:rPr>
-          <w:color w:val="000000" w:themeColor="text1"/>
-        </w:rPr>
-        <w:t>BSU) with the conceptual model. The theoretical framework of the conceptual model and the hypothesized relationships of the variables are represented by the conceptual model.</w:t>
+          <w:highlight w:val="yellow"/>
+        </w:rPr>
+        <w:t>The fsQCA subset–superset analysis was used to examine how user experience (UX), user engagement (UE) and brand satisfaction (BSAT) combine as conditions for brand success (BSUC) within the conceptual model. The model specifies these three constructs as the antecedent conditions whose configurations are evaluated for sufficiency in producing high brand success.</w:t>
       </w:r>
     </w:p>
     <w:p>
@@ -24742,11 +21562,31 @@
         </w:rPr>
       </w:pPr>
       <w:r>
-        <w:rPr>
-          <w:color w:val="000000" w:themeColor="text1"/>
-        </w:rPr>
-        <w:lastRenderedPageBreak/>
-        <w:t xml:space="preserve">In the conceptual model, User Experience, User Engagement, and Brand Satisfaction are identified as the primary factors that contribute to Brand Success. The validation of the conceptual model by the subset-superset analysis is carried out by empirically investigating the configurations of conditions that lead to Brand Success. We used subset-superset analysis to arrive at the conditions we see as necessary and sufficient for what we call Brand Success. We wanted to find out what it takes for a brand to succeed and how various factors interact in the process. The analysis gives us our best shot at naming the vital combination of influences we see as leading to Brand Success. On one level, we isolated a direct path from User Experience through User Engagement to Brand Satisfaction. </w:t>
+        <w:t xml:space="preserve">In the conceptual model, User Experience, User Engagement, and Brand Satisfaction are identified as the primary factors that contribute to Brand Success. The validation of the conceptual model by the subset-superset analysis is carried out by empirically investigating the configurations of conditions that lead to Brand Success. We used subset-superset analysis to arrive at the conditions we see as necessary and sufficient for what we call Brand Success. We wanted to find out what it takes for a brand to succeed and how various factors interact in the process. The analysis gives us our best shot at naming the vital combination of influences we see as leading to Brand Success. </w:t>
+      </w:r>
+      <w:r>
+        <w:rPr>
+          <w:highlight w:val="yellow"/>
+        </w:rPr>
+        <w:t>At the configurational level, the analysis identifies which combinations of user experience, user engagement and brand satisfaction are jointly sufficient for high brand success, rather than estimating a single directional path among them.</w:t>
+      </w:r>
+      <w:r>
+        <w:t xml:space="preserve"> </w:t>
+      </w:r>
+    </w:p>
+    <w:p>
+      <w:r>
+        <w:rPr>
+          <w:b/>
+          <w:highlight w:val="yellow"/>
+        </w:rPr>
+        <w:t xml:space="preserve">MODEL CORRECTION – ANALYTICAL ALIGNMENT OF fsQCA AND THE CONCEPTUAL MODEL: </w:t>
+      </w:r>
+      <w:r>
+        <w:rPr>
+          <w:highlight w:val="yellow"/>
+        </w:rPr>
+        <w:t>fsQCA establishes which configurations of conditions (UE, UX, BSAT) are SUFFICIENT for high brand success and demonstrates equifinality; it does not estimate net effect sizes, directionality, or mediation. Therefore H1 and H2 (net positive associations of UE and UX with BSUC) and H3 (BSAT as a mediator) must be tested with the complementary variance-based PLS-SEM path model, reporting standardised path coefficients, indirect effects, and bias-corrected bootstrap confidence intervals (5,000 resamples). If the SEM path model is not estimated, reframe H3 as a configurational proposition and remove directional/mediation language. Note also that BSAT plays a dual role – a causal condition in the fsQCA model and a mediator in the SEM logic – and this should be stated explicitly so the model remains internally coherent.</w:t>
       </w:r>
     </w:p>
     <w:p>
@@ -25071,124 +21911,7 @@
               </w:rPr>
             </w:pPr>
             <w:r>
-              <w:rPr>
-                <w:b/>
-                <w:bCs/>
-                <w:sz w:val="20"/>
-                <w:szCs w:val="20"/>
-                <w:lang w:val="fr-FR"/>
-              </w:rPr>
-              <w:t>M</w:t>
-            </w:r>
-            <w:r>
-              <w:rPr>
-                <w:b/>
-                <w:bCs/>
-                <w:sz w:val="20"/>
-                <w:szCs w:val="20"/>
-                <w:lang w:val="fr-FR"/>
-              </w:rPr>
-              <w:t>BS</w:t>
-            </w:r>
-            <w:r>
-              <w:rPr>
-                <w:b/>
-                <w:bCs/>
-                <w:sz w:val="20"/>
-                <w:szCs w:val="20"/>
-                <w:lang w:val="fr-FR"/>
-              </w:rPr>
-              <w:t>U</w:t>
-            </w:r>
-            <w:r>
-              <w:rPr>
-                <w:b/>
-                <w:bCs/>
-                <w:sz w:val="20"/>
-                <w:szCs w:val="20"/>
-                <w:lang w:val="fr-FR"/>
-              </w:rPr>
-              <w:t xml:space="preserve"> = f (</w:t>
-            </w:r>
-            <w:r>
-              <w:rPr>
-                <w:b/>
-                <w:bCs/>
-                <w:sz w:val="20"/>
-                <w:szCs w:val="20"/>
-                <w:lang w:val="fr-FR"/>
-              </w:rPr>
-              <w:t>M</w:t>
-            </w:r>
-            <w:r>
-              <w:rPr>
-                <w:b/>
-                <w:bCs/>
-                <w:sz w:val="20"/>
-                <w:szCs w:val="20"/>
-                <w:lang w:val="fr-FR"/>
-              </w:rPr>
-              <w:t>BS</w:t>
-            </w:r>
-            <w:r>
-              <w:rPr>
-                <w:b/>
-                <w:bCs/>
-                <w:sz w:val="20"/>
-                <w:szCs w:val="20"/>
-                <w:lang w:val="fr-FR"/>
-              </w:rPr>
-              <w:t xml:space="preserve">, </w:t>
-            </w:r>
-            <w:r>
-              <w:rPr>
-                <w:b/>
-                <w:bCs/>
-                <w:sz w:val="20"/>
-                <w:szCs w:val="20"/>
-                <w:lang w:val="fr-FR"/>
-              </w:rPr>
-              <w:t>MVCX</w:t>
-            </w:r>
-            <w:r>
-              <w:rPr>
-                <w:b/>
-                <w:bCs/>
-                <w:sz w:val="20"/>
-                <w:szCs w:val="20"/>
-                <w:lang w:val="fr-FR"/>
-              </w:rPr>
-              <w:t xml:space="preserve">, </w:t>
-            </w:r>
-            <w:r>
-              <w:rPr>
-                <w:b/>
-                <w:bCs/>
-                <w:sz w:val="20"/>
-                <w:szCs w:val="20"/>
-                <w:lang w:val="fr-FR"/>
-              </w:rPr>
-              <w:t>UE</w:t>
-            </w:r>
-            <w:r>
-              <w:rPr>
-                <w:b/>
-                <w:bCs/>
-                <w:sz w:val="20"/>
-                <w:szCs w:val="20"/>
-                <w:lang w:val="fr-FR"/>
-              </w:rPr>
-              <w:t>S</w:t>
-            </w:r>
-            <w:r>
-              <w:rPr>
-                <w:b/>
-                <w:bCs/>
-                <w:sz w:val="20"/>
-                <w:szCs w:val="20"/>
-                <w:lang w:val="fr-FR"/>
-              </w:rPr>
-              <w:t>)</w:t>
+              <w:t>BSUC = f (BSAT, UX, UE)</w:t>
             </w:r>
           </w:p>
         </w:tc>
@@ -25288,46 +22011,7 @@
               </w:rPr>
             </w:pPr>
             <w:r>
-              <w:rPr>
-                <w:sz w:val="20"/>
-                <w:szCs w:val="20"/>
-              </w:rPr>
-              <w:t>M</w:t>
-            </w:r>
-            <w:r>
-              <w:rPr>
-                <w:sz w:val="20"/>
-                <w:szCs w:val="20"/>
-              </w:rPr>
-              <w:t xml:space="preserve">BS * </w:t>
-            </w:r>
-            <w:r>
-              <w:rPr>
-                <w:sz w:val="20"/>
-                <w:szCs w:val="20"/>
-              </w:rPr>
-              <w:t>MVCX</w:t>
-            </w:r>
-            <w:r>
-              <w:rPr>
-                <w:sz w:val="20"/>
-                <w:szCs w:val="20"/>
-              </w:rPr>
-              <w:t xml:space="preserve"> </w:t>
-            </w:r>
-            <w:r>
-              <w:rPr>
-                <w:sz w:val="20"/>
-                <w:szCs w:val="20"/>
-              </w:rPr>
-              <w:t>* UE</w:t>
-            </w:r>
-            <w:r>
-              <w:rPr>
-                <w:sz w:val="20"/>
-                <w:szCs w:val="20"/>
-              </w:rPr>
-              <w:t>S</w:t>
+              <w:t>BSAT * UX * UE</w:t>
             </w:r>
           </w:p>
         </w:tc>
@@ -25416,25 +22100,7 @@
               </w:rPr>
             </w:pPr>
             <w:r>
-              <w:rPr>
-                <w:sz w:val="20"/>
-                <w:szCs w:val="20"/>
-              </w:rPr>
-              <w:t>M</w:t>
-            </w:r>
-            <w:r>
-              <w:rPr>
-                <w:sz w:val="20"/>
-                <w:szCs w:val="20"/>
-              </w:rPr>
-              <w:t xml:space="preserve">BS * </w:t>
-            </w:r>
-            <w:r>
-              <w:rPr>
-                <w:sz w:val="20"/>
-                <w:szCs w:val="20"/>
-              </w:rPr>
-              <w:t>MVCX</w:t>
+              <w:t>BSAT * UX</w:t>
             </w:r>
           </w:p>
         </w:tc>
@@ -25519,32 +22185,7 @@
               </w:rPr>
             </w:pPr>
             <w:r>
-              <w:rPr>
-                <w:sz w:val="20"/>
-                <w:szCs w:val="20"/>
-              </w:rPr>
-              <w:t>MVCX</w:t>
-            </w:r>
-            <w:r>
-              <w:rPr>
-                <w:sz w:val="20"/>
-                <w:szCs w:val="20"/>
-              </w:rPr>
-              <w:t xml:space="preserve"> </w:t>
-            </w:r>
-            <w:r>
-              <w:rPr>
-                <w:sz w:val="20"/>
-                <w:szCs w:val="20"/>
-              </w:rPr>
-              <w:t>* UE</w:t>
-            </w:r>
-            <w:r>
-              <w:rPr>
-                <w:sz w:val="20"/>
-                <w:szCs w:val="20"/>
-              </w:rPr>
-              <w:t>S</w:t>
+              <w:t>UX * UE</w:t>
             </w:r>
           </w:p>
         </w:tc>
@@ -25631,32 +22272,7 @@
               </w:rPr>
             </w:pPr>
             <w:r>
-              <w:rPr>
-                <w:sz w:val="20"/>
-                <w:szCs w:val="20"/>
-              </w:rPr>
-              <w:t>U</w:t>
-            </w:r>
-            <w:r>
-              <w:rPr>
-                <w:sz w:val="20"/>
-                <w:szCs w:val="20"/>
-              </w:rPr>
-              <w:t>M</w:t>
-            </w:r>
-            <w:r>
-              <w:rPr>
-                <w:sz w:val="20"/>
-                <w:szCs w:val="20"/>
-              </w:rPr>
-              <w:t>BS * UE</w:t>
-            </w:r>
-            <w:r>
-              <w:rPr>
-                <w:sz w:val="20"/>
-                <w:szCs w:val="20"/>
-              </w:rPr>
-              <w:t>S</w:t>
+              <w:t>UMBS * UE</w:t>
             </w:r>
           </w:p>
         </w:tc>
@@ -25745,8 +22361,7 @@
                 <w:sz w:val="20"/>
                 <w:szCs w:val="20"/>
               </w:rPr>
-              <w:lastRenderedPageBreak/>
-              <w:t>MVCX</w:t>
+              <w:t>UX</w:t>
             </w:r>
           </w:p>
         </w:tc>
@@ -25833,18 +22448,7 @@
               </w:rPr>
             </w:pPr>
             <w:r>
-              <w:rPr>
-                <w:sz w:val="20"/>
-                <w:szCs w:val="20"/>
-              </w:rPr>
-              <w:t>M</w:t>
-            </w:r>
-            <w:r>
-              <w:rPr>
-                <w:sz w:val="20"/>
-                <w:szCs w:val="20"/>
-              </w:rPr>
-              <w:t>BS</w:t>
+              <w:t>BSAT</w:t>
             </w:r>
           </w:p>
         </w:tc>
@@ -25929,18 +22533,7 @@
               </w:rPr>
             </w:pPr>
             <w:r>
-              <w:rPr>
-                <w:sz w:val="20"/>
-                <w:szCs w:val="20"/>
-              </w:rPr>
               <w:t>UE</w:t>
-            </w:r>
-            <w:r>
-              <w:rPr>
-                <w:sz w:val="20"/>
-                <w:szCs w:val="20"/>
-              </w:rPr>
-              <w:t>S</w:t>
             </w:r>
           </w:p>
         </w:tc>
@@ -26025,6 +22618,12 @@
         </w:rPr>
       </w:pPr>
       <w:r>
+        <w:t xml:space="preserve">User Experience (UX), User Engagement (UE), Brand Satisfaction (BSAT), and Brand Success (BSUC) </w:t>
+      </w:r>
+    </w:p>
+    <w:p>
+      <w:pPr>
+        <w:jc w:val="both"/>
         <w:rPr>
           <w:i/>
           <w:iCs/>
@@ -26032,8 +22631,7 @@
           <w:sz w:val="20"/>
           <w:szCs w:val="20"/>
         </w:rPr>
-        <w:t>User Experience (</w:t>
-      </w:r>
+      </w:pPr>
       <w:r>
         <w:rPr>
           <w:i/>
@@ -26042,113 +22640,21 @@
           <w:sz w:val="20"/>
           <w:szCs w:val="20"/>
         </w:rPr>
-        <w:t>MVCX</w:t>
-      </w:r>
-      <w:r>
-        <w:rPr>
-          <w:i/>
-          <w:iCs/>
-          <w:color w:val="000000" w:themeColor="text1"/>
-          <w:sz w:val="20"/>
-          <w:szCs w:val="20"/>
-        </w:rPr>
-        <w:t>), User Engagement (UE</w:t>
-      </w:r>
-      <w:r>
-        <w:rPr>
-          <w:i/>
-          <w:iCs/>
-          <w:color w:val="000000" w:themeColor="text1"/>
-          <w:sz w:val="20"/>
-          <w:szCs w:val="20"/>
-        </w:rPr>
-        <w:t>S</w:t>
-      </w:r>
-      <w:r>
-        <w:rPr>
-          <w:i/>
-          <w:iCs/>
-          <w:color w:val="000000" w:themeColor="text1"/>
-          <w:sz w:val="20"/>
-          <w:szCs w:val="20"/>
-        </w:rPr>
-        <w:t>), Brand Satisfaction (</w:t>
-      </w:r>
-      <w:r>
-        <w:rPr>
-          <w:i/>
-          <w:iCs/>
-          <w:color w:val="000000" w:themeColor="text1"/>
-          <w:sz w:val="20"/>
-          <w:szCs w:val="20"/>
-        </w:rPr>
-        <w:t>M</w:t>
-      </w:r>
-      <w:r>
-        <w:rPr>
-          <w:i/>
-          <w:iCs/>
-          <w:color w:val="000000" w:themeColor="text1"/>
-          <w:sz w:val="20"/>
-          <w:szCs w:val="20"/>
-        </w:rPr>
-        <w:t>BS), and Brand Success (</w:t>
-      </w:r>
-      <w:r>
-        <w:rPr>
-          <w:i/>
-          <w:iCs/>
-          <w:color w:val="000000" w:themeColor="text1"/>
-          <w:sz w:val="20"/>
-          <w:szCs w:val="20"/>
-        </w:rPr>
-        <w:t>M</w:t>
-      </w:r>
-      <w:r>
-        <w:rPr>
-          <w:i/>
-          <w:iCs/>
-          <w:color w:val="000000" w:themeColor="text1"/>
-          <w:sz w:val="20"/>
-          <w:szCs w:val="20"/>
-        </w:rPr>
-        <w:t xml:space="preserve">BSU) </w:t>
+        <w:t>Source: Authors</w:t>
       </w:r>
     </w:p>
     <w:p>
       <w:pPr>
+        <w:spacing w:line="360" w:lineRule="auto"/>
         <w:jc w:val="both"/>
         <w:rPr>
-          <w:i/>
-          <w:iCs/>
-          <w:color w:val="000000" w:themeColor="text1"/>
-          <w:sz w:val="20"/>
-          <w:szCs w:val="20"/>
-        </w:rPr>
-      </w:pPr>
-      <w:r>
-        <w:rPr>
-          <w:i/>
-          <w:iCs/>
-          <w:color w:val="000000" w:themeColor="text1"/>
-          <w:sz w:val="20"/>
-          <w:szCs w:val="20"/>
-        </w:rPr>
-        <w:t>Source: Authors</w:t>
-      </w:r>
+          <w:color w:val="000000" w:themeColor="text1"/>
+        </w:rPr>
+      </w:pPr>
     </w:p>
     <w:p>
       <w:pPr>
         <w:spacing w:line="360" w:lineRule="auto"/>
-        <w:jc w:val="both"/>
-        <w:rPr>
-          <w:color w:val="000000" w:themeColor="text1"/>
-        </w:rPr>
-      </w:pPr>
-    </w:p>
-    <w:p>
-      <w:pPr>
-        <w:spacing w:line="360" w:lineRule="auto"/>
         <w:ind w:left="720" w:hanging="720"/>
         <w:rPr>
           <w:b/>
@@ -26157,36 +22663,13 @@
         </w:rPr>
       </w:pPr>
       <w:r>
-        <w:rPr>
-          <w:b/>
-          <w:bCs/>
-          <w:color w:val="000000" w:themeColor="text1"/>
-        </w:rPr>
-        <w:t xml:space="preserve">Table </w:t>
-      </w:r>
-      <w:r>
-        <w:rPr>
-          <w:b/>
-          <w:bCs/>
-          <w:color w:val="000000" w:themeColor="text1"/>
-        </w:rPr>
-        <w:t>5</w:t>
-      </w:r>
-      <w:r>
-        <w:rPr>
-          <w:b/>
-          <w:bCs/>
-          <w:color w:val="000000" w:themeColor="text1"/>
-        </w:rPr>
-        <w:t xml:space="preserve">. </w:t>
-      </w:r>
-      <w:r>
-        <w:rPr>
-          <w:b/>
-          <w:bCs/>
-          <w:color w:val="000000" w:themeColor="text1"/>
-        </w:rPr>
-        <w:t>Configuration Analysis for High Brand Success (BSU) in the Metaverse</w:t>
+        <w:t xml:space="preserve">Table 5. Configuration Analysis for </w:t>
+      </w:r>
+      <w:r>
+        <w:rPr>
+          <w:highlight w:val="yellow"/>
+        </w:rPr>
+        <w:t>High Brand Success (BSUC) in the Metaverse</w:t>
       </w:r>
     </w:p>
     <w:tbl>
@@ -26471,22 +22954,7 @@
               </w:rPr>
             </w:pPr>
             <w:r>
-              <w:rPr>
-                <w:i/>
-                <w:iCs/>
-                <w:sz w:val="20"/>
-                <w:szCs w:val="20"/>
-              </w:rPr>
-              <w:t>M</w:t>
-            </w:r>
-            <w:r>
-              <w:rPr>
-                <w:i/>
-                <w:iCs/>
-                <w:sz w:val="20"/>
-                <w:szCs w:val="20"/>
-              </w:rPr>
-              <w:t>BS (Brand Satisfaction)</w:t>
+              <w:t>BSAT (Brand Satisfaction)</w:t>
             </w:r>
           </w:p>
         </w:tc>
@@ -26592,7 +23060,7 @@
                 <w:sz w:val="20"/>
                 <w:szCs w:val="20"/>
               </w:rPr>
-              <w:t>MVCX</w:t>
+              <w:t>UX</w:t>
             </w:r>
             <w:r>
               <w:rPr>
@@ -26710,31 +23178,7 @@
               </w:rPr>
             </w:pPr>
             <w:r>
-              <w:rPr>
-                <w:i/>
-                <w:iCs/>
-                <w:sz w:val="20"/>
-                <w:szCs w:val="20"/>
-              </w:rPr>
-              <w:t>UE</w:t>
-            </w:r>
-            <w:r>
-              <w:rPr>
-                <w:i/>
-                <w:iCs/>
-                <w:sz w:val="20"/>
-                <w:szCs w:val="20"/>
-              </w:rPr>
-              <w:t>S</w:t>
-            </w:r>
-            <w:r>
-              <w:rPr>
-                <w:i/>
-                <w:iCs/>
-                <w:sz w:val="20"/>
-                <w:szCs w:val="20"/>
-              </w:rPr>
-              <w:t xml:space="preserve"> (User Engagement)</w:t>
+              <w:t>UE (User Engagement)</w:t>
             </w:r>
           </w:p>
         </w:tc>
@@ -27295,216 +23739,38 @@
         </w:rPr>
       </w:pPr>
       <w:r>
+        <w:t>Note: Key: ● = Core condition present (essential for outcome), Blank = "Don't care" (condition irrelevant for configuration), User Experience (UX), User Engagement (UE), Brand Satisfaction (BSAT), and Brand Success (BSUC) (Outcome variable)</w:t>
+      </w:r>
+    </w:p>
+    <w:p>
+      <w:pPr>
+        <w:spacing w:line="360" w:lineRule="auto"/>
+        <w:jc w:val="both"/>
+        <w:rPr>
+          <w:color w:val="000000" w:themeColor="text1"/>
+          <w:sz w:val="20"/>
+          <w:szCs w:val="20"/>
+        </w:rPr>
+      </w:pPr>
+    </w:p>
+    <w:p>
+      <w:pPr>
+        <w:spacing w:line="360" w:lineRule="auto"/>
+        <w:ind w:left="720" w:hanging="720"/>
         <w:rPr>
           <w:b/>
           <w:bCs/>
-          <w:i/>
-          <w:iCs/>
-          <w:color w:val="000000" w:themeColor="text1"/>
-          <w:sz w:val="20"/>
-          <w:szCs w:val="20"/>
-        </w:rPr>
-        <w:t>Note</w:t>
-      </w:r>
-      <w:r>
-        <w:rPr>
-          <w:i/>
-          <w:iCs/>
-          <w:color w:val="000000" w:themeColor="text1"/>
-          <w:sz w:val="20"/>
-          <w:szCs w:val="20"/>
-        </w:rPr>
-        <w:t>: Key: ● = Core condition present (essential for outcome),</w:t>
-      </w:r>
-      <w:r>
-        <w:rPr>
-          <w:i/>
-          <w:iCs/>
-          <w:color w:val="000000" w:themeColor="text1"/>
-          <w:sz w:val="20"/>
-          <w:szCs w:val="20"/>
-        </w:rPr>
-        <w:t xml:space="preserve"> </w:t>
-      </w:r>
-      <w:r>
-        <w:rPr>
-          <w:i/>
-          <w:iCs/>
-          <w:color w:val="000000" w:themeColor="text1"/>
-          <w:sz w:val="20"/>
-          <w:szCs w:val="20"/>
-        </w:rPr>
-        <w:t xml:space="preserve">Blank = "Don't care" (condition irrelevant for configuration), </w:t>
-      </w:r>
-      <w:r>
-        <w:rPr>
-          <w:i/>
-          <w:iCs/>
-          <w:color w:val="000000" w:themeColor="text1"/>
-          <w:sz w:val="20"/>
-          <w:szCs w:val="20"/>
-        </w:rPr>
-        <w:t>User Experience (</w:t>
-      </w:r>
-      <w:r>
-        <w:rPr>
-          <w:i/>
-          <w:iCs/>
-          <w:color w:val="000000" w:themeColor="text1"/>
-          <w:sz w:val="20"/>
-          <w:szCs w:val="20"/>
-        </w:rPr>
-        <w:t>MVCX</w:t>
-      </w:r>
-      <w:r>
-        <w:rPr>
-          <w:i/>
-          <w:iCs/>
-          <w:color w:val="000000" w:themeColor="text1"/>
-          <w:sz w:val="20"/>
-          <w:szCs w:val="20"/>
-        </w:rPr>
-        <w:t>), User Engagement (UE</w:t>
-      </w:r>
-      <w:r>
-        <w:rPr>
-          <w:i/>
-          <w:iCs/>
-          <w:color w:val="000000" w:themeColor="text1"/>
-          <w:sz w:val="20"/>
-          <w:szCs w:val="20"/>
-        </w:rPr>
-        <w:t>S</w:t>
-      </w:r>
-      <w:r>
-        <w:rPr>
-          <w:i/>
-          <w:iCs/>
-          <w:color w:val="000000" w:themeColor="text1"/>
-          <w:sz w:val="20"/>
-          <w:szCs w:val="20"/>
-        </w:rPr>
-        <w:t>), Brand Satisfaction (</w:t>
-      </w:r>
-      <w:r>
-        <w:rPr>
-          <w:i/>
-          <w:iCs/>
-          <w:color w:val="000000" w:themeColor="text1"/>
-          <w:sz w:val="20"/>
-          <w:szCs w:val="20"/>
-        </w:rPr>
-        <w:t>M</w:t>
-      </w:r>
-      <w:r>
-        <w:rPr>
-          <w:i/>
-          <w:iCs/>
-          <w:color w:val="000000" w:themeColor="text1"/>
-          <w:sz w:val="20"/>
-          <w:szCs w:val="20"/>
-        </w:rPr>
-        <w:t>BS), and Brand Success (</w:t>
-      </w:r>
-      <w:r>
-        <w:rPr>
-          <w:i/>
-          <w:iCs/>
-          <w:color w:val="000000" w:themeColor="text1"/>
-          <w:sz w:val="20"/>
-          <w:szCs w:val="20"/>
-        </w:rPr>
-        <w:t>M</w:t>
-      </w:r>
-      <w:r>
-        <w:rPr>
-          <w:i/>
-          <w:iCs/>
-          <w:color w:val="000000" w:themeColor="text1"/>
-          <w:sz w:val="20"/>
-          <w:szCs w:val="20"/>
-        </w:rPr>
-        <w:t xml:space="preserve">BSU) </w:t>
-      </w:r>
-      <w:r>
-        <w:rPr>
-          <w:i/>
-          <w:iCs/>
-          <w:color w:val="000000" w:themeColor="text1"/>
-          <w:sz w:val="20"/>
-          <w:szCs w:val="20"/>
-        </w:rPr>
-        <w:t>(Outcome variable)</w:t>
-      </w:r>
-    </w:p>
-    <w:p>
-      <w:pPr>
-        <w:spacing w:line="360" w:lineRule="auto"/>
-        <w:jc w:val="both"/>
-        <w:rPr>
-          <w:color w:val="000000" w:themeColor="text1"/>
-          <w:sz w:val="20"/>
-          <w:szCs w:val="20"/>
-        </w:rPr>
-      </w:pPr>
-    </w:p>
-    <w:p>
-      <w:pPr>
-        <w:spacing w:line="360" w:lineRule="auto"/>
-        <w:ind w:left="720" w:hanging="720"/>
-        <w:rPr>
-          <w:b/>
-          <w:bCs/>
-          <w:color w:val="000000" w:themeColor="text1"/>
-        </w:rPr>
-      </w:pPr>
-      <w:r>
-        <w:rPr>
-          <w:b/>
-          <w:bCs/>
-          <w:color w:val="000000" w:themeColor="text1"/>
-        </w:rPr>
-        <w:t xml:space="preserve">Table </w:t>
-      </w:r>
-      <w:r>
-        <w:rPr>
-          <w:b/>
-          <w:bCs/>
-          <w:color w:val="000000" w:themeColor="text1"/>
-        </w:rPr>
-        <w:t>6</w:t>
-      </w:r>
-      <w:r>
-        <w:rPr>
-          <w:b/>
-          <w:bCs/>
-          <w:color w:val="000000" w:themeColor="text1"/>
-        </w:rPr>
-        <w:t xml:space="preserve">. </w:t>
-      </w:r>
-      <w:r>
-        <w:rPr>
-          <w:b/>
-          <w:bCs/>
-          <w:color w:val="000000" w:themeColor="text1"/>
-        </w:rPr>
-        <w:t xml:space="preserve">Configuration Analysis for High </w:t>
-      </w:r>
-      <w:r>
-        <w:rPr>
-          <w:b/>
-          <w:bCs/>
-          <w:color w:val="000000" w:themeColor="text1"/>
-        </w:rPr>
-        <w:t xml:space="preserve">Favourites </w:t>
-      </w:r>
-      <w:r>
-        <w:rPr>
-          <w:b/>
-          <w:bCs/>
-          <w:color w:val="000000" w:themeColor="text1"/>
-        </w:rPr>
-        <w:t>(BSU) in the Metaverse</w:t>
+          <w:color w:val="000000" w:themeColor="text1"/>
+        </w:rPr>
+      </w:pPr>
+      <w:r>
+        <w:t xml:space="preserve">Table 6. Configuration Analysis for </w:t>
+      </w:r>
+      <w:r>
+        <w:rPr>
+          <w:highlight w:val="yellow"/>
+        </w:rPr>
+        <w:t>High Brand Success (BSUC) – Expanded Subset–Superset Configurations in the Metaverse</w:t>
       </w:r>
     </w:p>
     <w:p>
@@ -28702,146 +24968,7 @@
         </w:rPr>
       </w:pPr>
       <w:r>
-        <w:rPr>
-          <w:b/>
-          <w:bCs/>
-          <w:i/>
-          <w:iCs/>
-          <w:color w:val="000000" w:themeColor="text1"/>
-          <w:sz w:val="20"/>
-          <w:szCs w:val="20"/>
-        </w:rPr>
-        <w:t>Note</w:t>
-      </w:r>
-      <w:r>
-        <w:rPr>
-          <w:i/>
-          <w:iCs/>
-          <w:color w:val="000000" w:themeColor="text1"/>
-          <w:sz w:val="20"/>
-          <w:szCs w:val="20"/>
-        </w:rPr>
-        <w:t>: Key: ● = Core condition present (essential for outcome),</w:t>
-      </w:r>
-      <w:r>
-        <w:rPr>
-          <w:i/>
-          <w:iCs/>
-          <w:color w:val="000000" w:themeColor="text1"/>
-          <w:sz w:val="20"/>
-          <w:szCs w:val="20"/>
-        </w:rPr>
-        <w:t xml:space="preserve"> </w:t>
-      </w:r>
-      <w:r>
-        <w:rPr>
-          <w:i/>
-          <w:iCs/>
-          <w:color w:val="000000" w:themeColor="text1"/>
-          <w:sz w:val="20"/>
-          <w:szCs w:val="20"/>
-        </w:rPr>
-        <w:t xml:space="preserve">Blank = "Don't care" (condition irrelevant for configuration), </w:t>
-      </w:r>
-      <w:r>
-        <w:rPr>
-          <w:i/>
-          <w:iCs/>
-          <w:color w:val="000000" w:themeColor="text1"/>
-          <w:sz w:val="20"/>
-          <w:szCs w:val="20"/>
-        </w:rPr>
-        <w:t>User Experience (</w:t>
-      </w:r>
-      <w:r>
-        <w:rPr>
-          <w:i/>
-          <w:iCs/>
-          <w:color w:val="000000" w:themeColor="text1"/>
-          <w:sz w:val="20"/>
-          <w:szCs w:val="20"/>
-        </w:rPr>
-        <w:t>MVCX</w:t>
-      </w:r>
-      <w:r>
-        <w:rPr>
-          <w:i/>
-          <w:iCs/>
-          <w:color w:val="000000" w:themeColor="text1"/>
-          <w:sz w:val="20"/>
-          <w:szCs w:val="20"/>
-        </w:rPr>
-        <w:t>), User Engagement (UE</w:t>
-      </w:r>
-      <w:r>
-        <w:rPr>
-          <w:i/>
-          <w:iCs/>
-          <w:color w:val="000000" w:themeColor="text1"/>
-          <w:sz w:val="20"/>
-          <w:szCs w:val="20"/>
-        </w:rPr>
-        <w:t>S</w:t>
-      </w:r>
-      <w:r>
-        <w:rPr>
-          <w:i/>
-          <w:iCs/>
-          <w:color w:val="000000" w:themeColor="text1"/>
-          <w:sz w:val="20"/>
-          <w:szCs w:val="20"/>
-        </w:rPr>
-        <w:t>), Brand Satisfaction (</w:t>
-      </w:r>
-      <w:r>
-        <w:rPr>
-          <w:i/>
-          <w:iCs/>
-          <w:color w:val="000000" w:themeColor="text1"/>
-          <w:sz w:val="20"/>
-          <w:szCs w:val="20"/>
-        </w:rPr>
-        <w:t>M</w:t>
-      </w:r>
-      <w:r>
-        <w:rPr>
-          <w:i/>
-          <w:iCs/>
-          <w:color w:val="000000" w:themeColor="text1"/>
-          <w:sz w:val="20"/>
-          <w:szCs w:val="20"/>
-        </w:rPr>
-        <w:t>BS), and Brand Success (</w:t>
-      </w:r>
-      <w:r>
-        <w:rPr>
-          <w:i/>
-          <w:iCs/>
-          <w:color w:val="000000" w:themeColor="text1"/>
-          <w:sz w:val="20"/>
-          <w:szCs w:val="20"/>
-        </w:rPr>
-        <w:t>M</w:t>
-      </w:r>
-      <w:r>
-        <w:rPr>
-          <w:i/>
-          <w:iCs/>
-          <w:color w:val="000000" w:themeColor="text1"/>
-          <w:sz w:val="20"/>
-          <w:szCs w:val="20"/>
-        </w:rPr>
-        <w:t xml:space="preserve">BSU) </w:t>
-      </w:r>
-      <w:r>
-        <w:rPr>
-          <w:i/>
-          <w:iCs/>
-          <w:color w:val="000000" w:themeColor="text1"/>
-          <w:sz w:val="20"/>
-          <w:szCs w:val="20"/>
-        </w:rPr>
-        <w:t>(Outcome variable)</w:t>
+        <w:t>Note: Key: ● = Core condition present (essential for outcome), Blank = "Don't care" (condition irrelevant for configuration), User Experience (UX), User Engagement (UE), Brand Satisfaction (BSAT), and Brand Success (BSUC) (Outcome variable)</w:t>
       </w:r>
     </w:p>
     <w:p>
@@ -28865,70 +24992,7 @@
         </w:rPr>
       </w:pPr>
       <w:r>
-        <w:rPr>
-          <w:color w:val="000000" w:themeColor="text1"/>
-        </w:rPr>
-        <w:t xml:space="preserve">Drawing insights from Tables </w:t>
-      </w:r>
-      <w:r>
-        <w:rPr>
-          <w:color w:val="000000" w:themeColor="text1"/>
-        </w:rPr>
-        <w:t>5</w:t>
-      </w:r>
-      <w:r>
-        <w:rPr>
-          <w:color w:val="000000" w:themeColor="text1"/>
-        </w:rPr>
-        <w:t xml:space="preserve"> and </w:t>
-      </w:r>
-      <w:r>
-        <w:rPr>
-          <w:color w:val="000000" w:themeColor="text1"/>
-        </w:rPr>
-        <w:t>6</w:t>
-      </w:r>
-      <w:r>
-        <w:rPr>
-          <w:color w:val="000000" w:themeColor="text1"/>
-        </w:rPr>
-        <w:t>, the analysis underscores the principle of equifinality, where multiple distinct paths can lead to the same outcome (Ragin, 2008). These findings reveal that no single factor—user brand satisfaction (</w:t>
-      </w:r>
-      <w:r>
-        <w:rPr>
-          <w:color w:val="000000" w:themeColor="text1"/>
-        </w:rPr>
-        <w:t>M</w:t>
-      </w:r>
-      <w:r>
-        <w:rPr>
-          <w:color w:val="000000" w:themeColor="text1"/>
-        </w:rPr>
-        <w:t>BS), user experience (</w:t>
-      </w:r>
-      <w:r>
-        <w:rPr>
-          <w:color w:val="000000" w:themeColor="text1"/>
-        </w:rPr>
-        <w:t>MVCX</w:t>
-      </w:r>
-      <w:r>
-        <w:rPr>
-          <w:color w:val="000000" w:themeColor="text1"/>
-        </w:rPr>
-        <w:t>), or user engagement (UE</w:t>
-      </w:r>
-      <w:r>
-        <w:rPr>
-          <w:color w:val="000000" w:themeColor="text1"/>
-        </w:rPr>
-        <w:t>S</w:t>
-      </w:r>
-      <w:r>
-        <w:rPr>
-          <w:color w:val="000000" w:themeColor="text1"/>
-        </w:rPr>
-        <w:t>)—is necessary on its own. Instead, it is the interaction among these conditions that drives brand outcomes in immersive digital environments.</w:t>
+        <w:t>Drawing insights from Tables 5 and 6, the analysis underscores the principle of equifinality, where multiple distinct paths can lead to the same outcome (Ragin, 2008). These findings reveal that no single factor—user brand satisfaction (BSAT), user experience (UX), or user engagement (UE)—is necessary on its own. Instead, it is the interaction among these conditions that drives brand outcomes in immersive digital environments.</w:t>
       </w:r>
     </w:p>
     <w:p>
@@ -28940,156 +25004,14 @@
           <w:color w:val="000000" w:themeColor="text1"/>
         </w:rPr>
       </w:pPr>
-      <w:r>
-        <w:rPr>
-          <w:color w:val="000000" w:themeColor="text1"/>
-        </w:rPr>
-        <w:t xml:space="preserve">Table </w:t>
-      </w:r>
-      <w:r>
-        <w:rPr>
-          <w:color w:val="000000" w:themeColor="text1"/>
-        </w:rPr>
-        <w:t>5</w:t>
-      </w:r>
-      <w:r>
-        <w:rPr>
-          <w:color w:val="000000" w:themeColor="text1"/>
-        </w:rPr>
-        <w:t xml:space="preserve"> presents three core configurations associated with high </w:t>
-      </w:r>
-      <w:r>
-        <w:rPr>
-          <w:color w:val="000000" w:themeColor="text1"/>
-        </w:rPr>
-        <w:t>M</w:t>
-      </w:r>
-      <w:r>
-        <w:rPr>
-          <w:color w:val="000000" w:themeColor="text1"/>
-        </w:rPr>
-        <w:t xml:space="preserve">BSU. Configuration 1 shows that the combination of </w:t>
-      </w:r>
-      <w:r>
-        <w:rPr>
-          <w:color w:val="000000" w:themeColor="text1"/>
-        </w:rPr>
-        <w:t>M</w:t>
-      </w:r>
-      <w:r>
-        <w:rPr>
-          <w:color w:val="000000" w:themeColor="text1"/>
-        </w:rPr>
-        <w:t xml:space="preserve">BS and </w:t>
-      </w:r>
-      <w:r>
-        <w:rPr>
-          <w:color w:val="000000" w:themeColor="text1"/>
-        </w:rPr>
-        <w:t>MVC</w:t>
-      </w:r>
-      <w:r>
-        <w:rPr>
-          <w:color w:val="000000" w:themeColor="text1"/>
-        </w:rPr>
-        <w:t xml:space="preserve">X can lead to brand success even in the absence of strong engagement. This pathway suggests that a user who is satisfied and has a positive immersive experience may form a lasting relationship with the brand, consistent with previous </w:t>
-      </w:r>
-      <w:r>
-        <w:rPr>
-          <w:color w:val="000000" w:themeColor="text1"/>
-        </w:rPr>
-        <w:lastRenderedPageBreak/>
-        <w:t>literature emphasizing the emotional impact of immersive experiences (</w:t>
-      </w:r>
       <w:proofErr w:type="spellStart"/>
-      <w:r>
-        <w:rPr>
-          <w:color w:val="000000" w:themeColor="text1"/>
-        </w:rPr>
-        <w:t>Bilgihan</w:t>
-      </w:r>
       <w:proofErr w:type="spellEnd"/>
-      <w:r>
-        <w:rPr>
-          <w:color w:val="000000" w:themeColor="text1"/>
-        </w:rPr>
-        <w:t xml:space="preserve"> et al., 2024). Configuration 2, which includes </w:t>
-      </w:r>
-      <w:r>
-        <w:rPr>
-          <w:color w:val="000000" w:themeColor="text1"/>
-        </w:rPr>
-        <w:t>M</w:t>
-      </w:r>
-      <w:r>
-        <w:rPr>
-          <w:color w:val="000000" w:themeColor="text1"/>
-        </w:rPr>
-        <w:t>BS and UE</w:t>
-      </w:r>
-      <w:r>
-        <w:rPr>
-          <w:color w:val="000000" w:themeColor="text1"/>
-        </w:rPr>
-        <w:t>S</w:t>
-      </w:r>
-      <w:r>
-        <w:rPr>
-          <w:color w:val="000000" w:themeColor="text1"/>
-        </w:rPr>
-        <w:t xml:space="preserve">, highlights the role of satisfaction combined with active participation. This supports findings by </w:t>
-      </w:r>
       <w:proofErr w:type="spellStart"/>
-      <w:r>
-        <w:rPr>
-          <w:color w:val="000000" w:themeColor="text1"/>
-        </w:rPr>
-        <w:t>Hollebeek</w:t>
-      </w:r>
       <w:proofErr w:type="spellEnd"/>
-      <w:r>
-        <w:rPr>
-          <w:color w:val="000000" w:themeColor="text1"/>
-        </w:rPr>
-        <w:t xml:space="preserve"> et al. (2022), who assert that brand engagement, when paired with positive affect, enhances loyalty and advocacy. Configuration 3, consisting of </w:t>
-      </w:r>
-      <w:r>
-        <w:rPr>
-          <w:color w:val="000000" w:themeColor="text1"/>
-        </w:rPr>
-        <w:t>MVC</w:t>
-      </w:r>
-      <w:r>
-        <w:rPr>
-          <w:color w:val="000000" w:themeColor="text1"/>
-        </w:rPr>
-        <w:t>X and UE</w:t>
-      </w:r>
-      <w:r>
-        <w:rPr>
-          <w:color w:val="000000" w:themeColor="text1"/>
-        </w:rPr>
-        <w:t>S</w:t>
-      </w:r>
-      <w:r>
-        <w:rPr>
-          <w:color w:val="000000" w:themeColor="text1"/>
-        </w:rPr>
-        <w:t xml:space="preserve">, is noteworthy for indicating that even without reported satisfaction, immersive and interactive environments can yield </w:t>
-      </w:r>
       <w:proofErr w:type="spellStart"/>
-      <w:r>
-        <w:rPr>
-          <w:color w:val="000000" w:themeColor="text1"/>
-        </w:rPr>
-        <w:t>favorable</w:t>
-      </w:r>
       <w:proofErr w:type="spellEnd"/>
       <w:r>
-        <w:rPr>
-          <w:color w:val="000000" w:themeColor="text1"/>
-        </w:rPr>
-        <w:t xml:space="preserve"> brand outcomes. This supports the application of Flow Theory, where deep engagement and perceived challenges drive intrinsic motivation (Csikszentmihalyi, 1990).</w:t>
+        <w:t>Table 5 presents three core configurations associated with high BSUC. Configuration 1 shows that the combination of BSAT and UX can lead to brand success even in the absence of strong engagement. This pathway suggests that a user who is satisfied and has a positive immersive experience may form a lasting relationship with the brand, consistent with previous literature emphasizing the emotional impact of immersive experiences (Bilgihan et al., 2024). Configuration 2, which includes BSAT and UE, highlights the role of satisfaction combined with active participation. This supports findings by Hollebeek et al. (2022), who assert that brand engagement, when paired with positive affect, enhances loyalty and advocacy. Configuration 3, consisting of UX and UE, is noteworthy for indicating that even without reported satisfaction, immersive and interactive environments can yield favorable brand outcomes. This supports the application of Flow Theory, where deep engagement and perceived challenges drive intrinsic motivation (Csikszentmihalyi, 1990).</w:t>
       </w:r>
     </w:p>
     <w:p>
@@ -29102,58 +25024,7 @@
         </w:rPr>
       </w:pPr>
       <w:r>
-        <w:rPr>
-          <w:color w:val="000000" w:themeColor="text1"/>
-        </w:rPr>
-        <w:t xml:space="preserve">Table </w:t>
-      </w:r>
-      <w:r>
-        <w:rPr>
-          <w:color w:val="000000" w:themeColor="text1"/>
-        </w:rPr>
-        <w:t>6</w:t>
-      </w:r>
-      <w:r>
-        <w:rPr>
-          <w:color w:val="000000" w:themeColor="text1"/>
-        </w:rPr>
-        <w:t xml:space="preserve"> further deepens this analysis by presenting an expanded set of configurations through subset-superset analysis. Configuration A—the “Triple Path”—includes all three factors (</w:t>
-      </w:r>
-      <w:r>
-        <w:rPr>
-          <w:color w:val="000000" w:themeColor="text1"/>
-        </w:rPr>
-        <w:t>M</w:t>
-      </w:r>
-      <w:r>
-        <w:rPr>
-          <w:color w:val="000000" w:themeColor="text1"/>
-        </w:rPr>
-        <w:t xml:space="preserve">BS, </w:t>
-      </w:r>
-      <w:r>
-        <w:rPr>
-          <w:color w:val="000000" w:themeColor="text1"/>
-        </w:rPr>
-        <w:t>MVC</w:t>
-      </w:r>
-      <w:r>
-        <w:rPr>
-          <w:color w:val="000000" w:themeColor="text1"/>
-        </w:rPr>
-        <w:t>X, UE</w:t>
-      </w:r>
-      <w:r>
-        <w:rPr>
-          <w:color w:val="000000" w:themeColor="text1"/>
-        </w:rPr>
-        <w:t>S</w:t>
-      </w:r>
-      <w:r>
-        <w:rPr>
-          <w:color w:val="000000" w:themeColor="text1"/>
-        </w:rPr>
-        <w:t>), showing the highest combined coverage (0.305). This indicates that when users are satisfied, actively engaged, and immersed in a positive experience, the likelihood of brand success is maximized. Such a holistic model aligns with service-dominant logic, where value is co-created through multidimensional interactions between users and brands.</w:t>
+        <w:t>Table 6 further deepens this analysis by presenting an expanded set of configurations through subset-superset analysis. Configuration A—the “Triple Path”—includes all three factors (BSAT, UX, UE), showing the highest combined coverage (0.305). This indicates that when users are satisfied, actively engaged, and immersed in a positive experience, the likelihood of brand success is maximized. Such a holistic model aligns with service-dominant logic, where value is co-created through multidimensional interactions between users and brands.</w:t>
       </w:r>
     </w:p>
     <w:p>
@@ -29166,94 +25037,7 @@
         </w:rPr>
       </w:pPr>
       <w:r>
-        <w:rPr>
-          <w:color w:val="000000" w:themeColor="text1"/>
-        </w:rPr>
-        <w:t xml:space="preserve">Other configurations in Table </w:t>
-      </w:r>
-      <w:r>
-        <w:rPr>
-          <w:color w:val="000000" w:themeColor="text1"/>
-        </w:rPr>
-        <w:t>6</w:t>
-      </w:r>
-      <w:r>
-        <w:rPr>
-          <w:color w:val="000000" w:themeColor="text1"/>
-        </w:rPr>
-        <w:t xml:space="preserve"> reflect the versatility of paths to success. Configuration B (</w:t>
-      </w:r>
-      <w:r>
-        <w:rPr>
-          <w:color w:val="000000" w:themeColor="text1"/>
-        </w:rPr>
-        <w:t>M</w:t>
-      </w:r>
-      <w:r>
-        <w:rPr>
-          <w:color w:val="000000" w:themeColor="text1"/>
-        </w:rPr>
-        <w:t xml:space="preserve">BS and </w:t>
-      </w:r>
-      <w:r>
-        <w:rPr>
-          <w:color w:val="000000" w:themeColor="text1"/>
-        </w:rPr>
-        <w:t>MVC</w:t>
-      </w:r>
-      <w:r>
-        <w:rPr>
-          <w:color w:val="000000" w:themeColor="text1"/>
-        </w:rPr>
-        <w:t>X) and Configuration D (</w:t>
-      </w:r>
-      <w:r>
-        <w:rPr>
-          <w:color w:val="000000" w:themeColor="text1"/>
-        </w:rPr>
-        <w:t>M</w:t>
-      </w:r>
-      <w:r>
-        <w:rPr>
-          <w:color w:val="000000" w:themeColor="text1"/>
-        </w:rPr>
-        <w:t>BS and UE</w:t>
-      </w:r>
-      <w:r>
-        <w:rPr>
-          <w:color w:val="000000" w:themeColor="text1"/>
-        </w:rPr>
-        <w:t>S</w:t>
-      </w:r>
-      <w:r>
-        <w:rPr>
-          <w:color w:val="000000" w:themeColor="text1"/>
-        </w:rPr>
-        <w:t>) reaffirm the significance of user satisfaction combined with either experience or engagement. This suggests that brands can tailor strategies to their strengths—focusing on emotional satisfaction, enhancing usability, or promoting interactivity. Configuration C (</w:t>
-      </w:r>
-      <w:r>
-        <w:rPr>
-          <w:color w:val="000000" w:themeColor="text1"/>
-        </w:rPr>
-        <w:t>MVCX</w:t>
-      </w:r>
-      <w:r>
-        <w:rPr>
-          <w:color w:val="000000" w:themeColor="text1"/>
-        </w:rPr>
-        <w:t xml:space="preserve"> and UE</w:t>
-      </w:r>
-      <w:r>
-        <w:rPr>
-          <w:color w:val="000000" w:themeColor="text1"/>
-        </w:rPr>
-        <w:t>S</w:t>
-      </w:r>
-      <w:r>
-        <w:rPr>
-          <w:color w:val="000000" w:themeColor="text1"/>
-        </w:rPr>
-        <w:t>), despite a slightly lower consistency score, further validates the role of immersive and participatory experiences in fostering brand loyalty, even without explicit user satisfaction (Shin, 2019).</w:t>
+        <w:t>Other configurations in Table 6 reflect the versatility of paths to success. Configuration B (BSAT and UX) and Configuration D (BSAT and UE) reaffirm the significance of user satisfaction combined with either experience or engagement. This suggests that brands can tailor strategies to their strengths—focusing on emotional satisfaction, enhancing usability, or promoting interactivity. Configuration C (UX and UE), despite a slightly lower consistency score, further validates the role of immersive and participatory experiences in fostering brand loyalty, even without explicit user satisfaction (Shin, 2019).</w:t>
       </w:r>
     </w:p>
     <w:p>
@@ -29565,6 +25349,25 @@
         </w:rPr>
       </w:pPr>
       <w:r>
+        <w:t>1. Combination of BSAT*UX</w:t>
+      </w:r>
+    </w:p>
+    <w:p>
+      <w:pPr>
+        <w:spacing w:line="360" w:lineRule="auto"/>
+        <w:jc w:val="both"/>
+        <w:rPr>
+          <w:color w:val="000000" w:themeColor="text1"/>
+        </w:rPr>
+      </w:pPr>
+      <w:r>
+        <w:t xml:space="preserve">The combination of BSAT (users’ brand satisfaction) and UX (user experience) is a very crucial point for the brand which, in its turn, is the main driver of high brand outcomes and high raw coverage, unique coverage, and consistency values. Brand success is often linked to the customer fulfilment and user involvement in the products (service). In a substantial way, a customer's satisfaction from the brand and the design of an improved experience of the brand, strategically, is by far a major determinant of customer loyalty. Satisfied customers are more likely to the brand if they are excited about the brand and communicate the quality benefits of the brand. </w:t>
+      </w:r>
+    </w:p>
+    <w:p>
+      <w:pPr>
+        <w:spacing w:line="360" w:lineRule="auto"/>
+        <w:jc w:val="both"/>
         <w:rPr>
           <w:b/>
           <w:bCs/>
@@ -29572,9 +25375,27 @@
           <w:iCs/>
           <w:color w:val="000000" w:themeColor="text1"/>
         </w:rPr>
-        <w:t xml:space="preserve">1. Combination of </w:t>
-      </w:r>
-      <w:r>
+      </w:pPr>
+      <w:r>
+        <w:t>2. Combination of BSAT*UE</w:t>
+      </w:r>
+    </w:p>
+    <w:p>
+      <w:pPr>
+        <w:spacing w:line="360" w:lineRule="auto"/>
+        <w:jc w:val="both"/>
+        <w:rPr>
+          <w:color w:val="000000" w:themeColor="text1"/>
+        </w:rPr>
+      </w:pPr>
+      <w:r>
+        <w:t>This combination of users’ brand satisfaction (BSAT) and user engagement (UE) is also a positive example for brand outcomes with higher raw coverage, unique coverage, and consistency values. User engagement, for example, active participation and interaction with the brand is considered a major influencing factor on the positive brand outcomes. Jeong and Kim (2019) on customer engagement and brand loyalty stated the positive relationship between engagement and brand outcomes. Ebrahim, (2020) reported that social media marketing can improve customer equity, which in turn is a good goal of user engagement.</w:t>
+      </w:r>
+    </w:p>
+    <w:p>
+      <w:pPr>
+        <w:spacing w:line="360" w:lineRule="auto"/>
+        <w:jc w:val="both"/>
         <w:rPr>
           <w:b/>
           <w:bCs/>
@@ -29582,27 +25403,9 @@
           <w:iCs/>
           <w:color w:val="000000" w:themeColor="text1"/>
         </w:rPr>
-        <w:t>MB</w:t>
-      </w:r>
-      <w:r>
-        <w:rPr>
-          <w:b/>
-          <w:bCs/>
-          <w:i/>
-          <w:iCs/>
-          <w:color w:val="000000" w:themeColor="text1"/>
-        </w:rPr>
-        <w:t>S*</w:t>
-      </w:r>
-      <w:r>
-        <w:rPr>
-          <w:b/>
-          <w:bCs/>
-          <w:i/>
-          <w:iCs/>
-          <w:color w:val="000000" w:themeColor="text1"/>
-        </w:rPr>
-        <w:t>MVCX</w:t>
+      </w:pPr>
+      <w:r>
+        <w:t>3. Combination of UX*UE</w:t>
       </w:r>
     </w:p>
     <w:p>
@@ -29614,351 +25417,7 @@
         </w:rPr>
       </w:pPr>
       <w:r>
-        <w:rPr>
-          <w:color w:val="000000" w:themeColor="text1"/>
-        </w:rPr>
-        <w:t xml:space="preserve">The combination of </w:t>
-      </w:r>
-      <w:r>
-        <w:rPr>
-          <w:color w:val="000000" w:themeColor="text1"/>
-        </w:rPr>
-        <w:t>M</w:t>
-      </w:r>
-      <w:r>
-        <w:rPr>
-          <w:color w:val="000000" w:themeColor="text1"/>
-        </w:rPr>
-        <w:t>BS (</w:t>
-      </w:r>
-      <w:r>
-        <w:rPr>
-          <w:color w:val="000000" w:themeColor="text1"/>
-        </w:rPr>
-        <w:t xml:space="preserve">users’ </w:t>
-      </w:r>
-      <w:r>
-        <w:rPr>
-          <w:color w:val="000000" w:themeColor="text1"/>
-        </w:rPr>
-        <w:t xml:space="preserve">brand satisfaction) and </w:t>
-      </w:r>
-      <w:r>
-        <w:rPr>
-          <w:color w:val="000000" w:themeColor="text1"/>
-        </w:rPr>
-        <w:t>MVCX</w:t>
-      </w:r>
-      <w:r>
-        <w:rPr>
-          <w:color w:val="000000" w:themeColor="text1"/>
-        </w:rPr>
-        <w:t xml:space="preserve"> (user experience) is a very crucial point for the brand which, in its turn, is the main driver of high brand outcomes and high raw coverage, unique coverage, and consistency values. Brand success is often linked to the customer fulfilment and user involvement in the products (service). In a substantial way, a customer's satisfaction from the brand and the design of an improved experience of the brand, strategically, is by far a major determinant of customer loyalty. Satisfied customers are more likely to the brand if they are excited about the brand and communicate the quality benefits of the brand. </w:t>
-      </w:r>
-    </w:p>
-    <w:p>
-      <w:pPr>
-        <w:spacing w:line="360" w:lineRule="auto"/>
-        <w:jc w:val="both"/>
-        <w:rPr>
-          <w:b/>
-          <w:bCs/>
-          <w:i/>
-          <w:iCs/>
-          <w:color w:val="000000" w:themeColor="text1"/>
-        </w:rPr>
-      </w:pPr>
-      <w:r>
-        <w:rPr>
-          <w:b/>
-          <w:bCs/>
-          <w:i/>
-          <w:iCs/>
-          <w:color w:val="000000" w:themeColor="text1"/>
-        </w:rPr>
-        <w:t xml:space="preserve">2. Combination of </w:t>
-      </w:r>
-      <w:r>
-        <w:rPr>
-          <w:b/>
-          <w:bCs/>
-          <w:i/>
-          <w:iCs/>
-          <w:color w:val="000000" w:themeColor="text1"/>
-        </w:rPr>
-        <w:t>M</w:t>
-      </w:r>
-      <w:r>
-        <w:rPr>
-          <w:b/>
-          <w:bCs/>
-          <w:i/>
-          <w:iCs/>
-          <w:color w:val="000000" w:themeColor="text1"/>
-        </w:rPr>
-        <w:t>BS*U</w:t>
-      </w:r>
-      <w:r>
-        <w:rPr>
-          <w:b/>
-          <w:bCs/>
-          <w:i/>
-          <w:iCs/>
-          <w:color w:val="000000" w:themeColor="text1"/>
-        </w:rPr>
-        <w:t>E</w:t>
-      </w:r>
-      <w:r>
-        <w:rPr>
-          <w:b/>
-          <w:bCs/>
-          <w:i/>
-          <w:iCs/>
-          <w:color w:val="000000" w:themeColor="text1"/>
-        </w:rPr>
-        <w:t>S</w:t>
-      </w:r>
-    </w:p>
-    <w:p>
-      <w:pPr>
-        <w:spacing w:line="360" w:lineRule="auto"/>
-        <w:jc w:val="both"/>
-        <w:rPr>
-          <w:color w:val="000000" w:themeColor="text1"/>
-        </w:rPr>
-      </w:pPr>
-      <w:r>
-        <w:rPr>
-          <w:color w:val="000000" w:themeColor="text1"/>
-        </w:rPr>
-        <w:t xml:space="preserve">This combination of </w:t>
-      </w:r>
-      <w:r>
-        <w:rPr>
-          <w:color w:val="000000" w:themeColor="text1"/>
-        </w:rPr>
-        <w:t xml:space="preserve">users’ </w:t>
-      </w:r>
-      <w:r>
-        <w:rPr>
-          <w:color w:val="000000" w:themeColor="text1"/>
-        </w:rPr>
-        <w:t>brand satisfaction (</w:t>
-      </w:r>
-      <w:r>
-        <w:rPr>
-          <w:color w:val="000000" w:themeColor="text1"/>
-        </w:rPr>
-        <w:t>M</w:t>
-      </w:r>
-      <w:r>
-        <w:rPr>
-          <w:color w:val="000000" w:themeColor="text1"/>
-        </w:rPr>
-        <w:t>BS) and user engagement (U</w:t>
-      </w:r>
-      <w:r>
-        <w:rPr>
-          <w:color w:val="000000" w:themeColor="text1"/>
-        </w:rPr>
-        <w:t>E</w:t>
-      </w:r>
-      <w:r>
-        <w:rPr>
-          <w:color w:val="000000" w:themeColor="text1"/>
-        </w:rPr>
-        <w:t>S</w:t>
-      </w:r>
-      <w:r>
-        <w:rPr>
-          <w:color w:val="000000" w:themeColor="text1"/>
-        </w:rPr>
-        <w:t xml:space="preserve">) is also a positive example for brand outcomes with higher raw coverage, unique coverage, and consistency values. User engagement, for example, active participation and interaction with the brand is considered a major influencing factor on the positive brand outcomes. Jeong and Kim (2019) on customer engagement and brand loyalty stated the positive relationship between engagement and brand outcomes. </w:t>
-      </w:r>
-      <w:r>
-        <w:t>Ebrahim</w:t>
-      </w:r>
-      <w:r>
-        <w:t>,</w:t>
-      </w:r>
-      <w:r>
-        <w:rPr>
-          <w:color w:val="000000" w:themeColor="text1"/>
-        </w:rPr>
-        <w:t xml:space="preserve"> (20</w:t>
-      </w:r>
-      <w:r>
-        <w:rPr>
-          <w:color w:val="000000" w:themeColor="text1"/>
-        </w:rPr>
-        <w:t>20</w:t>
-      </w:r>
-      <w:r>
-        <w:rPr>
-          <w:color w:val="000000" w:themeColor="text1"/>
-        </w:rPr>
-        <w:t>) reported that social media marketing can improve customer equity, which in turn is a good goal of user engagement.</w:t>
-      </w:r>
-    </w:p>
-    <w:p>
-      <w:pPr>
-        <w:spacing w:line="360" w:lineRule="auto"/>
-        <w:jc w:val="both"/>
-        <w:rPr>
-          <w:b/>
-          <w:bCs/>
-          <w:i/>
-          <w:iCs/>
-          <w:color w:val="000000" w:themeColor="text1"/>
-        </w:rPr>
-      </w:pPr>
-      <w:r>
-        <w:rPr>
-          <w:b/>
-          <w:bCs/>
-          <w:i/>
-          <w:iCs/>
-          <w:color w:val="000000" w:themeColor="text1"/>
-        </w:rPr>
-        <w:t xml:space="preserve">3. Combination of </w:t>
-      </w:r>
-      <w:r>
-        <w:rPr>
-          <w:b/>
-          <w:bCs/>
-          <w:i/>
-          <w:iCs/>
-          <w:color w:val="000000" w:themeColor="text1"/>
-        </w:rPr>
-        <w:t>MVC</w:t>
-      </w:r>
-      <w:r>
-        <w:rPr>
-          <w:b/>
-          <w:bCs/>
-          <w:i/>
-          <w:iCs/>
-          <w:color w:val="000000" w:themeColor="text1"/>
-        </w:rPr>
-        <w:t>X</w:t>
-      </w:r>
-      <w:r>
-        <w:rPr>
-          <w:b/>
-          <w:bCs/>
-          <w:i/>
-          <w:iCs/>
-          <w:color w:val="000000" w:themeColor="text1"/>
-        </w:rPr>
-        <w:t>*U</w:t>
-      </w:r>
-      <w:r>
-        <w:rPr>
-          <w:b/>
-          <w:bCs/>
-          <w:i/>
-          <w:iCs/>
-          <w:color w:val="000000" w:themeColor="text1"/>
-        </w:rPr>
-        <w:t>E</w:t>
-      </w:r>
-      <w:r>
-        <w:rPr>
-          <w:b/>
-          <w:bCs/>
-          <w:i/>
-          <w:iCs/>
-          <w:color w:val="000000" w:themeColor="text1"/>
-        </w:rPr>
-        <w:t>S</w:t>
-      </w:r>
-    </w:p>
-    <w:p>
-      <w:pPr>
-        <w:spacing w:line="360" w:lineRule="auto"/>
-        <w:jc w:val="both"/>
-        <w:rPr>
-          <w:color w:val="000000" w:themeColor="text1"/>
-        </w:rPr>
-      </w:pPr>
-      <w:r>
-        <w:rPr>
-          <w:color w:val="000000" w:themeColor="text1"/>
-        </w:rPr>
-        <w:t>This combination, consisting of user experience (</w:t>
-      </w:r>
-      <w:r>
-        <w:rPr>
-          <w:color w:val="000000" w:themeColor="text1"/>
-        </w:rPr>
-        <w:t>MVC</w:t>
-      </w:r>
-      <w:r>
-        <w:rPr>
-          <w:color w:val="000000" w:themeColor="text1"/>
-        </w:rPr>
-        <w:t>X</w:t>
-      </w:r>
-      <w:r>
-        <w:rPr>
-          <w:color w:val="000000" w:themeColor="text1"/>
-        </w:rPr>
-        <w:t>) and user engagement (U</w:t>
-      </w:r>
-      <w:r>
-        <w:rPr>
-          <w:color w:val="000000" w:themeColor="text1"/>
-        </w:rPr>
-        <w:t>E</w:t>
-      </w:r>
-      <w:r>
-        <w:rPr>
-          <w:color w:val="000000" w:themeColor="text1"/>
-        </w:rPr>
-        <w:t>S</w:t>
-      </w:r>
-      <w:r>
-        <w:rPr>
-          <w:color w:val="000000" w:themeColor="text1"/>
-        </w:rPr>
-        <w:t xml:space="preserve">), also contributes to positive brand outcomes, although it shows slightly lower consistency compared </w:t>
-      </w:r>
-      <w:r>
-        <w:rPr>
-          <w:color w:val="000000" w:themeColor="text1"/>
-        </w:rPr>
-        <w:lastRenderedPageBreak/>
-        <w:t xml:space="preserve">to the other combinations. The interplay between user experience and user engagement has been recognized as critical for brand success. </w:t>
-      </w:r>
-      <w:r>
-        <w:rPr>
-          <w:color w:val="000000" w:themeColor="text1"/>
-        </w:rPr>
-        <w:t xml:space="preserve">The motivations and </w:t>
-      </w:r>
-      <w:r>
-        <w:rPr>
-          <w:color w:val="000000" w:themeColor="text1"/>
-        </w:rPr>
-        <w:t>behaviours</w:t>
-      </w:r>
-      <w:r>
-        <w:rPr>
-          <w:color w:val="000000" w:themeColor="text1"/>
-        </w:rPr>
-        <w:t xml:space="preserve"> of users in the metaverse are diverse and multifaceted, varying across different categories of engagement such as purchasing NFTs, participating in virtual events, engaging in social interactions, and creating content. These </w:t>
-      </w:r>
-      <w:r>
-        <w:rPr>
-          <w:color w:val="000000" w:themeColor="text1"/>
-        </w:rPr>
-        <w:t>behaviours</w:t>
-      </w:r>
-      <w:r>
-        <w:rPr>
-          <w:color w:val="000000" w:themeColor="text1"/>
-        </w:rPr>
-        <w:t xml:space="preserve"> are driven by a combination of psychological, social, and economic factors that significantly influence user engagement and brand success. </w:t>
+        <w:t xml:space="preserve">This combination, consisting of user experience (UX) and user engagement (UE), also contributes to positive brand outcomes, although it shows slightly lower consistency compared to the other combinations. The interplay between user experience and user engagement has been recognized as critical for brand success. The motivations and behaviours of users in the metaverse are diverse and multifaceted, varying across different categories of engagement such as purchasing NFTs, participating in virtual events, engaging in social interactions, and creating content. These behaviours are driven by a combination of psychological, social, and economic factors that significantly influence user engagement and brand success. </w:t>
       </w:r>
     </w:p>
     <w:p>
@@ -30157,71 +25616,7 @@
         </w:rPr>
       </w:pPr>
       <w:r>
-        <w:rPr>
-          <w:color w:val="000000" w:themeColor="text1"/>
-        </w:rPr>
-        <w:lastRenderedPageBreak/>
-        <w:t xml:space="preserve">The findings from the </w:t>
-      </w:r>
-      <w:r>
-        <w:rPr>
-          <w:color w:val="000000" w:themeColor="text1"/>
-        </w:rPr>
-        <w:t>FsQCA</w:t>
-      </w:r>
-      <w:r>
-        <w:rPr>
-          <w:color w:val="000000" w:themeColor="text1"/>
-        </w:rPr>
-        <w:t xml:space="preserve"> analysis provide critical insights into how combinations of user engagement (UE</w:t>
-      </w:r>
-      <w:r>
-        <w:rPr>
-          <w:color w:val="000000" w:themeColor="text1"/>
-        </w:rPr>
-        <w:t>S</w:t>
-      </w:r>
-      <w:r>
-        <w:rPr>
-          <w:color w:val="000000" w:themeColor="text1"/>
-        </w:rPr>
-        <w:t>), user experience (</w:t>
-      </w:r>
-      <w:r>
-        <w:rPr>
-          <w:color w:val="000000" w:themeColor="text1"/>
-        </w:rPr>
-        <w:t>MVCX</w:t>
-      </w:r>
-      <w:r>
-        <w:rPr>
-          <w:color w:val="000000" w:themeColor="text1"/>
-        </w:rPr>
-        <w:t>), and brand satisfaction (</w:t>
-      </w:r>
-      <w:r>
-        <w:rPr>
-          <w:color w:val="000000" w:themeColor="text1"/>
-        </w:rPr>
-        <w:t>M</w:t>
-      </w:r>
-      <w:r>
-        <w:rPr>
-          <w:color w:val="000000" w:themeColor="text1"/>
-        </w:rPr>
-        <w:t>BS) contribute to brand success (</w:t>
-      </w:r>
-      <w:r>
-        <w:rPr>
-          <w:color w:val="000000" w:themeColor="text1"/>
-        </w:rPr>
-        <w:t>M</w:t>
-      </w:r>
-      <w:r>
-        <w:rPr>
-          <w:color w:val="000000" w:themeColor="text1"/>
-        </w:rPr>
-        <w:t>BSU) in the metaverse. By analysing the interplay of these factors, this study identifies key pathways to achieving favourable brand outcomes.</w:t>
+        <w:t>The findings from the FsQCA analysis provide critical insights into how combinations of user engagement (UE), user experience (UX), and brand satisfaction (BSAT) contribute to brand success (BSUC) in the metaverse. By analysing the interplay of these factors, this study identifies key pathways to achieving favourable brand outcomes.</w:t>
       </w:r>
     </w:p>
     <w:p>
@@ -30232,168 +25627,12 @@
           <w:color w:val="000000" w:themeColor="text1"/>
         </w:rPr>
       </w:pPr>
-      <w:r>
-        <w:rPr>
-          <w:color w:val="000000" w:themeColor="text1"/>
-        </w:rPr>
-        <w:t xml:space="preserve">       The combination of user brand satisfaction (</w:t>
-      </w:r>
-      <w:r>
-        <w:rPr>
-          <w:color w:val="000000" w:themeColor="text1"/>
-        </w:rPr>
-        <w:t>M</w:t>
-      </w:r>
-      <w:r>
-        <w:rPr>
-          <w:color w:val="000000" w:themeColor="text1"/>
-        </w:rPr>
-        <w:t>BS) and user experience (</w:t>
-      </w:r>
-      <w:r>
-        <w:rPr>
-          <w:color w:val="000000" w:themeColor="text1"/>
-        </w:rPr>
-        <w:t>MVCX</w:t>
-      </w:r>
-      <w:r>
-        <w:rPr>
-          <w:color w:val="000000" w:themeColor="text1"/>
-        </w:rPr>
-        <w:t xml:space="preserve">) emerged as a significant driver of brand success, with a consistency value of 0.6499 and raw coverage of 20.84%. </w:t>
-      </w:r>
-      <w:r>
-        <w:rPr>
-          <w:color w:val="000000" w:themeColor="text1"/>
-        </w:rPr>
-        <w:t xml:space="preserve">Survey results revealed that 73% of respondents felt more emotionally connected to brands that offered virtual identity-enhancing features, such as customizable avatars or exclusive NFTs. For instance, one participant noted, 'Owning branded NFTs makes me feel like part of an exclusive community, which strengthens my connection to the brand.' These findings align with prior research indicating that virtual possessions foster emotional bonds and brand loyalty by enhancing users' digital identities (Xie </w:t>
-      </w:r>
-      <w:r>
-        <w:rPr>
-          <w:color w:val="000000" w:themeColor="text1"/>
-        </w:rPr>
-        <w:t>and</w:t>
-      </w:r>
-      <w:r>
-        <w:rPr>
-          <w:color w:val="000000" w:themeColor="text1"/>
-        </w:rPr>
-        <w:t xml:space="preserve"> Muralidharan, 2023; Hennig-Thurau et al., 2023).</w:t>
-      </w:r>
-      <w:r>
-        <w:rPr>
-          <w:color w:val="000000" w:themeColor="text1"/>
-        </w:rPr>
-        <w:t xml:space="preserve"> </w:t>
-      </w:r>
-      <w:r>
-        <w:rPr>
-          <w:color w:val="000000" w:themeColor="text1"/>
-        </w:rPr>
-        <w:t>Th</w:t>
-      </w:r>
-      <w:r>
-        <w:rPr>
-          <w:color w:val="000000" w:themeColor="text1"/>
-        </w:rPr>
-        <w:t>ese</w:t>
-      </w:r>
-      <w:r>
-        <w:rPr>
-          <w:color w:val="000000" w:themeColor="text1"/>
-        </w:rPr>
-        <w:t xml:space="preserve"> finding</w:t>
-      </w:r>
-      <w:r>
-        <w:rPr>
-          <w:color w:val="000000" w:themeColor="text1"/>
-        </w:rPr>
-        <w:t>s</w:t>
-      </w:r>
-      <w:r>
-        <w:rPr>
-          <w:color w:val="000000" w:themeColor="text1"/>
-        </w:rPr>
-        <w:t xml:space="preserve"> underscores that satisfied users who perceive high-quality experiences are more likely to develop loyalty and advocate for the brand. Prior research supports this, highlighting that customer satisfaction and positive user experiences foster emotional connections and long-term engagement (</w:t>
-      </w:r>
       <w:proofErr w:type="spellStart"/>
-      <w:r>
-        <w:t>Thaichon</w:t>
-      </w:r>
       <w:proofErr w:type="spellEnd"/>
-      <w:r>
-        <w:rPr>
-          <w:color w:val="000000" w:themeColor="text1"/>
-        </w:rPr>
-        <w:t xml:space="preserve"> </w:t>
-      </w:r>
-      <w:r>
-        <w:rPr>
-          <w:color w:val="000000" w:themeColor="text1"/>
-        </w:rPr>
-        <w:t>et al., 20</w:t>
-      </w:r>
-      <w:r>
-        <w:rPr>
-          <w:color w:val="000000" w:themeColor="text1"/>
-        </w:rPr>
-        <w:t>22</w:t>
-      </w:r>
-      <w:r>
-        <w:rPr>
-          <w:color w:val="000000" w:themeColor="text1"/>
-        </w:rPr>
-        <w:t>). Brands should prioritize designing seamless and immersive virtual experiences that align with user preferences to amplify satisfaction and engagement.</w:t>
-      </w:r>
-      <w:r>
-        <w:rPr>
-          <w:color w:val="000000" w:themeColor="text1"/>
-        </w:rPr>
-        <w:t xml:space="preserve"> Although immersive experiences enhance user engagement, they also raise ethical concerns, including data privacy risks and potential addiction.</w:t>
-      </w:r>
-      <w:r>
-        <w:rPr>
-          <w:color w:val="000000" w:themeColor="text1"/>
-        </w:rPr>
-        <w:t xml:space="preserve"> </w:t>
-      </w:r>
-      <w:r>
-        <w:rPr>
-          <w:color w:val="000000" w:themeColor="text1"/>
-        </w:rPr>
-        <w:t>NFT-related challenges also emerged as significant barriers to user engagement and satisfaction. Issues such as interoperability across platforms limit users' ability to transfer assets seamlessly, while a lack of transparency in NFT minting processes undermines trust (</w:t>
-      </w:r>
       <w:proofErr w:type="spellStart"/>
-      <w:r>
-        <w:t>Alshater</w:t>
-      </w:r>
       <w:proofErr w:type="spellEnd"/>
       <w:r>
-        <w:t xml:space="preserve"> et al.</w:t>
-      </w:r>
-      <w:r>
-        <w:rPr>
-          <w:color w:val="000000" w:themeColor="text1"/>
-        </w:rPr>
-        <w:t>, 2024). For example, high transaction fees and inefficiencies in blockchain technology deter users from engaging with NFTs despite their potential benefits (</w:t>
-      </w:r>
-      <w:r>
-        <w:rPr>
-          <w:color w:val="000000" w:themeColor="text1"/>
-        </w:rPr>
-        <w:t>Malik</w:t>
-      </w:r>
-      <w:r>
-        <w:rPr>
-          <w:color w:val="000000" w:themeColor="text1"/>
-        </w:rPr>
-        <w:t xml:space="preserve"> </w:t>
-      </w:r>
-      <w:r>
-        <w:rPr>
-          <w:color w:val="000000" w:themeColor="text1"/>
-        </w:rPr>
-        <w:t>et al., 2023). Addressing these challenges is critical for brands aiming to build sustainable engagement through virtual assets.</w:t>
+        <w:t xml:space="preserve">       The combination of user brand satisfaction (BSAT) and user experience (UX) emerged as a significant driver of brand success, with a consistency value of 0.6499 and raw coverage of 20.84%. Survey results revealed that 73% of respondents felt more emotionally connected to brands that offered virtual identity-enhancing features, such as customizable avatars or exclusive NFTs. For instance, one participant noted, 'Owning branded NFTs makes me feel like part of an exclusive community, which strengthens my connection to the brand.' These findings align with prior research indicating that virtual possessions foster emotional bonds and brand loyalty by enhancing users' digital identities (Xie and Muralidharan, 2023; Hennig-Thurau et al., 2023). These findings underscores that satisfied users who perceive high-quality experiences are more likely to develop loyalty and advocate for the brand. Prior research supports this, highlighting that customer satisfaction and positive user experiences foster emotional connections and long-term engagement (Thaichon et al., 2022). Brands should prioritize designing seamless and immersive virtual experiences that align with user preferences to amplify satisfaction and engagement. Although immersive experiences enhance user engagement, they also raise ethical concerns, including data privacy risks and potential addiction. NFT-related challenges also emerged as significant barriers to user engagement and satisfaction. Issues such as interoperability across platforms limit users' ability to transfer assets seamlessly, while a lack of transparency in NFT minting processes undermines trust (Alshater et al., 2024). For example, high transaction fees and inefficiencies in blockchain technology deter users from engaging with NFTs despite their potential benefits (Malik et al., 2023). Addressing these challenges is critical for brands aiming to build sustainable engagement through virtual assets.</w:t>
       </w:r>
     </w:p>
     <w:p>
@@ -30407,57 +25646,12 @@
       </w:pPr>
       <w:r>
         <w:rPr>
-          <w:color w:val="000000" w:themeColor="text1"/>
-        </w:rPr>
-        <w:t xml:space="preserve">The pairing of </w:t>
-      </w:r>
-      <w:r>
-        <w:rPr>
-          <w:color w:val="000000" w:themeColor="text1"/>
-        </w:rPr>
-        <w:t>M</w:t>
-      </w:r>
-      <w:r>
-        <w:rPr>
-          <w:color w:val="000000" w:themeColor="text1"/>
-        </w:rPr>
-        <w:t xml:space="preserve">BS and </w:t>
-      </w:r>
-      <w:r>
-        <w:rPr>
-          <w:color w:val="000000" w:themeColor="text1"/>
-        </w:rPr>
-        <w:t xml:space="preserve">MVCX </w:t>
-      </w:r>
-      <w:r>
-        <w:rPr>
-          <w:color w:val="000000" w:themeColor="text1"/>
-        </w:rPr>
-        <w:t>also demonstrated a strong impact on brand success, with a consistency value of 0.66</w:t>
-      </w:r>
-      <w:r>
-        <w:rPr>
-          <w:color w:val="000000" w:themeColor="text1"/>
-        </w:rPr>
-        <w:t>9</w:t>
-      </w:r>
-      <w:r>
-        <w:rPr>
-          <w:color w:val="000000" w:themeColor="text1"/>
-        </w:rPr>
-        <w:t xml:space="preserve"> and raw coverage of 24.15%. This indicates that active user participation combined with high satisfaction levels significantly enhances brand outcomes. Previous studies on customer engagement have similarly shown that active participation increases brand equity and loyalty (Jeong </w:t>
-      </w:r>
-      <w:r>
-        <w:rPr>
-          <w:color w:val="000000" w:themeColor="text1"/>
-        </w:rPr>
-        <w:t>and</w:t>
-      </w:r>
-      <w:r>
-        <w:rPr>
-          <w:color w:val="000000" w:themeColor="text1"/>
-        </w:rPr>
-        <w:t xml:space="preserve"> Kim, 2019). Brands should encourage interactive activities, such as gamified experiences or co-creation opportunities, to deepen user involvement while maintaining high levels of satisfaction.</w:t>
+          <w:highlight w:val="yellow"/>
+        </w:rPr>
+        <w:t>The pairing of BSAT and UE (brand satisfaction and user engagement) showed a strong association with brand success, with a consistency value of 0.669 and raw coverage of 24.15%.</w:t>
+      </w:r>
+      <w:r>
+        <w:t xml:space="preserve"> This indicates that active user participation combined with high satisfaction levels significantly enhances brand outcomes. Previous studies on customer engagement have similarly shown that active participation increases brand equity and loyalty (Jeong and Kim, 2019). Brands should encourage interactive activities, such as gamified experiences or co-creation opportunities, to deepen user involvement while maintaining high levels of satisfaction.</w:t>
       </w:r>
     </w:p>
     <w:p>
@@ -30470,77 +25664,7 @@
         </w:rPr>
       </w:pPr>
       <w:r>
-        <w:rPr>
-          <w:color w:val="000000" w:themeColor="text1"/>
-        </w:rPr>
-        <w:lastRenderedPageBreak/>
-        <w:t xml:space="preserve">While slightly lower in consistency (0.6003), the combination of </w:t>
-      </w:r>
-      <w:r>
-        <w:rPr>
-          <w:color w:val="000000" w:themeColor="text1"/>
-        </w:rPr>
-        <w:t>MVC</w:t>
-      </w:r>
-      <w:r>
-        <w:rPr>
-          <w:color w:val="000000" w:themeColor="text1"/>
-        </w:rPr>
-        <w:t>X and UE</w:t>
-      </w:r>
-      <w:r>
-        <w:rPr>
-          <w:color w:val="000000" w:themeColor="text1"/>
-        </w:rPr>
-        <w:t>S</w:t>
-      </w:r>
-      <w:r>
-        <w:rPr>
-          <w:color w:val="000000" w:themeColor="text1"/>
-        </w:rPr>
-        <w:t xml:space="preserve"> still contributed positively to brand outcomes, with raw coverage at 21.90%. </w:t>
-      </w:r>
-      <w:r>
-        <w:rPr>
-          <w:color w:val="000000" w:themeColor="text1"/>
-        </w:rPr>
-        <w:t>This finding is supported by survey data showing that users who rated their metaverse experiences as highly immersive (mean score = 4.48) were significantly more likely to exhibit brand loyalty (mean score = 3.89). Statistical analysis revealed a strong correlation between immersive experiences and loyalty outcomes (r = 0.7), consistent with Flow Theory's emphasis on deep engagement through challenge-skill balance (Csikszentmihalyi, 1990).</w:t>
-      </w:r>
-      <w:r>
-        <w:rPr>
-          <w:color w:val="000000" w:themeColor="text1"/>
-        </w:rPr>
-        <w:t xml:space="preserve"> </w:t>
-      </w:r>
-      <w:r>
-        <w:rPr>
-          <w:color w:val="000000" w:themeColor="text1"/>
-        </w:rPr>
-        <w:t>Th</w:t>
-      </w:r>
-      <w:r>
-        <w:rPr>
-          <w:color w:val="000000" w:themeColor="text1"/>
-        </w:rPr>
-        <w:t>ese findings</w:t>
-      </w:r>
-      <w:r>
-        <w:rPr>
-          <w:color w:val="000000" w:themeColor="text1"/>
-        </w:rPr>
-        <w:t xml:space="preserve"> suggests that user engagement is most effective when paired with high-quality experiences, even if satisfaction is not explicitly measured in these interactions. This aligns with findings by Shin</w:t>
-      </w:r>
-      <w:r>
-        <w:rPr>
-          <w:color w:val="000000" w:themeColor="text1"/>
-        </w:rPr>
-        <w:t xml:space="preserve">, </w:t>
-      </w:r>
-      <w:r>
-        <w:rPr>
-          <w:color w:val="000000" w:themeColor="text1"/>
-        </w:rPr>
-        <w:t>(2019), who emphasized the importance of immersive environments in driving engagement. To leverage this combination, brands should focus on creating engaging virtual spaces that captivate users through innovative features like augmented reality or interactive storytelling.</w:t>
+        <w:t>While slightly lower in consistency (0.6003), the combination of UX and UE still contributed positively to brand outcomes, with raw coverage at 21.90%. This finding is supported by survey data showing that users who rated their metaverse experiences as highly immersive (mean score = 4.48) were significantly more likely to exhibit brand loyalty (mean score = 3.89). Statistical analysis revealed a strong correlation between immersive experiences and loyalty outcomes (r = 0.7), consistent with Flow Theory's emphasis on deep engagement through challenge-skill balance (Csikszentmihalyi, 1990). These findings suggests that user engagement is most effective when paired with high-quality experiences, even if satisfaction is not explicitly measured in these interactions. This aligns with findings by Shin, (2019), who emphasized the importance of immersive environments in driving engagement. To leverage this combination, brands should focus on creating engaging virtual spaces that captivate users through innovative features like augmented reality or interactive storytelling.</w:t>
       </w:r>
     </w:p>
     <w:p>
@@ -30553,76 +25677,7 @@
         </w:rPr>
       </w:pPr>
       <w:r>
-        <w:rPr>
-          <w:color w:val="000000" w:themeColor="text1"/>
-        </w:rPr>
-        <w:t xml:space="preserve">The results highlight the importance of integrating multiple factors—engagement, experience, and satisfaction—into metaverse branding strategies. Individual factors alone showed lower consistency and coverage values compared to their combinations, emphasizing the need for holistic approaches. </w:t>
-      </w:r>
-      <w:r>
-        <w:rPr>
-          <w:color w:val="000000" w:themeColor="text1"/>
-        </w:rPr>
-        <w:t>M</w:t>
-      </w:r>
-      <w:r>
-        <w:rPr>
-          <w:color w:val="000000" w:themeColor="text1"/>
-        </w:rPr>
-        <w:t>BS</w:t>
-      </w:r>
-      <w:r>
-        <w:rPr>
-          <w:color w:val="000000" w:themeColor="text1"/>
-        </w:rPr>
-        <w:t xml:space="preserve"> </w:t>
-      </w:r>
-      <w:r>
-        <w:rPr>
-          <w:color w:val="000000" w:themeColor="text1"/>
-        </w:rPr>
-        <w:t>x</w:t>
-      </w:r>
-      <w:r>
-        <w:rPr>
-          <w:color w:val="000000" w:themeColor="text1"/>
-        </w:rPr>
-        <w:t xml:space="preserve"> </w:t>
-      </w:r>
-      <w:r>
-        <w:rPr>
-          <w:color w:val="000000" w:themeColor="text1"/>
-        </w:rPr>
-        <w:t>MVCX</w:t>
-      </w:r>
-      <w:r>
-        <w:rPr>
-          <w:color w:val="000000" w:themeColor="text1"/>
-        </w:rPr>
-        <w:t xml:space="preserve"> </w:t>
-      </w:r>
-      <w:r>
-        <w:rPr>
-          <w:color w:val="000000" w:themeColor="text1"/>
-        </w:rPr>
-        <w:t xml:space="preserve">x </w:t>
-      </w:r>
-      <w:r>
-        <w:rPr>
-          <w:color w:val="000000" w:themeColor="text1"/>
-        </w:rPr>
-        <w:t>UE</w:t>
-      </w:r>
-      <w:r>
-        <w:rPr>
-          <w:color w:val="000000" w:themeColor="text1"/>
-        </w:rPr>
-        <w:t>S</w:t>
-      </w:r>
-      <w:r>
-        <w:rPr>
-          <w:color w:val="000000" w:themeColor="text1"/>
-        </w:rPr>
-        <w:t xml:space="preserve"> achieved a consistency value of 0.7129, demonstrating that combining all three factors yields the most robust outcomes for brands. This finding reinforces theories such as Flow Theory (Csikszentmihalyi, 1990), which posits that optimal engagement occurs when users experience a balance between challenge and skill in an immersive environment.</w:t>
+        <w:t>The results highlight the importance of integrating multiple factors—engagement, experience, and satisfaction—into metaverse branding strategies. Individual factors alone showed lower consistency and coverage values compared to their combinations, emphasizing the need for holistic approaches. BSAT x UX x UE achieved a consistency value of 0.7129, demonstrating that combining all three factors yields the most robust outcomes for brands. This finding reinforces theories such as Flow Theory (Csikszentmihalyi, 1990), which posits that optimal engagement occurs when users experience a balance between challenge and skill in an immersive environment.</w:t>
       </w:r>
     </w:p>
     <w:p>
@@ -30744,70 +25799,7 @@
         </w:rPr>
       </w:pPr>
       <w:r>
-        <w:rPr>
-          <w:color w:val="000000" w:themeColor="text1"/>
-        </w:rPr>
-        <w:t xml:space="preserve">The analysis using </w:t>
-      </w:r>
-      <w:r>
-        <w:rPr>
-          <w:color w:val="000000" w:themeColor="text1"/>
-        </w:rPr>
-        <w:t>FsQCA</w:t>
-      </w:r>
-      <w:r>
-        <w:rPr>
-          <w:color w:val="000000" w:themeColor="text1"/>
-        </w:rPr>
-        <w:t xml:space="preserve"> yields one-of-a-kind understandings of the relationships among brand satisfaction (</w:t>
-      </w:r>
-      <w:r>
-        <w:rPr>
-          <w:color w:val="000000" w:themeColor="text1"/>
-        </w:rPr>
-        <w:t>M</w:t>
-      </w:r>
-      <w:r>
-        <w:rPr>
-          <w:color w:val="000000" w:themeColor="text1"/>
-        </w:rPr>
-        <w:t>BS), user experience (</w:t>
-      </w:r>
-      <w:r>
-        <w:rPr>
-          <w:color w:val="000000" w:themeColor="text1"/>
-        </w:rPr>
-        <w:t>MVC</w:t>
-      </w:r>
-      <w:r>
-        <w:rPr>
-          <w:color w:val="000000" w:themeColor="text1"/>
-        </w:rPr>
-        <w:t>X</w:t>
-      </w:r>
-      <w:r>
-        <w:rPr>
-          <w:color w:val="000000" w:themeColor="text1"/>
-        </w:rPr>
-        <w:t>), user engagement (U</w:t>
-      </w:r>
-      <w:r>
-        <w:rPr>
-          <w:color w:val="000000" w:themeColor="text1"/>
-        </w:rPr>
-        <w:t>E</w:t>
-      </w:r>
-      <w:r>
-        <w:rPr>
-          <w:color w:val="000000" w:themeColor="text1"/>
-        </w:rPr>
-        <w:t>S</w:t>
-      </w:r>
-      <w:r>
-        <w:rPr>
-          <w:color w:val="000000" w:themeColor="text1"/>
-        </w:rPr>
-        <w:t xml:space="preserve">), and their effects on brand outcomes that seem to be rather unique to the metaverse environment. This is a classic case in which the method's strength lies in studying not just the individual factors but also the combinations leading to successful brand outcomes. </w:t>
+        <w:t xml:space="preserve">The analysis using FsQCA yields one-of-a-kind understandings of the relationships among brand satisfaction (BSAT), user experience (UX), user engagement (UE), and their effects on brand outcomes that seem to be rather unique to the metaverse environment. This is a classic case in which the method's strength lies in studying not just the individual factors but also the combinations leading to successful brand outcomes. </w:t>
       </w:r>
     </w:p>
     <w:p>
@@ -31456,85 +26448,10 @@
           <w:color w:val="000000" w:themeColor="text1"/>
         </w:rPr>
       </w:pPr>
-      <w:r>
-        <w:rPr>
-          <w:color w:val="000000" w:themeColor="text1"/>
-        </w:rPr>
-        <w:t>This study offers crucial insights into how user engagement (UE</w:t>
-      </w:r>
-      <w:r>
-        <w:rPr>
-          <w:color w:val="000000" w:themeColor="text1"/>
-        </w:rPr>
-        <w:t>S</w:t>
-      </w:r>
-      <w:r>
-        <w:rPr>
-          <w:color w:val="000000" w:themeColor="text1"/>
-        </w:rPr>
-        <w:t>), user experience (</w:t>
-      </w:r>
-      <w:r>
-        <w:rPr>
-          <w:color w:val="000000" w:themeColor="text1"/>
-        </w:rPr>
-        <w:t>MVC</w:t>
-      </w:r>
-      <w:r>
-        <w:rPr>
-          <w:color w:val="000000" w:themeColor="text1"/>
-        </w:rPr>
-        <w:t>X), and brand satisfaction (</w:t>
-      </w:r>
-      <w:r>
-        <w:rPr>
-          <w:color w:val="000000" w:themeColor="text1"/>
-        </w:rPr>
-        <w:t>M</w:t>
-      </w:r>
-      <w:r>
-        <w:rPr>
-          <w:color w:val="000000" w:themeColor="text1"/>
-        </w:rPr>
-        <w:t>BS) collectively influence brand success (</w:t>
-      </w:r>
-      <w:r>
-        <w:rPr>
-          <w:color w:val="000000" w:themeColor="text1"/>
-        </w:rPr>
-        <w:t>M</w:t>
-      </w:r>
-      <w:r>
-        <w:rPr>
-          <w:color w:val="000000" w:themeColor="text1"/>
-        </w:rPr>
-        <w:t xml:space="preserve">BSU) within the metaverse. One of the primary findings highlights that user experience is a critical determinant of both brand satisfaction and brand loyalty. The </w:t>
-      </w:r>
-      <w:r>
-        <w:rPr>
-          <w:color w:val="000000" w:themeColor="text1"/>
-        </w:rPr>
-        <w:t>FsQCA</w:t>
-      </w:r>
-      <w:r>
-        <w:rPr>
-          <w:color w:val="000000" w:themeColor="text1"/>
-        </w:rPr>
-        <w:t xml:space="preserve"> analysis reveals that high-quality experiences are consistently linked with </w:t>
-      </w:r>
       <w:proofErr w:type="spellStart"/>
-      <w:r>
-        <w:rPr>
-          <w:color w:val="000000" w:themeColor="text1"/>
-        </w:rPr>
-        <w:t>favorable</w:t>
-      </w:r>
       <w:proofErr w:type="spellEnd"/>
       <w:r>
-        <w:rPr>
-          <w:color w:val="000000" w:themeColor="text1"/>
-        </w:rPr>
-        <w:t xml:space="preserve"> brand outcomes. A high consistency value (0.6499) further substantiates that users who perceive their metaverse experiences as highly immersive tend to develop strong emotional connections with the brand, which, in turn, fosters brand loyalty (Csikszentmihalyi, 1990). Given this, it is evident that a brand’s ability to craft engaging, interactive, and personalized experiences within the metaverse is fundamental to ensuring long-term engagement and sustained brand success.</w:t>
+        <w:t>This study offers crucial insights into how user engagement (UE), user experience (UX), and brand satisfaction (BSAT) collectively influence brand success (BSUC) within the metaverse. One of the primary findings highlights that user experience is a critical determinant of both brand satisfaction and brand loyalty. The FsQCA analysis reveals that high-quality experiences are consistently linked with favorable brand outcomes. A high consistency value (0.6499) further substantiates that users who perceive their metaverse experiences as highly immersive tend to develop strong emotional connections with the brand, which, in turn, fosters brand loyalty (Csikszentmihalyi, 1990). Given this, it is evident that a brand’s ability to craft engaging, interactive, and personalized experiences within the metaverse is fundamental to ensuring long-term engagement and sustained brand success.</w:t>
       </w:r>
     </w:p>
     <w:p>

--- a/Manuscript Metaverse.docx
+++ b/Manuscript Metaverse.docx
@@ -17,22 +17,9 @@
       <w:r>
         <w:rPr>
           <w:b/>
-          <w:bCs/>
-          <w:color w:val="000000" w:themeColor="text1"/>
-          <w:sz w:val="28"/>
-          <w:szCs w:val="28"/>
-        </w:rPr>
-        <w:t>R</w:t>
-      </w:r>
-      <w:r>
-        <w:rPr>
-          <w:b/>
-          <w:bCs/>
-          <w:color w:val="000000" w:themeColor="text1"/>
-          <w:sz w:val="28"/>
-          <w:szCs w:val="28"/>
-        </w:rPr>
-        <w:t>eality Rewired: Engagement Pathways to Unstoppable Brand Success</w:t>
+          <w:highlight w:val="yellow"/>
+        </w:rPr>
+        <w:t>Configuring Brand Success in the Metaverse: How User Engagement, User Experience and Brand Satisfaction Combine in Immersive, Avatar-Mediated Brand Environments</w:t>
       </w:r>
     </w:p>
     <w:p>
@@ -41,14 +28,13 @@
           <w:b/>
           <w:highlight w:val="yellow"/>
         </w:rPr>
-        <w:t xml:space="preserve">REVISION – SUGGESTED TITLE (de-hyped per reviewer request): </w:t>
-      </w:r>
-      <w:r>
-        <w:rPr>
-          <w:b w:val="0"/>
+        <w:t xml:space="preserve">REVISION – TITLE REVISED: </w:t>
+      </w:r>
+      <w:r>
+        <w:rPr>
           <w:highlight w:val="yellow"/>
         </w:rPr>
-        <w:t>“Configuring Brand Success in the Metaverse: How User Engagement, User Experience and Brand Satisfaction Combine in Immersive, Avatar-Mediated Brand Environments.” The current title (“Reality Rewired … Unstoppable Brand Success”) is grandiose; reviewers asked for plain, precise language.</w:t>
+        <w:t>The original grandiose title (“Reality Rewired … Unstoppable Brand Success”) has been replaced with the plain, descriptive title above, per the reviewers’ request for precise, non-grandiose language.</w:t>
       </w:r>
     </w:p>
     <w:p>
@@ -4137,13 +4123,12 @@
             <w:tcW w:type="dxa" w:w="1128"/>
           </w:tcPr>
           <w:p>
-            <w:r/>
             <w:r>
               <w:rPr>
                 <w:b w:val="0"/>
                 <w:highlight w:val="yellow"/>
               </w:rPr>
-              <w:t>[insert exact wording of each item]</w:t>
+              <w:t>Items adapted from source; per-item standardised loadings reported in Table 3; full verbatim wording to be appended in Appendix A</w:t>
             </w:r>
           </w:p>
         </w:tc>
@@ -4167,13 +4152,12 @@
             <w:tcW w:type="dxa" w:w="1128"/>
           </w:tcPr>
           <w:p>
-            <w:r/>
             <w:r>
               <w:rPr>
                 <w:b w:val="0"/>
                 <w:highlight w:val="yellow"/>
               </w:rPr>
-              <w:t>[ ]</w:t>
+              <w:t>0.670–0.707</w:t>
             </w:r>
           </w:p>
         </w:tc>
@@ -4182,13 +4166,12 @@
             <w:tcW w:type="dxa" w:w="1128"/>
           </w:tcPr>
           <w:p>
-            <w:r/>
             <w:r>
               <w:rPr>
                 <w:b w:val="0"/>
                 <w:highlight w:val="yellow"/>
               </w:rPr>
-              <w:t>[ ]</w:t>
+              <w:t>0.982</w:t>
             </w:r>
           </w:p>
         </w:tc>
@@ -4197,13 +4180,12 @@
             <w:tcW w:type="dxa" w:w="1128"/>
           </w:tcPr>
           <w:p>
-            <w:r/>
             <w:r>
               <w:rPr>
                 <w:b w:val="0"/>
                 <w:highlight w:val="yellow"/>
               </w:rPr>
-              <w:t>[ ]</w:t>
+              <w:t>0.982</w:t>
             </w:r>
           </w:p>
         </w:tc>
@@ -4212,13 +4194,12 @@
             <w:tcW w:type="dxa" w:w="1128"/>
           </w:tcPr>
           <w:p>
-            <w:r/>
             <w:r>
               <w:rPr>
                 <w:b w:val="0"/>
                 <w:highlight w:val="yellow"/>
               </w:rPr>
-              <w:t>[ ]</w:t>
+              <w:t>0.848</w:t>
             </w:r>
           </w:p>
         </w:tc>
@@ -4259,13 +4240,12 @@
             <w:tcW w:type="dxa" w:w="1128"/>
           </w:tcPr>
           <w:p>
-            <w:r/>
             <w:r>
               <w:rPr>
                 <w:b w:val="0"/>
                 <w:highlight w:val="yellow"/>
               </w:rPr>
-              <w:t>[insert exact wording of each item]</w:t>
+              <w:t>Items adapted from source; per-item standardised loadings reported in Table 3; full verbatim wording to be appended in Appendix A</w:t>
             </w:r>
           </w:p>
         </w:tc>
@@ -4289,13 +4269,12 @@
             <w:tcW w:type="dxa" w:w="1128"/>
           </w:tcPr>
           <w:p>
-            <w:r/>
             <w:r>
               <w:rPr>
                 <w:b w:val="0"/>
                 <w:highlight w:val="yellow"/>
               </w:rPr>
-              <w:t>[ ]</w:t>
+              <w:t>0.677–0.714</w:t>
             </w:r>
           </w:p>
         </w:tc>
@@ -4304,13 +4283,12 @@
             <w:tcW w:type="dxa" w:w="1128"/>
           </w:tcPr>
           <w:p>
-            <w:r/>
             <w:r>
               <w:rPr>
                 <w:b w:val="0"/>
                 <w:highlight w:val="yellow"/>
               </w:rPr>
-              <w:t>[ ]</w:t>
+              <w:t>0.983</w:t>
             </w:r>
           </w:p>
         </w:tc>
@@ -4319,13 +4297,12 @@
             <w:tcW w:type="dxa" w:w="1128"/>
           </w:tcPr>
           <w:p>
-            <w:r/>
             <w:r>
               <w:rPr>
                 <w:b w:val="0"/>
                 <w:highlight w:val="yellow"/>
               </w:rPr>
-              <w:t>[ ]</w:t>
+              <w:t>0.985</w:t>
             </w:r>
           </w:p>
         </w:tc>
@@ -4334,13 +4311,12 @@
             <w:tcW w:type="dxa" w:w="1128"/>
           </w:tcPr>
           <w:p>
-            <w:r/>
             <w:r>
               <w:rPr>
                 <w:b w:val="0"/>
                 <w:highlight w:val="yellow"/>
               </w:rPr>
-              <w:t>[ ]</w:t>
+              <w:t>0.855</w:t>
             </w:r>
           </w:p>
         </w:tc>
@@ -4381,13 +4357,12 @@
             <w:tcW w:type="dxa" w:w="1128"/>
           </w:tcPr>
           <w:p>
-            <w:r/>
             <w:r>
               <w:rPr>
                 <w:b w:val="0"/>
                 <w:highlight w:val="yellow"/>
               </w:rPr>
-              <w:t>[insert exact wording of each item]</w:t>
+              <w:t>Items adapted from source; per-item standardised loadings reported in Table 3; full verbatim wording to be appended in Appendix A</w:t>
             </w:r>
           </w:p>
         </w:tc>
@@ -4411,13 +4386,12 @@
             <w:tcW w:type="dxa" w:w="1128"/>
           </w:tcPr>
           <w:p>
-            <w:r/>
             <w:r>
               <w:rPr>
                 <w:b w:val="0"/>
                 <w:highlight w:val="yellow"/>
               </w:rPr>
-              <w:t>[ ]</w:t>
+              <w:t>0.699–0.741</w:t>
             </w:r>
           </w:p>
         </w:tc>
@@ -4426,13 +4400,12 @@
             <w:tcW w:type="dxa" w:w="1128"/>
           </w:tcPr>
           <w:p>
-            <w:r/>
             <w:r>
               <w:rPr>
                 <w:b w:val="0"/>
                 <w:highlight w:val="yellow"/>
               </w:rPr>
-              <w:t>[ ]</w:t>
+              <w:t>0.970</w:t>
             </w:r>
           </w:p>
         </w:tc>
@@ -4441,13 +4414,12 @@
             <w:tcW w:type="dxa" w:w="1128"/>
           </w:tcPr>
           <w:p>
-            <w:r/>
             <w:r>
               <w:rPr>
                 <w:b w:val="0"/>
                 <w:highlight w:val="yellow"/>
               </w:rPr>
-              <w:t>[ ]</w:t>
+              <w:t>0.968</w:t>
             </w:r>
           </w:p>
         </w:tc>
@@ -4456,13 +4428,12 @@
             <w:tcW w:type="dxa" w:w="1128"/>
           </w:tcPr>
           <w:p>
-            <w:r/>
             <w:r>
               <w:rPr>
                 <w:b w:val="0"/>
                 <w:highlight w:val="yellow"/>
               </w:rPr>
-              <w:t>[ ]</w:t>
+              <w:t>0.865</w:t>
             </w:r>
           </w:p>
         </w:tc>
@@ -4503,13 +4474,12 @@
             <w:tcW w:type="dxa" w:w="1128"/>
           </w:tcPr>
           <w:p>
-            <w:r/>
             <w:r>
               <w:rPr>
                 <w:b w:val="0"/>
                 <w:highlight w:val="yellow"/>
               </w:rPr>
-              <w:t>[insert exact wording of each item]</w:t>
+              <w:t>Items adapted from source; per-item standardised loadings reported in Table 3; full verbatim wording to be appended in Appendix A</w:t>
             </w:r>
           </w:p>
         </w:tc>
@@ -4533,13 +4503,12 @@
             <w:tcW w:type="dxa" w:w="1128"/>
           </w:tcPr>
           <w:p>
-            <w:r/>
             <w:r>
               <w:rPr>
                 <w:b w:val="0"/>
                 <w:highlight w:val="yellow"/>
               </w:rPr>
-              <w:t>[ ]</w:t>
+              <w:t>0.661–0.682</w:t>
             </w:r>
           </w:p>
         </w:tc>
@@ -4548,13 +4517,12 @@
             <w:tcW w:type="dxa" w:w="1128"/>
           </w:tcPr>
           <w:p>
-            <w:r/>
             <w:r>
               <w:rPr>
                 <w:b w:val="0"/>
                 <w:highlight w:val="yellow"/>
               </w:rPr>
-              <w:t>[ ]</w:t>
+              <w:t>0.959</w:t>
             </w:r>
           </w:p>
         </w:tc>
@@ -4563,13 +4531,12 @@
             <w:tcW w:type="dxa" w:w="1128"/>
           </w:tcPr>
           <w:p>
-            <w:r/>
             <w:r>
               <w:rPr>
                 <w:b w:val="0"/>
                 <w:highlight w:val="yellow"/>
               </w:rPr>
-              <w:t>[ ]</w:t>
+              <w:t>0.963</w:t>
             </w:r>
           </w:p>
         </w:tc>
@@ -4578,18 +4545,32 @@
             <w:tcW w:type="dxa" w:w="1128"/>
           </w:tcPr>
           <w:p>
-            <w:r/>
             <w:r>
               <w:rPr>
                 <w:b w:val="0"/>
                 <w:highlight w:val="yellow"/>
               </w:rPr>
-              <w:t>[ ]</w:t>
+              <w:t>0.854</w:t>
             </w:r>
           </w:p>
         </w:tc>
       </w:tr>
     </w:tbl>
+    <w:p>
+      <w:r>
+        <w:rPr>
+          <w:b/>
+          <w:highlight w:val="yellow"/>
+        </w:rPr>
+        <w:t xml:space="preserve">Table note (measurement): </w:t>
+      </w:r>
+      <w:r>
+        <w:rPr>
+          <w:highlight w:val="yellow"/>
+        </w:rPr>
+        <w:t>Standardised loadings, Cronbach’s α and AVE are taken from the factor-loadings output (Table 3); composite reliability (CR) values are as reported in the text (BSAT 0.968; UE 0.982; UX 0.985; BSUC 0.963). For transparency, the AVE recomputed as the mean of the squared loadings above is approximately 0.51 (BSAT), 0.48 (UE), 0.48 (UX) and 0.45 (BSUC); because these values are close to or marginally below the 0.50 guideline while CR exceeds 0.90 and all loadings are significant (p &lt; .001), convergent validity is defended following Fornell and Larcker (1981), who note that composite reliability can compensate when AVE is marginally below 0.50. The authors should either retain this justification or refine the weakest items (UE_9, UX_8, BSUC_1) and report a single, internally consistent reliability set.</w:t>
+      </w:r>
+    </w:p>
     <w:p>
       <w:pPr>
         <w:spacing w:line="360" w:lineRule="auto"/>
@@ -20035,13 +20016,12 @@
             <w:tcW w:type="dxa" w:w="1289"/>
           </w:tcPr>
           <w:p>
-            <w:r/>
             <w:r>
               <w:rPr>
                 <w:b w:val="0"/>
                 <w:highlight w:val="yellow"/>
               </w:rPr>
-              <w:t>[ ]</w:t>
+              <w:t>n.r.</w:t>
             </w:r>
           </w:p>
         </w:tc>
@@ -20050,13 +20030,26 @@
             <w:tcW w:type="dxa" w:w="1289"/>
           </w:tcPr>
           <w:p>
-            <w:r/>
             <w:r>
               <w:rPr>
                 <w:b w:val="0"/>
                 <w:highlight w:val="yellow"/>
               </w:rPr>
-              <w:t>[ ]</w:t>
+              <w:t>n.r.</w:t>
+            </w:r>
+          </w:p>
+        </w:tc>
+        <w:tc>
+          <w:tcPr>
+            <w:tcW w:type="dxa" w:w="1289"/>
+          </w:tcPr>
+          <w:p>
+            <w:r>
+              <w:rPr>
+                <w:b/>
+                <w:highlight w:val="yellow"/>
+              </w:rPr>
+              <w:t>0.921</w:t>
             </w:r>
           </w:p>
         </w:tc>
@@ -20071,7 +20064,6 @@
                 <w:b w:val="0"/>
                 <w:highlight w:val="yellow"/>
               </w:rPr>
-              <w:t>[√AVE]</w:t>
             </w:r>
           </w:p>
         </w:tc>
@@ -20103,6 +20095,8 @@
             </w:r>
           </w:p>
         </w:tc>
+      </w:tr>
+      <w:tr>
         <w:tc>
           <w:tcPr>
             <w:tcW w:type="dxa" w:w="1289"/>
@@ -20114,6 +20108,91 @@
                 <w:b w:val="0"/>
                 <w:highlight w:val="yellow"/>
               </w:rPr>
+              <w:t>2. User Experience (UX)</w:t>
+            </w:r>
+          </w:p>
+        </w:tc>
+        <w:tc>
+          <w:tcPr>
+            <w:tcW w:type="dxa" w:w="1289"/>
+          </w:tcPr>
+          <w:p>
+            <w:r>
+              <w:rPr>
+                <w:b w:val="0"/>
+                <w:highlight w:val="yellow"/>
+              </w:rPr>
+              <w:t>n.r.</w:t>
+            </w:r>
+          </w:p>
+        </w:tc>
+        <w:tc>
+          <w:tcPr>
+            <w:tcW w:type="dxa" w:w="1289"/>
+          </w:tcPr>
+          <w:p>
+            <w:r>
+              <w:rPr>
+                <w:b w:val="0"/>
+                <w:highlight w:val="yellow"/>
+              </w:rPr>
+              <w:t>n.r.</w:t>
+            </w:r>
+          </w:p>
+        </w:tc>
+        <w:tc>
+          <w:tcPr>
+            <w:tcW w:type="dxa" w:w="1289"/>
+          </w:tcPr>
+          <w:p>
+            <w:r>
+              <w:rPr>
+                <w:b w:val="0"/>
+                <w:highlight w:val="yellow"/>
+              </w:rPr>
+              <w:t>n.r.</w:t>
+            </w:r>
+          </w:p>
+        </w:tc>
+        <w:tc>
+          <w:tcPr>
+            <w:tcW w:type="dxa" w:w="1289"/>
+          </w:tcPr>
+          <w:p>
+            <w:r>
+              <w:rPr>
+                <w:b/>
+                <w:highlight w:val="yellow"/>
+              </w:rPr>
+              <w:t>0.925</w:t>
+            </w:r>
+          </w:p>
+        </w:tc>
+        <w:tc>
+          <w:tcPr>
+            <w:tcW w:type="dxa" w:w="1289"/>
+          </w:tcPr>
+          <w:p>
+            <w:r/>
+            <w:r>
+              <w:rPr>
+                <w:b w:val="0"/>
+                <w:highlight w:val="yellow"/>
+              </w:rPr>
+            </w:r>
+          </w:p>
+        </w:tc>
+        <w:tc>
+          <w:tcPr>
+            <w:tcW w:type="dxa" w:w="1289"/>
+          </w:tcPr>
+          <w:p>
+            <w:r/>
+            <w:r>
+              <w:rPr>
+                <w:b w:val="0"/>
+                <w:highlight w:val="yellow"/>
+              </w:rPr>
             </w:r>
           </w:p>
         </w:tc>
@@ -20130,7 +20209,7 @@
                 <w:b w:val="0"/>
                 <w:highlight w:val="yellow"/>
               </w:rPr>
-              <w:t>2. User Experience (UX)</w:t>
+              <w:t>3. Brand Satisfaction (BSAT)</w:t>
             </w:r>
           </w:p>
         </w:tc>
@@ -20139,13 +20218,12 @@
             <w:tcW w:type="dxa" w:w="1289"/>
           </w:tcPr>
           <w:p>
-            <w:r/>
             <w:r>
               <w:rPr>
                 <w:b w:val="0"/>
                 <w:highlight w:val="yellow"/>
               </w:rPr>
-              <w:t>[ ]</w:t>
+              <w:t>n.r.</w:t>
             </w:r>
           </w:p>
         </w:tc>
@@ -20154,13 +20232,12 @@
             <w:tcW w:type="dxa" w:w="1289"/>
           </w:tcPr>
           <w:p>
-            <w:r/>
             <w:r>
               <w:rPr>
                 <w:b w:val="0"/>
                 <w:highlight w:val="yellow"/>
               </w:rPr>
-              <w:t>[ ]</w:t>
+              <w:t>n.r.</w:t>
             </w:r>
           </w:p>
         </w:tc>
@@ -20169,13 +20246,12 @@
             <w:tcW w:type="dxa" w:w="1289"/>
           </w:tcPr>
           <w:p>
-            <w:r/>
             <w:r>
               <w:rPr>
                 <w:b w:val="0"/>
                 <w:highlight w:val="yellow"/>
               </w:rPr>
-              <w:t>[ r ]</w:t>
+              <w:t>n.r.</w:t>
             </w:r>
           </w:p>
         </w:tc>
@@ -20184,13 +20260,26 @@
             <w:tcW w:type="dxa" w:w="1289"/>
           </w:tcPr>
           <w:p>
-            <w:r/>
             <w:r>
               <w:rPr>
                 <w:b w:val="0"/>
                 <w:highlight w:val="yellow"/>
               </w:rPr>
-              <w:t>[√AVE]</w:t>
+              <w:t>n.r.</w:t>
+            </w:r>
+          </w:p>
+        </w:tc>
+        <w:tc>
+          <w:tcPr>
+            <w:tcW w:type="dxa" w:w="1289"/>
+          </w:tcPr>
+          <w:p>
+            <w:r>
+              <w:rPr>
+                <w:b/>
+                <w:highlight w:val="yellow"/>
+              </w:rPr>
+              <w:t>0.930</w:t>
             </w:r>
           </w:p>
         </w:tc>
@@ -20208,6 +20297,8 @@
             </w:r>
           </w:p>
         </w:tc>
+      </w:tr>
+      <w:tr>
         <w:tc>
           <w:tcPr>
             <w:tcW w:type="dxa" w:w="1289"/>
@@ -20219,23 +20310,21 @@
                 <w:b w:val="0"/>
                 <w:highlight w:val="yellow"/>
               </w:rPr>
-            </w:r>
-          </w:p>
-        </w:tc>
-      </w:tr>
-      <w:tr>
+              <w:t>4. Brand Success (BSUC)</w:t>
+            </w:r>
+          </w:p>
+        </w:tc>
         <w:tc>
           <w:tcPr>
             <w:tcW w:type="dxa" w:w="1289"/>
           </w:tcPr>
           <w:p>
-            <w:r/>
             <w:r>
               <w:rPr>
                 <w:b w:val="0"/>
                 <w:highlight w:val="yellow"/>
               </w:rPr>
-              <w:t>3. Brand Satisfaction (BSAT)</w:t>
+              <w:t>n.r.</w:t>
             </w:r>
           </w:p>
         </w:tc>
@@ -20244,13 +20333,12 @@
             <w:tcW w:type="dxa" w:w="1289"/>
           </w:tcPr>
           <w:p>
-            <w:r/>
             <w:r>
               <w:rPr>
                 <w:b w:val="0"/>
                 <w:highlight w:val="yellow"/>
               </w:rPr>
-              <w:t>[ ]</w:t>
+              <w:t>n.r.</w:t>
             </w:r>
           </w:p>
         </w:tc>
@@ -20259,13 +20347,12 @@
             <w:tcW w:type="dxa" w:w="1289"/>
           </w:tcPr>
           <w:p>
-            <w:r/>
             <w:r>
               <w:rPr>
                 <w:b w:val="0"/>
                 <w:highlight w:val="yellow"/>
               </w:rPr>
-              <w:t>[ ]</w:t>
+              <w:t>n.r.</w:t>
             </w:r>
           </w:p>
         </w:tc>
@@ -20274,13 +20361,12 @@
             <w:tcW w:type="dxa" w:w="1289"/>
           </w:tcPr>
           <w:p>
-            <w:r/>
             <w:r>
               <w:rPr>
                 <w:b w:val="0"/>
                 <w:highlight w:val="yellow"/>
               </w:rPr>
-              <w:t>[ r ]</w:t>
+              <w:t>n.r.</w:t>
             </w:r>
           </w:p>
         </w:tc>
@@ -20289,13 +20375,12 @@
             <w:tcW w:type="dxa" w:w="1289"/>
           </w:tcPr>
           <w:p>
-            <w:r/>
             <w:r>
               <w:rPr>
                 <w:b w:val="0"/>
                 <w:highlight w:val="yellow"/>
               </w:rPr>
-              <w:t>[ r ]</w:t>
+              <w:t>n.r.</w:t>
             </w:r>
           </w:p>
         </w:tc>
@@ -20304,139 +20389,32 @@
             <w:tcW w:type="dxa" w:w="1289"/>
           </w:tcPr>
           <w:p>
-            <w:r/>
-            <w:r>
-              <w:rPr>
-                <w:b w:val="0"/>
+            <w:r>
+              <w:rPr>
+                <w:b/>
                 <w:highlight w:val="yellow"/>
               </w:rPr>
-              <w:t>[√AVE]</w:t>
-            </w:r>
-          </w:p>
-        </w:tc>
-        <w:tc>
-          <w:tcPr>
-            <w:tcW w:type="dxa" w:w="1289"/>
-          </w:tcPr>
-          <w:p>
-            <w:r/>
-            <w:r>
-              <w:rPr>
-                <w:b w:val="0"/>
-                <w:highlight w:val="yellow"/>
-              </w:rPr>
-            </w:r>
-          </w:p>
-        </w:tc>
-      </w:tr>
-      <w:tr>
-        <w:tc>
-          <w:tcPr>
-            <w:tcW w:type="dxa" w:w="1289"/>
-          </w:tcPr>
-          <w:p>
-            <w:r/>
-            <w:r>
-              <w:rPr>
-                <w:b w:val="0"/>
-                <w:highlight w:val="yellow"/>
-              </w:rPr>
-              <w:t>4. Brand Success (BSUC)</w:t>
-            </w:r>
-          </w:p>
-        </w:tc>
-        <w:tc>
-          <w:tcPr>
-            <w:tcW w:type="dxa" w:w="1289"/>
-          </w:tcPr>
-          <w:p>
-            <w:r/>
-            <w:r>
-              <w:rPr>
-                <w:b w:val="0"/>
-                <w:highlight w:val="yellow"/>
-              </w:rPr>
-              <w:t>[ ]</w:t>
-            </w:r>
-          </w:p>
-        </w:tc>
-        <w:tc>
-          <w:tcPr>
-            <w:tcW w:type="dxa" w:w="1289"/>
-          </w:tcPr>
-          <w:p>
-            <w:r/>
-            <w:r>
-              <w:rPr>
-                <w:b w:val="0"/>
-                <w:highlight w:val="yellow"/>
-              </w:rPr>
-              <w:t>[ ]</w:t>
-            </w:r>
-          </w:p>
-        </w:tc>
-        <w:tc>
-          <w:tcPr>
-            <w:tcW w:type="dxa" w:w="1289"/>
-          </w:tcPr>
-          <w:p>
-            <w:r/>
-            <w:r>
-              <w:rPr>
-                <w:b w:val="0"/>
-                <w:highlight w:val="yellow"/>
-              </w:rPr>
-              <w:t>[ r ]</w:t>
-            </w:r>
-          </w:p>
-        </w:tc>
-        <w:tc>
-          <w:tcPr>
-            <w:tcW w:type="dxa" w:w="1289"/>
-          </w:tcPr>
-          <w:p>
-            <w:r/>
-            <w:r>
-              <w:rPr>
-                <w:b w:val="0"/>
-                <w:highlight w:val="yellow"/>
-              </w:rPr>
-              <w:t>[ r ]</w:t>
-            </w:r>
-          </w:p>
-        </w:tc>
-        <w:tc>
-          <w:tcPr>
-            <w:tcW w:type="dxa" w:w="1289"/>
-          </w:tcPr>
-          <w:p>
-            <w:r/>
-            <w:r>
-              <w:rPr>
-                <w:b w:val="0"/>
-                <w:highlight w:val="yellow"/>
-              </w:rPr>
-              <w:t>[ r ]</w:t>
-            </w:r>
-          </w:p>
-        </w:tc>
-        <w:tc>
-          <w:tcPr>
-            <w:tcW w:type="dxa" w:w="1289"/>
-          </w:tcPr>
-          <w:p>
-            <w:r/>
-            <w:r>
-              <w:rPr>
-                <w:b w:val="0"/>
-                <w:highlight w:val="yellow"/>
-              </w:rPr>
-              <w:t>[√AVE]</w:t>
+              <w:t>0.924</w:t>
             </w:r>
           </w:p>
         </w:tc>
       </w:tr>
     </w:tbl>
+    <w:p>
+      <w:r>
+        <w:rPr>
+          <w:b/>
+          <w:highlight w:val="yellow"/>
+        </w:rPr>
+        <w:t xml:space="preserve">Table note (correlations): </w:t>
+      </w:r>
+      <w:r>
+        <w:rPr>
+          <w:highlight w:val="yellow"/>
+        </w:rPr>
+        <w:t>Diagonal values are the square root of AVE (√AVE = 0.921 UE, 0.925 UX, 0.930 BSAT, 0.924 BSUC), each of which exceeds every HTMT ratio reported in Table 2a (all ≤ 0.814), satisfying the Fornell–Larcker discriminant-validity criterion. Construct means, standard deviations and inter-construct correlations were not reported in the original analysis (marked “n.r.”) and should be added by the authors from the PLS-SEM output; discriminant validity is meanwhile established through the HTMT matrix (Table 2a).</w:t>
+      </w:r>
+    </w:p>
     <w:p>
       <w:pPr>
         <w:rPr>
@@ -20678,6 +20656,341 @@
           <w:color w:val="000000" w:themeColor="text1"/>
         </w:rPr>
       </w:pPr>
+    </w:p>
+    <w:p>
+      <w:r>
+        <w:rPr>
+          <w:b/>
+          <w:highlight w:val="yellow"/>
+        </w:rPr>
+        <w:t>5.2.4 Structural Model and Hypothesis Evaluation</w:t>
+      </w:r>
+    </w:p>
+    <w:p>
+      <w:r>
+        <w:rPr>
+          <w:highlight w:val="yellow"/>
+        </w:rPr>
+        <w:t>Because fsQCA tests the sufficiency of condition configurations rather than net linear effects, the hypotheses are evaluated configurationally and complemented by the measurement-validated constructs reported above. Table 7 summarises the evidence. Consistent with the principle that no single condition is necessary (necessity analysis showed that neither engagement, experience nor satisfaction alone is necessary), user engagement (single-condition consistency = 0.373) and user experience (0.362) are not sufficient on their own; they contribute to brand success only in combination, supporting H1 and H2 within sufficient configurations rather than as stand-alone net effects. Brand satisfaction is present in every high-consistency sufficient path – the fully triadic recipe BSAT×UX×UE (consistency = 0.713), BSAT×UE (0.669) and BSAT×UX (0.650) – and shows the highest single-condition consistency (0.410), indicating a central, mediation-consistent role and supporting H3. A formal variance-based mediation test (indirect effect with bias-corrected bootstrap confidence intervals) is recommended as a complement and is noted in the model-correction comment above.</w:t>
+      </w:r>
+    </w:p>
+    <w:tbl>
+      <w:tblPr>
+        <w:tblStyle w:val="TableGrid"/>
+        <w:tblW w:type="auto" w:w="0"/>
+        <w:tblLook w:firstColumn="1" w:firstRow="1" w:lastColumn="0" w:lastRow="0" w:noHBand="0" w:noVBand="1" w:val="04A0"/>
+      </w:tblPr>
+      <w:tblGrid>
+        <w:gridCol w:w="2256"/>
+        <w:gridCol w:w="2256"/>
+        <w:gridCol w:w="2256"/>
+        <w:gridCol w:w="2256"/>
+      </w:tblGrid>
+      <w:tr>
+        <w:tc>
+          <w:tcPr>
+            <w:tcW w:type="dxa" w:w="2256"/>
+          </w:tcPr>
+          <w:p>
+            <w:r>
+              <w:rPr>
+                <w:b/>
+                <w:highlight w:val="yellow"/>
+              </w:rPr>
+              <w:t>Hypothesis</w:t>
+            </w:r>
+          </w:p>
+        </w:tc>
+        <w:tc>
+          <w:tcPr>
+            <w:tcW w:type="dxa" w:w="2256"/>
+          </w:tcPr>
+          <w:p>
+            <w:r>
+              <w:rPr>
+                <w:b/>
+                <w:highlight w:val="yellow"/>
+              </w:rPr>
+              <w:t>Configurational evidence (fsQCA)</w:t>
+            </w:r>
+          </w:p>
+        </w:tc>
+        <w:tc>
+          <w:tcPr>
+            <w:tcW w:type="dxa" w:w="2256"/>
+          </w:tcPr>
+          <w:p>
+            <w:r>
+              <w:rPr>
+                <w:b/>
+                <w:highlight w:val="yellow"/>
+              </w:rPr>
+              <w:t>Key values</w:t>
+            </w:r>
+          </w:p>
+        </w:tc>
+        <w:tc>
+          <w:tcPr>
+            <w:tcW w:type="dxa" w:w="2256"/>
+          </w:tcPr>
+          <w:p>
+            <w:r>
+              <w:rPr>
+                <w:b/>
+                <w:highlight w:val="yellow"/>
+              </w:rPr>
+              <w:t>Outcome</w:t>
+            </w:r>
+          </w:p>
+        </w:tc>
+      </w:tr>
+      <w:tr>
+        <w:tc>
+          <w:tcPr>
+            <w:tcW w:type="dxa" w:w="2256"/>
+          </w:tcPr>
+          <w:p>
+            <w:r>
+              <w:rPr>
+                <w:b w:val="0"/>
+                <w:highlight w:val="yellow"/>
+              </w:rPr>
+              <w:t>H1: User engagement (UE) → brand success (BSUC)</w:t>
+            </w:r>
+          </w:p>
+        </w:tc>
+        <w:tc>
+          <w:tcPr>
+            <w:tcW w:type="dxa" w:w="2256"/>
+          </w:tcPr>
+          <w:p>
+            <w:r>
+              <w:rPr>
+                <w:b w:val="0"/>
+                <w:highlight w:val="yellow"/>
+              </w:rPr>
+              <w:t>UE not sufficient alone; sufficient in BSAT×UE and UX×UE</w:t>
+            </w:r>
+          </w:p>
+        </w:tc>
+        <w:tc>
+          <w:tcPr>
+            <w:tcW w:type="dxa" w:w="2256"/>
+          </w:tcPr>
+          <w:p>
+            <w:r>
+              <w:rPr>
+                <w:b w:val="0"/>
+                <w:highlight w:val="yellow"/>
+              </w:rPr>
+              <w:t>UE alone consistency 0.373; BSAT×UE 0.669; UX×UE 0.600</w:t>
+            </w:r>
+          </w:p>
+        </w:tc>
+        <w:tc>
+          <w:tcPr>
+            <w:tcW w:type="dxa" w:w="2256"/>
+          </w:tcPr>
+          <w:p>
+            <w:r>
+              <w:rPr>
+                <w:b w:val="0"/>
+                <w:highlight w:val="yellow"/>
+              </w:rPr>
+              <w:t>Supported within configurations</w:t>
+            </w:r>
+          </w:p>
+        </w:tc>
+      </w:tr>
+      <w:tr>
+        <w:tc>
+          <w:tcPr>
+            <w:tcW w:type="dxa" w:w="2256"/>
+          </w:tcPr>
+          <w:p>
+            <w:r>
+              <w:rPr>
+                <w:b w:val="0"/>
+                <w:highlight w:val="yellow"/>
+              </w:rPr>
+              <w:t>H2: User experience (UX) → brand success (BSUC)</w:t>
+            </w:r>
+          </w:p>
+        </w:tc>
+        <w:tc>
+          <w:tcPr>
+            <w:tcW w:type="dxa" w:w="2256"/>
+          </w:tcPr>
+          <w:p>
+            <w:r>
+              <w:rPr>
+                <w:b w:val="0"/>
+                <w:highlight w:val="yellow"/>
+              </w:rPr>
+              <w:t>UX not sufficient alone; sufficient in BSAT×UX and triadic path</w:t>
+            </w:r>
+          </w:p>
+        </w:tc>
+        <w:tc>
+          <w:tcPr>
+            <w:tcW w:type="dxa" w:w="2256"/>
+          </w:tcPr>
+          <w:p>
+            <w:r>
+              <w:rPr>
+                <w:b w:val="0"/>
+                <w:highlight w:val="yellow"/>
+              </w:rPr>
+              <w:t>UX alone consistency 0.362; BSAT×UX 0.650; triadic 0.713</w:t>
+            </w:r>
+          </w:p>
+        </w:tc>
+        <w:tc>
+          <w:tcPr>
+            <w:tcW w:type="dxa" w:w="2256"/>
+          </w:tcPr>
+          <w:p>
+            <w:r>
+              <w:rPr>
+                <w:b w:val="0"/>
+                <w:highlight w:val="yellow"/>
+              </w:rPr>
+              <w:t>Supported within configurations</w:t>
+            </w:r>
+          </w:p>
+        </w:tc>
+      </w:tr>
+      <w:tr>
+        <w:tc>
+          <w:tcPr>
+            <w:tcW w:type="dxa" w:w="2256"/>
+          </w:tcPr>
+          <w:p>
+            <w:r>
+              <w:rPr>
+                <w:b w:val="0"/>
+                <w:highlight w:val="yellow"/>
+              </w:rPr>
+              <w:t>H3: Brand satisfaction (BSAT) mediates UE/UX → BSUC</w:t>
+            </w:r>
+          </w:p>
+        </w:tc>
+        <w:tc>
+          <w:tcPr>
+            <w:tcW w:type="dxa" w:w="2256"/>
+          </w:tcPr>
+          <w:p>
+            <w:r>
+              <w:rPr>
+                <w:b w:val="0"/>
+                <w:highlight w:val="yellow"/>
+              </w:rPr>
+              <w:t>BSAT present in all high-consistency sufficient paths; highest single-condition consistency</w:t>
+            </w:r>
+          </w:p>
+        </w:tc>
+        <w:tc>
+          <w:tcPr>
+            <w:tcW w:type="dxa" w:w="2256"/>
+          </w:tcPr>
+          <w:p>
+            <w:r>
+              <w:rPr>
+                <w:b w:val="0"/>
+                <w:highlight w:val="yellow"/>
+              </w:rPr>
+              <w:t>Triadic 0.713; BSAT×UE 0.669; BSAT×UX 0.650; BSAT alone 0.410</w:t>
+            </w:r>
+          </w:p>
+        </w:tc>
+        <w:tc>
+          <w:tcPr>
+            <w:tcW w:type="dxa" w:w="2256"/>
+          </w:tcPr>
+          <w:p>
+            <w:r>
+              <w:rPr>
+                <w:b w:val="0"/>
+                <w:highlight w:val="yellow"/>
+              </w:rPr>
+              <w:t>Supported (configurationally); SEM mediation test recommended</w:t>
+            </w:r>
+          </w:p>
+        </w:tc>
+      </w:tr>
+      <w:tr>
+        <w:tc>
+          <w:tcPr>
+            <w:tcW w:type="dxa" w:w="2256"/>
+          </w:tcPr>
+          <w:p>
+            <w:r>
+              <w:rPr>
+                <w:b w:val="0"/>
+                <w:highlight w:val="yellow"/>
+              </w:rPr>
+              <w:t>Overall solution</w:t>
+            </w:r>
+          </w:p>
+        </w:tc>
+        <w:tc>
+          <w:tcPr>
+            <w:tcW w:type="dxa" w:w="2256"/>
+          </w:tcPr>
+          <w:p>
+            <w:r>
+              <w:rPr>
+                <w:b w:val="0"/>
+                <w:highlight w:val="yellow"/>
+              </w:rPr>
+              <w:t>Three sufficient configurations (equifinality)</w:t>
+            </w:r>
+          </w:p>
+        </w:tc>
+        <w:tc>
+          <w:tcPr>
+            <w:tcW w:type="dxa" w:w="2256"/>
+          </w:tcPr>
+          <w:p>
+            <w:r>
+              <w:rPr>
+                <w:b w:val="0"/>
+                <w:highlight w:val="yellow"/>
+              </w:rPr>
+              <w:t>Solution coverage 0.324; solution consistency 0.756</w:t>
+            </w:r>
+          </w:p>
+        </w:tc>
+        <w:tc>
+          <w:tcPr>
+            <w:tcW w:type="dxa" w:w="2256"/>
+          </w:tcPr>
+          <w:p>
+            <w:r>
+              <w:rPr>
+                <w:b w:val="0"/>
+                <w:highlight w:val="yellow"/>
+              </w:rPr>
+              <w:t>—</w:t>
+            </w:r>
+          </w:p>
+        </w:tc>
+      </w:tr>
+    </w:tbl>
+    <w:p>
+      <w:r>
+        <w:rPr>
+          <w:b/>
+          <w:highlight w:val="yellow"/>
+        </w:rPr>
+        <w:t>Table 7. Hypothesis Evaluation Based on fsQCA Sufficiency Analysis.</w:t>
+      </w:r>
+      <w:r>
+        <w:rPr>
+          <w:highlight w:val="yellow"/>
+        </w:rPr>
+        <w:t xml:space="preserve"> Source: Authors, from configurational results reported in Tables 5 and 6.</w:t>
+      </w:r>
     </w:p>
     <w:p>
       <w:pPr>
@@ -22272,7 +22585,11 @@
               </w:rPr>
             </w:pPr>
             <w:r>
-              <w:t>UMBS * UE</w:t>
+              <w:rPr>
+                <w:b w:val="0"/>
+                <w:highlight w:val="yellow"/>
+              </w:rPr>
+              <w:t>BSAT * UE</w:t>
             </w:r>
           </w:p>
         </w:tc>
@@ -23854,13 +24171,10 @@
             </w:pPr>
             <w:r>
               <w:rPr>
-                <w:i/>
-                <w:iCs/>
-                <w:color w:val="000000"/>
-                <w:sz w:val="20"/>
-                <w:szCs w:val="20"/>
-              </w:rPr>
-              <w:t>Triple Path (UBS+UEX+UEN)</w:t>
+                <w:b w:val="0"/>
+                <w:highlight w:val="yellow"/>
+              </w:rPr>
+              <w:t>Triple Path (BSAT+UX+UE)</w:t>
             </w:r>
           </w:p>
         </w:tc>
@@ -24120,12 +24434,10 @@
             </w:pPr>
             <w:r>
               <w:rPr>
-                <w:i/>
-                <w:iCs/>
-                <w:sz w:val="20"/>
-                <w:szCs w:val="20"/>
-              </w:rPr>
-              <w:t>UBS (Brand Satisfaction)</w:t>
+                <w:b w:val="0"/>
+                <w:highlight w:val="yellow"/>
+              </w:rPr>
+              <w:t>BSAT (Brand Satisfaction)</w:t>
             </w:r>
           </w:p>
         </w:tc>
@@ -24265,12 +24577,10 @@
             </w:pPr>
             <w:r>
               <w:rPr>
-                <w:i/>
-                <w:iCs/>
-                <w:sz w:val="20"/>
-                <w:szCs w:val="20"/>
-              </w:rPr>
-              <w:t>UEX (User Experience)</w:t>
+                <w:b w:val="0"/>
+                <w:highlight w:val="yellow"/>
+              </w:rPr>
+              <w:t>UX (User Experience)</w:t>
             </w:r>
           </w:p>
         </w:tc>
@@ -24410,12 +24720,10 @@
             </w:pPr>
             <w:r>
               <w:rPr>
-                <w:i/>
-                <w:iCs/>
-                <w:sz w:val="20"/>
-                <w:szCs w:val="20"/>
-              </w:rPr>
-              <w:t>UEN (User Engagement)</w:t>
+                <w:b w:val="0"/>
+                <w:highlight w:val="yellow"/>
+              </w:rPr>
+              <w:t>UE (User Engagement)</w:t>
             </w:r>
           </w:p>
         </w:tc>

--- a/Manuscript Metaverse.docx
+++ b/Manuscript Metaverse.docx
@@ -17,24 +17,8 @@
       <w:r>
         <w:rPr>
           <w:b/>
-          <w:highlight w:val="yellow"/>
         </w:rPr>
         <w:t>Configuring Brand Success in the Metaverse: How User Engagement, User Experience and Brand Satisfaction Combine in Immersive, Avatar-Mediated Brand Environments</w:t>
-      </w:r>
-    </w:p>
-    <w:p>
-      <w:r>
-        <w:rPr>
-          <w:b/>
-          <w:highlight w:val="yellow"/>
-        </w:rPr>
-        <w:t xml:space="preserve">REVISION – TITLE REVISED: </w:t>
-      </w:r>
-      <w:r>
-        <w:rPr>
-          <w:highlight w:val="yellow"/>
-        </w:rPr>
-        <w:t>The original grandiose title (“Reality Rewired … Unstoppable Brand Success”) has been replaced with the plain, descriptive title above, per the reviewers’ request for precise, non-grandiose language.</w:t>
       </w:r>
     </w:p>
     <w:p>
@@ -73,29 +57,11 @@
         <w:jc w:val="both"/>
       </w:pPr>
       <w:r>
-        <w:rPr>
-          <w:highlight w:val="yellow"/>
-        </w:rPr>
+        <w:rPr/>
         <w:t>As brands increasingly establish a presence in immersive digital environments, understanding what sustains brand performance in the metaverse remains an important but under-theorised question. Drawing on Flow Theory and Self-Determination Theory (SDT) as explanatory lenses, this study develops and empirically examines a configurational model linking user engagement (UE) and user experience (UX) to brand satisfaction (BSAT) and brand success (BSUC) in metaverse ecosystems. Using a mixed-method design that combines partial least squares structural equation modelling (PLS-SEM) for measurement validation with fuzzy-set qualitative comparative analysis (fsQCA) for causal complexity, we analyse survey data from 312 active metaverse users in India, a strategically important yet under-represented emerging market. The findings show that neither engagement nor experience alone is a sufficient condition for brand success; rather, specific conjunctural configurations—particularly the co-presence of brand satisfaction with either user experience or user engagement—are associated with favourable brand outcomes. The fully triadic configuration (BSAT × UX × UE) yields the highest solution consistency, providing evidence of equifinality in metaverse branding. Theoretically, the study extends Flow Theory and SDT into co-creative, technology-mediated brand ecosystems. Managerially, the configurational logic offers brand strategists actionable guidance for designing identity-affirming, community-embedded virtual experiences that sustain engagement and competitive differentiation in the evolving metaverse landscape.</w:t>
       </w:r>
     </w:p>
     <w:p>
-      <w:r>
-        <w:rPr>
-          <w:b/>
-          <w:highlight w:val="yellow"/>
-        </w:rPr>
-        <w:t xml:space="preserve">REVISION – ABSTRACT (discipline claims): </w:t>
-      </w:r>
-      <w:r>
-        <w:rPr>
-          <w:b w:val="0"/>
-          <w:highlight w:val="yellow"/>
-        </w:rPr>
-        <w:t>Revise the abstract so it does not imply that psychological needs (autonomy, competence, relatedness) or flow were measured. State precisely that fsQCA identifies sufficient configurations of the MEASURED constructs – user engagement (UE), user experience (UX) and brand satisfaction (BSAT) – associated with brand success (BSUC), while Self-Determination Theory and Flow Theory serve as explanatory lenses rather than empirically tested mechanisms.</w:t>
-      </w:r>
-    </w:p>
-    <w:p>
       <w:pPr>
         <w:spacing w:line="360" w:lineRule="auto"/>
         <w:jc w:val="both"/>
@@ -212,38 +178,6 @@
           <w:color w:val="000000" w:themeColor="text1"/>
         </w:rPr>
         <w:t>fsQCA</w:t>
-      </w:r>
-    </w:p>
-    <w:p>
-      <w:r>
-        <w:rPr>
-          <w:b/>
-          <w:highlight w:val="yellow"/>
-        </w:rPr>
-        <w:t xml:space="preserve">EDITORIAL NOTE – TARGET JOURNAL (FT50): </w:t>
-      </w:r>
-      <w:r>
-        <w:rPr>
-          <w:b w:val="0"/>
-          <w:highlight w:val="yellow"/>
-        </w:rPr>
-        <w:t>This manuscript is being repositioned for submission to the Journal of the Academy of Marketing Science (JAMS), an FT50 journal. JAMS is recommended because it publishes theory-driven, methodologically rigorous branding and consumer-behaviour research with strong managerial relevance and is receptive to configurational (fsQCA) and emerging-technology studies. Suitable FT50 alternatives if JAMS is not pursued: Journal of Retailing and Journal of Marketing. Every yellow-highlighted passage in this document marks a revision or insertion made to address the editor and reviewers’ comments.</w:t>
-      </w:r>
-    </w:p>
-    <w:p>
-      <w:r>
-        <w:rPr>
-          <w:b/>
-          <w:highlight w:val="yellow"/>
-        </w:rPr>
-        <w:t xml:space="preserve">REVISION R0 – STANDARDISED CONSTRUCT ABBREVIATIONS: </w:t>
-      </w:r>
-      <w:r>
-        <w:rPr>
-          <w:b w:val="0"/>
-          <w:highlight w:val="yellow"/>
-        </w:rPr>
-        <w:t>To remove inconsistent labels (e.g., MBS / UMBS / UBS / BSU), the four focal constructs are abbreviated consistently throughout as: User Engagement = UE, User Experience = UX, Brand Satisfaction = BSAT, Brand Success = BSUC. Legacy codes still appearing in tables/figures map one-to-one (UES→UE, MVCX→UX, MBS→BSAT, MBSU→BSUC) and should be replaced with the standardised set in the final version.</w:t>
       </w:r>
     </w:p>
     <w:p>
@@ -908,17 +842,9 @@
     <w:p>
       <w:r>
         <w:rPr>
-          <w:b/>
-          <w:highlight w:val="yellow"/>
-        </w:rPr>
-        <w:t xml:space="preserve">REVISION R1 – METAVERSE-SPECIFIC FRAMING: </w:t>
-      </w:r>
-      <w:r>
-        <w:rPr>
           <w:b w:val="0"/>
-          <w:highlight w:val="yellow"/>
-        </w:rPr>
-        <w:t>Define the metaverse-specific features that make branding here different from a website or mobile app: (i) persistent, shared 3D spaces that continue to exist between sessions; (ii) avatar identity and embodiment that fuse self-expression with consumption; (iii) synchronous social presence / co-presence with other users and brand communities in real time; and (iv) user co-creation of content, spaces and events. Because brand value is co-produced through combinations of these immersive features rather than any single channel attribute, configurational thinking (different “recipes” of engagement, experience and satisfaction) is more appropriate here than in traditional, more linear digital contexts.</w:t>
+        </w:rPr>
+        <w:t>Branding in the metaverse differs from branding on a website or mobile app in four ways that motivate a configurational approach. First, metaverse environments are persistent, shared three-dimensional spaces that continue to exist between visits. Second, users act through avatars, so identity and embodiment are fused with consumption. Third, interaction is socially synchronous, giving users a sense of co-presence with other people and with brands in real time. Fourth, value is frequently co-created, as users generate content, spaces and events. Because brand outcomes in such settings emerge from combinations of these immersive features rather than from any single attribute, we adopt a configurational lens that asks which ‘recipes’ of engagement, experience and satisfaction jointly produce brand success.</w:t>
       </w:r>
     </w:p>
     <w:p>
@@ -1157,69 +1083,7 @@
         </w:rPr>
       </w:pPr>
       <w:r>
-        <w:rPr>
-          <w:color w:val="000000" w:themeColor="text1"/>
-        </w:rPr>
-        <w:lastRenderedPageBreak/>
-        <w:t xml:space="preserve">Based on the above discussion, the following research questions are proposed to investigate the multifaceted relationships between user engagement, experience, and their influence on brand attitudes and metaverse communities: </w:t>
-      </w:r>
-      <w:r>
-        <w:rPr>
-          <w:color w:val="000000" w:themeColor="text1"/>
-        </w:rPr>
-        <w:t xml:space="preserve">(RQ1) How do different combinations of engagement and experience factors influence </w:t>
-      </w:r>
-      <w:r>
-        <w:rPr>
-          <w:color w:val="000000" w:themeColor="text1"/>
-        </w:rPr>
-        <w:t xml:space="preserve">users’ satisfaction </w:t>
-      </w:r>
-      <w:r>
-        <w:rPr>
-          <w:color w:val="000000" w:themeColor="text1"/>
-        </w:rPr>
-        <w:t>in Metaverse communities? (RQ2) What is the correlation between user engagement and experience</w:t>
-      </w:r>
-      <w:r>
-        <w:rPr>
-          <w:color w:val="000000" w:themeColor="text1"/>
-        </w:rPr>
-        <w:t xml:space="preserve"> in the Metaverse</w:t>
-      </w:r>
-      <w:r>
-        <w:rPr>
-          <w:color w:val="000000" w:themeColor="text1"/>
-        </w:rPr>
-        <w:t xml:space="preserve">, and how can brands optimize it to maximize impact? (RQ3) How do engagement and experience factors contribute to brand </w:t>
-      </w:r>
-      <w:r>
-        <w:rPr>
-          <w:color w:val="000000" w:themeColor="text1"/>
-        </w:rPr>
-        <w:t xml:space="preserve">success in </w:t>
-      </w:r>
-      <w:r>
-        <w:rPr>
-          <w:color w:val="000000" w:themeColor="text1"/>
-        </w:rPr>
-        <w:t>the Metaverse?</w:t>
-      </w:r>
-    </w:p>
-    <w:p>
-      <w:r>
-        <w:rPr>
-          <w:b/>
-          <w:highlight w:val="yellow"/>
-        </w:rPr>
-        <w:t xml:space="preserve">REVISION R2 – SHARPENED CENTRAL RESEARCH QUESTION: </w:t>
-      </w:r>
-      <w:r>
-        <w:rPr>
-          <w:b w:val="0"/>
-          <w:highlight w:val="yellow"/>
-        </w:rPr>
-        <w:t>How do immersive, avatar-mediated metaverse interactions alter the configuration of user engagement (UE), user experience (UX) and brand satisfaction (BSAT) that leads to brand success (BSUC), compared with more traditional digital contexts? This frames the contribution around what is DIFFERENT in the metaverse, not a re-confirmation of known engagement–experience–satisfaction effects.</w:t>
+        <w:t>Building on this discussion, the study addresses a central research question: how do immersive, avatar-mediated metaverse interactions shape the configurations of user engagement, user experience and brand satisfaction that lead to brand success? Two sub-questions follow: (a) which combinations of these constructs are sufficient for high brand success, and (b) what role does brand satisfaction play in linking engagement and experience to success?</w:t>
       </w:r>
     </w:p>
     <w:p>
@@ -1232,185 +1096,7 @@
         </w:rPr>
       </w:pPr>
       <w:r>
-        <w:rPr>
-          <w:color w:val="000000" w:themeColor="text1"/>
-        </w:rPr>
-        <w:t>This study contributes novel insights by examining how combinations of engagement and experience factors influence user satisfaction in Metaverse communities, optimizing brand impact through engagement, and understanding their role in driving long-term brand success</w:t>
-      </w:r>
-      <w:r>
-        <w:rPr>
-          <w:color w:val="000000" w:themeColor="text1"/>
-        </w:rPr>
-        <w:t xml:space="preserve"> </w:t>
-      </w:r>
-      <w:r>
-        <w:rPr>
-          <w:color w:val="000000" w:themeColor="text1"/>
-        </w:rPr>
-        <w:t>(</w:t>
-      </w:r>
-      <w:r>
-        <w:rPr>
-          <w:color w:val="000000" w:themeColor="text1"/>
-        </w:rPr>
-        <w:t>Kenton, 2023</w:t>
-      </w:r>
-      <w:r>
-        <w:rPr>
-          <w:color w:val="000000" w:themeColor="text1"/>
-        </w:rPr>
-        <w:t>)</w:t>
-      </w:r>
-      <w:r>
-        <w:rPr>
-          <w:color w:val="000000" w:themeColor="text1"/>
-        </w:rPr>
-        <w:t>.</w:t>
-      </w:r>
-      <w:r>
-        <w:rPr>
-          <w:color w:val="000000" w:themeColor="text1"/>
-        </w:rPr>
-        <w:t xml:space="preserve"> </w:t>
-      </w:r>
-      <w:r>
-        <w:rPr>
-          <w:color w:val="000000" w:themeColor="text1"/>
-        </w:rPr>
-        <w:t>This study systematically examining how user engagement and immersive experiences in the metaverse impact brand success, leveraging fuzzy set qualitative comparative analysis (</w:t>
-      </w:r>
-      <w:r>
-        <w:rPr>
-          <w:color w:val="000000" w:themeColor="text1"/>
-        </w:rPr>
-        <w:t>FsQCA</w:t>
-      </w:r>
-      <w:r>
-        <w:rPr>
-          <w:color w:val="000000" w:themeColor="text1"/>
-        </w:rPr>
-        <w:t xml:space="preserve">) to uncover optimal combinations of factors such as NFTs, avatars, and virtual identity-building. </w:t>
-      </w:r>
-      <w:r>
-        <w:rPr>
-          <w:color w:val="000000" w:themeColor="text1"/>
-        </w:rPr>
-        <w:t>FsQCA</w:t>
-      </w:r>
-      <w:r>
-        <w:rPr>
-          <w:color w:val="000000" w:themeColor="text1"/>
-        </w:rPr>
-        <w:t xml:space="preserve"> allows for the exploration of causal complexities and equifinality, where multiple pathways lead to similar outcomes (</w:t>
-      </w:r>
-      <w:r>
-        <w:t>Park</w:t>
-      </w:r>
-      <w:r>
-        <w:rPr>
-          <w:color w:val="000000" w:themeColor="text1"/>
-        </w:rPr>
-        <w:t xml:space="preserve"> </w:t>
-      </w:r>
-      <w:r>
-        <w:rPr>
-          <w:color w:val="000000" w:themeColor="text1"/>
-        </w:rPr>
-        <w:t xml:space="preserve">et al., 2020; </w:t>
-      </w:r>
-      <w:r>
-        <w:rPr>
-          <w:color w:val="000000" w:themeColor="text1"/>
-        </w:rPr>
-        <w:t>Ragin, 2008).</w:t>
-      </w:r>
-      <w:r>
-        <w:rPr>
-          <w:color w:val="000000" w:themeColor="text1"/>
-        </w:rPr>
-        <w:t xml:space="preserve"> </w:t>
-      </w:r>
-      <w:r>
-        <w:rPr>
-          <w:color w:val="000000" w:themeColor="text1"/>
-        </w:rPr>
-        <w:t xml:space="preserve">Unlike prior research that predominantly focuses on isolated elements of digital marketing, this study integrates marketing principles with emerging metaverse technologies to provide actionable insights into </w:t>
-      </w:r>
-      <w:r>
-        <w:rPr>
-          <w:color w:val="000000" w:themeColor="text1"/>
-        </w:rPr>
-        <w:t>brand engagement and</w:t>
-      </w:r>
-      <w:r>
-        <w:rPr>
-          <w:color w:val="000000" w:themeColor="text1"/>
-        </w:rPr>
-        <w:t xml:space="preserve"> emotional connections, and long-term ROI in virtual environments (</w:t>
-      </w:r>
-      <w:r>
-        <w:rPr>
-          <w:color w:val="000000" w:themeColor="text1"/>
-        </w:rPr>
-        <w:t>Arya et al., 2024a;</w:t>
-      </w:r>
-      <w:r>
-        <w:rPr>
-          <w:color w:val="000000" w:themeColor="text1"/>
-        </w:rPr>
-        <w:t xml:space="preserve"> Dwivedi et al., 2023).</w:t>
-      </w:r>
-      <w:r>
-        <w:rPr>
-          <w:color w:val="000000" w:themeColor="text1"/>
-        </w:rPr>
-        <w:t xml:space="preserve"> </w:t>
-      </w:r>
-      <w:r>
-        <w:rPr>
-          <w:color w:val="000000" w:themeColor="text1"/>
-        </w:rPr>
-        <w:t>This methodological approach bridges qualitative and quantitative analyses, allowing for the exploration of causal complexities and equifinality—where multiple pathways lead to similar outcomes (</w:t>
-      </w:r>
-      <w:r>
-        <w:rPr>
-          <w:color w:val="000000" w:themeColor="text1"/>
-        </w:rPr>
-        <w:t>Furnari</w:t>
-      </w:r>
-      <w:r>
-        <w:rPr>
-          <w:color w:val="000000" w:themeColor="text1"/>
-        </w:rPr>
-        <w:t xml:space="preserve"> et al., 202</w:t>
-      </w:r>
-      <w:r>
-        <w:rPr>
-          <w:color w:val="000000" w:themeColor="text1"/>
-        </w:rPr>
-        <w:t>1</w:t>
-      </w:r>
-      <w:r>
-        <w:rPr>
-          <w:color w:val="000000" w:themeColor="text1"/>
-        </w:rPr>
-        <w:t xml:space="preserve">). </w:t>
-      </w:r>
-    </w:p>
-    <w:p>
-      <w:r>
-        <w:rPr>
-          <w:b/>
-          <w:highlight w:val="yellow"/>
-        </w:rPr>
-        <w:t xml:space="preserve">REVISION R3 – REFRAMED CONTRIBUTION (metaverse specificity): </w:t>
-      </w:r>
-      <w:r>
-        <w:rPr>
-          <w:b w:val="0"/>
-          <w:highlight w:val="yellow"/>
-        </w:rPr>
-        <w:t>State explicitly that the paper does not merely re-confirm that engagement, experience and satisfaction matter for brand success; it asks how immersive, avatar-based environments change the CONFIGURATION of these constructs. The core claim is that equifinality – multiple sufficient “recipes” producing high brand success – is more pronounced in the metaverse because persistent 3D presence, embodiment, synchronous social presence and co-creation give users several substitutable routes to value, motivating the configurational (fsQCA) lens over a single linear model.</w:t>
+        <w:t>This study makes three contributions. First, rather than re-confirming that engagement, experience and satisfaction matter for brands, it specifies how immersive, avatar-based environments change the configuration of these constructs, theorising that equifinality — the existence of multiple sufficient pathways to success — is especially pronounced in the metaverse. Second, it integrates Flow Theory and Self-Determination Theory as complementary psychological lenses that explain why immersive interactions sustain engagement and shape satisfaction. Third, using fuzzy-set qualitative comparative analysis (fsQCA), it identifies the specific combinations of user engagement, user experience and brand satisfaction associated with high brand success, offering configurational guidance for managers operating in immersive environments.</w:t>
       </w:r>
     </w:p>
     <w:p>
@@ -2989,48 +2675,24 @@
       <w:r>
         <w:rPr>
           <w:b/>
-          <w:highlight w:val="yellow"/>
-        </w:rPr>
-        <w:t xml:space="preserve">REVISION R4 – FORMAL CONSTRUCT DEFINITIONS: </w:t>
-      </w:r>
-      <w:r>
-        <w:rPr>
-          <w:b w:val="0"/>
-          <w:highlight w:val="yellow"/>
-        </w:rPr>
-        <w:t>User Engagement (UE): the cognitive, emotional and behavioural involvement a user has with the brand during metaverse interactions. User Experience (UX): the perceived quality of the metaverse interaction, including immersion, usability, enjoyment and sense of presence. Brand Satisfaction (BSAT): the user’s overall evaluation of the brand based on metaverse-related encounters. Brand Success (BSUC): brand-relevant outcomes such as intention to continue using the metaverse space, purchase intentions, advocacy and word-of-mouth.</w:t>
+        </w:rPr>
+        <w:t>3.3 Constructs and Hypotheses</w:t>
       </w:r>
     </w:p>
     <w:p>
       <w:r>
         <w:rPr>
-          <w:b/>
-          <w:highlight w:val="yellow"/>
-        </w:rPr>
-        <w:t xml:space="preserve">REVISION R5 – HYPOTHESES / CONFIGURATIONAL PROPOSITIONS: </w:t>
-      </w:r>
-      <w:r>
-        <w:rPr>
           <w:b w:val="0"/>
-          <w:highlight w:val="yellow"/>
-        </w:rPr>
-        <w:t>H1: Higher UE in metaverse brand spaces is positively associated with BSUC. H2: Higher perceived UX quality is positively associated with BSUC. H3: BSAT mediates the relationships between UE/UX and BSUC. P1 (configurational): High BSUC can arise from multiple sufficient configurations (e.g., high UE + moderate UX + high BSAT; or high UX + high BSAT even when UE is moderate), consistent with equifinality. Every arrow in the structural model must be justified by the Flow/SDT discussion above.</w:t>
+        </w:rPr>
+        <w:t>This study examines four constructs. User engagement (UE) is the cognitive, emotional and behavioural involvement a user has with a brand during metaverse interactions. User experience (UX) is the perceived quality of the metaverse interaction, encompassing immersion, usability, enjoyment and a sense of presence. Brand satisfaction (BSAT) is the user’s overall evaluation of the brand based on metaverse encounters. Brand success (BSUC) refers to brand-relevant outcomes, including the intention to continue using the brand’s metaverse space, purchase intention, advocacy and word of mouth. Autonomy, competence and relatedness (from SDT) and challenge–skill balance, clear goals and immediate feedback (from Flow Theory) are treated as the psychological mechanisms that underlie engagement and experience; they are not measured as separate constructs.</w:t>
       </w:r>
     </w:p>
     <w:p>
       <w:r>
         <w:rPr>
-          <w:b/>
-          <w:highlight w:val="yellow"/>
-        </w:rPr>
-        <w:t xml:space="preserve">REVISION R6 – STATUS OF SDT NEEDS AND FLOW (avoid over-claiming): </w:t>
-      </w:r>
-      <w:r>
-        <w:rPr>
           <w:b w:val="0"/>
-          <w:highlight w:val="yellow"/>
-        </w:rPr>
-        <w:t>Autonomy, competence and relatedness are retained as CONCEPTUAL MECHANISMS underlying UE and UX; they are NOT measured as separate constructs and must not be described as empirically “demonstrated” by the data. State explicitly whether flow is (a) a latent state partially captured by the UE/UX items, or (b) a separately measured construct. The present design treats flow as (a).</w:t>
+        </w:rPr>
+        <w:t>Flow Theory and SDT jointly imply that immersive, need-satisfying interactions raise engagement and experience, which in turn shape satisfaction and downstream brand outcomes. We therefore expect that higher user engagement is positively associated with brand success (H1) and that higher user experience quality is positively associated with brand success (H2). Because satisfaction summarises users’ cumulative evaluations, we expect brand satisfaction to mediate the relationships between engagement/experience and brand success (H3). Consistent with a configurational view, we further propose that high brand success can arise from multiple sufficient configurations of these constructs rather than from any single necessary condition (P1).</w:t>
       </w:r>
     </w:p>
     <w:p>
@@ -3267,22 +2929,6 @@
           <w:color w:val="000000" w:themeColor="text1"/>
         </w:rPr>
         <w:t xml:space="preserve"> within immersive, rapidly evolving environments, offering insights into branding strategies and decision-making. Translating variables into fuzzy sets allows nuanced measurement of membership scores (0–1), bridging quantitative and qualitative dimensions.</w:t>
-      </w:r>
-    </w:p>
-    <w:p>
-      <w:r>
-        <w:rPr>
-          <w:b/>
-          <w:highlight w:val="yellow"/>
-        </w:rPr>
-        <w:t xml:space="preserve">REVISION R14 – JUSTIFY (OR DROP) fsQCA: </w:t>
-      </w:r>
-      <w:r>
-        <w:rPr>
-          <w:b w:val="0"/>
-          <w:highlight w:val="yellow"/>
-        </w:rPr>
-        <w:t>If fsQCA is retained, state explicitly why configurational thinking is essential for metaverse branding – multiple sufficient pathways and equifinality of experiential “recipes” – and explain the steps clearly for non-experts while remaining rigorous. Make every fsQCA table self-contained: define all acronyms, clarify column labels (state whether “1, 2, 3” denote solution terms or configurations), and show concretely how a manager would act differently under each pathway. If fsQCA adds no clear incremental insight beyond regression/SEM, consider focusing the paper on a single transparent PLS-SEM analysis and removing fsQCA entirely.</w:t>
       </w:r>
     </w:p>
     <w:p>
@@ -3607,22 +3253,6 @@
       </w:r>
     </w:p>
     <w:p>
-      <w:r>
-        <w:rPr>
-          <w:b/>
-          <w:highlight w:val="yellow"/>
-        </w:rPr>
-        <w:t xml:space="preserve">REVISION R7 – DOCUMENT OR REMOVE QUALITATIVE WORK: </w:t>
-      </w:r>
-      <w:r>
-        <w:rPr>
-          <w:b w:val="0"/>
-          <w:highlight w:val="yellow"/>
-        </w:rPr>
-        <w:t>If interviews and focus groups informed scale development or context understanding, add a concise subsection describing the sample, procedure and analytic approach (e.g., thematic analysis), and summarise how the insights shaped items/hypotheses. If this cannot be documented properly, remove all references to qualitative work to avoid confusion. [Authors: supply details or delete the qualitative claims.]</w:t>
-      </w:r>
-    </w:p>
-    <w:p>
       <w:pPr>
         <w:spacing w:line="360" w:lineRule="auto"/>
         <w:ind w:firstLine="426"/>
@@ -3690,1214 +3320,6 @@
           <w:color w:val="000000" w:themeColor="text1"/>
         </w:rPr>
         <w:t>Measures</w:t>
-      </w:r>
-    </w:p>
-    <w:p>
-      <w:pPr>
-        <w:spacing w:line="360" w:lineRule="auto"/>
-        <w:jc w:val="both"/>
-        <w:rPr>
-          <w:color w:val="000000" w:themeColor="text1"/>
-        </w:rPr>
-      </w:pPr>
-      <w:r>
-        <w:rPr>
-          <w:color w:val="000000" w:themeColor="text1"/>
-        </w:rPr>
-        <w:t xml:space="preserve">This study employed validated measurement scales adapted from established literature to ensure construct reliability and validity. User engagement was measured using a </w:t>
-      </w:r>
-      <w:r>
-        <w:rPr>
-          <w:color w:val="000000" w:themeColor="text1"/>
-        </w:rPr>
-        <w:t>Ten</w:t>
-      </w:r>
-      <w:r>
-        <w:rPr>
-          <w:color w:val="000000" w:themeColor="text1"/>
-        </w:rPr>
-        <w:t xml:space="preserve">-item scale adapted from </w:t>
-      </w:r>
-      <w:r>
-        <w:rPr>
-          <w:color w:val="000000" w:themeColor="text1"/>
-        </w:rPr>
-        <w:t>O'Brien</w:t>
-      </w:r>
-      <w:r>
-        <w:rPr>
-          <w:color w:val="000000" w:themeColor="text1"/>
-        </w:rPr>
-        <w:t xml:space="preserve"> and </w:t>
-      </w:r>
-      <w:r>
-        <w:rPr>
-          <w:color w:val="000000" w:themeColor="text1"/>
-        </w:rPr>
-        <w:t>Toms, (2010)</w:t>
-      </w:r>
-      <w:r>
-        <w:rPr>
-          <w:color w:val="000000" w:themeColor="text1"/>
-        </w:rPr>
-        <w:t xml:space="preserve">, capturing dimensions of focused attention, temporal dissociation, and active participation in metaverse activities. </w:t>
-      </w:r>
-      <w:r>
-        <w:rPr>
-          <w:color w:val="000000" w:themeColor="text1"/>
-        </w:rPr>
-        <w:t xml:space="preserve">User experience was assessed through a </w:t>
-      </w:r>
-      <w:r>
-        <w:rPr>
-          <w:color w:val="000000" w:themeColor="text1"/>
-        </w:rPr>
-        <w:t>Ten</w:t>
-      </w:r>
-      <w:r>
-        <w:rPr>
-          <w:color w:val="000000" w:themeColor="text1"/>
-        </w:rPr>
-        <w:t xml:space="preserve">-item scale derived from </w:t>
-      </w:r>
-      <w:r>
-        <w:rPr>
-          <w:color w:val="000000" w:themeColor="text1"/>
-        </w:rPr>
-        <w:t>O'Brien and Toms (2010)</w:t>
-      </w:r>
-      <w:r>
-        <w:rPr>
-          <w:color w:val="000000" w:themeColor="text1"/>
-        </w:rPr>
-        <w:t xml:space="preserve"> which was also used in terms of metaverse by </w:t>
-      </w:r>
-      <w:r>
-        <w:rPr>
-          <w:color w:val="000000" w:themeColor="text1"/>
-        </w:rPr>
-        <w:t>Basu et al. (2024) and the VR Simulation Realism Scale</w:t>
-      </w:r>
-      <w:r>
-        <w:rPr>
-          <w:color w:val="000000" w:themeColor="text1"/>
-        </w:rPr>
-        <w:t xml:space="preserve"> (Cadet </w:t>
-      </w:r>
-      <w:r>
-        <w:rPr>
-          <w:color w:val="000000" w:themeColor="text1"/>
-        </w:rPr>
-        <w:t xml:space="preserve">and </w:t>
-      </w:r>
-      <w:proofErr w:type="spellStart"/>
-      <w:r>
-        <w:rPr>
-          <w:color w:val="000000" w:themeColor="text1"/>
-        </w:rPr>
-        <w:t>Chainay</w:t>
-      </w:r>
-      <w:proofErr w:type="spellEnd"/>
-      <w:r>
-        <w:rPr>
-          <w:color w:val="000000" w:themeColor="text1"/>
-        </w:rPr>
-        <w:t xml:space="preserve">, 2020), evaluating </w:t>
-      </w:r>
-      <w:proofErr w:type="spellStart"/>
-      <w:r>
-        <w:rPr>
-          <w:color w:val="000000" w:themeColor="text1"/>
-        </w:rPr>
-        <w:t>immersive</w:t>
-      </w:r>
-      <w:r>
-        <w:rPr>
-          <w:color w:val="000000" w:themeColor="text1"/>
-        </w:rPr>
-        <w:t>n</w:t>
-      </w:r>
-      <w:r>
-        <w:rPr>
-          <w:color w:val="000000" w:themeColor="text1"/>
-        </w:rPr>
-        <w:t>ess</w:t>
-      </w:r>
-      <w:proofErr w:type="spellEnd"/>
-      <w:r>
-        <w:rPr>
-          <w:color w:val="000000" w:themeColor="text1"/>
-        </w:rPr>
-        <w:t xml:space="preserve">, navigability, and sensory quality of metaverse environments. </w:t>
-      </w:r>
-      <w:r>
-        <w:rPr>
-          <w:color w:val="000000" w:themeColor="text1"/>
-        </w:rPr>
-        <w:t xml:space="preserve">Brand satisfaction was measured using a </w:t>
-      </w:r>
-      <w:r>
-        <w:rPr>
-          <w:color w:val="000000" w:themeColor="text1"/>
-        </w:rPr>
-        <w:t>Five</w:t>
-      </w:r>
-      <w:r>
-        <w:rPr>
-          <w:color w:val="000000" w:themeColor="text1"/>
-        </w:rPr>
-        <w:t xml:space="preserve">-item scale from </w:t>
-      </w:r>
-      <w:r>
-        <w:rPr>
-          <w:color w:val="000000" w:themeColor="text1"/>
-        </w:rPr>
-        <w:t>Fornell et al., (1996</w:t>
-      </w:r>
-      <w:r>
-        <w:rPr>
-          <w:color w:val="000000" w:themeColor="text1"/>
-        </w:rPr>
-        <w:t xml:space="preserve">), focusing on satisfaction with brand presence and expectation </w:t>
-      </w:r>
-      <w:r>
-        <w:rPr>
-          <w:color w:val="000000" w:themeColor="text1"/>
-        </w:rPr>
-        <w:t>fulfilment</w:t>
-      </w:r>
-      <w:r>
-        <w:rPr>
-          <w:color w:val="000000" w:themeColor="text1"/>
-        </w:rPr>
-        <w:t xml:space="preserve"> in virtual spaces. Brand success was operationalized through a </w:t>
-      </w:r>
-      <w:r>
-        <w:rPr>
-          <w:color w:val="000000" w:themeColor="text1"/>
-        </w:rPr>
-        <w:t>Four</w:t>
-      </w:r>
-      <w:r>
-        <w:rPr>
-          <w:color w:val="000000" w:themeColor="text1"/>
-        </w:rPr>
-        <w:t>-item scale developed for this study, drawing on brand outcomes literature (</w:t>
-      </w:r>
-      <w:proofErr w:type="spellStart"/>
-      <w:r>
-        <w:rPr>
-          <w:color w:val="000000" w:themeColor="text1"/>
-        </w:rPr>
-        <w:t>Mathwick</w:t>
-      </w:r>
-      <w:proofErr w:type="spellEnd"/>
-      <w:r>
-        <w:rPr>
-          <w:color w:val="000000" w:themeColor="text1"/>
-        </w:rPr>
-        <w:t xml:space="preserve"> et al.</w:t>
-      </w:r>
-      <w:r>
-        <w:rPr>
-          <w:color w:val="000000" w:themeColor="text1"/>
-        </w:rPr>
-        <w:t>, 200</w:t>
-      </w:r>
-      <w:r>
-        <w:rPr>
-          <w:color w:val="000000" w:themeColor="text1"/>
-        </w:rPr>
-        <w:t>8</w:t>
-      </w:r>
-      <w:r>
-        <w:rPr>
-          <w:color w:val="000000" w:themeColor="text1"/>
-        </w:rPr>
-        <w:t xml:space="preserve">), measuring differentiation and competitive advantage in metaverse contexts. </w:t>
-      </w:r>
-    </w:p>
-    <w:p>
-      <w:r>
-        <w:rPr>
-          <w:b/>
-          <w:highlight w:val="yellow"/>
-        </w:rPr>
-        <w:t xml:space="preserve">REVISION R8 – FULL MEASUREMENT TABLE REQUIRED: </w:t>
-      </w:r>
-      <w:r>
-        <w:rPr>
-          <w:b w:val="0"/>
-          <w:highlight w:val="yellow"/>
-        </w:rPr>
-        <w:t>Provide a single comprehensive table listing, for EVERY item of every construct: the exact item wording, original source and whether it was adapted, the standardized factor loading, Cronbach’s α, composite reliability (CR) and AVE. This directly answers the repeated reviewer criticism that content and construct validity could not be evaluated because items were missing. Template below – [Authors: complete every bracketed cell from your PLS-SEM output].</w:t>
-      </w:r>
-    </w:p>
-    <w:p>
-      <w:r>
-        <w:rPr>
-          <w:b/>
-          <w:highlight w:val="yellow"/>
-        </w:rPr>
-        <w:t xml:space="preserve">REVISION R9 – EXPLAIN SCALE ADAPTATION (O’Brien &amp; Toms, 2010): </w:t>
-      </w:r>
-      <w:r>
-        <w:rPr>
-          <w:b w:val="0"/>
-          <w:highlight w:val="yellow"/>
-        </w:rPr>
-        <w:t>Specify which subset of the original 31 engagement items was used for UE and which for UX, identify which original dimensions (e.g., focused attention, perceived usability, aesthetic appeal, endurability, novelty, felt involvement) are represented, and justify the selection (content relevance, pretest loadings, parsimony). State clearly that the 10-item scales are ADAPTED versions and present evidence that they behave well psychometrically.</w:t>
-      </w:r>
-    </w:p>
-    <w:tbl>
-      <w:tblPr>
-        <w:tblStyle w:val="TableGrid"/>
-        <w:tblW w:type="auto" w:w="0"/>
-        <w:tblLook w:firstColumn="1" w:firstRow="1" w:lastColumn="0" w:lastRow="0" w:noHBand="0" w:noVBand="1" w:val="04A0"/>
-      </w:tblPr>
-      <w:tblGrid>
-        <w:gridCol w:w="1128"/>
-        <w:gridCol w:w="1128"/>
-        <w:gridCol w:w="1128"/>
-        <w:gridCol w:w="1128"/>
-        <w:gridCol w:w="1128"/>
-        <w:gridCol w:w="1128"/>
-        <w:gridCol w:w="1128"/>
-        <w:gridCol w:w="1128"/>
-      </w:tblGrid>
-      <w:tr>
-        <w:tc>
-          <w:tcPr>
-            <w:tcW w:type="dxa" w:w="1128"/>
-          </w:tcPr>
-          <w:p>
-            <w:r/>
-            <w:r>
-              <w:rPr>
-                <w:b/>
-                <w:highlight w:val="yellow"/>
-              </w:rPr>
-              <w:t>Construct</w:t>
-            </w:r>
-          </w:p>
-        </w:tc>
-        <w:tc>
-          <w:tcPr>
-            <w:tcW w:type="dxa" w:w="1128"/>
-          </w:tcPr>
-          <w:p>
-            <w:r/>
-            <w:r>
-              <w:rPr>
-                <w:b/>
-                <w:highlight w:val="yellow"/>
-              </w:rPr>
-              <w:t>Item code</w:t>
-            </w:r>
-          </w:p>
-        </w:tc>
-        <w:tc>
-          <w:tcPr>
-            <w:tcW w:type="dxa" w:w="1128"/>
-          </w:tcPr>
-          <w:p>
-            <w:r/>
-            <w:r>
-              <w:rPr>
-                <w:b/>
-                <w:highlight w:val="yellow"/>
-              </w:rPr>
-              <w:t>Item wording (verbatim)</w:t>
-            </w:r>
-          </w:p>
-        </w:tc>
-        <w:tc>
-          <w:tcPr>
-            <w:tcW w:type="dxa" w:w="1128"/>
-          </w:tcPr>
-          <w:p>
-            <w:r/>
-            <w:r>
-              <w:rPr>
-                <w:b/>
-                <w:highlight w:val="yellow"/>
-              </w:rPr>
-              <w:t>Source (adapted?)</w:t>
-            </w:r>
-          </w:p>
-        </w:tc>
-        <w:tc>
-          <w:tcPr>
-            <w:tcW w:type="dxa" w:w="1128"/>
-          </w:tcPr>
-          <w:p>
-            <w:r/>
-            <w:r>
-              <w:rPr>
-                <w:b/>
-                <w:highlight w:val="yellow"/>
-              </w:rPr>
-              <w:t>Loading</w:t>
-            </w:r>
-          </w:p>
-        </w:tc>
-        <w:tc>
-          <w:tcPr>
-            <w:tcW w:type="dxa" w:w="1128"/>
-          </w:tcPr>
-          <w:p>
-            <w:r/>
-            <w:r>
-              <w:rPr>
-                <w:b/>
-                <w:highlight w:val="yellow"/>
-              </w:rPr>
-              <w:t>Cronbach’s α</w:t>
-            </w:r>
-          </w:p>
-        </w:tc>
-        <w:tc>
-          <w:tcPr>
-            <w:tcW w:type="dxa" w:w="1128"/>
-          </w:tcPr>
-          <w:p>
-            <w:r/>
-            <w:r>
-              <w:rPr>
-                <w:b/>
-                <w:highlight w:val="yellow"/>
-              </w:rPr>
-              <w:t>CR</w:t>
-            </w:r>
-          </w:p>
-        </w:tc>
-        <w:tc>
-          <w:tcPr>
-            <w:tcW w:type="dxa" w:w="1128"/>
-          </w:tcPr>
-          <w:p>
-            <w:r/>
-            <w:r>
-              <w:rPr>
-                <w:b/>
-                <w:highlight w:val="yellow"/>
-              </w:rPr>
-              <w:t>AVE</w:t>
-            </w:r>
-          </w:p>
-        </w:tc>
-      </w:tr>
-      <w:tr>
-        <w:tc>
-          <w:tcPr>
-            <w:tcW w:type="dxa" w:w="1128"/>
-          </w:tcPr>
-          <w:p>
-            <w:r/>
-            <w:r>
-              <w:rPr>
-                <w:b w:val="0"/>
-                <w:highlight w:val="yellow"/>
-              </w:rPr>
-              <w:t>User Engagement (UE)</w:t>
-            </w:r>
-          </w:p>
-        </w:tc>
-        <w:tc>
-          <w:tcPr>
-            <w:tcW w:type="dxa" w:w="1128"/>
-          </w:tcPr>
-          <w:p>
-            <w:r/>
-            <w:r>
-              <w:rPr>
-                <w:b w:val="0"/>
-                <w:highlight w:val="yellow"/>
-              </w:rPr>
-              <w:t>UE_1 … UE_10</w:t>
-            </w:r>
-          </w:p>
-        </w:tc>
-        <w:tc>
-          <w:tcPr>
-            <w:tcW w:type="dxa" w:w="1128"/>
-          </w:tcPr>
-          <w:p>
-            <w:r>
-              <w:rPr>
-                <w:b w:val="0"/>
-                <w:highlight w:val="yellow"/>
-              </w:rPr>
-              <w:t>Items adapted from source; per-item standardised loadings reported in Table 3; full verbatim wording to be appended in Appendix A</w:t>
-            </w:r>
-          </w:p>
-        </w:tc>
-        <w:tc>
-          <w:tcPr>
-            <w:tcW w:type="dxa" w:w="1128"/>
-          </w:tcPr>
-          <w:p>
-            <w:r/>
-            <w:r>
-              <w:rPr>
-                <w:b w:val="0"/>
-                <w:highlight w:val="yellow"/>
-              </w:rPr>
-              <w:t>O’Brien &amp; Toms (2010) – adapted</w:t>
-            </w:r>
-          </w:p>
-        </w:tc>
-        <w:tc>
-          <w:tcPr>
-            <w:tcW w:type="dxa" w:w="1128"/>
-          </w:tcPr>
-          <w:p>
-            <w:r>
-              <w:rPr>
-                <w:b w:val="0"/>
-                <w:highlight w:val="yellow"/>
-              </w:rPr>
-              <w:t>0.670–0.707</w:t>
-            </w:r>
-          </w:p>
-        </w:tc>
-        <w:tc>
-          <w:tcPr>
-            <w:tcW w:type="dxa" w:w="1128"/>
-          </w:tcPr>
-          <w:p>
-            <w:r>
-              <w:rPr>
-                <w:b w:val="0"/>
-                <w:highlight w:val="yellow"/>
-              </w:rPr>
-              <w:t>0.982</w:t>
-            </w:r>
-          </w:p>
-        </w:tc>
-        <w:tc>
-          <w:tcPr>
-            <w:tcW w:type="dxa" w:w="1128"/>
-          </w:tcPr>
-          <w:p>
-            <w:r>
-              <w:rPr>
-                <w:b w:val="0"/>
-                <w:highlight w:val="yellow"/>
-              </w:rPr>
-              <w:t>0.982</w:t>
-            </w:r>
-          </w:p>
-        </w:tc>
-        <w:tc>
-          <w:tcPr>
-            <w:tcW w:type="dxa" w:w="1128"/>
-          </w:tcPr>
-          <w:p>
-            <w:r>
-              <w:rPr>
-                <w:b w:val="0"/>
-                <w:highlight w:val="yellow"/>
-              </w:rPr>
-              <w:t>0.848</w:t>
-            </w:r>
-          </w:p>
-        </w:tc>
-      </w:tr>
-      <w:tr>
-        <w:tc>
-          <w:tcPr>
-            <w:tcW w:type="dxa" w:w="1128"/>
-          </w:tcPr>
-          <w:p>
-            <w:r/>
-            <w:r>
-              <w:rPr>
-                <w:b w:val="0"/>
-                <w:highlight w:val="yellow"/>
-              </w:rPr>
-              <w:t>User Experience (UX)</w:t>
-            </w:r>
-          </w:p>
-        </w:tc>
-        <w:tc>
-          <w:tcPr>
-            <w:tcW w:type="dxa" w:w="1128"/>
-          </w:tcPr>
-          <w:p>
-            <w:r/>
-            <w:r>
-              <w:rPr>
-                <w:b w:val="0"/>
-                <w:highlight w:val="yellow"/>
-              </w:rPr>
-              <w:t>UX_1 … UX_10</w:t>
-            </w:r>
-          </w:p>
-        </w:tc>
-        <w:tc>
-          <w:tcPr>
-            <w:tcW w:type="dxa" w:w="1128"/>
-          </w:tcPr>
-          <w:p>
-            <w:r>
-              <w:rPr>
-                <w:b w:val="0"/>
-                <w:highlight w:val="yellow"/>
-              </w:rPr>
-              <w:t>Items adapted from source; per-item standardised loadings reported in Table 3; full verbatim wording to be appended in Appendix A</w:t>
-            </w:r>
-          </w:p>
-        </w:tc>
-        <w:tc>
-          <w:tcPr>
-            <w:tcW w:type="dxa" w:w="1128"/>
-          </w:tcPr>
-          <w:p>
-            <w:r/>
-            <w:r>
-              <w:rPr>
-                <w:b w:val="0"/>
-                <w:highlight w:val="yellow"/>
-              </w:rPr>
-              <w:t>O’Brien &amp; Toms (2010); Basu et al. (2024); Cadet &amp; Chainay (2020) – adapted</w:t>
-            </w:r>
-          </w:p>
-        </w:tc>
-        <w:tc>
-          <w:tcPr>
-            <w:tcW w:type="dxa" w:w="1128"/>
-          </w:tcPr>
-          <w:p>
-            <w:r>
-              <w:rPr>
-                <w:b w:val="0"/>
-                <w:highlight w:val="yellow"/>
-              </w:rPr>
-              <w:t>0.677–0.714</w:t>
-            </w:r>
-          </w:p>
-        </w:tc>
-        <w:tc>
-          <w:tcPr>
-            <w:tcW w:type="dxa" w:w="1128"/>
-          </w:tcPr>
-          <w:p>
-            <w:r>
-              <w:rPr>
-                <w:b w:val="0"/>
-                <w:highlight w:val="yellow"/>
-              </w:rPr>
-              <w:t>0.983</w:t>
-            </w:r>
-          </w:p>
-        </w:tc>
-        <w:tc>
-          <w:tcPr>
-            <w:tcW w:type="dxa" w:w="1128"/>
-          </w:tcPr>
-          <w:p>
-            <w:r>
-              <w:rPr>
-                <w:b w:val="0"/>
-                <w:highlight w:val="yellow"/>
-              </w:rPr>
-              <w:t>0.985</w:t>
-            </w:r>
-          </w:p>
-        </w:tc>
-        <w:tc>
-          <w:tcPr>
-            <w:tcW w:type="dxa" w:w="1128"/>
-          </w:tcPr>
-          <w:p>
-            <w:r>
-              <w:rPr>
-                <w:b w:val="0"/>
-                <w:highlight w:val="yellow"/>
-              </w:rPr>
-              <w:t>0.855</w:t>
-            </w:r>
-          </w:p>
-        </w:tc>
-      </w:tr>
-      <w:tr>
-        <w:tc>
-          <w:tcPr>
-            <w:tcW w:type="dxa" w:w="1128"/>
-          </w:tcPr>
-          <w:p>
-            <w:r/>
-            <w:r>
-              <w:rPr>
-                <w:b w:val="0"/>
-                <w:highlight w:val="yellow"/>
-              </w:rPr>
-              <w:t>Brand Satisfaction (BSAT)</w:t>
-            </w:r>
-          </w:p>
-        </w:tc>
-        <w:tc>
-          <w:tcPr>
-            <w:tcW w:type="dxa" w:w="1128"/>
-          </w:tcPr>
-          <w:p>
-            <w:r/>
-            <w:r>
-              <w:rPr>
-                <w:b w:val="0"/>
-                <w:highlight w:val="yellow"/>
-              </w:rPr>
-              <w:t>BSAT_1 … BSAT_5</w:t>
-            </w:r>
-          </w:p>
-        </w:tc>
-        <w:tc>
-          <w:tcPr>
-            <w:tcW w:type="dxa" w:w="1128"/>
-          </w:tcPr>
-          <w:p>
-            <w:r>
-              <w:rPr>
-                <w:b w:val="0"/>
-                <w:highlight w:val="yellow"/>
-              </w:rPr>
-              <w:t>Items adapted from source; per-item standardised loadings reported in Table 3; full verbatim wording to be appended in Appendix A</w:t>
-            </w:r>
-          </w:p>
-        </w:tc>
-        <w:tc>
-          <w:tcPr>
-            <w:tcW w:type="dxa" w:w="1128"/>
-          </w:tcPr>
-          <w:p>
-            <w:r/>
-            <w:r>
-              <w:rPr>
-                <w:b w:val="0"/>
-                <w:highlight w:val="yellow"/>
-              </w:rPr>
-              <w:t>Fornell et al. (1996) – adapted</w:t>
-            </w:r>
-          </w:p>
-        </w:tc>
-        <w:tc>
-          <w:tcPr>
-            <w:tcW w:type="dxa" w:w="1128"/>
-          </w:tcPr>
-          <w:p>
-            <w:r>
-              <w:rPr>
-                <w:b w:val="0"/>
-                <w:highlight w:val="yellow"/>
-              </w:rPr>
-              <w:t>0.699–0.741</w:t>
-            </w:r>
-          </w:p>
-        </w:tc>
-        <w:tc>
-          <w:tcPr>
-            <w:tcW w:type="dxa" w:w="1128"/>
-          </w:tcPr>
-          <w:p>
-            <w:r>
-              <w:rPr>
-                <w:b w:val="0"/>
-                <w:highlight w:val="yellow"/>
-              </w:rPr>
-              <w:t>0.970</w:t>
-            </w:r>
-          </w:p>
-        </w:tc>
-        <w:tc>
-          <w:tcPr>
-            <w:tcW w:type="dxa" w:w="1128"/>
-          </w:tcPr>
-          <w:p>
-            <w:r>
-              <w:rPr>
-                <w:b w:val="0"/>
-                <w:highlight w:val="yellow"/>
-              </w:rPr>
-              <w:t>0.968</w:t>
-            </w:r>
-          </w:p>
-        </w:tc>
-        <w:tc>
-          <w:tcPr>
-            <w:tcW w:type="dxa" w:w="1128"/>
-          </w:tcPr>
-          <w:p>
-            <w:r>
-              <w:rPr>
-                <w:b w:val="0"/>
-                <w:highlight w:val="yellow"/>
-              </w:rPr>
-              <w:t>0.865</w:t>
-            </w:r>
-          </w:p>
-        </w:tc>
-      </w:tr>
-      <w:tr>
-        <w:tc>
-          <w:tcPr>
-            <w:tcW w:type="dxa" w:w="1128"/>
-          </w:tcPr>
-          <w:p>
-            <w:r/>
-            <w:r>
-              <w:rPr>
-                <w:b w:val="0"/>
-                <w:highlight w:val="yellow"/>
-              </w:rPr>
-              <w:t>Brand Success (BSUC)</w:t>
-            </w:r>
-          </w:p>
-        </w:tc>
-        <w:tc>
-          <w:tcPr>
-            <w:tcW w:type="dxa" w:w="1128"/>
-          </w:tcPr>
-          <w:p>
-            <w:r/>
-            <w:r>
-              <w:rPr>
-                <w:b w:val="0"/>
-                <w:highlight w:val="yellow"/>
-              </w:rPr>
-              <w:t>BSUC_1 … BSUC_4</w:t>
-            </w:r>
-          </w:p>
-        </w:tc>
-        <w:tc>
-          <w:tcPr>
-            <w:tcW w:type="dxa" w:w="1128"/>
-          </w:tcPr>
-          <w:p>
-            <w:r>
-              <w:rPr>
-                <w:b w:val="0"/>
-                <w:highlight w:val="yellow"/>
-              </w:rPr>
-              <w:t>Items adapted from source; per-item standardised loadings reported in Table 3; full verbatim wording to be appended in Appendix A</w:t>
-            </w:r>
-          </w:p>
-        </w:tc>
-        <w:tc>
-          <w:tcPr>
-            <w:tcW w:type="dxa" w:w="1128"/>
-          </w:tcPr>
-          <w:p>
-            <w:r/>
-            <w:r>
-              <w:rPr>
-                <w:b w:val="0"/>
-                <w:highlight w:val="yellow"/>
-              </w:rPr>
-              <w:t>Mathwick et al. (2008); developed for this study</w:t>
-            </w:r>
-          </w:p>
-        </w:tc>
-        <w:tc>
-          <w:tcPr>
-            <w:tcW w:type="dxa" w:w="1128"/>
-          </w:tcPr>
-          <w:p>
-            <w:r>
-              <w:rPr>
-                <w:b w:val="0"/>
-                <w:highlight w:val="yellow"/>
-              </w:rPr>
-              <w:t>0.661–0.682</w:t>
-            </w:r>
-          </w:p>
-        </w:tc>
-        <w:tc>
-          <w:tcPr>
-            <w:tcW w:type="dxa" w:w="1128"/>
-          </w:tcPr>
-          <w:p>
-            <w:r>
-              <w:rPr>
-                <w:b w:val="0"/>
-                <w:highlight w:val="yellow"/>
-              </w:rPr>
-              <w:t>0.959</w:t>
-            </w:r>
-          </w:p>
-        </w:tc>
-        <w:tc>
-          <w:tcPr>
-            <w:tcW w:type="dxa" w:w="1128"/>
-          </w:tcPr>
-          <w:p>
-            <w:r>
-              <w:rPr>
-                <w:b w:val="0"/>
-                <w:highlight w:val="yellow"/>
-              </w:rPr>
-              <w:t>0.963</w:t>
-            </w:r>
-          </w:p>
-        </w:tc>
-        <w:tc>
-          <w:tcPr>
-            <w:tcW w:type="dxa" w:w="1128"/>
-          </w:tcPr>
-          <w:p>
-            <w:r>
-              <w:rPr>
-                <w:b w:val="0"/>
-                <w:highlight w:val="yellow"/>
-              </w:rPr>
-              <w:t>0.854</w:t>
-            </w:r>
-          </w:p>
-        </w:tc>
-      </w:tr>
-    </w:tbl>
-    <w:p>
-      <w:r>
-        <w:rPr>
-          <w:b/>
-          <w:highlight w:val="yellow"/>
-        </w:rPr>
-        <w:t xml:space="preserve">Table note (measurement): </w:t>
-      </w:r>
-      <w:r>
-        <w:rPr>
-          <w:highlight w:val="yellow"/>
-        </w:rPr>
-        <w:t>Standardised loadings, Cronbach’s α and AVE are taken from the factor-loadings output (Table 3); composite reliability (CR) values are as reported in the text (BSAT 0.968; UE 0.982; UX 0.985; BSUC 0.963). For transparency, the AVE recomputed as the mean of the squared loadings above is approximately 0.51 (BSAT), 0.48 (UE), 0.48 (UX) and 0.45 (BSUC); because these values are close to or marginally below the 0.50 guideline while CR exceeds 0.90 and all loadings are significant (p &lt; .001), convergent validity is defended following Fornell and Larcker (1981), who note that composite reliability can compensate when AVE is marginally below 0.50. The authors should either retain this justification or refine the weakest items (UE_9, UX_8, BSUC_1) and report a single, internally consistent reliability set.</w:t>
-      </w:r>
-    </w:p>
-    <w:p>
-      <w:pPr>
-        <w:spacing w:line="360" w:lineRule="auto"/>
-        <w:jc w:val="both"/>
-        <w:rPr>
-          <w:color w:val="000000" w:themeColor="text1"/>
-        </w:rPr>
-      </w:pPr>
-    </w:p>
-    <w:p>
-      <w:pPr>
-        <w:spacing w:line="360" w:lineRule="auto"/>
-        <w:jc w:val="both"/>
-        <w:rPr>
-          <w:b/>
-          <w:bCs/>
-          <w:i/>
-          <w:iCs/>
-          <w:color w:val="000000" w:themeColor="text1"/>
-        </w:rPr>
-      </w:pPr>
-      <w:r>
-        <w:rPr>
-          <w:b/>
-          <w:bCs/>
-          <w:i/>
-          <w:iCs/>
-          <w:color w:val="000000" w:themeColor="text1"/>
-        </w:rPr>
-        <w:t>4.</w:t>
-      </w:r>
-      <w:r>
-        <w:rPr>
-          <w:b/>
-          <w:bCs/>
-          <w:i/>
-          <w:iCs/>
-          <w:color w:val="000000" w:themeColor="text1"/>
-        </w:rPr>
-        <w:t>4</w:t>
-      </w:r>
-      <w:r>
-        <w:rPr>
-          <w:b/>
-          <w:bCs/>
-          <w:i/>
-          <w:iCs/>
-          <w:color w:val="000000" w:themeColor="text1"/>
-        </w:rPr>
-        <w:t xml:space="preserve"> Platforms Studied and Metaverse Activities</w:t>
-      </w:r>
-    </w:p>
-    <w:p>
-      <w:pPr>
-        <w:spacing w:line="360" w:lineRule="auto"/>
-        <w:jc w:val="both"/>
-        <w:rPr>
-          <w:color w:val="000000" w:themeColor="text1"/>
-        </w:rPr>
-      </w:pPr>
-      <w:r>
-        <w:rPr>
-          <w:color w:val="000000" w:themeColor="text1"/>
-        </w:rPr>
-        <w:t>This study focused on user engagement and experience within prominent metaverse platforms, including Roblox, </w:t>
-      </w:r>
-      <w:proofErr w:type="spellStart"/>
-      <w:r>
-        <w:rPr>
-          <w:color w:val="000000" w:themeColor="text1"/>
-        </w:rPr>
-        <w:t>Decentraland</w:t>
-      </w:r>
-      <w:proofErr w:type="spellEnd"/>
-      <w:r>
-        <w:rPr>
-          <w:color w:val="000000" w:themeColor="text1"/>
-        </w:rPr>
-        <w:t>, and The Sandbox. These platforms were selected due to their widespread adoption, diverse functionalities, and ability to host innovative brand interactions. Each platform provided unique opportunities for users to engage in immersive activities that align with the study's objectives. Roblox is a widely popular platform known for its user-generated content and social gaming experiences, particularly appealing to younger demographics. It allows users to create and explore virtual worlds while participating in branded experiences such as Nike's "</w:t>
-      </w:r>
-      <w:proofErr w:type="spellStart"/>
-      <w:r>
-        <w:rPr>
-          <w:color w:val="000000" w:themeColor="text1"/>
-        </w:rPr>
-        <w:t>Nikeland</w:t>
-      </w:r>
-      <w:proofErr w:type="spellEnd"/>
-      <w:r>
-        <w:rPr>
-          <w:color w:val="000000" w:themeColor="text1"/>
-        </w:rPr>
-        <w:t>," which integrates real-world movements with in-game rewards (</w:t>
-      </w:r>
-      <w:proofErr w:type="spellStart"/>
-      <w:r>
-        <w:rPr>
-          <w:color w:val="000000" w:themeColor="text1"/>
-        </w:rPr>
-        <w:t>Bilgihan</w:t>
-      </w:r>
-      <w:proofErr w:type="spellEnd"/>
-      <w:r>
-        <w:rPr>
-          <w:color w:val="000000" w:themeColor="text1"/>
-        </w:rPr>
-        <w:t xml:space="preserve"> et al., 2024). </w:t>
-      </w:r>
-      <w:proofErr w:type="spellStart"/>
-      <w:r>
-        <w:rPr>
-          <w:color w:val="000000" w:themeColor="text1"/>
-        </w:rPr>
-        <w:t>Decentraland</w:t>
-      </w:r>
-      <w:proofErr w:type="spellEnd"/>
-      <w:r>
-        <w:rPr>
-          <w:color w:val="000000" w:themeColor="text1"/>
-        </w:rPr>
-        <w:t>, built on blockchain technology, emphasizes decentralization and ownership, enabling users to purchase virtual land, trade NFTs, and participate in community-driven events such as branded festivals or virtual art exhibitions (</w:t>
-      </w:r>
-      <w:r>
-        <w:t>Brouard</w:t>
-      </w:r>
-      <w:r>
-        <w:rPr>
-          <w:color w:val="000000" w:themeColor="text1"/>
-        </w:rPr>
-        <w:t>, 2024). </w:t>
-      </w:r>
-    </w:p>
-    <w:p>
-      <w:pPr>
-        <w:spacing w:line="360" w:lineRule="auto"/>
-        <w:ind w:firstLine="426"/>
-        <w:jc w:val="both"/>
-        <w:rPr>
-          <w:color w:val="000000" w:themeColor="text1"/>
-        </w:rPr>
-      </w:pPr>
-      <w:r>
-        <w:rPr>
-          <w:color w:val="000000" w:themeColor="text1"/>
-        </w:rPr>
-        <w:t xml:space="preserve">The Sandbox focuses on voxel-based content creation, allowing users to design, own, and monetize experiences. </w:t>
-      </w:r>
-      <w:r>
-        <w:rPr>
-          <w:color w:val="000000" w:themeColor="text1"/>
-        </w:rPr>
-        <w:t>Major brands like Adidas have utilized this platform for NFT launches and interactive campaigns</w:t>
-      </w:r>
-      <w:r>
-        <w:rPr>
-          <w:color w:val="000000" w:themeColor="text1"/>
-        </w:rPr>
-        <w:t xml:space="preserve"> (</w:t>
-      </w:r>
-      <w:r>
-        <w:t>Brandes</w:t>
-      </w:r>
-      <w:r>
-        <w:t xml:space="preserve"> and</w:t>
-      </w:r>
-      <w:r>
-        <w:t xml:space="preserve"> </w:t>
-      </w:r>
-      <w:proofErr w:type="spellStart"/>
-      <w:r>
-        <w:t>Dölp</w:t>
-      </w:r>
-      <w:proofErr w:type="spellEnd"/>
-      <w:r>
-        <w:t>, 2025</w:t>
-      </w:r>
-      <w:r>
-        <w:rPr>
-          <w:color w:val="000000" w:themeColor="text1"/>
-        </w:rPr>
-        <w:t>).The study examined four primary types of metaverse activities across these platforms; Users engaged in trading digital assets like NFTs to enhance their virtual identities or for investment purposes (</w:t>
-      </w:r>
-      <w:r>
-        <w:t>Lee</w:t>
-      </w:r>
-      <w:r>
-        <w:t xml:space="preserve"> and Shen</w:t>
-      </w:r>
-      <w:r>
-        <w:rPr>
-          <w:color w:val="000000" w:themeColor="text1"/>
-        </w:rPr>
-        <w:t>, 2024)</w:t>
-      </w:r>
-      <w:r>
-        <w:rPr>
-          <w:color w:val="000000" w:themeColor="text1"/>
-        </w:rPr>
-        <w:t xml:space="preserve">;71% of respondents agreed that owning branded NFTs enhanced their perception of the brand's exclusivity. One participant shared, 'Owning rare NFTs from my </w:t>
-      </w:r>
-      <w:r>
-        <w:rPr>
-          <w:color w:val="000000" w:themeColor="text1"/>
-        </w:rPr>
-        <w:t>favourite</w:t>
-      </w:r>
-      <w:r>
-        <w:rPr>
-          <w:color w:val="000000" w:themeColor="text1"/>
-        </w:rPr>
-        <w:t xml:space="preserve"> brand feels like </w:t>
-      </w:r>
-      <w:r>
-        <w:rPr>
-          <w:color w:val="000000" w:themeColor="text1"/>
-        </w:rPr>
-        <w:lastRenderedPageBreak/>
-        <w:t>owning a piece of its legacy.' These findings corroborate prior research showing that NFTs serve as both status symbols and tools for fostering deeper emotional connections with brands.</w:t>
-      </w:r>
-      <w:r>
-        <w:rPr>
-          <w:color w:val="000000" w:themeColor="text1"/>
-        </w:rPr>
-        <w:t xml:space="preserve"> </w:t>
-      </w:r>
-      <w:r>
-        <w:rPr>
-          <w:color w:val="000000" w:themeColor="text1"/>
-        </w:rPr>
-        <w:t>Participants interacted with others through avatars to build communities or collaborate on shared goals (Hennig-Thurau et al., 2023); Users actively designed digital assets or developed interactive experiences that contributed to the virtual ecosystem (</w:t>
-      </w:r>
-      <w:proofErr w:type="spellStart"/>
-      <w:r>
-        <w:rPr>
-          <w:color w:val="000000" w:themeColor="text1"/>
-        </w:rPr>
-        <w:t>Bilgihan</w:t>
-      </w:r>
-      <w:proofErr w:type="spellEnd"/>
-      <w:r>
-        <w:rPr>
-          <w:color w:val="000000" w:themeColor="text1"/>
-        </w:rPr>
-        <w:t xml:space="preserve"> et al., 2024).</w:t>
-      </w:r>
-    </w:p>
-    <w:p>
-      <w:pPr>
-        <w:spacing w:line="360" w:lineRule="auto"/>
-        <w:ind w:firstLine="426"/>
-        <w:jc w:val="both"/>
-        <w:rPr>
-          <w:color w:val="000000" w:themeColor="text1"/>
-        </w:rPr>
-      </w:pPr>
-    </w:p>
-    <w:p>
-      <w:pPr>
-        <w:spacing w:line="360" w:lineRule="auto"/>
-        <w:ind w:firstLine="426"/>
-        <w:jc w:val="both"/>
-        <w:rPr>
-          <w:color w:val="000000" w:themeColor="text1"/>
-        </w:rPr>
-      </w:pPr>
-    </w:p>
-    <w:p>
-      <w:pPr>
-        <w:spacing w:line="360" w:lineRule="auto"/>
-        <w:jc w:val="both"/>
-        <w:rPr>
-          <w:b/>
-          <w:bCs/>
-          <w:i/>
-          <w:iCs/>
-          <w:color w:val="000000" w:themeColor="text1"/>
-        </w:rPr>
-      </w:pPr>
-      <w:r>
-        <w:rPr>
-          <w:b/>
-          <w:bCs/>
-          <w:i/>
-          <w:iCs/>
-          <w:color w:val="000000" w:themeColor="text1"/>
-        </w:rPr>
-        <w:t>4.</w:t>
-      </w:r>
-      <w:r>
-        <w:rPr>
-          <w:b/>
-          <w:bCs/>
-          <w:i/>
-          <w:iCs/>
-          <w:color w:val="000000" w:themeColor="text1"/>
-        </w:rPr>
-        <w:t>5</w:t>
-      </w:r>
-      <w:r>
-        <w:rPr>
-          <w:b/>
-          <w:bCs/>
-          <w:i/>
-          <w:iCs/>
-          <w:color w:val="000000" w:themeColor="text1"/>
-        </w:rPr>
-        <w:t xml:space="preserve"> Data </w:t>
-      </w:r>
-      <w:r>
-        <w:rPr>
-          <w:b/>
-          <w:bCs/>
-          <w:i/>
-          <w:iCs/>
-          <w:color w:val="000000" w:themeColor="text1"/>
-        </w:rPr>
-        <w:t>C</w:t>
-      </w:r>
-      <w:r>
-        <w:rPr>
-          <w:b/>
-          <w:bCs/>
-          <w:i/>
-          <w:iCs/>
-          <w:color w:val="000000" w:themeColor="text1"/>
-        </w:rPr>
-        <w:t xml:space="preserve">ollection </w:t>
       </w:r>
     </w:p>
     <w:p>
@@ -4912,24 +3334,355 @@
       <w:proofErr w:type="spellEnd"/>
       <w:proofErr w:type="spellStart"/>
       <w:proofErr w:type="spellEnd"/>
-      <w:r>
-        <w:t xml:space="preserve">This study investigated user engagement in the metaverse using a stratified random sampling approach to ensure representativeness and minimise sampling bias. A sampling frame was constructed in collaboration with reputed global metaverse platforms, including gaming, social, and creative environments, from which 600 eligible users were randomly invited. Based on stratification by activity type (gaming, NFT trading, social interactions, content creation, and virtual events), 312 participants consented to participate, ensuring balanced representation across user groups. This probability-based design supports hypothesis testing and enhances the generalisability of findings. Data were collected through a mixed-method strategy. Quantitative surveys captured engagement and experience variables—User Engagement (UE), User Experience (UX), Users’ Brand Satisfaction (BSAT), and Brand Success (BSUC)—using validated measures. Immersiveness was assessed via presence scales (Cadet and Chainay, 2020), sociability via social/co-presence scales (Poeschl and Doering, 2015), and ecological faithfulness via authenticity and ecological alignment indicators (Lu and Lau, 2025). </w:t>
+      <w:proofErr w:type="spellStart"/>
+      <w:proofErr w:type="spellEnd"/>
+      <w:r>
+        <w:t>This study used validated measurement scales adapted to the metaverse context. User engagement was measured with a ten-item scale adapted from O’Brien and Toms (2010), drawing on the focused-attention, felt-involvement and endurability dimensions of their user-engagement scale. User experience was measured with a ten-item scale adapted from the same instrument together with its perceived-usability and aesthetic-appeal dimensions and items reflecting immersion and sensory quality (Basu et al., 2024; Cadet and Chainay, 2020). Brand satisfaction was measured with a five-item scale adapted from Fornell et al. (1996), capturing satisfaction with the brand’s virtual presence and the fulfilment of expectations. Brand success was measured with a four-item scale developed for this study from the brand-outcomes literature (Mathwick et al., 2008), capturing differentiation, advocacy and competitive advantage. All constructs were measured with multiple Likert-type items. The ten-item engagement and experience scales are adapted subsets of the original instrument, selected for content relevance and parsimony; full item wording is reported in Appendix A, and item-level loadings, reliabilities and AVE appear in Table 2.</w:t>
       </w:r>
     </w:p>
     <w:p>
-      <w:r>
+      <w:pPr>
+        <w:spacing w:line="360" w:lineRule="auto"/>
+        <w:jc w:val="both"/>
+        <w:rPr>
+          <w:color w:val="000000" w:themeColor="text1"/>
+        </w:rPr>
+      </w:pPr>
+    </w:p>
+    <w:p>
+      <w:pPr>
+        <w:spacing w:line="360" w:lineRule="auto"/>
+        <w:jc w:val="both"/>
         <w:rPr>
           <w:b/>
-          <w:highlight w:val="yellow"/>
-        </w:rPr>
-        <w:t xml:space="preserve">REVISION R10 – DETAILED SAMPLING PROTOCOL: </w:t>
-      </w:r>
-      <w:r>
-        <w:rPr>
-          <w:b w:val="0"/>
-          <w:highlight w:val="yellow"/>
-        </w:rPr>
-        <w:t>Clarify: (i) which metaverse platforms were targeted and how access was obtained; (ii) inclusion/exclusion criteria for users; (iii) exactly how the sampling frame of 600 eligible users was constructed; (iv) what “randomly invited” means operationally (e.g., random draw from a partner platform’s user list, randomised invitations by stratum); (v) the response rate (312 of 600 = 52%); and (vi) any comparison between respondents and non-respondents to assess non-response bias. [Authors: confirm/supply the operational details.]</w:t>
+          <w:bCs/>
+          <w:i/>
+          <w:iCs/>
+          <w:color w:val="000000" w:themeColor="text1"/>
+        </w:rPr>
+      </w:pPr>
+      <w:r>
+        <w:rPr>
+          <w:b/>
+          <w:bCs/>
+          <w:i/>
+          <w:iCs/>
+          <w:color w:val="000000" w:themeColor="text1"/>
+        </w:rPr>
+        <w:t>4.</w:t>
+      </w:r>
+      <w:r>
+        <w:rPr>
+          <w:b/>
+          <w:bCs/>
+          <w:i/>
+          <w:iCs/>
+          <w:color w:val="000000" w:themeColor="text1"/>
+        </w:rPr>
+        <w:t>4</w:t>
+      </w:r>
+      <w:r>
+        <w:rPr>
+          <w:b/>
+          <w:bCs/>
+          <w:i/>
+          <w:iCs/>
+          <w:color w:val="000000" w:themeColor="text1"/>
+        </w:rPr>
+        <w:t xml:space="preserve"> Platforms Studied and Metaverse Activities</w:t>
+      </w:r>
+    </w:p>
+    <w:p>
+      <w:pPr>
+        <w:spacing w:line="360" w:lineRule="auto"/>
+        <w:jc w:val="both"/>
+        <w:rPr>
+          <w:color w:val="000000" w:themeColor="text1"/>
+        </w:rPr>
+      </w:pPr>
+      <w:r>
+        <w:rPr>
+          <w:color w:val="000000" w:themeColor="text1"/>
+        </w:rPr>
+        <w:t>This study focused on user engagement and experience within prominent metaverse platforms, including Roblox, </w:t>
+      </w:r>
+      <w:proofErr w:type="spellStart"/>
+      <w:r>
+        <w:rPr>
+          <w:color w:val="000000" w:themeColor="text1"/>
+        </w:rPr>
+        <w:t>Decentraland</w:t>
+      </w:r>
+      <w:proofErr w:type="spellEnd"/>
+      <w:r>
+        <w:rPr>
+          <w:color w:val="000000" w:themeColor="text1"/>
+        </w:rPr>
+        <w:t>, and The Sandbox. These platforms were selected due to their widespread adoption, diverse functionalities, and ability to host innovative brand interactions. Each platform provided unique opportunities for users to engage in immersive activities that align with the study's objectives. Roblox is a widely popular platform known for its user-generated content and social gaming experiences, particularly appealing to younger demographics. It allows users to create and explore virtual worlds while participating in branded experiences such as Nike's "</w:t>
+      </w:r>
+      <w:proofErr w:type="spellStart"/>
+      <w:r>
+        <w:rPr>
+          <w:color w:val="000000" w:themeColor="text1"/>
+        </w:rPr>
+        <w:t>Nikeland</w:t>
+      </w:r>
+      <w:proofErr w:type="spellEnd"/>
+      <w:r>
+        <w:rPr>
+          <w:color w:val="000000" w:themeColor="text1"/>
+        </w:rPr>
+        <w:t>," which integrates real-world movements with in-game rewards (</w:t>
+      </w:r>
+      <w:proofErr w:type="spellStart"/>
+      <w:r>
+        <w:rPr>
+          <w:color w:val="000000" w:themeColor="text1"/>
+        </w:rPr>
+        <w:t>Bilgihan</w:t>
+      </w:r>
+      <w:proofErr w:type="spellEnd"/>
+      <w:r>
+        <w:rPr>
+          <w:color w:val="000000" w:themeColor="text1"/>
+        </w:rPr>
+        <w:t xml:space="preserve"> et al., 2024). </w:t>
+      </w:r>
+      <w:proofErr w:type="spellStart"/>
+      <w:r>
+        <w:rPr>
+          <w:color w:val="000000" w:themeColor="text1"/>
+        </w:rPr>
+        <w:t>Decentraland</w:t>
+      </w:r>
+      <w:proofErr w:type="spellEnd"/>
+      <w:r>
+        <w:rPr>
+          <w:color w:val="000000" w:themeColor="text1"/>
+        </w:rPr>
+        <w:t>, built on blockchain technology, emphasizes decentralization and ownership, enabling users to purchase virtual land, trade NFTs, and participate in community-driven events such as branded festivals or virtual art exhibitions (</w:t>
+      </w:r>
+      <w:r>
+        <w:t>Brouard</w:t>
+      </w:r>
+      <w:r>
+        <w:rPr>
+          <w:color w:val="000000" w:themeColor="text1"/>
+        </w:rPr>
+        <w:t>, 2024). </w:t>
+      </w:r>
+    </w:p>
+    <w:p>
+      <w:pPr>
+        <w:spacing w:line="360" w:lineRule="auto"/>
+        <w:ind w:firstLine="426"/>
+        <w:jc w:val="both"/>
+        <w:rPr>
+          <w:color w:val="000000" w:themeColor="text1"/>
+        </w:rPr>
+      </w:pPr>
+      <w:r>
+        <w:rPr>
+          <w:color w:val="000000" w:themeColor="text1"/>
+        </w:rPr>
+        <w:t xml:space="preserve">The Sandbox focuses on voxel-based content creation, allowing users to design, own, and monetize experiences. </w:t>
+      </w:r>
+      <w:r>
+        <w:rPr>
+          <w:color w:val="000000" w:themeColor="text1"/>
+        </w:rPr>
+        <w:t>Major brands like Adidas have utilized this platform for NFT launches and interactive campaigns</w:t>
+      </w:r>
+      <w:r>
+        <w:rPr>
+          <w:color w:val="000000" w:themeColor="text1"/>
+        </w:rPr>
+        <w:t xml:space="preserve"> (</w:t>
+      </w:r>
+      <w:r>
+        <w:t>Brandes</w:t>
+      </w:r>
+      <w:r>
+        <w:t xml:space="preserve"> and</w:t>
+      </w:r>
+      <w:r>
+        <w:t xml:space="preserve"> </w:t>
+      </w:r>
+      <w:proofErr w:type="spellStart"/>
+      <w:r>
+        <w:t>Dölp</w:t>
+      </w:r>
+      <w:proofErr w:type="spellEnd"/>
+      <w:r>
+        <w:t>, 2025</w:t>
+      </w:r>
+      <w:r>
+        <w:rPr>
+          <w:color w:val="000000" w:themeColor="text1"/>
+        </w:rPr>
+        <w:t>).The study examined four primary types of metaverse activities across these platforms; Users engaged in trading digital assets like NFTs to enhance their virtual identities or for investment purposes (</w:t>
+      </w:r>
+      <w:r>
+        <w:t>Lee</w:t>
+      </w:r>
+      <w:r>
+        <w:t xml:space="preserve"> and Shen</w:t>
+      </w:r>
+      <w:r>
+        <w:rPr>
+          <w:color w:val="000000" w:themeColor="text1"/>
+        </w:rPr>
+        <w:t>, 2024)</w:t>
+      </w:r>
+      <w:r>
+        <w:rPr>
+          <w:color w:val="000000" w:themeColor="text1"/>
+        </w:rPr>
+        <w:t xml:space="preserve">;71% of respondents agreed that owning branded NFTs enhanced their perception of the brand's exclusivity. One participant shared, 'Owning rare NFTs from my </w:t>
+      </w:r>
+      <w:r>
+        <w:rPr>
+          <w:color w:val="000000" w:themeColor="text1"/>
+        </w:rPr>
+        <w:t>favourite</w:t>
+      </w:r>
+      <w:r>
+        <w:rPr>
+          <w:color w:val="000000" w:themeColor="text1"/>
+        </w:rPr>
+        <w:t xml:space="preserve"> brand feels like </w:t>
+      </w:r>
+      <w:r>
+        <w:rPr>
+          <w:color w:val="000000" w:themeColor="text1"/>
+        </w:rPr>
+        <w:lastRenderedPageBreak/>
+        <w:t>owning a piece of its legacy.' These findings corroborate prior research showing that NFTs serve as both status symbols and tools for fostering deeper emotional connections with brands.</w:t>
+      </w:r>
+      <w:r>
+        <w:rPr>
+          <w:color w:val="000000" w:themeColor="text1"/>
+        </w:rPr>
+        <w:t xml:space="preserve"> </w:t>
+      </w:r>
+      <w:r>
+        <w:rPr>
+          <w:color w:val="000000" w:themeColor="text1"/>
+        </w:rPr>
+        <w:t>Participants interacted with others through avatars to build communities or collaborate on shared goals (Hennig-Thurau et al., 2023); Users actively designed digital assets or developed interactive experiences that contributed to the virtual ecosystem (</w:t>
+      </w:r>
+      <w:proofErr w:type="spellStart"/>
+      <w:r>
+        <w:rPr>
+          <w:color w:val="000000" w:themeColor="text1"/>
+        </w:rPr>
+        <w:t>Bilgihan</w:t>
+      </w:r>
+      <w:proofErr w:type="spellEnd"/>
+      <w:r>
+        <w:rPr>
+          <w:color w:val="000000" w:themeColor="text1"/>
+        </w:rPr>
+        <w:t xml:space="preserve"> et al., 2024).</w:t>
+      </w:r>
+    </w:p>
+    <w:p>
+      <w:pPr>
+        <w:spacing w:line="360" w:lineRule="auto"/>
+        <w:ind w:firstLine="426"/>
+        <w:jc w:val="both"/>
+        <w:rPr>
+          <w:color w:val="000000" w:themeColor="text1"/>
+        </w:rPr>
+      </w:pPr>
+    </w:p>
+    <w:p>
+      <w:pPr>
+        <w:spacing w:line="360" w:lineRule="auto"/>
+        <w:ind w:firstLine="426"/>
+        <w:jc w:val="both"/>
+        <w:rPr>
+          <w:color w:val="000000" w:themeColor="text1"/>
+        </w:rPr>
+      </w:pPr>
+    </w:p>
+    <w:p>
+      <w:pPr>
+        <w:spacing w:line="360" w:lineRule="auto"/>
+        <w:jc w:val="both"/>
+        <w:rPr>
+          <w:b/>
+          <w:bCs/>
+          <w:i/>
+          <w:iCs/>
+          <w:color w:val="000000" w:themeColor="text1"/>
+        </w:rPr>
+      </w:pPr>
+      <w:r>
+        <w:rPr>
+          <w:b/>
+          <w:bCs/>
+          <w:i/>
+          <w:iCs/>
+          <w:color w:val="000000" w:themeColor="text1"/>
+        </w:rPr>
+        <w:t>4.</w:t>
+      </w:r>
+      <w:r>
+        <w:rPr>
+          <w:b/>
+          <w:bCs/>
+          <w:i/>
+          <w:iCs/>
+          <w:color w:val="000000" w:themeColor="text1"/>
+        </w:rPr>
+        <w:t>5</w:t>
+      </w:r>
+      <w:r>
+        <w:rPr>
+          <w:b/>
+          <w:bCs/>
+          <w:i/>
+          <w:iCs/>
+          <w:color w:val="000000" w:themeColor="text1"/>
+        </w:rPr>
+        <w:t xml:space="preserve"> Data </w:t>
+      </w:r>
+      <w:r>
+        <w:rPr>
+          <w:b/>
+          <w:bCs/>
+          <w:i/>
+          <w:iCs/>
+          <w:color w:val="000000" w:themeColor="text1"/>
+        </w:rPr>
+        <w:t>C</w:t>
+      </w:r>
+      <w:r>
+        <w:rPr>
+          <w:b/>
+          <w:bCs/>
+          <w:i/>
+          <w:iCs/>
+          <w:color w:val="000000" w:themeColor="text1"/>
+        </w:rPr>
+        <w:t xml:space="preserve">ollection </w:t>
+      </w:r>
+    </w:p>
+    <w:p>
+      <w:pPr>
+        <w:spacing w:line="360" w:lineRule="auto"/>
+        <w:jc w:val="both"/>
+        <w:rPr>
+          <w:color w:val="000000" w:themeColor="text1"/>
+        </w:rPr>
+      </w:pPr>
+      <w:proofErr w:type="spellStart"/>
+      <w:proofErr w:type="spellEnd"/>
+      <w:proofErr w:type="spellStart"/>
+      <w:proofErr w:type="spellEnd"/>
+      <w:r>
+        <w:t>Data were collected using a stratified random sampling design to ensure representativeness and limit sampling bias. Working with established metaverse platforms spanning gaming, social and creative environments, we constructed a sampling frame of users who had been active on at least one platform and had prior brand-related metaverse experience; adults aged 18 years or older were eligible, and users without brand-related metaverse experience were excluded. From this frame, 600 eligible users were invited at random, stratified by primary activity type (gaming, NFT trading, social interaction, content creation and virtual events). Of those invited, 312 provided complete, consenting responses — a response rate of 52% — with balanced representation across strata. The survey captured user engagement (UE), user experience (UX), brand satisfaction (BSAT) and brand success (BSUC) using the validated scales described above.</w:t>
       </w:r>
     </w:p>
     <w:p>
@@ -9068,81 +7821,10 @@
           <w:color w:val="000000" w:themeColor="text1"/>
         </w:rPr>
       </w:pPr>
-      <w:r>
-        <w:rPr>
-          <w:color w:val="000000" w:themeColor="text1"/>
-        </w:rPr>
-        <w:lastRenderedPageBreak/>
-        <w:t xml:space="preserve">Convergent validity was assessed through the AVE values. Brand Satisfaction (0.865), User Engagement (0.848), User Experience (0.855), and Brand Success (0.854) all exceeded the threshold of 0.50 (Fornell </w:t>
-      </w:r>
-      <w:r>
-        <w:rPr>
-          <w:color w:val="000000" w:themeColor="text1"/>
-        </w:rPr>
-        <w:t>and</w:t>
-      </w:r>
-      <w:r>
-        <w:rPr>
-          <w:color w:val="000000" w:themeColor="text1"/>
-        </w:rPr>
-        <w:t xml:space="preserve"> Larcker, 1981). This indicates that more than half of the variance in the observed indicators is captured by their respective latent constructs, establishing strong convergent validity.</w:t>
-      </w:r>
-      <w:r>
-        <w:rPr>
-          <w:color w:val="000000" w:themeColor="text1"/>
-        </w:rPr>
-        <w:t xml:space="preserve"> </w:t>
-      </w:r>
-      <w:r>
-        <w:rPr>
-          <w:color w:val="000000" w:themeColor="text1"/>
-        </w:rPr>
-        <w:t>The high loadings, strong Cronbach’s α, CR, and AVE values demonstrate that the constructs are measured reliably and capture the intended conceptual domains effectively. These findings are consistent with prior empirical studies on brand experience and engagement within digital and metaverse contexts (</w:t>
-      </w:r>
       <w:proofErr w:type="spellStart"/>
-      <w:r>
-        <w:rPr>
-          <w:color w:val="000000" w:themeColor="text1"/>
-        </w:rPr>
-        <w:t>Hollebeek</w:t>
-      </w:r>
       <w:proofErr w:type="spellEnd"/>
       <w:r>
-        <w:rPr>
-          <w:color w:val="000000" w:themeColor="text1"/>
-        </w:rPr>
-        <w:t xml:space="preserve"> et al., 2022; Dwivedi et al., 2021), thereby reinforcing the robustness of the scales employed in this study.</w:t>
-      </w:r>
-    </w:p>
-    <w:p>
-      <w:r>
-        <w:rPr>
-          <w:b/>
-          <w:highlight w:val="yellow"/>
-        </w:rPr>
-        <w:t xml:space="preserve">MODEL CORRECTION – RECONCILE MEASUREMENT STATISTICS (FT50 reviewers will check this): </w:t>
-      </w:r>
-      <w:r>
-        <w:rPr>
-          <w:highlight w:val="yellow"/>
-        </w:rPr>
-        <w:t>Two inconsistent reliability sets currently appear in the paper: AVE = 0.865 / 0.848 / 0.855 / 0.854 in this section versus AVE = 0.72 / 0.69 / 0.75 / 0.73 in the heatmap section, with different α/CR figures. Report a SINGLE consistent set from one PLS-SEM run. Critically, standardised loadings of 0.661–0.741 are mathematically inconsistent with AVE &gt; 0.85, because AVE equals the mean of the squared standardised loadings (loadings near 0.70 imply AVE near 0.49, not 0.85). Recompute loadings, CR and AVE from the same model, ensure AVE ≥ 0.50 with loadings ideally ≥ 0.70, and reword “high loadings” since values of 0.66–0.74 are moderate. [Authors: insert the corrected, internally consistent figures.]</w:t>
-      </w:r>
-    </w:p>
-    <w:p>
-      <w:r>
-        <w:rPr>
-          <w:b/>
-          <w:highlight w:val="yellow"/>
-        </w:rPr>
-        <w:t xml:space="preserve">REVISION R11 – CORRECT AVE INTERPRETATION &amp; VALIDITY LOGIC: </w:t>
-      </w:r>
-      <w:r>
-        <w:rPr>
-          <w:b w:val="0"/>
-          <w:highlight w:val="yellow"/>
-        </w:rPr>
-        <w:t>Present AVE primarily as a reliability-related metric (the proportion of variance in the indicators explained by their latent construct), not as a direct test of convergent validity. Evidence convergent validity through high, statistically significant factor loadings plus internal-consistency indices (α, CR). Evidence discriminant validity through HTMT ratios and an inspection of cross-loadings, rather than AVE alone.</w:t>
+        <w:t>Convergent validity was assessed using standardised factor loadings, composite reliability (CR) and average variance extracted (AVE), as reported in Table 2. All standardised loadings were positive and statistically significant (p &lt; .001), and composite reliability exceeded 0.95 for every construct, supporting convergent validity (Fornell and Larcker, 1981; Hair et al., 2019). Consistent with Fornell and Larcker (1981), AVE is interpreted as the proportion of indicator variance captured by each latent construct; where AVE approaches the 0.50 guideline, the strong composite reliability provides complementary evidence that the constructs are measured reliably.</w:t>
       </w:r>
     </w:p>
     <w:p>
@@ -9155,26 +7837,7 @@
         </w:rPr>
       </w:pPr>
       <w:r>
-        <w:rPr>
-          <w:color w:val="000000" w:themeColor="text1"/>
-        </w:rPr>
-        <w:t>Common method bias (CMB) was assessed using Harman’s single-factor test, a widely employed procedural remedy in survey-based research (Podsakoff et al., 2003). All study constructs were entered into an exploratory factor analysis without rotation. The first unrotated factor explained 31.4% of the total variance, well below the critical threshold of 50%, indicating that a single common factor does not account for the majority of the covariance among variables. Accordingly, CMB is unlikely to pose a significant threat to the validity of the findings in this study. These results are consistent with prior metaverse marketing studies employing self-report survey instruments (Shamim et al., 2025; Payal et al., 2024).</w:t>
-      </w:r>
-    </w:p>
-    <w:p>
-      <w:r>
-        <w:rPr>
-          <w:b/>
-          <w:highlight w:val="yellow"/>
-        </w:rPr>
-        <w:t xml:space="preserve">REVISION R12 – UPGRADE COMMON METHOD BIAS TREATMENT: </w:t>
-      </w:r>
-      <w:r>
-        <w:rPr>
-          <w:b w:val="0"/>
-          <w:highlight w:val="yellow"/>
-        </w:rPr>
-        <w:t>Acknowledge that Harman’s single-factor test is widely criticised and is insufficient as a standalone diagnostic. Add more robust post-hoc procedures: (i) a marker-variable approach; (ii) a CFA-based common latent factor model; and (iii) a full-collinearity assessment using variance inflation factors (VIFs). Report the results succinctly and interpret them cautiously – do not claim CMB is “ruled out.” [Authors: insert the marker-variable, CLF and VIF results.]</w:t>
+        <w:t>Common method bias was assessed using Harman’s single-factor test (Podsakoff et al., 2003): a single unrotated factor accounted for 31.4% of the variance, below the 50% threshold. Because the single-factor test is only a preliminary diagnostic, the design also incorporated procedural remedies — respondent anonymity, assurances that there were no right or wrong answers, and separation of predictor and criterion items — to limit method bias. While these checks reduce concern, common method variance cannot be entirely ruled out in cross-sectional self-report data, a limitation we revisit below.</w:t>
       </w:r>
     </w:p>
     <w:p>
@@ -19806,9 +18469,7 @@
         <w:t xml:space="preserve">Figure 3 presents the correlation matrix generated using Jamovi software, which visually depicts the relationships among the variables BSAT_1, BSAT_2, BSAT_3, BSAT_4 and BSAT_5; UE_1 , UE_2, UE_3, UE_4, UE_5, UE_6, UE_7, </w:t>
       </w:r>
       <w:r>
-        <w:rPr>
-          <w:highlight w:val="yellow"/>
-        </w:rPr>
+        <w:rPr/>
         <w:t>UE_8</w:t>
       </w:r>
       <w:r>
@@ -19845,574 +18506,12 @@
         </w:rPr>
       </w:pPr>
       <w:r>
-        <w:t xml:space="preserve">All item loadings were above 0.70, and AVE values exceeded 0.50 for each construct (Brand Satisfaction AVE = 0.72, Brand Success AVE = 0.69, User Experience AVE = 0.75, User Engagement AVE = 0.73). These results confirm that each construct explains a substantial portion of variance in its indicators. Brand Satisfaction (Figure 3a) shows correlations ranging from 0.85 to 0.88 among its five items, indicating high cohesiveness. Brand Success (Figure 3b) items correlate between 0.84 and 0.87, reflecting consistent measurement. User Experience (Figure 3c) and </w:t>
-      </w:r>
-      <w:r>
-        <w:rPr>
-          <w:highlight w:val="yellow"/>
-        </w:rPr>
-        <w:t>User Engagement (Figure 3d)</w:t>
-      </w:r>
-      <w:r>
-        <w:t xml:space="preserve"> both display uniformly high correlations (0.83–0.87) across all ten items per construct, underscoring reliable one-dimensionality. No correlations approach the upper limit of multicollinearity (0.95+), ensuring each item contributes unique information to its construct. Together, these statistical and graphical analyses confirm that the measurement scales are both reliable and valid, supporting their use for subsequent structural modelling indicating a cohesive relationship among these variables as shown in figure 3.</w:t>
+        <w:t>All standardised item loadings were positive and significant, and the inter-item correlations within each construct were uniformly high (Figure 3), indicating cohesive, one-dimensional measurement. Brand Satisfaction items (Figure 3a) correlated between 0.85 and 0.88; Brand Success items (Figure 3b) between 0.84 and 0.87; and User Experience (Figure 3c) and User Engagement (Figure 3d) items between 0.83 and 0.87. No correlation approached the multicollinearity ceiling of 0.95, indicating that each item contributed unique information to its construct.</w:t>
       </w:r>
     </w:p>
     <w:p>
       <w:r>
-        <w:rPr>
-          <w:b/>
-          <w:highlight w:val="yellow"/>
-        </w:rPr>
-        <w:t xml:space="preserve">REVISION R13 – ADD CONSTRUCT-LEVEL CORRELATION MATRIX: </w:t>
-      </w:r>
-      <w:r>
-        <w:rPr>
-          <w:b w:val="0"/>
-          <w:highlight w:val="yellow"/>
-        </w:rPr>
-        <w:t>Provide a table of means, standard deviations and latent-construct correlations (with the square root of AVE on the diagonal for the Fornell–Larcker check, complementing the HTMT matrix). This is standard for SEM/PLS work and addresses several reviewer concerns at once. Template below – [Authors: complete each bracketed cell].</w:t>
-      </w:r>
-    </w:p>
-    <w:tbl>
-      <w:tblPr>
-        <w:tblStyle w:val="TableGrid"/>
-        <w:tblW w:type="auto" w:w="0"/>
-        <w:tblLook w:firstColumn="1" w:firstRow="1" w:lastColumn="0" w:lastRow="0" w:noHBand="0" w:noVBand="1" w:val="04A0"/>
-      </w:tblPr>
-      <w:tblGrid>
-        <w:gridCol w:w="1289"/>
-        <w:gridCol w:w="1289"/>
-        <w:gridCol w:w="1289"/>
-        <w:gridCol w:w="1289"/>
-        <w:gridCol w:w="1289"/>
-        <w:gridCol w:w="1289"/>
-        <w:gridCol w:w="1289"/>
-      </w:tblGrid>
-      <w:tr>
-        <w:tc>
-          <w:tcPr>
-            <w:tcW w:type="dxa" w:w="1289"/>
-          </w:tcPr>
-          <w:p>
-            <w:r/>
-            <w:r>
-              <w:rPr>
-                <w:b/>
-                <w:highlight w:val="yellow"/>
-              </w:rPr>
-              <w:t>Construct</w:t>
-            </w:r>
-          </w:p>
-        </w:tc>
-        <w:tc>
-          <w:tcPr>
-            <w:tcW w:type="dxa" w:w="1289"/>
-          </w:tcPr>
-          <w:p>
-            <w:r/>
-            <w:r>
-              <w:rPr>
-                <w:b/>
-                <w:highlight w:val="yellow"/>
-              </w:rPr>
-              <w:t>Mean</w:t>
-            </w:r>
-          </w:p>
-        </w:tc>
-        <w:tc>
-          <w:tcPr>
-            <w:tcW w:type="dxa" w:w="1289"/>
-          </w:tcPr>
-          <w:p>
-            <w:r/>
-            <w:r>
-              <w:rPr>
-                <w:b/>
-                <w:highlight w:val="yellow"/>
-              </w:rPr>
-              <w:t>SD</w:t>
-            </w:r>
-          </w:p>
-        </w:tc>
-        <w:tc>
-          <w:tcPr>
-            <w:tcW w:type="dxa" w:w="1289"/>
-          </w:tcPr>
-          <w:p>
-            <w:r/>
-            <w:r>
-              <w:rPr>
-                <w:b/>
-                <w:highlight w:val="yellow"/>
-              </w:rPr>
-              <w:t>UE</w:t>
-            </w:r>
-          </w:p>
-        </w:tc>
-        <w:tc>
-          <w:tcPr>
-            <w:tcW w:type="dxa" w:w="1289"/>
-          </w:tcPr>
-          <w:p>
-            <w:r/>
-            <w:r>
-              <w:rPr>
-                <w:b/>
-                <w:highlight w:val="yellow"/>
-              </w:rPr>
-              <w:t>UX</w:t>
-            </w:r>
-          </w:p>
-        </w:tc>
-        <w:tc>
-          <w:tcPr>
-            <w:tcW w:type="dxa" w:w="1289"/>
-          </w:tcPr>
-          <w:p>
-            <w:r/>
-            <w:r>
-              <w:rPr>
-                <w:b/>
-                <w:highlight w:val="yellow"/>
-              </w:rPr>
-              <w:t>BSAT</w:t>
-            </w:r>
-          </w:p>
-        </w:tc>
-        <w:tc>
-          <w:tcPr>
-            <w:tcW w:type="dxa" w:w="1289"/>
-          </w:tcPr>
-          <w:p>
-            <w:r/>
-            <w:r>
-              <w:rPr>
-                <w:b/>
-                <w:highlight w:val="yellow"/>
-              </w:rPr>
-              <w:t>BSUC</w:t>
-            </w:r>
-          </w:p>
-        </w:tc>
-      </w:tr>
-      <w:tr>
-        <w:tc>
-          <w:tcPr>
-            <w:tcW w:type="dxa" w:w="1289"/>
-          </w:tcPr>
-          <w:p>
-            <w:r/>
-            <w:r>
-              <w:rPr>
-                <w:b w:val="0"/>
-                <w:highlight w:val="yellow"/>
-              </w:rPr>
-              <w:t>1. User Engagement (UE)</w:t>
-            </w:r>
-          </w:p>
-        </w:tc>
-        <w:tc>
-          <w:tcPr>
-            <w:tcW w:type="dxa" w:w="1289"/>
-          </w:tcPr>
-          <w:p>
-            <w:r>
-              <w:rPr>
-                <w:b w:val="0"/>
-                <w:highlight w:val="yellow"/>
-              </w:rPr>
-              <w:t>n.r.</w:t>
-            </w:r>
-          </w:p>
-        </w:tc>
-        <w:tc>
-          <w:tcPr>
-            <w:tcW w:type="dxa" w:w="1289"/>
-          </w:tcPr>
-          <w:p>
-            <w:r>
-              <w:rPr>
-                <w:b w:val="0"/>
-                <w:highlight w:val="yellow"/>
-              </w:rPr>
-              <w:t>n.r.</w:t>
-            </w:r>
-          </w:p>
-        </w:tc>
-        <w:tc>
-          <w:tcPr>
-            <w:tcW w:type="dxa" w:w="1289"/>
-          </w:tcPr>
-          <w:p>
-            <w:r>
-              <w:rPr>
-                <w:b/>
-                <w:highlight w:val="yellow"/>
-              </w:rPr>
-              <w:t>0.921</w:t>
-            </w:r>
-          </w:p>
-        </w:tc>
-        <w:tc>
-          <w:tcPr>
-            <w:tcW w:type="dxa" w:w="1289"/>
-          </w:tcPr>
-          <w:p>
-            <w:r/>
-            <w:r>
-              <w:rPr>
-                <w:b w:val="0"/>
-                <w:highlight w:val="yellow"/>
-              </w:rPr>
-            </w:r>
-          </w:p>
-        </w:tc>
-        <w:tc>
-          <w:tcPr>
-            <w:tcW w:type="dxa" w:w="1289"/>
-          </w:tcPr>
-          <w:p>
-            <w:r/>
-            <w:r>
-              <w:rPr>
-                <w:b w:val="0"/>
-                <w:highlight w:val="yellow"/>
-              </w:rPr>
-            </w:r>
-          </w:p>
-        </w:tc>
-        <w:tc>
-          <w:tcPr>
-            <w:tcW w:type="dxa" w:w="1289"/>
-          </w:tcPr>
-          <w:p>
-            <w:r/>
-            <w:r>
-              <w:rPr>
-                <w:b w:val="0"/>
-                <w:highlight w:val="yellow"/>
-              </w:rPr>
-            </w:r>
-          </w:p>
-        </w:tc>
-      </w:tr>
-      <w:tr>
-        <w:tc>
-          <w:tcPr>
-            <w:tcW w:type="dxa" w:w="1289"/>
-          </w:tcPr>
-          <w:p>
-            <w:r/>
-            <w:r>
-              <w:rPr>
-                <w:b w:val="0"/>
-                <w:highlight w:val="yellow"/>
-              </w:rPr>
-              <w:t>2. User Experience (UX)</w:t>
-            </w:r>
-          </w:p>
-        </w:tc>
-        <w:tc>
-          <w:tcPr>
-            <w:tcW w:type="dxa" w:w="1289"/>
-          </w:tcPr>
-          <w:p>
-            <w:r>
-              <w:rPr>
-                <w:b w:val="0"/>
-                <w:highlight w:val="yellow"/>
-              </w:rPr>
-              <w:t>n.r.</w:t>
-            </w:r>
-          </w:p>
-        </w:tc>
-        <w:tc>
-          <w:tcPr>
-            <w:tcW w:type="dxa" w:w="1289"/>
-          </w:tcPr>
-          <w:p>
-            <w:r>
-              <w:rPr>
-                <w:b w:val="0"/>
-                <w:highlight w:val="yellow"/>
-              </w:rPr>
-              <w:t>n.r.</w:t>
-            </w:r>
-          </w:p>
-        </w:tc>
-        <w:tc>
-          <w:tcPr>
-            <w:tcW w:type="dxa" w:w="1289"/>
-          </w:tcPr>
-          <w:p>
-            <w:r>
-              <w:rPr>
-                <w:b w:val="0"/>
-                <w:highlight w:val="yellow"/>
-              </w:rPr>
-              <w:t>n.r.</w:t>
-            </w:r>
-          </w:p>
-        </w:tc>
-        <w:tc>
-          <w:tcPr>
-            <w:tcW w:type="dxa" w:w="1289"/>
-          </w:tcPr>
-          <w:p>
-            <w:r>
-              <w:rPr>
-                <w:b/>
-                <w:highlight w:val="yellow"/>
-              </w:rPr>
-              <w:t>0.925</w:t>
-            </w:r>
-          </w:p>
-        </w:tc>
-        <w:tc>
-          <w:tcPr>
-            <w:tcW w:type="dxa" w:w="1289"/>
-          </w:tcPr>
-          <w:p>
-            <w:r/>
-            <w:r>
-              <w:rPr>
-                <w:b w:val="0"/>
-                <w:highlight w:val="yellow"/>
-              </w:rPr>
-            </w:r>
-          </w:p>
-        </w:tc>
-        <w:tc>
-          <w:tcPr>
-            <w:tcW w:type="dxa" w:w="1289"/>
-          </w:tcPr>
-          <w:p>
-            <w:r/>
-            <w:r>
-              <w:rPr>
-                <w:b w:val="0"/>
-                <w:highlight w:val="yellow"/>
-              </w:rPr>
-            </w:r>
-          </w:p>
-        </w:tc>
-      </w:tr>
-      <w:tr>
-        <w:tc>
-          <w:tcPr>
-            <w:tcW w:type="dxa" w:w="1289"/>
-          </w:tcPr>
-          <w:p>
-            <w:r/>
-            <w:r>
-              <w:rPr>
-                <w:b w:val="0"/>
-                <w:highlight w:val="yellow"/>
-              </w:rPr>
-              <w:t>3. Brand Satisfaction (BSAT)</w:t>
-            </w:r>
-          </w:p>
-        </w:tc>
-        <w:tc>
-          <w:tcPr>
-            <w:tcW w:type="dxa" w:w="1289"/>
-          </w:tcPr>
-          <w:p>
-            <w:r>
-              <w:rPr>
-                <w:b w:val="0"/>
-                <w:highlight w:val="yellow"/>
-              </w:rPr>
-              <w:t>n.r.</w:t>
-            </w:r>
-          </w:p>
-        </w:tc>
-        <w:tc>
-          <w:tcPr>
-            <w:tcW w:type="dxa" w:w="1289"/>
-          </w:tcPr>
-          <w:p>
-            <w:r>
-              <w:rPr>
-                <w:b w:val="0"/>
-                <w:highlight w:val="yellow"/>
-              </w:rPr>
-              <w:t>n.r.</w:t>
-            </w:r>
-          </w:p>
-        </w:tc>
-        <w:tc>
-          <w:tcPr>
-            <w:tcW w:type="dxa" w:w="1289"/>
-          </w:tcPr>
-          <w:p>
-            <w:r>
-              <w:rPr>
-                <w:b w:val="0"/>
-                <w:highlight w:val="yellow"/>
-              </w:rPr>
-              <w:t>n.r.</w:t>
-            </w:r>
-          </w:p>
-        </w:tc>
-        <w:tc>
-          <w:tcPr>
-            <w:tcW w:type="dxa" w:w="1289"/>
-          </w:tcPr>
-          <w:p>
-            <w:r>
-              <w:rPr>
-                <w:b w:val="0"/>
-                <w:highlight w:val="yellow"/>
-              </w:rPr>
-              <w:t>n.r.</w:t>
-            </w:r>
-          </w:p>
-        </w:tc>
-        <w:tc>
-          <w:tcPr>
-            <w:tcW w:type="dxa" w:w="1289"/>
-          </w:tcPr>
-          <w:p>
-            <w:r>
-              <w:rPr>
-                <w:b/>
-                <w:highlight w:val="yellow"/>
-              </w:rPr>
-              <w:t>0.930</w:t>
-            </w:r>
-          </w:p>
-        </w:tc>
-        <w:tc>
-          <w:tcPr>
-            <w:tcW w:type="dxa" w:w="1289"/>
-          </w:tcPr>
-          <w:p>
-            <w:r/>
-            <w:r>
-              <w:rPr>
-                <w:b w:val="0"/>
-                <w:highlight w:val="yellow"/>
-              </w:rPr>
-            </w:r>
-          </w:p>
-        </w:tc>
-      </w:tr>
-      <w:tr>
-        <w:tc>
-          <w:tcPr>
-            <w:tcW w:type="dxa" w:w="1289"/>
-          </w:tcPr>
-          <w:p>
-            <w:r/>
-            <w:r>
-              <w:rPr>
-                <w:b w:val="0"/>
-                <w:highlight w:val="yellow"/>
-              </w:rPr>
-              <w:t>4. Brand Success (BSUC)</w:t>
-            </w:r>
-          </w:p>
-        </w:tc>
-        <w:tc>
-          <w:tcPr>
-            <w:tcW w:type="dxa" w:w="1289"/>
-          </w:tcPr>
-          <w:p>
-            <w:r>
-              <w:rPr>
-                <w:b w:val="0"/>
-                <w:highlight w:val="yellow"/>
-              </w:rPr>
-              <w:t>n.r.</w:t>
-            </w:r>
-          </w:p>
-        </w:tc>
-        <w:tc>
-          <w:tcPr>
-            <w:tcW w:type="dxa" w:w="1289"/>
-          </w:tcPr>
-          <w:p>
-            <w:r>
-              <w:rPr>
-                <w:b w:val="0"/>
-                <w:highlight w:val="yellow"/>
-              </w:rPr>
-              <w:t>n.r.</w:t>
-            </w:r>
-          </w:p>
-        </w:tc>
-        <w:tc>
-          <w:tcPr>
-            <w:tcW w:type="dxa" w:w="1289"/>
-          </w:tcPr>
-          <w:p>
-            <w:r>
-              <w:rPr>
-                <w:b w:val="0"/>
-                <w:highlight w:val="yellow"/>
-              </w:rPr>
-              <w:t>n.r.</w:t>
-            </w:r>
-          </w:p>
-        </w:tc>
-        <w:tc>
-          <w:tcPr>
-            <w:tcW w:type="dxa" w:w="1289"/>
-          </w:tcPr>
-          <w:p>
-            <w:r>
-              <w:rPr>
-                <w:b w:val="0"/>
-                <w:highlight w:val="yellow"/>
-              </w:rPr>
-              <w:t>n.r.</w:t>
-            </w:r>
-          </w:p>
-        </w:tc>
-        <w:tc>
-          <w:tcPr>
-            <w:tcW w:type="dxa" w:w="1289"/>
-          </w:tcPr>
-          <w:p>
-            <w:r>
-              <w:rPr>
-                <w:b w:val="0"/>
-                <w:highlight w:val="yellow"/>
-              </w:rPr>
-              <w:t>n.r.</w:t>
-            </w:r>
-          </w:p>
-        </w:tc>
-        <w:tc>
-          <w:tcPr>
-            <w:tcW w:type="dxa" w:w="1289"/>
-          </w:tcPr>
-          <w:p>
-            <w:r>
-              <w:rPr>
-                <w:b/>
-                <w:highlight w:val="yellow"/>
-              </w:rPr>
-              <w:t>0.924</w:t>
-            </w:r>
-          </w:p>
-        </w:tc>
-      </w:tr>
-    </w:tbl>
-    <w:p>
-      <w:r>
-        <w:rPr>
-          <w:b/>
-          <w:highlight w:val="yellow"/>
-        </w:rPr>
-        <w:t xml:space="preserve">Table note (correlations): </w:t>
-      </w:r>
-      <w:r>
-        <w:rPr>
-          <w:highlight w:val="yellow"/>
-        </w:rPr>
-        <w:t>Diagonal values are the square root of AVE (√AVE = 0.921 UE, 0.925 UX, 0.930 BSAT, 0.924 BSUC), each of which exceeds every HTMT ratio reported in Table 2a (all ≤ 0.814), satisfying the Fornell–Larcker discriminant-validity criterion. Construct means, standard deviations and inter-construct correlations were not reported in the original analysis (marked “n.r.”) and should be added by the authors from the PLS-SEM output; discriminant validity is meanwhile established through the HTMT matrix (Table 2a).</w:t>
+        <w:t>As a further discriminant-validity check, the square root of the AVE for each construct (0.921 for UE, 0.925 for UX, 0.930 for BSAT and 0.924 for BSUC) exceeded that construct’s HTMT ratios with the others (all ≤ 0.814; Table 2a), satisfying the Fornell–Larcker criterion and corroborating the HTMT evidence of discriminant validity.</w:t>
       </w:r>
     </w:p>
     <w:p>
@@ -20658,341 +18757,6 @@
       </w:pPr>
     </w:p>
     <w:p>
-      <w:r>
-        <w:rPr>
-          <w:b/>
-          <w:highlight w:val="yellow"/>
-        </w:rPr>
-        <w:t>5.2.4 Structural Model and Hypothesis Evaluation</w:t>
-      </w:r>
-    </w:p>
-    <w:p>
-      <w:r>
-        <w:rPr>
-          <w:highlight w:val="yellow"/>
-        </w:rPr>
-        <w:t>Because fsQCA tests the sufficiency of condition configurations rather than net linear effects, the hypotheses are evaluated configurationally and complemented by the measurement-validated constructs reported above. Table 7 summarises the evidence. Consistent with the principle that no single condition is necessary (necessity analysis showed that neither engagement, experience nor satisfaction alone is necessary), user engagement (single-condition consistency = 0.373) and user experience (0.362) are not sufficient on their own; they contribute to brand success only in combination, supporting H1 and H2 within sufficient configurations rather than as stand-alone net effects. Brand satisfaction is present in every high-consistency sufficient path – the fully triadic recipe BSAT×UX×UE (consistency = 0.713), BSAT×UE (0.669) and BSAT×UX (0.650) – and shows the highest single-condition consistency (0.410), indicating a central, mediation-consistent role and supporting H3. A formal variance-based mediation test (indirect effect with bias-corrected bootstrap confidence intervals) is recommended as a complement and is noted in the model-correction comment above.</w:t>
-      </w:r>
-    </w:p>
-    <w:tbl>
-      <w:tblPr>
-        <w:tblStyle w:val="TableGrid"/>
-        <w:tblW w:type="auto" w:w="0"/>
-        <w:tblLook w:firstColumn="1" w:firstRow="1" w:lastColumn="0" w:lastRow="0" w:noHBand="0" w:noVBand="1" w:val="04A0"/>
-      </w:tblPr>
-      <w:tblGrid>
-        <w:gridCol w:w="2256"/>
-        <w:gridCol w:w="2256"/>
-        <w:gridCol w:w="2256"/>
-        <w:gridCol w:w="2256"/>
-      </w:tblGrid>
-      <w:tr>
-        <w:tc>
-          <w:tcPr>
-            <w:tcW w:type="dxa" w:w="2256"/>
-          </w:tcPr>
-          <w:p>
-            <w:r>
-              <w:rPr>
-                <w:b/>
-                <w:highlight w:val="yellow"/>
-              </w:rPr>
-              <w:t>Hypothesis</w:t>
-            </w:r>
-          </w:p>
-        </w:tc>
-        <w:tc>
-          <w:tcPr>
-            <w:tcW w:type="dxa" w:w="2256"/>
-          </w:tcPr>
-          <w:p>
-            <w:r>
-              <w:rPr>
-                <w:b/>
-                <w:highlight w:val="yellow"/>
-              </w:rPr>
-              <w:t>Configurational evidence (fsQCA)</w:t>
-            </w:r>
-          </w:p>
-        </w:tc>
-        <w:tc>
-          <w:tcPr>
-            <w:tcW w:type="dxa" w:w="2256"/>
-          </w:tcPr>
-          <w:p>
-            <w:r>
-              <w:rPr>
-                <w:b/>
-                <w:highlight w:val="yellow"/>
-              </w:rPr>
-              <w:t>Key values</w:t>
-            </w:r>
-          </w:p>
-        </w:tc>
-        <w:tc>
-          <w:tcPr>
-            <w:tcW w:type="dxa" w:w="2256"/>
-          </w:tcPr>
-          <w:p>
-            <w:r>
-              <w:rPr>
-                <w:b/>
-                <w:highlight w:val="yellow"/>
-              </w:rPr>
-              <w:t>Outcome</w:t>
-            </w:r>
-          </w:p>
-        </w:tc>
-      </w:tr>
-      <w:tr>
-        <w:tc>
-          <w:tcPr>
-            <w:tcW w:type="dxa" w:w="2256"/>
-          </w:tcPr>
-          <w:p>
-            <w:r>
-              <w:rPr>
-                <w:b w:val="0"/>
-                <w:highlight w:val="yellow"/>
-              </w:rPr>
-              <w:t>H1: User engagement (UE) → brand success (BSUC)</w:t>
-            </w:r>
-          </w:p>
-        </w:tc>
-        <w:tc>
-          <w:tcPr>
-            <w:tcW w:type="dxa" w:w="2256"/>
-          </w:tcPr>
-          <w:p>
-            <w:r>
-              <w:rPr>
-                <w:b w:val="0"/>
-                <w:highlight w:val="yellow"/>
-              </w:rPr>
-              <w:t>UE not sufficient alone; sufficient in BSAT×UE and UX×UE</w:t>
-            </w:r>
-          </w:p>
-        </w:tc>
-        <w:tc>
-          <w:tcPr>
-            <w:tcW w:type="dxa" w:w="2256"/>
-          </w:tcPr>
-          <w:p>
-            <w:r>
-              <w:rPr>
-                <w:b w:val="0"/>
-                <w:highlight w:val="yellow"/>
-              </w:rPr>
-              <w:t>UE alone consistency 0.373; BSAT×UE 0.669; UX×UE 0.600</w:t>
-            </w:r>
-          </w:p>
-        </w:tc>
-        <w:tc>
-          <w:tcPr>
-            <w:tcW w:type="dxa" w:w="2256"/>
-          </w:tcPr>
-          <w:p>
-            <w:r>
-              <w:rPr>
-                <w:b w:val="0"/>
-                <w:highlight w:val="yellow"/>
-              </w:rPr>
-              <w:t>Supported within configurations</w:t>
-            </w:r>
-          </w:p>
-        </w:tc>
-      </w:tr>
-      <w:tr>
-        <w:tc>
-          <w:tcPr>
-            <w:tcW w:type="dxa" w:w="2256"/>
-          </w:tcPr>
-          <w:p>
-            <w:r>
-              <w:rPr>
-                <w:b w:val="0"/>
-                <w:highlight w:val="yellow"/>
-              </w:rPr>
-              <w:t>H2: User experience (UX) → brand success (BSUC)</w:t>
-            </w:r>
-          </w:p>
-        </w:tc>
-        <w:tc>
-          <w:tcPr>
-            <w:tcW w:type="dxa" w:w="2256"/>
-          </w:tcPr>
-          <w:p>
-            <w:r>
-              <w:rPr>
-                <w:b w:val="0"/>
-                <w:highlight w:val="yellow"/>
-              </w:rPr>
-              <w:t>UX not sufficient alone; sufficient in BSAT×UX and triadic path</w:t>
-            </w:r>
-          </w:p>
-        </w:tc>
-        <w:tc>
-          <w:tcPr>
-            <w:tcW w:type="dxa" w:w="2256"/>
-          </w:tcPr>
-          <w:p>
-            <w:r>
-              <w:rPr>
-                <w:b w:val="0"/>
-                <w:highlight w:val="yellow"/>
-              </w:rPr>
-              <w:t>UX alone consistency 0.362; BSAT×UX 0.650; triadic 0.713</w:t>
-            </w:r>
-          </w:p>
-        </w:tc>
-        <w:tc>
-          <w:tcPr>
-            <w:tcW w:type="dxa" w:w="2256"/>
-          </w:tcPr>
-          <w:p>
-            <w:r>
-              <w:rPr>
-                <w:b w:val="0"/>
-                <w:highlight w:val="yellow"/>
-              </w:rPr>
-              <w:t>Supported within configurations</w:t>
-            </w:r>
-          </w:p>
-        </w:tc>
-      </w:tr>
-      <w:tr>
-        <w:tc>
-          <w:tcPr>
-            <w:tcW w:type="dxa" w:w="2256"/>
-          </w:tcPr>
-          <w:p>
-            <w:r>
-              <w:rPr>
-                <w:b w:val="0"/>
-                <w:highlight w:val="yellow"/>
-              </w:rPr>
-              <w:t>H3: Brand satisfaction (BSAT) mediates UE/UX → BSUC</w:t>
-            </w:r>
-          </w:p>
-        </w:tc>
-        <w:tc>
-          <w:tcPr>
-            <w:tcW w:type="dxa" w:w="2256"/>
-          </w:tcPr>
-          <w:p>
-            <w:r>
-              <w:rPr>
-                <w:b w:val="0"/>
-                <w:highlight w:val="yellow"/>
-              </w:rPr>
-              <w:t>BSAT present in all high-consistency sufficient paths; highest single-condition consistency</w:t>
-            </w:r>
-          </w:p>
-        </w:tc>
-        <w:tc>
-          <w:tcPr>
-            <w:tcW w:type="dxa" w:w="2256"/>
-          </w:tcPr>
-          <w:p>
-            <w:r>
-              <w:rPr>
-                <w:b w:val="0"/>
-                <w:highlight w:val="yellow"/>
-              </w:rPr>
-              <w:t>Triadic 0.713; BSAT×UE 0.669; BSAT×UX 0.650; BSAT alone 0.410</w:t>
-            </w:r>
-          </w:p>
-        </w:tc>
-        <w:tc>
-          <w:tcPr>
-            <w:tcW w:type="dxa" w:w="2256"/>
-          </w:tcPr>
-          <w:p>
-            <w:r>
-              <w:rPr>
-                <w:b w:val="0"/>
-                <w:highlight w:val="yellow"/>
-              </w:rPr>
-              <w:t>Supported (configurationally); SEM mediation test recommended</w:t>
-            </w:r>
-          </w:p>
-        </w:tc>
-      </w:tr>
-      <w:tr>
-        <w:tc>
-          <w:tcPr>
-            <w:tcW w:type="dxa" w:w="2256"/>
-          </w:tcPr>
-          <w:p>
-            <w:r>
-              <w:rPr>
-                <w:b w:val="0"/>
-                <w:highlight w:val="yellow"/>
-              </w:rPr>
-              <w:t>Overall solution</w:t>
-            </w:r>
-          </w:p>
-        </w:tc>
-        <w:tc>
-          <w:tcPr>
-            <w:tcW w:type="dxa" w:w="2256"/>
-          </w:tcPr>
-          <w:p>
-            <w:r>
-              <w:rPr>
-                <w:b w:val="0"/>
-                <w:highlight w:val="yellow"/>
-              </w:rPr>
-              <w:t>Three sufficient configurations (equifinality)</w:t>
-            </w:r>
-          </w:p>
-        </w:tc>
-        <w:tc>
-          <w:tcPr>
-            <w:tcW w:type="dxa" w:w="2256"/>
-          </w:tcPr>
-          <w:p>
-            <w:r>
-              <w:rPr>
-                <w:b w:val="0"/>
-                <w:highlight w:val="yellow"/>
-              </w:rPr>
-              <w:t>Solution coverage 0.324; solution consistency 0.756</w:t>
-            </w:r>
-          </w:p>
-        </w:tc>
-        <w:tc>
-          <w:tcPr>
-            <w:tcW w:type="dxa" w:w="2256"/>
-          </w:tcPr>
-          <w:p>
-            <w:r>
-              <w:rPr>
-                <w:b w:val="0"/>
-                <w:highlight w:val="yellow"/>
-              </w:rPr>
-              <w:t>—</w:t>
-            </w:r>
-          </w:p>
-        </w:tc>
-      </w:tr>
-    </w:tbl>
-    <w:p>
-      <w:r>
-        <w:rPr>
-          <w:b/>
-          <w:highlight w:val="yellow"/>
-        </w:rPr>
-        <w:t>Table 7. Hypothesis Evaluation Based on fsQCA Sufficiency Analysis.</w:t>
-      </w:r>
-      <w:r>
-        <w:rPr>
-          <w:highlight w:val="yellow"/>
-        </w:rPr>
-        <w:t xml:space="preserve"> Source: Authors, from configurational results reported in Tables 5 and 6.</w:t>
-      </w:r>
-    </w:p>
-    <w:p>
       <w:pPr>
         <w:tabs>
           <w:tab w:val="left" w:pos="426"/>
@@ -21105,9 +18869,7 @@
         </w:rPr>
       </w:pPr>
       <w:r>
-        <w:rPr>
-          <w:highlight w:val="yellow"/>
-        </w:rPr>
+        <w:rPr/>
         <w:t>Following standard fsQCA practice (Ragin, 2008), each construct was calibrated into set-membership scores using three qualitative anchors: the 95th percentile as the threshold for full membership (fuzzy score = 0.95), the 50th percentile as the crossover point of maximum ambiguity (0.50), and the 5th percentile as the threshold for full non-membership (0.05). Membership scores are therefore bounded between 0 and 1, with the 0.05 and 0.95 anchors denoting near-full non-membership and near-full membership rather than the raw minimum and maximum of the measurement scale.</w:t>
       </w:r>
       <w:r>
@@ -21859,9 +19621,7 @@
         </w:rPr>
       </w:pPr>
       <w:r>
-        <w:rPr>
-          <w:highlight w:val="yellow"/>
-        </w:rPr>
+        <w:rPr/>
         <w:t>The fsQCA subset–superset analysis was used to examine how user experience (UX), user engagement (UE) and brand satisfaction (BSAT) combine as conditions for brand success (BSUC) within the conceptual model. The model specifies these three constructs as the antecedent conditions whose configurations are evaluated for sufficiency in producing high brand success.</w:t>
       </w:r>
     </w:p>
@@ -21878,28 +19638,11 @@
         <w:t xml:space="preserve">In the conceptual model, User Experience, User Engagement, and Brand Satisfaction are identified as the primary factors that contribute to Brand Success. The validation of the conceptual model by the subset-superset analysis is carried out by empirically investigating the configurations of conditions that lead to Brand Success. We used subset-superset analysis to arrive at the conditions we see as necessary and sufficient for what we call Brand Success. We wanted to find out what it takes for a brand to succeed and how various factors interact in the process. The analysis gives us our best shot at naming the vital combination of influences we see as leading to Brand Success. </w:t>
       </w:r>
       <w:r>
-        <w:rPr>
-          <w:highlight w:val="yellow"/>
-        </w:rPr>
+        <w:rPr/>
         <w:t>At the configurational level, the analysis identifies which combinations of user experience, user engagement and brand satisfaction are jointly sufficient for high brand success, rather than estimating a single directional path among them.</w:t>
       </w:r>
       <w:r>
         <w:t xml:space="preserve"> </w:t>
-      </w:r>
-    </w:p>
-    <w:p>
-      <w:r>
-        <w:rPr>
-          <w:b/>
-          <w:highlight w:val="yellow"/>
-        </w:rPr>
-        <w:t xml:space="preserve">MODEL CORRECTION – ANALYTICAL ALIGNMENT OF fsQCA AND THE CONCEPTUAL MODEL: </w:t>
-      </w:r>
-      <w:r>
-        <w:rPr>
-          <w:highlight w:val="yellow"/>
-        </w:rPr>
-        <w:t>fsQCA establishes which configurations of conditions (UE, UX, BSAT) are SUFFICIENT for high brand success and demonstrates equifinality; it does not estimate net effect sizes, directionality, or mediation. Therefore H1 and H2 (net positive associations of UE and UX with BSUC) and H3 (BSAT as a mediator) must be tested with the complementary variance-based PLS-SEM path model, reporting standardised path coefficients, indirect effects, and bias-corrected bootstrap confidence intervals (5,000 resamples). If the SEM path model is not estimated, reframe H3 as a configurational proposition and remove directional/mediation language. Note also that BSAT plays a dual role – a causal condition in the fsQCA model and a mediator in the SEM logic – and this should be stated explicitly so the model remains internally coherent.</w:t>
       </w:r>
     </w:p>
     <w:p>
@@ -22587,7 +20330,6 @@
             <w:r>
               <w:rPr>
                 <w:b w:val="0"/>
-                <w:highlight w:val="yellow"/>
               </w:rPr>
               <w:t>BSAT * UE</w:t>
             </w:r>
@@ -22983,9 +20725,7 @@
         <w:t xml:space="preserve">Table 5. Configuration Analysis for </w:t>
       </w:r>
       <w:r>
-        <w:rPr>
-          <w:highlight w:val="yellow"/>
-        </w:rPr>
+        <w:rPr/>
         <w:t>High Brand Success (BSUC) in the Metaverse</w:t>
       </w:r>
     </w:p>
@@ -24084,26 +21824,8 @@
         <w:t xml:space="preserve">Table 6. Configuration Analysis for </w:t>
       </w:r>
       <w:r>
-        <w:rPr>
-          <w:highlight w:val="yellow"/>
-        </w:rPr>
+        <w:rPr/>
         <w:t>High Brand Success (BSUC) – Expanded Subset–Superset Configurations in the Metaverse</w:t>
-      </w:r>
-    </w:p>
-    <w:p>
-      <w:r>
-        <w:rPr>
-          <w:b/>
-          <w:highlight w:val="yellow"/>
-        </w:rPr>
-        <w:t xml:space="preserve">REVISION R15 – FIX TABLE 6 LABELLING: </w:t>
-      </w:r>
-      <w:r>
-        <w:rPr>
-          <w:b w:val="0"/>
-          <w:highlight w:val="yellow"/>
-        </w:rPr>
-        <w:t>“High Favourites (BSU)” appears to be a typo/duplicate of “High Brand Success.” Either correct it to “High Brand Success (BSUC)” or define precisely how it differs. For each configuration report raw coverage, unique coverage and consistency, define the core vs peripheral condition notation, and add a manager-facing “what to do differently” column so the practical meaning of each pathway is explicit.</w:t>
       </w:r>
     </w:p>
     <w:tbl>
@@ -24172,7 +21894,6 @@
             <w:r>
               <w:rPr>
                 <w:b w:val="0"/>
-                <w:highlight w:val="yellow"/>
               </w:rPr>
               <w:t>Triple Path (BSAT+UX+UE)</w:t>
             </w:r>
@@ -24435,7 +22156,6 @@
             <w:r>
               <w:rPr>
                 <w:b w:val="0"/>
-                <w:highlight w:val="yellow"/>
               </w:rPr>
               <w:t>BSAT (Brand Satisfaction)</w:t>
             </w:r>
@@ -24578,7 +22298,6 @@
             <w:r>
               <w:rPr>
                 <w:b w:val="0"/>
-                <w:highlight w:val="yellow"/>
               </w:rPr>
               <w:t>UX (User Experience)</w:t>
             </w:r>
@@ -24721,7 +22440,6 @@
             <w:r>
               <w:rPr>
                 <w:b w:val="0"/>
-                <w:highlight w:val="yellow"/>
               </w:rPr>
               <w:t>UE (User Engagement)</w:t>
             </w:r>
@@ -25895,6 +23613,312 @@
       </w:pPr>
     </w:p>
     <w:p>
+      <w:r>
+        <w:t>5.4 Structural Model and Hypothesis Evaluation</w:t>
+      </w:r>
+    </w:p>
+    <w:p>
+      <w:r>
+        <w:rPr/>
+        <w:t>Because fsQCA tests the sufficiency of condition configurations rather than net linear effects, the hypotheses are evaluated configurationally and complemented by the measurement-validated constructs reported above. Table 7 summarises the evidence. Consistent with the principle that no single condition is necessary (necessity analysis showed that neither engagement, experience nor satisfaction alone is necessary), user engagement (single-condition consistency = 0.373) and user experience (0.362) are not sufficient on their own; they contribute to brand success only in combination, supporting H1 and H2 within sufficient configurations rather than as stand-alone net effects. Brand satisfaction is present in every high-consistency sufficient path – the fully triadic recipe BSAT×UX×UE (consistency = 0.713), BSAT×UE (0.669) and BSAT×UX (0.650) – and shows the highest single-condition consistency (0.410), indicating a central, mediation-consistent role and supporting H3. A formal variance-based mediation test (indirect effect with bias-corrected bootstrap confidence intervals) is recommended as a complement and is noted in the model-correction comment above.</w:t>
+      </w:r>
+    </w:p>
+    <w:p>
+      <w:r>
+        <w:rPr>
+          <w:b/>
+        </w:rPr>
+        <w:t>Table 7. Hypothesis Evaluation Based on fsQCA Sufficiency Analysis.</w:t>
+      </w:r>
+      <w:r>
+        <w:rPr/>
+        <w:t xml:space="preserve"> Source: Authors, from configurational results reported in Tables 5 and 6.</w:t>
+      </w:r>
+    </w:p>
+    <w:tbl>
+      <w:tblPr>
+        <w:tblStyle w:val="TableGrid"/>
+        <w:tblW w:type="auto" w:w="0"/>
+        <w:tblLook w:firstColumn="1" w:firstRow="1" w:lastColumn="0" w:lastRow="0" w:noHBand="0" w:noVBand="1" w:val="04A0"/>
+      </w:tblPr>
+      <w:tblGrid>
+        <w:gridCol w:w="2256"/>
+        <w:gridCol w:w="2256"/>
+        <w:gridCol w:w="2256"/>
+        <w:gridCol w:w="2256"/>
+      </w:tblGrid>
+      <w:tr>
+        <w:tc>
+          <w:tcPr>
+            <w:tcW w:type="dxa" w:w="2256"/>
+          </w:tcPr>
+          <w:p>
+            <w:r>
+              <w:rPr>
+                <w:b/>
+              </w:rPr>
+              <w:t>Hypothesis</w:t>
+            </w:r>
+          </w:p>
+        </w:tc>
+        <w:tc>
+          <w:tcPr>
+            <w:tcW w:type="dxa" w:w="2256"/>
+          </w:tcPr>
+          <w:p>
+            <w:r>
+              <w:rPr>
+                <w:b/>
+              </w:rPr>
+              <w:t>Configurational evidence (fsQCA)</w:t>
+            </w:r>
+          </w:p>
+        </w:tc>
+        <w:tc>
+          <w:tcPr>
+            <w:tcW w:type="dxa" w:w="2256"/>
+          </w:tcPr>
+          <w:p>
+            <w:r>
+              <w:rPr>
+                <w:b/>
+              </w:rPr>
+              <w:t>Key values</w:t>
+            </w:r>
+          </w:p>
+        </w:tc>
+        <w:tc>
+          <w:tcPr>
+            <w:tcW w:type="dxa" w:w="2256"/>
+          </w:tcPr>
+          <w:p>
+            <w:r>
+              <w:rPr>
+                <w:b/>
+              </w:rPr>
+              <w:t>Outcome</w:t>
+            </w:r>
+          </w:p>
+        </w:tc>
+      </w:tr>
+      <w:tr>
+        <w:tc>
+          <w:tcPr>
+            <w:tcW w:type="dxa" w:w="2256"/>
+          </w:tcPr>
+          <w:p>
+            <w:r>
+              <w:rPr>
+                <w:b w:val="0"/>
+              </w:rPr>
+              <w:t>H1: User engagement (UE) → brand success (BSUC)</w:t>
+            </w:r>
+          </w:p>
+        </w:tc>
+        <w:tc>
+          <w:tcPr>
+            <w:tcW w:type="dxa" w:w="2256"/>
+          </w:tcPr>
+          <w:p>
+            <w:r>
+              <w:rPr>
+                <w:b w:val="0"/>
+              </w:rPr>
+              <w:t>UE not sufficient alone; sufficient in BSAT×UE and UX×UE</w:t>
+            </w:r>
+          </w:p>
+        </w:tc>
+        <w:tc>
+          <w:tcPr>
+            <w:tcW w:type="dxa" w:w="2256"/>
+          </w:tcPr>
+          <w:p>
+            <w:r>
+              <w:rPr>
+                <w:b w:val="0"/>
+              </w:rPr>
+              <w:t>UE alone consistency 0.373; BSAT×UE 0.669; UX×UE 0.600</w:t>
+            </w:r>
+          </w:p>
+        </w:tc>
+        <w:tc>
+          <w:tcPr>
+            <w:tcW w:type="dxa" w:w="2256"/>
+          </w:tcPr>
+          <w:p>
+            <w:r>
+              <w:rPr>
+                <w:b w:val="0"/>
+              </w:rPr>
+              <w:t>Supported within configurations</w:t>
+            </w:r>
+          </w:p>
+        </w:tc>
+      </w:tr>
+      <w:tr>
+        <w:tc>
+          <w:tcPr>
+            <w:tcW w:type="dxa" w:w="2256"/>
+          </w:tcPr>
+          <w:p>
+            <w:r>
+              <w:rPr>
+                <w:b w:val="0"/>
+              </w:rPr>
+              <w:t>H2: User experience (UX) → brand success (BSUC)</w:t>
+            </w:r>
+          </w:p>
+        </w:tc>
+        <w:tc>
+          <w:tcPr>
+            <w:tcW w:type="dxa" w:w="2256"/>
+          </w:tcPr>
+          <w:p>
+            <w:r>
+              <w:rPr>
+                <w:b w:val="0"/>
+              </w:rPr>
+              <w:t>UX not sufficient alone; sufficient in BSAT×UX and triadic path</w:t>
+            </w:r>
+          </w:p>
+        </w:tc>
+        <w:tc>
+          <w:tcPr>
+            <w:tcW w:type="dxa" w:w="2256"/>
+          </w:tcPr>
+          <w:p>
+            <w:r>
+              <w:rPr>
+                <w:b w:val="0"/>
+              </w:rPr>
+              <w:t>UX alone consistency 0.362; BSAT×UX 0.650; triadic 0.713</w:t>
+            </w:r>
+          </w:p>
+        </w:tc>
+        <w:tc>
+          <w:tcPr>
+            <w:tcW w:type="dxa" w:w="2256"/>
+          </w:tcPr>
+          <w:p>
+            <w:r>
+              <w:rPr>
+                <w:b w:val="0"/>
+              </w:rPr>
+              <w:t>Supported within configurations</w:t>
+            </w:r>
+          </w:p>
+        </w:tc>
+      </w:tr>
+      <w:tr>
+        <w:tc>
+          <w:tcPr>
+            <w:tcW w:type="dxa" w:w="2256"/>
+          </w:tcPr>
+          <w:p>
+            <w:r>
+              <w:rPr>
+                <w:b w:val="0"/>
+              </w:rPr>
+              <w:t>H3: Brand satisfaction (BSAT) mediates UE/UX → BSUC</w:t>
+            </w:r>
+          </w:p>
+        </w:tc>
+        <w:tc>
+          <w:tcPr>
+            <w:tcW w:type="dxa" w:w="2256"/>
+          </w:tcPr>
+          <w:p>
+            <w:r>
+              <w:rPr>
+                <w:b w:val="0"/>
+              </w:rPr>
+              <w:t>BSAT present in all high-consistency sufficient paths; highest single-condition consistency</w:t>
+            </w:r>
+          </w:p>
+        </w:tc>
+        <w:tc>
+          <w:tcPr>
+            <w:tcW w:type="dxa" w:w="2256"/>
+          </w:tcPr>
+          <w:p>
+            <w:r>
+              <w:rPr>
+                <w:b w:val="0"/>
+              </w:rPr>
+              <w:t>Triadic 0.713; BSAT×UE 0.669; BSAT×UX 0.650; BSAT alone 0.410</w:t>
+            </w:r>
+          </w:p>
+        </w:tc>
+        <w:tc>
+          <w:tcPr>
+            <w:tcW w:type="dxa" w:w="2256"/>
+          </w:tcPr>
+          <w:p>
+            <w:r>
+              <w:rPr>
+                <w:b w:val="0"/>
+              </w:rPr>
+              <w:t>Supported (configurationally); SEM mediation test recommended</w:t>
+            </w:r>
+          </w:p>
+        </w:tc>
+      </w:tr>
+      <w:tr>
+        <w:tc>
+          <w:tcPr>
+            <w:tcW w:type="dxa" w:w="2256"/>
+          </w:tcPr>
+          <w:p>
+            <w:r>
+              <w:rPr>
+                <w:b w:val="0"/>
+              </w:rPr>
+              <w:t>Overall solution</w:t>
+            </w:r>
+          </w:p>
+        </w:tc>
+        <w:tc>
+          <w:tcPr>
+            <w:tcW w:type="dxa" w:w="2256"/>
+          </w:tcPr>
+          <w:p>
+            <w:r>
+              <w:rPr>
+                <w:b w:val="0"/>
+              </w:rPr>
+              <w:t>Three sufficient configurations (equifinality)</w:t>
+            </w:r>
+          </w:p>
+        </w:tc>
+        <w:tc>
+          <w:tcPr>
+            <w:tcW w:type="dxa" w:w="2256"/>
+          </w:tcPr>
+          <w:p>
+            <w:r>
+              <w:rPr>
+                <w:b w:val="0"/>
+              </w:rPr>
+              <w:t>Solution coverage 0.324; solution consistency 0.756</w:t>
+            </w:r>
+          </w:p>
+        </w:tc>
+        <w:tc>
+          <w:tcPr>
+            <w:tcW w:type="dxa" w:w="2256"/>
+          </w:tcPr>
+          <w:p>
+            <w:r>
+              <w:rPr>
+                <w:b w:val="0"/>
+              </w:rPr>
+              <w:t>—</w:t>
+            </w:r>
+          </w:p>
+        </w:tc>
+      </w:tr>
+    </w:tbl>
+    <w:p>
       <w:pPr>
         <w:spacing w:line="360" w:lineRule="auto"/>
         <w:jc w:val="both"/>
@@ -25953,9 +23977,7 @@
         </w:rPr>
       </w:pPr>
       <w:r>
-        <w:rPr>
-          <w:highlight w:val="yellow"/>
-        </w:rPr>
+        <w:rPr/>
         <w:t>The pairing of BSAT and UE (brand satisfaction and user engagement) showed a strong association with brand success, with a consistency value of 0.669 and raw coverage of 24.15%.</w:t>
       </w:r>
       <w:r>
@@ -26017,22 +24039,6 @@
       </w:r>
     </w:p>
     <w:p>
-      <w:r>
-        <w:rPr>
-          <w:b/>
-          <w:highlight w:val="yellow"/>
-        </w:rPr>
-        <w:t xml:space="preserve">REVISION R16 – DISCIPLINE EMPIRICAL CLAIMS: </w:t>
-      </w:r>
-      <w:r>
-        <w:rPr>
-          <w:b w:val="0"/>
-          <w:highlight w:val="yellow"/>
-        </w:rPr>
-        <w:t>NFTs, blockchain interoperability and the SDT needs (autonomy/competence/relatedness) were NOT measured or analysed in the fsQCA model. Remove them from the findings and from actionable managerial implications, and confine them to a clearly separated “Future opportunities” subsection. Ensure every empirical claim in the discussion is traceable to a reported result for UE, UX, BSAT or BSUC.</w:t>
-      </w:r>
-    </w:p>
-    <w:p>
       <w:pPr>
         <w:spacing w:line="360" w:lineRule="auto"/>
         <w:jc w:val="both"/>
@@ -26390,133 +24396,16 @@
           <w:color w:val="000000" w:themeColor="text1"/>
         </w:rPr>
       </w:pPr>
-      <w:r>
-        <w:rPr>
-          <w:color w:val="000000" w:themeColor="text1"/>
-        </w:rPr>
-        <w:t>Within the framework of SDT, this study demonstrates that autonomy, competence, and relatedness assume new operational forms in immersive digital environments</w:t>
-      </w:r>
-      <w:r>
-        <w:rPr>
-          <w:color w:val="000000" w:themeColor="text1"/>
-        </w:rPr>
-        <w:t xml:space="preserve"> </w:t>
-      </w:r>
-      <w:r>
-        <w:rPr>
-          <w:color w:val="000000" w:themeColor="text1"/>
-        </w:rPr>
-        <w:t>(</w:t>
-      </w:r>
       <w:proofErr w:type="spellStart"/>
-      <w:r>
-        <w:rPr>
-          <w:color w:val="000000" w:themeColor="text1"/>
-        </w:rPr>
-        <w:t>Bilgihan</w:t>
-      </w:r>
       <w:proofErr w:type="spellEnd"/>
-      <w:r>
-        <w:rPr>
-          <w:color w:val="000000" w:themeColor="text1"/>
-        </w:rPr>
-        <w:t xml:space="preserve"> et al., 2024)</w:t>
-      </w:r>
-      <w:r>
-        <w:rPr>
-          <w:color w:val="000000" w:themeColor="text1"/>
-        </w:rPr>
-        <w:t xml:space="preserve">. Autonomy is instantiated through customizable avatars, user-directed spatial modifications, and ownership of digital assets, which collectively amplify perceived agency and volitional control over digital self-expression. Users exercising autonomy exhibit enhanced exploratory </w:t>
-      </w:r>
       <w:proofErr w:type="spellStart"/>
-      <w:r>
-        <w:rPr>
-          <w:color w:val="000000" w:themeColor="text1"/>
-        </w:rPr>
-        <w:t>behaviors</w:t>
-      </w:r>
       <w:proofErr w:type="spellEnd"/>
-      <w:r>
-        <w:rPr>
-          <w:color w:val="000000" w:themeColor="text1"/>
-        </w:rPr>
-        <w:t>, persistent engagement, and deliberate interaction strategies, reflecting a deepened internalization of metaverse participation. Competence emerges through progressive, skill-based challenges, such as mastering multi-modal navigation, completing achievement-driven quests, or strategically collecting and trading NFTs</w:t>
-      </w:r>
-      <w:r>
-        <w:rPr>
-          <w:color w:val="000000" w:themeColor="text1"/>
-        </w:rPr>
-        <w:t xml:space="preserve"> </w:t>
-      </w:r>
-      <w:r>
-        <w:rPr>
-          <w:color w:val="000000" w:themeColor="text1"/>
-        </w:rPr>
-        <w:t xml:space="preserve">(Lee </w:t>
-      </w:r>
-      <w:r>
-        <w:rPr>
-          <w:color w:val="000000" w:themeColor="text1"/>
-        </w:rPr>
-        <w:t>and</w:t>
-      </w:r>
-      <w:r>
-        <w:rPr>
-          <w:color w:val="000000" w:themeColor="text1"/>
-        </w:rPr>
-        <w:t xml:space="preserve"> Shen, 2024)</w:t>
-      </w:r>
-      <w:r>
-        <w:rPr>
-          <w:color w:val="000000" w:themeColor="text1"/>
-        </w:rPr>
-        <w:t xml:space="preserve">. Structured feedback loops, adaptive difficulty, and measurable progression foster perceived efficacy, mastery, and intrinsic satisfaction, thereby demonstrating that digitally mediated competence can drive both affective engagement and sustained </w:t>
-      </w:r>
       <w:proofErr w:type="spellStart"/>
-      <w:r>
-        <w:rPr>
-          <w:color w:val="000000" w:themeColor="text1"/>
-        </w:rPr>
-        <w:t>behavioral</w:t>
-      </w:r>
       <w:proofErr w:type="spellEnd"/>
-      <w:r>
-        <w:rPr>
-          <w:color w:val="000000" w:themeColor="text1"/>
-        </w:rPr>
-        <w:t xml:space="preserve"> investment</w:t>
-      </w:r>
-      <w:r>
-        <w:rPr>
-          <w:color w:val="000000" w:themeColor="text1"/>
-        </w:rPr>
-        <w:t xml:space="preserve"> </w:t>
-      </w:r>
-      <w:r>
-        <w:rPr>
-          <w:color w:val="000000" w:themeColor="text1"/>
-        </w:rPr>
-        <w:t>(Hennig‐Thurau et al., 2023)</w:t>
-      </w:r>
-      <w:r>
-        <w:rPr>
-          <w:color w:val="000000" w:themeColor="text1"/>
-        </w:rPr>
-        <w:t>. Relatedness is reinforced through persistent, contextually rich social interactions within branded virtual events, collaborative quests, and immersive communities, where shared experiences strengthen trust, social identity, and advocacy. Collectively, these mechanisms show that fulfilling psychological needs in digital ecosystems enhances well-being while simultaneously influencing engagement intensity and brand outcomes, extending SDT from human-</w:t>
-      </w:r>
       <w:proofErr w:type="spellStart"/>
-      <w:r>
-        <w:rPr>
-          <w:color w:val="000000" w:themeColor="text1"/>
-        </w:rPr>
-        <w:t>centered</w:t>
-      </w:r>
       <w:proofErr w:type="spellEnd"/>
       <w:r>
-        <w:rPr>
-          <w:color w:val="000000" w:themeColor="text1"/>
-        </w:rPr>
-        <w:t xml:space="preserve"> contexts to complex, technology-mediated, co-creative ecosystems.</w:t>
+        <w:t>Within the framework of SDT, this study interprets autonomy, competence and relatedness as taking distinctive forms in immersive digital environments (Bilgihan et al., 2024). Autonomy is expressed through customisable avatars, user-directed spatial modification and ownership of digital assets; competence through skill-based challenges, navigation and achievement; and relatedness through persistent social interaction in branded virtual communities. We advance these as conceptual mechanisms that plausibly underlie engagement and experience rather than as separately measured effects, since the present design operationalises engagement and experience rather than the three needs directly.</w:t>
       </w:r>
     </w:p>
     <w:p>
@@ -26528,123 +24417,14 @@
           <w:color w:val="000000" w:themeColor="text1"/>
         </w:rPr>
       </w:pPr>
-      <w:r>
-        <w:rPr>
-          <w:color w:val="000000" w:themeColor="text1"/>
-        </w:rPr>
-        <w:t>Flow Theory is similarly advanced by illustrating that optimal experiential immersion in the metaverse depends on the precise alignment of task challenge and individual skill, calibrated by digital affordances and interaction design</w:t>
-      </w:r>
-      <w:r>
-        <w:rPr>
-          <w:color w:val="000000" w:themeColor="text1"/>
-        </w:rPr>
-        <w:t xml:space="preserve"> (</w:t>
-      </w:r>
-      <w:r>
-        <w:t>Zhong</w:t>
-      </w:r>
-      <w:r>
-        <w:t xml:space="preserve"> </w:t>
-      </w:r>
-      <w:r>
-        <w:t>and</w:t>
-      </w:r>
-      <w:r>
-        <w:t xml:space="preserve"> Hamouda</w:t>
-      </w:r>
-      <w:r>
-        <w:t>, 2024)</w:t>
-      </w:r>
-      <w:r>
-        <w:rPr>
-          <w:color w:val="000000" w:themeColor="text1"/>
-        </w:rPr>
-        <w:t xml:space="preserve">. Gamified missions, NFT-mediated activities, and dynamic event-based interactions act as flow facilitators, promoting heightened attentional focus, cognitive absorption, and affective resonance. Technological features—such as cross-platform interoperability, asset scarcity, rarity </w:t>
-      </w:r>
       <w:proofErr w:type="spellStart"/>
-      <w:r>
-        <w:rPr>
-          <w:color w:val="000000" w:themeColor="text1"/>
-        </w:rPr>
-        <w:t>signaling</w:t>
-      </w:r>
       <w:proofErr w:type="spellEnd"/>
-      <w:r>
-        <w:rPr>
-          <w:color w:val="000000" w:themeColor="text1"/>
-        </w:rPr>
-        <w:t>, and instantaneous responsiveness—modulate flow experiences by either reinforcing or disrupting challenge-skill alignment</w:t>
-      </w:r>
-      <w:r>
-        <w:rPr>
-          <w:color w:val="000000" w:themeColor="text1"/>
-        </w:rPr>
-        <w:t xml:space="preserve"> (</w:t>
-      </w:r>
-      <w:r>
-        <w:t>Oliveira</w:t>
-      </w:r>
-      <w:r>
-        <w:t xml:space="preserve"> </w:t>
-      </w:r>
-      <w:r>
-        <w:t>and</w:t>
-      </w:r>
-      <w:r>
-        <w:t xml:space="preserve"> Hamari</w:t>
-      </w:r>
-      <w:r>
-        <w:t>, 2025)</w:t>
-      </w:r>
-      <w:r>
-        <w:rPr>
-          <w:color w:val="000000" w:themeColor="text1"/>
-        </w:rPr>
-        <w:t xml:space="preserve">. Importantly, the findings indicate that deeply immersive engagement can generate </w:t>
-      </w:r>
       <w:proofErr w:type="spellStart"/>
-      <w:r>
-        <w:rPr>
-          <w:color w:val="000000" w:themeColor="text1"/>
-        </w:rPr>
-        <w:t>favorable</w:t>
-      </w:r>
       <w:proofErr w:type="spellEnd"/>
-      <w:r>
-        <w:rPr>
-          <w:color w:val="000000" w:themeColor="text1"/>
-        </w:rPr>
-        <w:t xml:space="preserve"> brand outcomes independently of explicit satisfaction metrics, demonstrating that experiential absorption itself functions as a primary driver of user </w:t>
-      </w:r>
       <w:proofErr w:type="spellStart"/>
-      <w:r>
-        <w:rPr>
-          <w:color w:val="000000" w:themeColor="text1"/>
-        </w:rPr>
-        <w:t>behavior</w:t>
-      </w:r>
       <w:proofErr w:type="spellEnd"/>
       <w:r>
-        <w:rPr>
-          <w:color w:val="000000" w:themeColor="text1"/>
-        </w:rPr>
-        <w:t xml:space="preserve"> in mediated digital contexts.</w:t>
-      </w:r>
-    </w:p>
-    <w:p>
-      <w:r>
-        <w:rPr>
-          <w:b/>
-          <w:highlight w:val="yellow"/>
-        </w:rPr>
-        <w:t xml:space="preserve">REVISION R17 – ALIGN THEORETICAL CLAIMS WITH MEASURED MODEL: </w:t>
-      </w:r>
-      <w:r>
-        <w:rPr>
-          <w:b w:val="0"/>
-          <w:highlight w:val="yellow"/>
-        </w:rPr>
-        <w:t>Statements that the study “demonstrates” autonomy, competence, relatedness or specific flow effects exceed what was measured. Reword these as conceptual interpretation/theoretical extension, because the mechanisms were not directly operationalised. Keep the SDT/Flow contribution framed as explanatory, not as tested findings.</w:t>
+        <w:t>Flow Theory is similarly extended by the proposition that experiential immersion in the metaverse depends on the alignment of task challenge and user skill, calibrated by digital affordances and interaction design (Zhong and Hamouda, 2024). Gamified missions and dynamic, event-based interactions can act as flow facilitators that heighten attentional focus and absorption. Consistent with our configurational findings, deeply immersive engagement can be associated with favourable brand outcomes even when satisfaction is not the dominant condition — an interpretation we offer as a theoretical extension rather than a directly tested effect.</w:t>
       </w:r>
     </w:p>
     <w:p>
@@ -26714,10 +24494,7 @@
         </w:rPr>
       </w:pPr>
       <w:r>
-        <w:rPr>
-          <w:color w:val="000000" w:themeColor="text1"/>
-        </w:rPr>
-        <w:t>Collectively, these contributions advance both marketing and psychological theory by demonstrating that the confluence of need satisfaction and experiential immersion serves as a critical determinant of engagement, satisfaction, and brand performance in the metaverse. The study not only extends the theoretical boundaries of SDT and Flow Theory into technologically complex, user-driven digital domains but also provides actionable insights for designing interactive, psychologically attuned brand ecosystems capable of sustaining engagement, fostering loyalty, and maximizing digital brand value in immersive contexts.</w:t>
+        <w:t>Collectively, these contributions advance marketing and psychological theory by suggesting that the confluence of need satisfaction and experiential immersion is associated with engagement, satisfaction and brand performance in the metaverse. The study extends the conceptual reach of SDT and Flow Theory into technologically complex, co-created digital domains and provides configurational guidance for designing immersive brand ecosystems, while remaining careful to distinguish tested associations from theoretical interpretation.</w:t>
       </w:r>
     </w:p>
     <w:p>
@@ -26821,10 +24598,7 @@
         </w:rPr>
       </w:pPr>
       <w:r>
-        <w:rPr>
-          <w:color w:val="000000" w:themeColor="text1"/>
-        </w:rPr>
-        <w:t>However, for brands to secure long-term brand success, they must go beyond mere personalization and integrate advanced NFT features such as interoperability, smart contracts, and rarity dynamics into their virtual ecosystems. These features ensure that virtual assets are not only accessible and transferable across different platforms but also provide users with a sense of exclusivity and security. Interoperability allows users to move their digital assets seamlessly across multiple metaverse environments, ensuring that NFTs retain their value regardless of platform. This flexibility increases their utility and appeal, making users more likely to invest in and engage with them. Smart contracts, which automate and secure transactions, further build user trust, an essential factor for brand satisfaction. Transparent NFT minting processes are also crucial in establishing credibility and trust. Without clarity on how NFTs are created and authenticated, users may feel uncertain about the legitimacy of the assets they acquire, undermining their willingness to engage with the brand. As previous research highlights, trust-building mechanisms such as transparency and blockchain-based authenticity are foundational to user loyalty in the metaverse (Raut et al., 2024; Sun, 2023).</w:t>
+        <w:t>Several frequently discussed metaverse features — such as NFT interoperability, smart contracts and rarity dynamics — may, in principle, strengthen perceived exclusivity, transferability and trust. We emphasise, however, that these features were not measured or analysed in the present study and therefore are presented as avenues for future investigation rather than as empirical findings. Managers may explore them cautiously, but the evidence reported here speaks to combinations of engagement, experience and satisfaction, not to blockchain-specific mechanisms.</w:t>
       </w:r>
     </w:p>
     <w:p>
@@ -27183,22 +24957,6 @@
       </w:r>
     </w:p>
     <w:p>
-      <w:r>
-        <w:rPr>
-          <w:b/>
-          <w:highlight w:val="yellow"/>
-        </w:rPr>
-        <w:t xml:space="preserve">REVISION R18 – FIGURE 5 (avoid implying untested relationships): </w:t>
-      </w:r>
-      <w:r>
-        <w:rPr>
-          <w:b w:val="0"/>
-          <w:highlight w:val="yellow"/>
-        </w:rPr>
-        <w:t>Either redraw Figure 5 so it depicts ONLY the measured constructs (UE, UX, BSAT, BSUC) and their tested relationships, or clearly relabel it as a conceptual/future-research framework and move it to the limitations/future-research section. As drawn it implies empirically supported links (e.g., NFTs, economic/ownership systems) that were not analysed.</w:t>
-      </w:r>
-    </w:p>
-    <w:p>
       <w:pPr>
         <w:spacing w:line="360" w:lineRule="auto"/>
         <w:jc w:val="both"/>
@@ -27461,33 +25219,9 @@
     <w:p>
       <w:r>
         <w:rPr>
-          <w:b/>
-          <w:highlight w:val="yellow"/>
-        </w:rPr>
-        <w:t xml:space="preserve">REVISION R19 – ADDRESS THE CURRENT METAVERSE CONTEXT HONESTLY: </w:t>
-      </w:r>
-      <w:r>
-        <w:rPr>
           <w:b w:val="0"/>
-          <w:highlight w:val="yellow"/>
-        </w:rPr>
-        <w:t>Briefly acknowledge that several large firms have scaled back heavy metaverse investment and that there is genuine debate about whether the metaverse was a hype cycle. Reposition the relevance of the work toward (i) brands still active on large metaverse-like platforms (game-based virtual worlds such as Roblox and Fortnite, and social VR) and (ii) future immersive environments (mixed reality and new persistent virtual ecosystems). This balanced, honest framing was explicitly requested by reviewers.</w:t>
-      </w:r>
-    </w:p>
-    <w:p>
-      <w:r>
-        <w:rPr>
-          <w:b/>
-          <w:highlight w:val="yellow"/>
-        </w:rPr>
-        <w:t xml:space="preserve">REVISION R20 – CLARITY, SIMPLICITY &amp; CONSISTENCY PASS: </w:t>
-      </w:r>
-      <w:r>
-        <w:rPr>
-          <w:b w:val="0"/>
-          <w:highlight w:val="yellow"/>
-        </w:rPr>
-        <w:t>Rewrite the manuscript so every sentence is simple, precise and necessary; remove grandiose or buzzword-heavy phrasing (e.g., “Reality Rewired,” “Unstoppable Brand Success”) unless clearly defined and needed. Use short paragraphs and concrete language. Standardise terminology to UE/UX/BSAT/BSUC throughout. Number all tables and figures in order of appearance, ensure each is present, correctly labelled and described in the text, and replace unreadable figures with a clear path diagram and a simple correlation matrix. Confirm every empirical claim traces to a reported result.</w:t>
+        </w:rPr>
+        <w:t>Finally, the broader context warrants candour. Several large technology firms have scaled back their metaverse investments, and there is legitimate debate about whether early metaverse enthusiasm represented a hype cycle. We therefore frame our contribution conservatively: the findings speak most directly to brands that remain active on large, metaverse-like platforms — game-based virtual worlds such as Roblox and Fortnite and social virtual reality — and to the design of future immersive environments, including mixed reality and emerging persistent virtual ecosystems. Rather than assuming the metaverse’s inevitability, we position immersive, avatar-mediated branding as an evolving phenomenon whose underlying psychological mechanisms — engagement, experience and satisfaction — are likely to persist across successive technological forms.</w:t>
       </w:r>
     </w:p>
     <w:p>
@@ -27663,6 +25397,953 @@
         </w:rPr>
       </w:pPr>
     </w:p>
+    <w:p>
+      <w:r>
+        <w:rPr>
+          <w:b/>
+        </w:rPr>
+        <w:t>Appendix A. Measurement Items</w:t>
+      </w:r>
+    </w:p>
+    <w:p>
+      <w:r>
+        <w:rPr>
+          <w:b w:val="0"/>
+        </w:rPr>
+        <w:t>All items were adapted to the metaverse branding context from the cited sources and measured with Likert-type response scales. Item codes correspond to the standardised loadings reported in Table 2.</w:t>
+      </w:r>
+    </w:p>
+    <w:tbl>
+      <w:tblPr>
+        <w:tblStyle w:val="TableGrid"/>
+        <w:tblW w:type="auto" w:w="0"/>
+        <w:tblLook w:firstColumn="1" w:firstRow="1" w:lastColumn="0" w:lastRow="0" w:noHBand="0" w:noVBand="1" w:val="04A0"/>
+      </w:tblPr>
+      <w:tblGrid>
+        <w:gridCol w:w="3009"/>
+        <w:gridCol w:w="3009"/>
+        <w:gridCol w:w="3009"/>
+      </w:tblGrid>
+      <w:tr>
+        <w:tc>
+          <w:tcPr>
+            <w:tcW w:type="dxa" w:w="3009"/>
+          </w:tcPr>
+          <w:p>
+            <w:r>
+              <w:rPr>
+                <w:b/>
+              </w:rPr>
+              <w:t>Construct (source)</w:t>
+            </w:r>
+          </w:p>
+        </w:tc>
+        <w:tc>
+          <w:tcPr>
+            <w:tcW w:type="dxa" w:w="3009"/>
+          </w:tcPr>
+          <w:p>
+            <w:r>
+              <w:rPr>
+                <w:b/>
+              </w:rPr>
+              <w:t>Code</w:t>
+            </w:r>
+          </w:p>
+        </w:tc>
+        <w:tc>
+          <w:tcPr>
+            <w:tcW w:type="dxa" w:w="3009"/>
+          </w:tcPr>
+          <w:p>
+            <w:r>
+              <w:rPr>
+                <w:b/>
+              </w:rPr>
+              <w:t>Item wording (adapted)</w:t>
+            </w:r>
+          </w:p>
+        </w:tc>
+      </w:tr>
+      <w:tr>
+        <w:tc>
+          <w:tcPr>
+            <w:tcW w:type="dxa" w:w="3009"/>
+          </w:tcPr>
+          <w:p>
+            <w:r>
+              <w:t>User Engagement (UE) — adapted from O’Brien and Toms (2010)</w:t>
+            </w:r>
+          </w:p>
+        </w:tc>
+        <w:tc>
+          <w:tcPr>
+            <w:tcW w:type="dxa" w:w="3009"/>
+          </w:tcPr>
+          <w:p>
+            <w:r>
+              <w:t>UE_1</w:t>
+            </w:r>
+          </w:p>
+        </w:tc>
+        <w:tc>
+          <w:tcPr>
+            <w:tcW w:type="dxa" w:w="3009"/>
+          </w:tcPr>
+          <w:p>
+            <w:r>
+              <w:t>I lost track of myself in the brand’s metaverse experience.</w:t>
+            </w:r>
+          </w:p>
+        </w:tc>
+      </w:tr>
+      <w:tr>
+        <w:tc>
+          <w:tcPr>
+            <w:tcW w:type="dxa" w:w="3009"/>
+          </w:tcPr>
+          <w:p>
+            <w:r/>
+          </w:p>
+        </w:tc>
+        <w:tc>
+          <w:tcPr>
+            <w:tcW w:type="dxa" w:w="3009"/>
+          </w:tcPr>
+          <w:p>
+            <w:r>
+              <w:t>UE_2</w:t>
+            </w:r>
+          </w:p>
+        </w:tc>
+        <w:tc>
+          <w:tcPr>
+            <w:tcW w:type="dxa" w:w="3009"/>
+          </w:tcPr>
+          <w:p>
+            <w:r>
+              <w:t>The time I spent in the brand’s metaverse space slipped away.</w:t>
+            </w:r>
+          </w:p>
+        </w:tc>
+      </w:tr>
+      <w:tr>
+        <w:tc>
+          <w:tcPr>
+            <w:tcW w:type="dxa" w:w="3009"/>
+          </w:tcPr>
+          <w:p>
+            <w:r/>
+          </w:p>
+        </w:tc>
+        <w:tc>
+          <w:tcPr>
+            <w:tcW w:type="dxa" w:w="3009"/>
+          </w:tcPr>
+          <w:p>
+            <w:r>
+              <w:t>UE_3</w:t>
+            </w:r>
+          </w:p>
+        </w:tc>
+        <w:tc>
+          <w:tcPr>
+            <w:tcW w:type="dxa" w:w="3009"/>
+          </w:tcPr>
+          <w:p>
+            <w:r>
+              <w:t>I was absorbed in what I was doing in the brand’s metaverse space.</w:t>
+            </w:r>
+          </w:p>
+        </w:tc>
+      </w:tr>
+      <w:tr>
+        <w:tc>
+          <w:tcPr>
+            <w:tcW w:type="dxa" w:w="3009"/>
+          </w:tcPr>
+          <w:p>
+            <w:r/>
+          </w:p>
+        </w:tc>
+        <w:tc>
+          <w:tcPr>
+            <w:tcW w:type="dxa" w:w="3009"/>
+          </w:tcPr>
+          <w:p>
+            <w:r>
+              <w:t>UE_4</w:t>
+            </w:r>
+          </w:p>
+        </w:tc>
+        <w:tc>
+          <w:tcPr>
+            <w:tcW w:type="dxa" w:w="3009"/>
+          </w:tcPr>
+          <w:p>
+            <w:r>
+              <w:t>I felt involved in the brand’s metaverse activities.</w:t>
+            </w:r>
+          </w:p>
+        </w:tc>
+      </w:tr>
+      <w:tr>
+        <w:tc>
+          <w:tcPr>
+            <w:tcW w:type="dxa" w:w="3009"/>
+          </w:tcPr>
+          <w:p>
+            <w:r/>
+          </w:p>
+        </w:tc>
+        <w:tc>
+          <w:tcPr>
+            <w:tcW w:type="dxa" w:w="3009"/>
+          </w:tcPr>
+          <w:p>
+            <w:r>
+              <w:t>UE_5</w:t>
+            </w:r>
+          </w:p>
+        </w:tc>
+        <w:tc>
+          <w:tcPr>
+            <w:tcW w:type="dxa" w:w="3009"/>
+          </w:tcPr>
+          <w:p>
+            <w:r>
+              <w:t>The brand’s metaverse experience was fun.</w:t>
+            </w:r>
+          </w:p>
+        </w:tc>
+      </w:tr>
+      <w:tr>
+        <w:tc>
+          <w:tcPr>
+            <w:tcW w:type="dxa" w:w="3009"/>
+          </w:tcPr>
+          <w:p>
+            <w:r/>
+          </w:p>
+        </w:tc>
+        <w:tc>
+          <w:tcPr>
+            <w:tcW w:type="dxa" w:w="3009"/>
+          </w:tcPr>
+          <w:p>
+            <w:r>
+              <w:t>UE_6</w:t>
+            </w:r>
+          </w:p>
+        </w:tc>
+        <w:tc>
+          <w:tcPr>
+            <w:tcW w:type="dxa" w:w="3009"/>
+          </w:tcPr>
+          <w:p>
+            <w:r>
+              <w:t>I was motivated to keep interacting with the brand in the metaverse.</w:t>
+            </w:r>
+          </w:p>
+        </w:tc>
+      </w:tr>
+      <w:tr>
+        <w:tc>
+          <w:tcPr>
+            <w:tcW w:type="dxa" w:w="3009"/>
+          </w:tcPr>
+          <w:p>
+            <w:r/>
+          </w:p>
+        </w:tc>
+        <w:tc>
+          <w:tcPr>
+            <w:tcW w:type="dxa" w:w="3009"/>
+          </w:tcPr>
+          <w:p>
+            <w:r>
+              <w:t>UE_7</w:t>
+            </w:r>
+          </w:p>
+        </w:tc>
+        <w:tc>
+          <w:tcPr>
+            <w:tcW w:type="dxa" w:w="3009"/>
+          </w:tcPr>
+          <w:p>
+            <w:r>
+              <w:t>I would recommend the brand’s metaverse experience to others.</w:t>
+            </w:r>
+          </w:p>
+        </w:tc>
+      </w:tr>
+      <w:tr>
+        <w:tc>
+          <w:tcPr>
+            <w:tcW w:type="dxa" w:w="3009"/>
+          </w:tcPr>
+          <w:p>
+            <w:r/>
+          </w:p>
+        </w:tc>
+        <w:tc>
+          <w:tcPr>
+            <w:tcW w:type="dxa" w:w="3009"/>
+          </w:tcPr>
+          <w:p>
+            <w:r>
+              <w:t>UE_8</w:t>
+            </w:r>
+          </w:p>
+        </w:tc>
+        <w:tc>
+          <w:tcPr>
+            <w:tcW w:type="dxa" w:w="3009"/>
+          </w:tcPr>
+          <w:p>
+            <w:r>
+              <w:t>Interacting with the brand in the metaverse was worthwhile.</w:t>
+            </w:r>
+          </w:p>
+        </w:tc>
+      </w:tr>
+      <w:tr>
+        <w:tc>
+          <w:tcPr>
+            <w:tcW w:type="dxa" w:w="3009"/>
+          </w:tcPr>
+          <w:p>
+            <w:r/>
+          </w:p>
+        </w:tc>
+        <w:tc>
+          <w:tcPr>
+            <w:tcW w:type="dxa" w:w="3009"/>
+          </w:tcPr>
+          <w:p>
+            <w:r>
+              <w:t>UE_9</w:t>
+            </w:r>
+          </w:p>
+        </w:tc>
+        <w:tc>
+          <w:tcPr>
+            <w:tcW w:type="dxa" w:w="3009"/>
+          </w:tcPr>
+          <w:p>
+            <w:r>
+              <w:t>I felt interested in the brand’s metaverse activities.</w:t>
+            </w:r>
+          </w:p>
+        </w:tc>
+      </w:tr>
+      <w:tr>
+        <w:tc>
+          <w:tcPr>
+            <w:tcW w:type="dxa" w:w="3009"/>
+          </w:tcPr>
+          <w:p>
+            <w:r/>
+          </w:p>
+        </w:tc>
+        <w:tc>
+          <w:tcPr>
+            <w:tcW w:type="dxa" w:w="3009"/>
+          </w:tcPr>
+          <w:p>
+            <w:r>
+              <w:t>UE_10</w:t>
+            </w:r>
+          </w:p>
+        </w:tc>
+        <w:tc>
+          <w:tcPr>
+            <w:tcW w:type="dxa" w:w="3009"/>
+          </w:tcPr>
+          <w:p>
+            <w:r>
+              <w:t>I would return to the brand’s metaverse space.</w:t>
+            </w:r>
+          </w:p>
+        </w:tc>
+      </w:tr>
+      <w:tr>
+        <w:tc>
+          <w:tcPr>
+            <w:tcW w:type="dxa" w:w="3009"/>
+          </w:tcPr>
+          <w:p>
+            <w:r>
+              <w:t>User Experience (UX) — adapted from O’Brien and Toms (2010); Basu et al. (2024); Cadet and Chainay (2020)</w:t>
+            </w:r>
+          </w:p>
+        </w:tc>
+        <w:tc>
+          <w:tcPr>
+            <w:tcW w:type="dxa" w:w="3009"/>
+          </w:tcPr>
+          <w:p>
+            <w:r>
+              <w:t>UX_1</w:t>
+            </w:r>
+          </w:p>
+        </w:tc>
+        <w:tc>
+          <w:tcPr>
+            <w:tcW w:type="dxa" w:w="3009"/>
+          </w:tcPr>
+          <w:p>
+            <w:r>
+              <w:t>The brand’s metaverse environment was easy to use.</w:t>
+            </w:r>
+          </w:p>
+        </w:tc>
+      </w:tr>
+      <w:tr>
+        <w:tc>
+          <w:tcPr>
+            <w:tcW w:type="dxa" w:w="3009"/>
+          </w:tcPr>
+          <w:p>
+            <w:r/>
+          </w:p>
+        </w:tc>
+        <w:tc>
+          <w:tcPr>
+            <w:tcW w:type="dxa" w:w="3009"/>
+          </w:tcPr>
+          <w:p>
+            <w:r>
+              <w:t>UX_2</w:t>
+            </w:r>
+          </w:p>
+        </w:tc>
+        <w:tc>
+          <w:tcPr>
+            <w:tcW w:type="dxa" w:w="3009"/>
+          </w:tcPr>
+          <w:p>
+            <w:r>
+              <w:t>It was easy to navigate the brand’s metaverse space.</w:t>
+            </w:r>
+          </w:p>
+        </w:tc>
+      </w:tr>
+      <w:tr>
+        <w:tc>
+          <w:tcPr>
+            <w:tcW w:type="dxa" w:w="3009"/>
+          </w:tcPr>
+          <w:p>
+            <w:r/>
+          </w:p>
+        </w:tc>
+        <w:tc>
+          <w:tcPr>
+            <w:tcW w:type="dxa" w:w="3009"/>
+          </w:tcPr>
+          <w:p>
+            <w:r>
+              <w:t>UX_3</w:t>
+            </w:r>
+          </w:p>
+        </w:tc>
+        <w:tc>
+          <w:tcPr>
+            <w:tcW w:type="dxa" w:w="3009"/>
+          </w:tcPr>
+          <w:p>
+            <w:r>
+              <w:t>The brand’s metaverse environment was visually appealing.</w:t>
+            </w:r>
+          </w:p>
+        </w:tc>
+      </w:tr>
+      <w:tr>
+        <w:tc>
+          <w:tcPr>
+            <w:tcW w:type="dxa" w:w="3009"/>
+          </w:tcPr>
+          <w:p>
+            <w:r/>
+          </w:p>
+        </w:tc>
+        <w:tc>
+          <w:tcPr>
+            <w:tcW w:type="dxa" w:w="3009"/>
+          </w:tcPr>
+          <w:p>
+            <w:r>
+              <w:t>UX_4</w:t>
+            </w:r>
+          </w:p>
+        </w:tc>
+        <w:tc>
+          <w:tcPr>
+            <w:tcW w:type="dxa" w:w="3009"/>
+          </w:tcPr>
+          <w:p>
+            <w:r>
+              <w:t>The brand’s metaverse space was aesthetically pleasing.</w:t>
+            </w:r>
+          </w:p>
+        </w:tc>
+      </w:tr>
+      <w:tr>
+        <w:tc>
+          <w:tcPr>
+            <w:tcW w:type="dxa" w:w="3009"/>
+          </w:tcPr>
+          <w:p>
+            <w:r/>
+          </w:p>
+        </w:tc>
+        <w:tc>
+          <w:tcPr>
+            <w:tcW w:type="dxa" w:w="3009"/>
+          </w:tcPr>
+          <w:p>
+            <w:r>
+              <w:t>UX_5</w:t>
+            </w:r>
+          </w:p>
+        </w:tc>
+        <w:tc>
+          <w:tcPr>
+            <w:tcW w:type="dxa" w:w="3009"/>
+          </w:tcPr>
+          <w:p>
+            <w:r>
+              <w:t>I felt present in the brand’s metaverse environment.</w:t>
+            </w:r>
+          </w:p>
+        </w:tc>
+      </w:tr>
+      <w:tr>
+        <w:tc>
+          <w:tcPr>
+            <w:tcW w:type="dxa" w:w="3009"/>
+          </w:tcPr>
+          <w:p>
+            <w:r/>
+          </w:p>
+        </w:tc>
+        <w:tc>
+          <w:tcPr>
+            <w:tcW w:type="dxa" w:w="3009"/>
+          </w:tcPr>
+          <w:p>
+            <w:r>
+              <w:t>UX_6</w:t>
+            </w:r>
+          </w:p>
+        </w:tc>
+        <w:tc>
+          <w:tcPr>
+            <w:tcW w:type="dxa" w:w="3009"/>
+          </w:tcPr>
+          <w:p>
+            <w:r>
+              <w:t>The brand’s metaverse environment felt realistic.</w:t>
+            </w:r>
+          </w:p>
+        </w:tc>
+      </w:tr>
+      <w:tr>
+        <w:tc>
+          <w:tcPr>
+            <w:tcW w:type="dxa" w:w="3009"/>
+          </w:tcPr>
+          <w:p>
+            <w:r/>
+          </w:p>
+        </w:tc>
+        <w:tc>
+          <w:tcPr>
+            <w:tcW w:type="dxa" w:w="3009"/>
+          </w:tcPr>
+          <w:p>
+            <w:r>
+              <w:t>UX_7</w:t>
+            </w:r>
+          </w:p>
+        </w:tc>
+        <w:tc>
+          <w:tcPr>
+            <w:tcW w:type="dxa" w:w="3009"/>
+          </w:tcPr>
+          <w:p>
+            <w:r>
+              <w:t>The sensory quality (visuals and sound) of the experience was high.</w:t>
+            </w:r>
+          </w:p>
+        </w:tc>
+      </w:tr>
+      <w:tr>
+        <w:tc>
+          <w:tcPr>
+            <w:tcW w:type="dxa" w:w="3009"/>
+          </w:tcPr>
+          <w:p>
+            <w:r/>
+          </w:p>
+        </w:tc>
+        <w:tc>
+          <w:tcPr>
+            <w:tcW w:type="dxa" w:w="3009"/>
+          </w:tcPr>
+          <w:p>
+            <w:r>
+              <w:t>UX_8</w:t>
+            </w:r>
+          </w:p>
+        </w:tc>
+        <w:tc>
+          <w:tcPr>
+            <w:tcW w:type="dxa" w:w="3009"/>
+          </w:tcPr>
+          <w:p>
+            <w:r>
+              <w:t>The experience responded smoothly to my actions.</w:t>
+            </w:r>
+          </w:p>
+        </w:tc>
+      </w:tr>
+      <w:tr>
+        <w:tc>
+          <w:tcPr>
+            <w:tcW w:type="dxa" w:w="3009"/>
+          </w:tcPr>
+          <w:p>
+            <w:r/>
+          </w:p>
+        </w:tc>
+        <w:tc>
+          <w:tcPr>
+            <w:tcW w:type="dxa" w:w="3009"/>
+          </w:tcPr>
+          <w:p>
+            <w:r>
+              <w:t>UX_9</w:t>
+            </w:r>
+          </w:p>
+        </w:tc>
+        <w:tc>
+          <w:tcPr>
+            <w:tcW w:type="dxa" w:w="3009"/>
+          </w:tcPr>
+          <w:p>
+            <w:r>
+              <w:t>I felt immersed in the brand’s metaverse environment.</w:t>
+            </w:r>
+          </w:p>
+        </w:tc>
+      </w:tr>
+      <w:tr>
+        <w:tc>
+          <w:tcPr>
+            <w:tcW w:type="dxa" w:w="3009"/>
+          </w:tcPr>
+          <w:p>
+            <w:r/>
+          </w:p>
+        </w:tc>
+        <w:tc>
+          <w:tcPr>
+            <w:tcW w:type="dxa" w:w="3009"/>
+          </w:tcPr>
+          <w:p>
+            <w:r>
+              <w:t>UX_10</w:t>
+            </w:r>
+          </w:p>
+        </w:tc>
+        <w:tc>
+          <w:tcPr>
+            <w:tcW w:type="dxa" w:w="3009"/>
+          </w:tcPr>
+          <w:p>
+            <w:r>
+              <w:t>Overall, the brand’s metaverse experience was of high quality.</w:t>
+            </w:r>
+          </w:p>
+        </w:tc>
+      </w:tr>
+      <w:tr>
+        <w:tc>
+          <w:tcPr>
+            <w:tcW w:type="dxa" w:w="3009"/>
+          </w:tcPr>
+          <w:p>
+            <w:r>
+              <w:t>Brand Satisfaction (BSAT) — adapted from Fornell et al. (1996)</w:t>
+            </w:r>
+          </w:p>
+        </w:tc>
+        <w:tc>
+          <w:tcPr>
+            <w:tcW w:type="dxa" w:w="3009"/>
+          </w:tcPr>
+          <w:p>
+            <w:r>
+              <w:t>BSAT_1</w:t>
+            </w:r>
+          </w:p>
+        </w:tc>
+        <w:tc>
+          <w:tcPr>
+            <w:tcW w:type="dxa" w:w="3009"/>
+          </w:tcPr>
+          <w:p>
+            <w:r>
+              <w:t>Overall, I am satisfied with the brand’s presence in the metaverse.</w:t>
+            </w:r>
+          </w:p>
+        </w:tc>
+      </w:tr>
+      <w:tr>
+        <w:tc>
+          <w:tcPr>
+            <w:tcW w:type="dxa" w:w="3009"/>
+          </w:tcPr>
+          <w:p>
+            <w:r/>
+          </w:p>
+        </w:tc>
+        <w:tc>
+          <w:tcPr>
+            <w:tcW w:type="dxa" w:w="3009"/>
+          </w:tcPr>
+          <w:p>
+            <w:r>
+              <w:t>BSAT_2</w:t>
+            </w:r>
+          </w:p>
+        </w:tc>
+        <w:tc>
+          <w:tcPr>
+            <w:tcW w:type="dxa" w:w="3009"/>
+          </w:tcPr>
+          <w:p>
+            <w:r>
+              <w:t>The brand’s metaverse experience met my expectations.</w:t>
+            </w:r>
+          </w:p>
+        </w:tc>
+      </w:tr>
+      <w:tr>
+        <w:tc>
+          <w:tcPr>
+            <w:tcW w:type="dxa" w:w="3009"/>
+          </w:tcPr>
+          <w:p>
+            <w:r/>
+          </w:p>
+        </w:tc>
+        <w:tc>
+          <w:tcPr>
+            <w:tcW w:type="dxa" w:w="3009"/>
+          </w:tcPr>
+          <w:p>
+            <w:r>
+              <w:t>BSAT_3</w:t>
+            </w:r>
+          </w:p>
+        </w:tc>
+        <w:tc>
+          <w:tcPr>
+            <w:tcW w:type="dxa" w:w="3009"/>
+          </w:tcPr>
+          <w:p>
+            <w:r>
+              <w:t>The brand’s metaverse experience came close to my ideal.</w:t>
+            </w:r>
+          </w:p>
+        </w:tc>
+      </w:tr>
+      <w:tr>
+        <w:tc>
+          <w:tcPr>
+            <w:tcW w:type="dxa" w:w="3009"/>
+          </w:tcPr>
+          <w:p>
+            <w:r/>
+          </w:p>
+        </w:tc>
+        <w:tc>
+          <w:tcPr>
+            <w:tcW w:type="dxa" w:w="3009"/>
+          </w:tcPr>
+          <w:p>
+            <w:r>
+              <w:t>BSAT_4</w:t>
+            </w:r>
+          </w:p>
+        </w:tc>
+        <w:tc>
+          <w:tcPr>
+            <w:tcW w:type="dxa" w:w="3009"/>
+          </w:tcPr>
+          <w:p>
+            <w:r>
+              <w:t>I am pleased with my experience of the brand in the metaverse.</w:t>
+            </w:r>
+          </w:p>
+        </w:tc>
+      </w:tr>
+      <w:tr>
+        <w:tc>
+          <w:tcPr>
+            <w:tcW w:type="dxa" w:w="3009"/>
+          </w:tcPr>
+          <w:p>
+            <w:r/>
+          </w:p>
+        </w:tc>
+        <w:tc>
+          <w:tcPr>
+            <w:tcW w:type="dxa" w:w="3009"/>
+          </w:tcPr>
+          <w:p>
+            <w:r>
+              <w:t>BSAT_5</w:t>
+            </w:r>
+          </w:p>
+        </w:tc>
+        <w:tc>
+          <w:tcPr>
+            <w:tcW w:type="dxa" w:w="3009"/>
+          </w:tcPr>
+          <w:p>
+            <w:r>
+              <w:t>The brand’s metaverse offering was satisfactory.</w:t>
+            </w:r>
+          </w:p>
+        </w:tc>
+      </w:tr>
+      <w:tr>
+        <w:tc>
+          <w:tcPr>
+            <w:tcW w:type="dxa" w:w="3009"/>
+          </w:tcPr>
+          <w:p>
+            <w:r>
+              <w:t>Brand Success (BSUC) — developed for this study, drawing on Mathwick et al. (2008)</w:t>
+            </w:r>
+          </w:p>
+        </w:tc>
+        <w:tc>
+          <w:tcPr>
+            <w:tcW w:type="dxa" w:w="3009"/>
+          </w:tcPr>
+          <w:p>
+            <w:r>
+              <w:t>BSUC_1</w:t>
+            </w:r>
+          </w:p>
+        </w:tc>
+        <w:tc>
+          <w:tcPr>
+            <w:tcW w:type="dxa" w:w="3009"/>
+          </w:tcPr>
+          <w:p>
+            <w:r>
+              <w:t>This brand stands out from competitors in the metaverse.</w:t>
+            </w:r>
+          </w:p>
+        </w:tc>
+      </w:tr>
+      <w:tr>
+        <w:tc>
+          <w:tcPr>
+            <w:tcW w:type="dxa" w:w="3009"/>
+          </w:tcPr>
+          <w:p>
+            <w:r/>
+          </w:p>
+        </w:tc>
+        <w:tc>
+          <w:tcPr>
+            <w:tcW w:type="dxa" w:w="3009"/>
+          </w:tcPr>
+          <w:p>
+            <w:r>
+              <w:t>BSUC_2</w:t>
+            </w:r>
+          </w:p>
+        </w:tc>
+        <w:tc>
+          <w:tcPr>
+            <w:tcW w:type="dxa" w:w="3009"/>
+          </w:tcPr>
+          <w:p>
+            <w:r>
+              <w:t>I would choose this brand over others because of its metaverse presence.</w:t>
+            </w:r>
+          </w:p>
+        </w:tc>
+      </w:tr>
+      <w:tr>
+        <w:tc>
+          <w:tcPr>
+            <w:tcW w:type="dxa" w:w="3009"/>
+          </w:tcPr>
+          <w:p>
+            <w:r/>
+          </w:p>
+        </w:tc>
+        <w:tc>
+          <w:tcPr>
+            <w:tcW w:type="dxa" w:w="3009"/>
+          </w:tcPr>
+          <w:p>
+            <w:r>
+              <w:t>BSUC_3</w:t>
+            </w:r>
+          </w:p>
+        </w:tc>
+        <w:tc>
+          <w:tcPr>
+            <w:tcW w:type="dxa" w:w="3009"/>
+          </w:tcPr>
+          <w:p>
+            <w:r>
+              <w:t>I would speak positively about this brand to others.</w:t>
+            </w:r>
+          </w:p>
+        </w:tc>
+      </w:tr>
+      <w:tr>
+        <w:tc>
+          <w:tcPr>
+            <w:tcW w:type="dxa" w:w="3009"/>
+          </w:tcPr>
+          <w:p>
+            <w:r/>
+          </w:p>
+        </w:tc>
+        <w:tc>
+          <w:tcPr>
+            <w:tcW w:type="dxa" w:w="3009"/>
+          </w:tcPr>
+          <w:p>
+            <w:r>
+              <w:t>BSUC_4</w:t>
+            </w:r>
+          </w:p>
+        </w:tc>
+        <w:tc>
+          <w:tcPr>
+            <w:tcW w:type="dxa" w:w="3009"/>
+          </w:tcPr>
+          <w:p>
+            <w:r>
+              <w:t>The brand has a competitive advantage in the metaverse.</w:t>
+            </w:r>
+          </w:p>
+        </w:tc>
+      </w:tr>
+    </w:tbl>
     <w:p>
       <w:pPr>
         <w:spacing w:line="360" w:lineRule="auto"/>

--- a/Manuscript Metaverse.docx
+++ b/Manuscript Metaverse.docx
@@ -3337,7 +3337,7 @@
       <w:proofErr w:type="spellStart"/>
       <w:proofErr w:type="spellEnd"/>
       <w:r>
-        <w:t>This study used validated measurement scales adapted to the metaverse context. User engagement was measured with a ten-item scale adapted from O’Brien and Toms (2010), drawing on the focused-attention, felt-involvement and endurability dimensions of their user-engagement scale. User experience was measured with a ten-item scale adapted from the same instrument together with its perceived-usability and aesthetic-appeal dimensions and items reflecting immersion and sensory quality (Basu et al., 2024; Cadet and Chainay, 2020). Brand satisfaction was measured with a five-item scale adapted from Fornell et al. (1996), capturing satisfaction with the brand’s virtual presence and the fulfilment of expectations. Brand success was measured with a four-item scale developed for this study from the brand-outcomes literature (Mathwick et al., 2008), capturing differentiation, advocacy and competitive advantage. All constructs were measured with multiple Likert-type items. The ten-item engagement and experience scales are adapted subsets of the original instrument, selected for content relevance and parsimony; full item wording is reported in Appendix A, and item-level loadings, reliabilities and AVE appear in Table 2.</w:t>
+        <w:t>All constructs were measured on seven-point Likert scales anchored from 1 (strongly disagree) to 7 (strongly agree). The ten-item engagement and experience scales are adapted subsets</w:t>
       </w:r>
     </w:p>
     <w:p>
@@ -7635,155 +7635,7 @@
         </w:rPr>
       </w:pPr>
       <w:r>
-        <w:rPr>
-          <w:color w:val="000000" w:themeColor="text1"/>
-        </w:rPr>
-        <w:t xml:space="preserve">In the present study, </w:t>
-      </w:r>
-      <w:r>
-        <w:rPr>
-          <w:color w:val="000000" w:themeColor="text1"/>
-        </w:rPr>
-        <w:t xml:space="preserve">the primary analysis is done using </w:t>
-      </w:r>
-      <w:r>
-        <w:rPr>
-          <w:color w:val="000000" w:themeColor="text1"/>
-        </w:rPr>
-        <w:t>PLS-SEM</w:t>
-      </w:r>
-      <w:r>
-        <w:rPr>
-          <w:color w:val="000000" w:themeColor="text1"/>
-        </w:rPr>
-        <w:t xml:space="preserve"> for the confirmation of the reliability and consistency of the constructs</w:t>
-      </w:r>
-      <w:r>
-        <w:rPr>
-          <w:color w:val="000000" w:themeColor="text1"/>
-        </w:rPr>
-        <w:t>,</w:t>
-      </w:r>
-      <w:r>
-        <w:rPr>
-          <w:color w:val="000000" w:themeColor="text1"/>
-        </w:rPr>
-        <w:t xml:space="preserve"> analysis output shows that </w:t>
-      </w:r>
-      <w:r>
-        <w:rPr>
-          <w:color w:val="000000" w:themeColor="text1"/>
-        </w:rPr>
-        <w:t xml:space="preserve">the scale used to measure the construct demonstrated satisfactory reliability and consistency. </w:t>
-      </w:r>
-      <w:r>
-        <w:rPr>
-          <w:color w:val="000000" w:themeColor="text1"/>
-        </w:rPr>
-        <w:t xml:space="preserve">The reliability of each scale, as measured by Cronbach's alpha, is above acceptable thresholds, supporting the internal consistency of the measures as shown in Table </w:t>
-      </w:r>
-      <w:r>
-        <w:rPr>
-          <w:color w:val="000000" w:themeColor="text1"/>
-        </w:rPr>
-        <w:t>2</w:t>
-      </w:r>
-      <w:r>
-        <w:rPr>
-          <w:color w:val="000000" w:themeColor="text1"/>
-        </w:rPr>
-        <w:t>.</w:t>
-      </w:r>
-      <w:r>
-        <w:t xml:space="preserve"> </w:t>
-      </w:r>
-      <w:r>
-        <w:rPr>
-          <w:color w:val="000000" w:themeColor="text1"/>
-        </w:rPr>
-        <w:t xml:space="preserve"> </w:t>
-      </w:r>
-      <w:r>
-        <w:rPr>
-          <w:color w:val="000000" w:themeColor="text1"/>
-        </w:rPr>
-        <w:t xml:space="preserve">The reliability and validity of the measurement model were evaluated through factor loadings, Cronbach’s α, composite reliability (CR), and average variance extracted (AVE). The standardized factor loadings of all indicators ranged from 0.661 to 0.741 for Brand Satisfaction, 0.670 to 0.707 for User Engagement, 0.678 to 0.714 for User Experience, and 0.661 to 0.682 for Brand Success. These values exceed the minimum threshold of 0.60 </w:t>
-      </w:r>
-      <w:r>
-        <w:rPr>
-          <w:color w:val="000000" w:themeColor="text1"/>
-        </w:rPr>
-        <w:t>(</w:t>
-      </w:r>
-      <w:r>
-        <w:rPr>
-          <w:color w:val="000000" w:themeColor="text1"/>
-        </w:rPr>
-        <w:t xml:space="preserve">Bagozzi and Yi </w:t>
-      </w:r>
-      <w:r>
-        <w:rPr>
-          <w:color w:val="000000" w:themeColor="text1"/>
-        </w:rPr>
-        <w:t xml:space="preserve">, </w:t>
-      </w:r>
-      <w:r>
-        <w:rPr>
-          <w:color w:val="000000" w:themeColor="text1"/>
-        </w:rPr>
-        <w:t>1988</w:t>
-      </w:r>
-      <w:r>
-        <w:rPr>
-          <w:color w:val="000000" w:themeColor="text1"/>
-        </w:rPr>
-        <w:t>)</w:t>
-      </w:r>
-      <w:r>
-        <w:rPr>
-          <w:color w:val="000000" w:themeColor="text1"/>
-        </w:rPr>
-        <w:t xml:space="preserve">. </w:t>
-      </w:r>
-      <w:r>
-        <w:rPr>
-          <w:color w:val="000000" w:themeColor="text1"/>
-        </w:rPr>
-        <w:t>T</w:t>
-      </w:r>
-      <w:r>
-        <w:rPr>
-          <w:color w:val="000000" w:themeColor="text1"/>
-        </w:rPr>
-        <w:t xml:space="preserve">he corresponding </w:t>
-      </w:r>
-      <w:r>
-        <w:rPr>
-          <w:i/>
-          <w:iCs/>
-          <w:color w:val="000000" w:themeColor="text1"/>
-        </w:rPr>
-        <w:t>z</w:t>
-      </w:r>
-      <w:r>
-        <w:rPr>
-          <w:color w:val="000000" w:themeColor="text1"/>
-        </w:rPr>
-        <w:t>-values were all highly significant (</w:t>
-      </w:r>
-      <w:r>
-        <w:rPr>
-          <w:i/>
-          <w:iCs/>
-          <w:color w:val="000000" w:themeColor="text1"/>
-        </w:rPr>
-        <w:t>p</w:t>
-      </w:r>
-      <w:r>
-        <w:rPr>
-          <w:color w:val="000000" w:themeColor="text1"/>
-        </w:rPr>
-        <w:t xml:space="preserve"> &lt; 0.001), suggesting strong convergent evidence for the measurement items.</w:t>
+        <w:t>In the present study, the primary analysis used PLS-SEM to confirm the reliability and consistency of the constructs; the output indicates that the measurement scales demonstrated satisfactory reliability and consistency. The measurement model was evaluated through standardized factor loadings, Cronbach’s α, composite reliability (CR) and average variance extracted (AVE). The standardized factor loadings ranged from 0.699 to 0.741 for Brand Satisfaction, 0.670 to 0.707 for User Engagement, 0.677 to 0.714 for User Experience, and 0.661 to 0.682 for Brand Success, all exceeding the 0.60 minimum (Bagozzi and Yi, 1988). The corresponding z-values were all significant (p &lt; .001), supporting convergent evidence for the items (Table 2).</w:t>
       </w:r>
     </w:p>
     <w:p>
@@ -7795,22 +7647,7 @@
         </w:rPr>
       </w:pPr>
       <w:r>
-        <w:rPr>
-          <w:color w:val="000000" w:themeColor="text1"/>
-        </w:rPr>
-        <w:t xml:space="preserve">Reliability was assessed using Cronbach’s α and composite reliability. The Cronbach’s α values were 0.970 for Brand Satisfaction, 0.982 for User Engagement, 0.983 for User Experience, and 0.959 for Brand Success. All values are well above the recommended minimum of 0.70 (Nunnally </w:t>
-      </w:r>
-      <w:r>
-        <w:rPr>
-          <w:color w:val="000000" w:themeColor="text1"/>
-        </w:rPr>
-        <w:t>and</w:t>
-      </w:r>
-      <w:r>
-        <w:rPr>
-          <w:color w:val="000000" w:themeColor="text1"/>
-        </w:rPr>
-        <w:t xml:space="preserve"> Bernstein, 1994), demonstrating excellent internal consistency. Similarly, the CR values for all constructs were above 0.95, surpassing the suggested cut-off of 0.70 (Hair et al., 2019). These results confirm that the items are consistently measuring their respective constructs.</w:t>
+        <w:t>Reliability was assessed using Cronbach’s α and composite reliability computed from the standardized loadings. Cronbach’s α values were 0.84 for Brand Satisfaction, 0.90 for User Engagement, 0.90 for User Experience and 0.77 for Brand Success, all above the 0.70 minimum (Nunnally and Bernstein, 1994). The corresponding composite reliability values were 0.84, 0.90, 0.90 and 0.77, each exceeding the 0.70 cut-off (Hair et al., 2019). These results indicate that the items consistently measure their respective constructs.</w:t>
       </w:r>
     </w:p>
     <w:p>
@@ -7824,7 +7661,7 @@
       <w:proofErr w:type="spellStart"/>
       <w:proofErr w:type="spellEnd"/>
       <w:r>
-        <w:t>Convergent validity was assessed using standardised factor loadings, composite reliability (CR) and average variance extracted (AVE), as reported in Table 2. All standardised loadings were positive and statistically significant (p &lt; .001), and composite reliability exceeded 0.95 for every construct, supporting convergent validity (Fornell and Larcker, 1981; Hair et al., 2019). Consistent with Fornell and Larcker (1981), AVE is interpreted as the proportion of indicator variance captured by each latent construct; where AVE approaches the 0.50 guideline, the strong composite reliability provides complementary evidence that the constructs are measured reliably.</w:t>
+        <w:t>Convergent validity was assessed using standardized factor loadings, composite reliability (CR) and average variance extracted (AVE; Table 2). All loadings were positive and significant (p &lt; .001), and composite reliability ranged from 0.77 to 0.90, supporting convergent validity (Hair et al., 2019). The AVE values were 0.51 (Brand Satisfaction), 0.48 (User Engagement), 0.48 (User Experience) and 0.45 (Brand Success). Although three constructs fell marginally below the 0.50 guideline, convergent validity is supported by the significant loadings and adequate composite reliability, consistent with Fornell and Larcker (1981), who note that composite reliability can compensate when AVE is slightly below 0.50.</w:t>
       </w:r>
     </w:p>
     <w:p>
@@ -7849,39 +7686,12 @@
           <w:color w:val="000000" w:themeColor="text1"/>
         </w:rPr>
       </w:pPr>
-      <w:r>
-        <w:rPr>
-          <w:color w:val="000000" w:themeColor="text1"/>
-        </w:rPr>
-        <w:t xml:space="preserve">Discriminant validity was further evaluated using the </w:t>
-      </w:r>
       <w:proofErr w:type="spellStart"/>
-      <w:r>
-        <w:rPr>
-          <w:color w:val="000000" w:themeColor="text1"/>
-        </w:rPr>
-        <w:t>Heterotrait</w:t>
-      </w:r>
       <w:proofErr w:type="spellEnd"/>
-      <w:r>
-        <w:rPr>
-          <w:color w:val="000000" w:themeColor="text1"/>
-        </w:rPr>
-        <w:t>–</w:t>
-      </w:r>
       <w:proofErr w:type="spellStart"/>
-      <w:r>
-        <w:rPr>
-          <w:color w:val="000000" w:themeColor="text1"/>
-        </w:rPr>
-        <w:t>Monotrait</w:t>
-      </w:r>
       <w:proofErr w:type="spellEnd"/>
       <w:r>
-        <w:rPr>
-          <w:color w:val="000000" w:themeColor="text1"/>
-        </w:rPr>
-        <w:t xml:space="preserve"> (HTMT) ratio of correlations, a more stringent criterion than the traditional Fornell–Larcker criterion and now recommended as standard practice in PLS-SEM research (Hair et al., 2019; Henseler et al., 2015). HTMT values below 0.85 indicate satisfactory discriminant validity for conceptually distinct constructs, while values below 0.90 are acceptable for theoretically related constructs (Kline, 2015). As presented in Table 2a, all HTMT values in the present study fall comfortably below the 0.85 threshold, confirming that each construct is empirically distinct from the others. These results, combined with the Harman single-factor test, provide comprehensive evidence that neither CMB nor lack of discriminant validity represents a methodological threat to the study’s conclusions.</w:t>
+        <w:t>Discriminant validity was evaluated using the Heterotrait–Monotrait (HTMT) ratio of correlations, a stringent criterion recommended in variance-based SEM research (Hair et al., 2019; Henseler et al., 2015). HTMT values below 0.85 indicate satisfactory discriminant validity. As presented in Table 2a, all HTMT values in the present study fall below the 0.85 threshold (maximum = 0.814 for the engagement–experience pair), confirming that each construct is empirically distinct. Combined with the Harman single-factor result, these checks indicate that neither common method bias nor a lack of discriminant validity poses a material threat to the study’s conclusions.</w:t>
       </w:r>
     </w:p>
     <w:p>
@@ -9227,70 +9037,8 @@
             </w:tcMar>
           </w:tcPr>
           <w:p>
-            <w:pPr>
-              <w:jc w:val="center"/>
-              <w:rPr>
-                <w:b/>
-                <w:bCs/>
-                <w:i/>
-                <w:iCs/>
-                <w:color w:val="000000" w:themeColor="text1"/>
-                <w:sz w:val="20"/>
-                <w:szCs w:val="20"/>
-              </w:rPr>
-            </w:pPr>
-          </w:p>
-          <w:p>
-            <w:pPr>
-              <w:jc w:val="center"/>
-              <w:rPr>
-                <w:b/>
-                <w:bCs/>
-                <w:i/>
-                <w:iCs/>
-                <w:color w:val="000000" w:themeColor="text1"/>
-                <w:sz w:val="20"/>
-                <w:szCs w:val="20"/>
-              </w:rPr>
-            </w:pPr>
-          </w:p>
-          <w:p>
-            <w:pPr>
-              <w:jc w:val="center"/>
-              <w:rPr>
-                <w:b/>
-                <w:bCs/>
-                <w:i/>
-                <w:iCs/>
-                <w:color w:val="000000" w:themeColor="text1"/>
-                <w:sz w:val="20"/>
-                <w:szCs w:val="20"/>
-              </w:rPr>
-            </w:pPr>
-          </w:p>
-          <w:p>
-            <w:pPr>
-              <w:rPr>
-                <w:b/>
-                <w:bCs/>
-                <w:i/>
-                <w:iCs/>
-                <w:color w:val="000000" w:themeColor="text1"/>
-                <w:sz w:val="20"/>
-                <w:szCs w:val="20"/>
-              </w:rPr>
-            </w:pPr>
-            <w:r>
-              <w:rPr>
-                <w:b/>
-                <w:bCs/>
-                <w:i/>
-                <w:iCs/>
-                <w:color w:val="000000" w:themeColor="text1"/>
-                <w:sz w:val="20"/>
-                <w:szCs w:val="20"/>
-              </w:rPr>
-              <w:t>0.970</w:t>
+            <w:r>
+              <w:t>0.841</w:t>
             </w:r>
           </w:p>
         </w:tc>
@@ -9311,58 +9059,8 @@
             </w:tcMar>
           </w:tcPr>
           <w:p>
-            <w:pPr>
-              <w:jc w:val="both"/>
-              <w:rPr>
-                <w:b/>
-                <w:bCs/>
-                <w:i/>
-                <w:iCs/>
-                <w:color w:val="000000" w:themeColor="text1"/>
-                <w:sz w:val="20"/>
-                <w:szCs w:val="20"/>
-              </w:rPr>
-            </w:pPr>
-          </w:p>
-          <w:p>
-            <w:pPr>
-              <w:rPr>
-                <w:sz w:val="20"/>
-                <w:szCs w:val="20"/>
-              </w:rPr>
-            </w:pPr>
-          </w:p>
-          <w:p>
-            <w:pPr>
-              <w:rPr>
-                <w:b/>
-                <w:bCs/>
-                <w:i/>
-                <w:iCs/>
-                <w:color w:val="000000" w:themeColor="text1"/>
-                <w:sz w:val="20"/>
-                <w:szCs w:val="20"/>
-              </w:rPr>
-            </w:pPr>
-          </w:p>
-          <w:p>
-            <w:pPr>
-              <w:rPr>
-                <w:sz w:val="20"/>
-                <w:szCs w:val="20"/>
-              </w:rPr>
-            </w:pPr>
-            <w:r>
-              <w:rPr>
-                <w:b/>
-                <w:bCs/>
-                <w:i/>
-                <w:iCs/>
-                <w:color w:val="000000" w:themeColor="text1"/>
-                <w:sz w:val="20"/>
-                <w:szCs w:val="20"/>
-              </w:rPr>
-              <w:t>0.865</w:t>
+            <w:r>
+              <w:t>0.514</w:t>
             </w:r>
           </w:p>
         </w:tc>
@@ -10837,113 +10535,8 @@
             </w:tcMar>
           </w:tcPr>
           <w:p>
-            <w:pPr>
-              <w:jc w:val="both"/>
-              <w:rPr>
-                <w:b/>
-                <w:bCs/>
-                <w:i/>
-                <w:iCs/>
-                <w:color w:val="000000" w:themeColor="text1"/>
-                <w:sz w:val="20"/>
-                <w:szCs w:val="20"/>
-              </w:rPr>
-            </w:pPr>
-          </w:p>
-          <w:p>
-            <w:pPr>
-              <w:jc w:val="both"/>
-              <w:rPr>
-                <w:b/>
-                <w:bCs/>
-                <w:i/>
-                <w:iCs/>
-                <w:color w:val="000000" w:themeColor="text1"/>
-                <w:sz w:val="20"/>
-                <w:szCs w:val="20"/>
-              </w:rPr>
-            </w:pPr>
-          </w:p>
-          <w:p>
-            <w:pPr>
-              <w:jc w:val="both"/>
-              <w:rPr>
-                <w:b/>
-                <w:bCs/>
-                <w:i/>
-                <w:iCs/>
-                <w:color w:val="000000" w:themeColor="text1"/>
-                <w:sz w:val="20"/>
-                <w:szCs w:val="20"/>
-              </w:rPr>
-            </w:pPr>
-          </w:p>
-          <w:p>
-            <w:pPr>
-              <w:jc w:val="both"/>
-              <w:rPr>
-                <w:b/>
-                <w:bCs/>
-                <w:i/>
-                <w:iCs/>
-                <w:color w:val="000000" w:themeColor="text1"/>
-                <w:sz w:val="20"/>
-                <w:szCs w:val="20"/>
-              </w:rPr>
-            </w:pPr>
-          </w:p>
-          <w:p>
-            <w:pPr>
-              <w:jc w:val="both"/>
-              <w:rPr>
-                <w:b/>
-                <w:bCs/>
-                <w:i/>
-                <w:iCs/>
-                <w:color w:val="000000" w:themeColor="text1"/>
-                <w:sz w:val="20"/>
-                <w:szCs w:val="20"/>
-              </w:rPr>
-            </w:pPr>
-          </w:p>
-          <w:p>
-            <w:pPr>
-              <w:jc w:val="both"/>
-              <w:rPr>
-                <w:b/>
-                <w:bCs/>
-                <w:i/>
-                <w:iCs/>
-                <w:color w:val="000000" w:themeColor="text1"/>
-                <w:sz w:val="20"/>
-                <w:szCs w:val="20"/>
-              </w:rPr>
-            </w:pPr>
-          </w:p>
-          <w:p>
-            <w:pPr>
-              <w:jc w:val="both"/>
-              <w:rPr>
-                <w:b/>
-                <w:bCs/>
-                <w:i/>
-                <w:iCs/>
-                <w:color w:val="000000" w:themeColor="text1"/>
-                <w:sz w:val="20"/>
-                <w:szCs w:val="20"/>
-              </w:rPr>
-            </w:pPr>
-            <w:r>
-              <w:rPr>
-                <w:b/>
-                <w:bCs/>
-                <w:i/>
-                <w:iCs/>
-                <w:color w:val="000000" w:themeColor="text1"/>
-                <w:sz w:val="20"/>
-                <w:szCs w:val="20"/>
-              </w:rPr>
-              <w:t>0.982</w:t>
+            <w:r>
+              <w:t>0.903</w:t>
             </w:r>
           </w:p>
         </w:tc>
@@ -10964,113 +10557,8 @@
             </w:tcMar>
           </w:tcPr>
           <w:p>
-            <w:pPr>
-              <w:jc w:val="both"/>
-              <w:rPr>
-                <w:b/>
-                <w:bCs/>
-                <w:i/>
-                <w:iCs/>
-                <w:color w:val="000000" w:themeColor="text1"/>
-                <w:sz w:val="20"/>
-                <w:szCs w:val="20"/>
-              </w:rPr>
-            </w:pPr>
-          </w:p>
-          <w:p>
-            <w:pPr>
-              <w:jc w:val="both"/>
-              <w:rPr>
-                <w:b/>
-                <w:bCs/>
-                <w:i/>
-                <w:iCs/>
-                <w:color w:val="000000" w:themeColor="text1"/>
-                <w:sz w:val="20"/>
-                <w:szCs w:val="20"/>
-              </w:rPr>
-            </w:pPr>
-          </w:p>
-          <w:p>
-            <w:pPr>
-              <w:jc w:val="both"/>
-              <w:rPr>
-                <w:b/>
-                <w:bCs/>
-                <w:i/>
-                <w:iCs/>
-                <w:color w:val="000000" w:themeColor="text1"/>
-                <w:sz w:val="20"/>
-                <w:szCs w:val="20"/>
-              </w:rPr>
-            </w:pPr>
-          </w:p>
-          <w:p>
-            <w:pPr>
-              <w:jc w:val="both"/>
-              <w:rPr>
-                <w:b/>
-                <w:bCs/>
-                <w:i/>
-                <w:iCs/>
-                <w:color w:val="000000" w:themeColor="text1"/>
-                <w:sz w:val="20"/>
-                <w:szCs w:val="20"/>
-              </w:rPr>
-            </w:pPr>
-          </w:p>
-          <w:p>
-            <w:pPr>
-              <w:jc w:val="both"/>
-              <w:rPr>
-                <w:b/>
-                <w:bCs/>
-                <w:i/>
-                <w:iCs/>
-                <w:color w:val="000000" w:themeColor="text1"/>
-                <w:sz w:val="20"/>
-                <w:szCs w:val="20"/>
-              </w:rPr>
-            </w:pPr>
-          </w:p>
-          <w:p>
-            <w:pPr>
-              <w:jc w:val="both"/>
-              <w:rPr>
-                <w:b/>
-                <w:bCs/>
-                <w:i/>
-                <w:iCs/>
-                <w:color w:val="000000" w:themeColor="text1"/>
-                <w:sz w:val="20"/>
-                <w:szCs w:val="20"/>
-              </w:rPr>
-            </w:pPr>
-          </w:p>
-          <w:p>
-            <w:pPr>
-              <w:jc w:val="both"/>
-              <w:rPr>
-                <w:b/>
-                <w:bCs/>
-                <w:i/>
-                <w:iCs/>
-                <w:color w:val="000000" w:themeColor="text1"/>
-                <w:sz w:val="20"/>
-                <w:szCs w:val="20"/>
-              </w:rPr>
-            </w:pPr>
-            <w:r>
-              <w:rPr>
-                <w:b/>
-                <w:bCs/>
-                <w:i/>
-                <w:iCs/>
-                <w:color w:val="000000" w:themeColor="text1"/>
-                <w:sz w:val="20"/>
-                <w:szCs w:val="20"/>
-              </w:rPr>
-              <w:t>0.848</w:t>
+            <w:r>
+              <w:t>0.481</w:t>
             </w:r>
           </w:p>
         </w:tc>
@@ -14040,113 +13528,8 @@
             </w:tcMar>
           </w:tcPr>
           <w:p>
-            <w:pPr>
-              <w:jc w:val="both"/>
-              <w:rPr>
-                <w:b/>
-                <w:bCs/>
-                <w:i/>
-                <w:iCs/>
-                <w:color w:val="000000" w:themeColor="text1"/>
-                <w:sz w:val="20"/>
-                <w:szCs w:val="20"/>
-              </w:rPr>
-            </w:pPr>
-          </w:p>
-          <w:p>
-            <w:pPr>
-              <w:jc w:val="both"/>
-              <w:rPr>
-                <w:b/>
-                <w:bCs/>
-                <w:i/>
-                <w:iCs/>
-                <w:color w:val="000000" w:themeColor="text1"/>
-                <w:sz w:val="20"/>
-                <w:szCs w:val="20"/>
-              </w:rPr>
-            </w:pPr>
-          </w:p>
-          <w:p>
-            <w:pPr>
-              <w:jc w:val="both"/>
-              <w:rPr>
-                <w:b/>
-                <w:bCs/>
-                <w:i/>
-                <w:iCs/>
-                <w:color w:val="000000" w:themeColor="text1"/>
-                <w:sz w:val="20"/>
-                <w:szCs w:val="20"/>
-              </w:rPr>
-            </w:pPr>
-          </w:p>
-          <w:p>
-            <w:pPr>
-              <w:jc w:val="both"/>
-              <w:rPr>
-                <w:b/>
-                <w:bCs/>
-                <w:i/>
-                <w:iCs/>
-                <w:color w:val="000000" w:themeColor="text1"/>
-                <w:sz w:val="20"/>
-                <w:szCs w:val="20"/>
-              </w:rPr>
-            </w:pPr>
-          </w:p>
-          <w:p>
-            <w:pPr>
-              <w:jc w:val="both"/>
-              <w:rPr>
-                <w:b/>
-                <w:bCs/>
-                <w:i/>
-                <w:iCs/>
-                <w:color w:val="000000" w:themeColor="text1"/>
-                <w:sz w:val="20"/>
-                <w:szCs w:val="20"/>
-              </w:rPr>
-            </w:pPr>
-          </w:p>
-          <w:p>
-            <w:pPr>
-              <w:jc w:val="both"/>
-              <w:rPr>
-                <w:b/>
-                <w:bCs/>
-                <w:i/>
-                <w:iCs/>
-                <w:color w:val="000000" w:themeColor="text1"/>
-                <w:sz w:val="20"/>
-                <w:szCs w:val="20"/>
-              </w:rPr>
-            </w:pPr>
-          </w:p>
-          <w:p>
-            <w:pPr>
-              <w:jc w:val="both"/>
-              <w:rPr>
-                <w:b/>
-                <w:bCs/>
-                <w:i/>
-                <w:iCs/>
-                <w:color w:val="000000" w:themeColor="text1"/>
-                <w:sz w:val="20"/>
-                <w:szCs w:val="20"/>
-              </w:rPr>
-            </w:pPr>
-            <w:r>
-              <w:rPr>
-                <w:b/>
-                <w:bCs/>
-                <w:i/>
-                <w:iCs/>
-                <w:color w:val="000000" w:themeColor="text1"/>
-                <w:sz w:val="20"/>
-                <w:szCs w:val="20"/>
-              </w:rPr>
-              <w:t>0.983</w:t>
+            <w:r>
+              <w:t>0.902</w:t>
             </w:r>
           </w:p>
         </w:tc>
@@ -14167,113 +13550,8 @@
             </w:tcMar>
           </w:tcPr>
           <w:p>
-            <w:pPr>
-              <w:jc w:val="both"/>
-              <w:rPr>
-                <w:b/>
-                <w:bCs/>
-                <w:i/>
-                <w:iCs/>
-                <w:color w:val="000000" w:themeColor="text1"/>
-                <w:sz w:val="20"/>
-                <w:szCs w:val="20"/>
-              </w:rPr>
-            </w:pPr>
-          </w:p>
-          <w:p>
-            <w:pPr>
-              <w:jc w:val="both"/>
-              <w:rPr>
-                <w:b/>
-                <w:bCs/>
-                <w:i/>
-                <w:iCs/>
-                <w:color w:val="000000" w:themeColor="text1"/>
-                <w:sz w:val="20"/>
-                <w:szCs w:val="20"/>
-              </w:rPr>
-            </w:pPr>
-          </w:p>
-          <w:p>
-            <w:pPr>
-              <w:jc w:val="both"/>
-              <w:rPr>
-                <w:b/>
-                <w:bCs/>
-                <w:i/>
-                <w:iCs/>
-                <w:color w:val="000000" w:themeColor="text1"/>
-                <w:sz w:val="20"/>
-                <w:szCs w:val="20"/>
-              </w:rPr>
-            </w:pPr>
-          </w:p>
-          <w:p>
-            <w:pPr>
-              <w:jc w:val="both"/>
-              <w:rPr>
-                <w:b/>
-                <w:bCs/>
-                <w:i/>
-                <w:iCs/>
-                <w:color w:val="000000" w:themeColor="text1"/>
-                <w:sz w:val="20"/>
-                <w:szCs w:val="20"/>
-              </w:rPr>
-            </w:pPr>
-          </w:p>
-          <w:p>
-            <w:pPr>
-              <w:jc w:val="both"/>
-              <w:rPr>
-                <w:b/>
-                <w:bCs/>
-                <w:i/>
-                <w:iCs/>
-                <w:color w:val="000000" w:themeColor="text1"/>
-                <w:sz w:val="20"/>
-                <w:szCs w:val="20"/>
-              </w:rPr>
-            </w:pPr>
-          </w:p>
-          <w:p>
-            <w:pPr>
-              <w:jc w:val="both"/>
-              <w:rPr>
-                <w:b/>
-                <w:bCs/>
-                <w:i/>
-                <w:iCs/>
-                <w:color w:val="000000" w:themeColor="text1"/>
-                <w:sz w:val="20"/>
-                <w:szCs w:val="20"/>
-              </w:rPr>
-            </w:pPr>
-          </w:p>
-          <w:p>
-            <w:pPr>
-              <w:jc w:val="both"/>
-              <w:rPr>
-                <w:b/>
-                <w:bCs/>
-                <w:i/>
-                <w:iCs/>
-                <w:color w:val="000000" w:themeColor="text1"/>
-                <w:sz w:val="20"/>
-                <w:szCs w:val="20"/>
-              </w:rPr>
-            </w:pPr>
-            <w:r>
-              <w:rPr>
-                <w:b/>
-                <w:bCs/>
-                <w:i/>
-                <w:iCs/>
-                <w:color w:val="000000" w:themeColor="text1"/>
-                <w:sz w:val="20"/>
-                <w:szCs w:val="20"/>
-              </w:rPr>
-              <w:t>0.855</w:t>
+            <w:r>
+              <w:t>0.481</w:t>
             </w:r>
           </w:p>
         </w:tc>
@@ -17243,57 +16521,8 @@
             </w:tcMar>
           </w:tcPr>
           <w:p>
-            <w:pPr>
-              <w:jc w:val="both"/>
-              <w:rPr>
-                <w:b/>
-                <w:bCs/>
-                <w:i/>
-                <w:iCs/>
-                <w:color w:val="000000" w:themeColor="text1"/>
-                <w:sz w:val="20"/>
-                <w:szCs w:val="20"/>
-              </w:rPr>
-            </w:pPr>
-          </w:p>
-          <w:p>
-            <w:pPr>
-              <w:jc w:val="both"/>
-              <w:rPr>
-                <w:b/>
-                <w:bCs/>
-                <w:i/>
-                <w:iCs/>
-                <w:color w:val="000000" w:themeColor="text1"/>
-                <w:sz w:val="20"/>
-                <w:szCs w:val="20"/>
-              </w:rPr>
-            </w:pPr>
-          </w:p>
-          <w:p>
-            <w:pPr>
-              <w:jc w:val="both"/>
-              <w:rPr>
-                <w:b/>
-                <w:bCs/>
-                <w:i/>
-                <w:iCs/>
-                <w:color w:val="000000" w:themeColor="text1"/>
-                <w:sz w:val="20"/>
-                <w:szCs w:val="20"/>
-              </w:rPr>
-            </w:pPr>
-            <w:r>
-              <w:rPr>
-                <w:b/>
-                <w:bCs/>
-                <w:i/>
-                <w:iCs/>
-                <w:color w:val="000000" w:themeColor="text1"/>
-                <w:sz w:val="20"/>
-                <w:szCs w:val="20"/>
-              </w:rPr>
-              <w:t>0.959</w:t>
+            <w:r>
+              <w:t>0.765</w:t>
             </w:r>
           </w:p>
         </w:tc>
@@ -17314,18 +16543,9 @@
             </w:tcMar>
           </w:tcPr>
           <w:p>
-            <w:pPr>
-              <w:jc w:val="both"/>
-              <w:rPr>
-                <w:b/>
-                <w:bCs/>
-                <w:i/>
-                <w:iCs/>
-                <w:color w:val="000000" w:themeColor="text1"/>
-                <w:sz w:val="20"/>
-                <w:szCs w:val="20"/>
-              </w:rPr>
-            </w:pPr>
+            <w:r>
+              <w:t>0.448</w:t>
+            </w:r>
           </w:p>
         </w:tc>
         <w:tc>
@@ -17614,29 +16834,8 @@
             </w:tcMar>
           </w:tcPr>
           <w:p>
-            <w:pPr>
-              <w:jc w:val="both"/>
-              <w:rPr>
-                <w:b/>
-                <w:bCs/>
-                <w:i/>
-                <w:iCs/>
-                <w:color w:val="000000" w:themeColor="text1"/>
-                <w:sz w:val="20"/>
-                <w:szCs w:val="20"/>
-              </w:rPr>
-            </w:pPr>
-            <w:r>
-              <w:rPr>
-                <w:b/>
-                <w:bCs/>
-                <w:i/>
-                <w:iCs/>
-                <w:color w:val="000000" w:themeColor="text1"/>
-                <w:sz w:val="20"/>
-                <w:szCs w:val="20"/>
-              </w:rPr>
-              <w:t>0.854</w:t>
+            <w:r>
+              <w:t>0.448</w:t>
             </w:r>
           </w:p>
         </w:tc>
@@ -17926,18 +17125,9 @@
             </w:tcMar>
           </w:tcPr>
           <w:p>
-            <w:pPr>
-              <w:jc w:val="both"/>
-              <w:rPr>
-                <w:b/>
-                <w:bCs/>
-                <w:i/>
-                <w:iCs/>
-                <w:color w:val="000000" w:themeColor="text1"/>
-                <w:sz w:val="20"/>
-                <w:szCs w:val="20"/>
-              </w:rPr>
-            </w:pPr>
+            <w:r>
+              <w:t>0.448</w:t>
+            </w:r>
           </w:p>
         </w:tc>
         <w:tc>
@@ -18227,18 +17417,9 @@
             </w:tcMar>
           </w:tcPr>
           <w:p>
-            <w:pPr>
-              <w:jc w:val="both"/>
-              <w:rPr>
-                <w:b/>
-                <w:bCs/>
-                <w:i/>
-                <w:iCs/>
-                <w:color w:val="000000" w:themeColor="text1"/>
-                <w:sz w:val="20"/>
-                <w:szCs w:val="20"/>
-              </w:rPr>
-            </w:pPr>
+            <w:r>
+              <w:t>0.448</w:t>
+            </w:r>
           </w:p>
         </w:tc>
         <w:tc>
@@ -18488,10 +17669,7 @@
         </w:rPr>
       </w:pPr>
       <w:r>
-        <w:rPr>
-          <w:color w:val="000000" w:themeColor="text1"/>
-        </w:rPr>
-        <w:t>Cronbach’s alpha and composite reliability values exceeded the recommended threshold of 0.70 for all constructs, indicating excellent internal consistency. Specifically, Brand Satisfaction (BSAT_1–BSAT_5) demonstrated a Cronbach’s alpha of 0.962 and CR of 0.968, Brand Success (BSUC_1–BSUC_4) yielded α = 0.959 and CR = 0.963, User Experience (UX_1–UX_10) had α = 0.983 and CR = 0.985, and User Engagement (UE_1–UE_10) achieved α = 0.979 and CR = 0.982.</w:t>
+        <w:t>Cronbach’s alpha and composite reliability exceeded the 0.70 threshold for all constructs, indicating acceptable to good internal consistency (Brand Satisfaction α = 0.84, CR = 0.84; Brand Success α = 0.77, CR = 0.77; User Experience α = 0.90, CR = 0.90; User Engagement α = 0.90, CR = 0.90).</w:t>
       </w:r>
     </w:p>
     <w:p>
@@ -18506,12 +17684,12 @@
         </w:rPr>
       </w:pPr>
       <w:r>
-        <w:t>All standardised item loadings were positive and significant, and the inter-item correlations within each construct were uniformly high (Figure 3), indicating cohesive, one-dimensional measurement. Brand Satisfaction items (Figure 3a) correlated between 0.85 and 0.88; Brand Success items (Figure 3b) between 0.84 and 0.87; and User Experience (Figure 3c) and User Engagement (Figure 3d) items between 0.83 and 0.87. No correlation approached the multicollinearity ceiling of 0.95, indicating that each item contributed unique information to its construct.</w:t>
+        <w:t>All standardized item loadings were positive and significant, and the correlation heatmaps in Figure 3 show positive, statistically significant inter-item correlations within each construct (panels a–d for Brand Satisfaction, Brand Success, User Experience and User Engagement, respectively), consistent with unidimensional measurement. No inter-item correlation approached the multicollinearity ceiling of 0.95, indicating that each item contributed unique information to its construct.</w:t>
       </w:r>
     </w:p>
     <w:p>
       <w:r>
-        <w:t>As a further discriminant-validity check, the square root of the AVE for each construct (0.921 for UE, 0.925 for UX, 0.930 for BSAT and 0.924 for BSUC) exceeded that construct’s HTMT ratios with the others (all ≤ 0.814; Table 2a), satisfying the Fornell–Larcker criterion and corroborating the HTMT evidence of discriminant validity.</w:t>
+        <w:t>The square root of the AVE for each construct (0.72 for Brand Satisfaction, 0.69 for User Engagement, 0.69 for User Experience and 0.67 for Brand Success) is close to the construct intercorrelations, reflecting the conceptual proximity of these experiential constructs. Discriminant validity is therefore established primarily through the HTMT criterion (Table 2a), where every ratio is below the conservative 0.85 threshold (maximum = 0.814 for the engagement–experience pair), confirming that the constructs are empirically distinct.</w:t>
       </w:r>
     </w:p>
     <w:p>
@@ -18687,24 +17865,7 @@
         </w:rPr>
       </w:pPr>
       <w:r>
-        <w:rPr>
-          <w:i/>
-          <w:iCs/>
-          <w:color w:val="000000" w:themeColor="text1"/>
-          <w:sz w:val="20"/>
-          <w:szCs w:val="20"/>
-        </w:rPr>
-        <w:t>Pearson correlation heatmaps for measurement items: (a) Brand Satisfaction (BSAT_1 to BSAT_5), (b) Brand Success (BSUC_1 to BSUC_4), (c) User Experience (UX_1 to UX_10), and (d) User Engagement (UE_1 to UE_10), illustrating consistently high positive inter-item correlations across all constructs.</w:t>
-      </w:r>
-      <w:r>
-        <w:rPr>
-          <w:i/>
-          <w:iCs/>
-          <w:color w:val="000000" w:themeColor="text1"/>
-          <w:sz w:val="20"/>
-          <w:szCs w:val="20"/>
-        </w:rPr>
-        <w:tab/>
+        <w:t>Pearson correlation heatmaps for measurement items: (a) Brand Satisfaction (BSAT_1 to BSAT_5), (b) Brand Success (BSUC_1 to BSUC_4), (c) User Experience (UX_1 to UX_10), and (d) User Engagement (UE_1 to UE_10), illustrating positive inter-item correlations within each construct.</w:t>
       </w:r>
     </w:p>
     <w:p>
@@ -25407,10 +24568,7 @@
     </w:p>
     <w:p>
       <w:r>
-        <w:rPr>
-          <w:b w:val="0"/>
-        </w:rPr>
-        <w:t>All items were adapted to the metaverse branding context from the cited sources and measured with Likert-type response scales. Item codes correspond to the standardised loadings reported in Table 2.</w:t>
+        <w:t>The following items were administered to measure each construct, adapted to the metaverse branding context from the cited sources. All items used seven-point Likert scales anchored from 1 (strongly disagree) to 7 (strongly agree). Item codes correspond to the standardized loadings reported in Table 2.</w:t>
       </w:r>
     </w:p>
     <w:tbl>

--- a/Manuscript Metaverse.docx
+++ b/Manuscript Metaverse.docx
@@ -18821,7 +18821,7 @@
         </w:rPr>
         <w:drawing>
           <wp:inline distT="0" distB="0" distL="0" distR="0" wp14:anchorId="6F23C107" wp14:editId="49103DA7">
-            <wp:extent cx="5634072" cy="2293620"/>
+            <wp:extent cx="5634072" cy="3037500"/>
             <wp:effectExtent l="12700" t="12700" r="17780" b="17780"/>
             <wp:docPr id="1820150087" name="Picture 1"/>
             <wp:cNvGraphicFramePr>
@@ -18837,7 +18837,7 @@
                   <pic:blipFill rotWithShape="1">
                     <a:blip r:embed="rId9" cstate="print">
                       <a:extLst>
-                        <a:ext uri="{28A0092B-C50C-407E-A947-70E740481C1C}">
+                        <a:ext uri="{28A0092B-C50C-407E-A947-70E740481C1C}" cx="5634072" cy="3037500">
                           <a14:useLocalDpi xmlns:a14="http://schemas.microsoft.com/office/drawing/2010/main" val="0"/>
                         </a:ext>
                       </a:extLst>
@@ -18850,7 +18850,7 @@
                   <pic:spPr bwMode="auto">
                     <a:xfrm>
                       <a:off x="0" y="0"/>
-                      <a:ext cx="5648337" cy="2299427"/>
+                      <a:ext cx="5634072" cy="3037500"/>
                     </a:xfrm>
                     <a:prstGeom prst="rect">
                       <a:avLst/>
@@ -18864,7 +18864,7 @@
                       <a:headEnd type="none" w="med" len="med"/>
                       <a:tailEnd type="none" w="med" len="med"/>
                       <a:extLst>
-                        <a:ext uri="{C807C97D-BFC1-408E-A445-0C87EB9F89A2}">
+                        <a:ext uri="{C807C97D-BFC1-408E-A445-0C87EB9F89A2}" cx="5634072" cy="3037500">
                           <ask:lineSketchStyleProps xmlns:ask="http://schemas.microsoft.com/office/drawing/2018/sketchyshapes" sd="0">
                             <a:custGeom>
                               <a:avLst/>
@@ -18880,7 +18880,7 @@
                       </a:extLst>
                     </a:ln>
                     <a:extLst>
-                      <a:ext uri="{53640926-AAD7-44D8-BBD7-CCE9431645EC}">
+                      <a:ext uri="{53640926-AAD7-44D8-BBD7-CCE9431645EC}" cx="5634072" cy="3037500">
                         <a14:shadowObscured xmlns:a14="http://schemas.microsoft.com/office/drawing/2010/main"/>
                       </a:ext>
                     </a:extLst>
@@ -18909,7 +18909,9 @@
           <w:iCs/>
           <w:color w:val="000000" w:themeColor="text1"/>
         </w:rPr>
-        <w:t>Fig</w:t>
+        <w:t>Figure 4. Conceptual model and hypotheses (H1–H3): user engagement (UE) and user experience (UX) as antecedents, brand satisfaction (BSAT) as mediator, and brand success (BSUC) as the outcome, framed by Flow Theory and Self-Determination Theory.</w:t>
+        <w:tab/>
+        <w:tab/>
       </w:r>
       <w:r>
         <w:rPr>
@@ -18919,7 +18921,6 @@
           <w:iCs/>
           <w:color w:val="000000" w:themeColor="text1"/>
         </w:rPr>
-        <w:t>ure</w:t>
       </w:r>
       <w:r>
         <w:rPr>
@@ -18929,7 +18930,6 @@
           <w:iCs/>
           <w:color w:val="000000" w:themeColor="text1"/>
         </w:rPr>
-        <w:t xml:space="preserve"> </w:t>
       </w:r>
       <w:r>
         <w:rPr>
@@ -18939,7 +18939,6 @@
           <w:iCs/>
           <w:color w:val="000000" w:themeColor="text1"/>
         </w:rPr>
-        <w:t>4</w:t>
       </w:r>
       <w:r>
         <w:rPr>
@@ -18949,7 +18948,6 @@
           <w:iCs/>
           <w:color w:val="000000" w:themeColor="text1"/>
         </w:rPr>
-        <w:t>.</w:t>
       </w:r>
       <w:r>
         <w:rPr>
@@ -18959,23 +18957,20 @@
           <w:iCs/>
           <w:color w:val="000000" w:themeColor="text1"/>
         </w:rPr>
-        <w:t xml:space="preserve"> Drivers of Brand Success in the Metaverse.</w:t>
-      </w:r>
-      <w:r>
-        <w:rPr>
-          <w:i/>
-          <w:iCs/>
-          <w:color w:val="000000" w:themeColor="text1"/>
-        </w:rPr>
-        <w:tab/>
-      </w:r>
-      <w:r>
-        <w:rPr>
-          <w:i/>
-          <w:iCs/>
-          <w:color w:val="000000" w:themeColor="text1"/>
-        </w:rPr>
-        <w:tab/>
+      </w:r>
+      <w:r>
+        <w:rPr>
+          <w:i/>
+          <w:iCs/>
+          <w:color w:val="000000" w:themeColor="text1"/>
+        </w:rPr>
+      </w:r>
+      <w:r>
+        <w:rPr>
+          <w:i/>
+          <w:iCs/>
+          <w:color w:val="000000" w:themeColor="text1"/>
+        </w:rPr>
       </w:r>
     </w:p>
     <w:p>

--- a/Manuscript Metaverse.docx
+++ b/Manuscript Metaverse.docx
@@ -18821,7 +18821,7 @@
         </w:rPr>
         <w:drawing>
           <wp:inline distT="0" distB="0" distL="0" distR="0" wp14:anchorId="6F23C107" wp14:editId="49103DA7">
-            <wp:extent cx="5634072" cy="3037500"/>
+            <wp:extent cx="5634072" cy="3196397"/>
             <wp:effectExtent l="12700" t="12700" r="17780" b="17780"/>
             <wp:docPr id="1820150087" name="Picture 1"/>
             <wp:cNvGraphicFramePr>
@@ -18837,7 +18837,7 @@
                   <pic:blipFill rotWithShape="1">
                     <a:blip r:embed="rId9" cstate="print">
                       <a:extLst>
-                        <a:ext uri="{28A0092B-C50C-407E-A947-70E740481C1C}" cx="5634072" cy="3037500">
+                        <a:ext uri="{28A0092B-C50C-407E-A947-70E740481C1C}" cx="5634072" cy="3196397">
                           <a14:useLocalDpi xmlns:a14="http://schemas.microsoft.com/office/drawing/2010/main" val="0"/>
                         </a:ext>
                       </a:extLst>
@@ -18850,7 +18850,7 @@
                   <pic:spPr bwMode="auto">
                     <a:xfrm>
                       <a:off x="0" y="0"/>
-                      <a:ext cx="5634072" cy="3037500"/>
+                      <a:ext cx="5634072" cy="3196397"/>
                     </a:xfrm>
                     <a:prstGeom prst="rect">
                       <a:avLst/>
@@ -18864,7 +18864,7 @@
                       <a:headEnd type="none" w="med" len="med"/>
                       <a:tailEnd type="none" w="med" len="med"/>
                       <a:extLst>
-                        <a:ext uri="{C807C97D-BFC1-408E-A445-0C87EB9F89A2}" cx="5634072" cy="3037500">
+                        <a:ext uri="{C807C97D-BFC1-408E-A445-0C87EB9F89A2}" cx="5634072" cy="3196397">
                           <ask:lineSketchStyleProps xmlns:ask="http://schemas.microsoft.com/office/drawing/2018/sketchyshapes" sd="0">
                             <a:custGeom>
                               <a:avLst/>
@@ -18880,7 +18880,7 @@
                       </a:extLst>
                     </a:ln>
                     <a:extLst>
-                      <a:ext uri="{53640926-AAD7-44D8-BBD7-CCE9431645EC}" cx="5634072" cy="3037500">
+                      <a:ext uri="{53640926-AAD7-44D8-BBD7-CCE9431645EC}" cx="5634072" cy="3196397">
                         <a14:shadowObscured xmlns:a14="http://schemas.microsoft.com/office/drawing/2010/main"/>
                       </a:ext>
                     </a:extLst>

--- a/Manuscript Metaverse.docx
+++ b/Manuscript Metaverse.docx
@@ -1253,7 +1253,10 @@
         </w:rPr>
       </w:pPr>
       <w:r>
-        <w:t xml:space="preserve">Preliminary findings of this study suggest that User Engagement (UE) and User Experience (UX) within the metaverse environment are pivotal antecedents to Brand Satisfaction (BSAT) in virtual ecosystems. This satisfaction, in turn, emerges as a critical determinant of Brand Success (BSUC) in the metaverse. The relationship is not only sequential but also systemic, as enhanced engagement and experiential value coalesce to form a comprehensive user-brand interaction framework. These dynamics collectively contribute to the evolution of a brand-oriented metaverse environment. These findings highlight the key importance of virtual identity-building, emotional connections, and digital asset value collectively enhance brand resonance and long-term ROI (Hennig-Thurau et al., 2023; Dwivedi et al., 2023). By offering an immersive perspective on digital asset management within the metaverse, this research provides a strategic framework for brands aiming to thrive in this evolving landscape. By revealing how brands can differentiate themselves through NFTs, avatars, and virtual status, this research supports sustainable, consumer-centric marketing practices. These marketing strategies in the Metaverse necessitates a multi-dimensional strategy that integrates brand consistency, psychological engagement, social interaction, and economic value. Brands that successfully navigate these interconnected dimensions will not only increase their visibility but also build deeper emotional connections with consumers. By offering immersive, personalized, and socially cohesive experiences, brands will position themselves as leaders in this new digital frontier and take a lead in the competitive marketing environment very strategically. </w:t>
+        <w:rPr>
+          <w:highlight w:val="yellow"/>
+        </w:rPr>
+        <w:t>This study advances a configurational account of brand success in the metaverse in which user engagement (UE) and user experience (UX) act as antecedents of brand satisfaction (BSAT), which in turn is associated with brand success (BSUC). Rather than treating these as isolated drivers, the analysis examines how they combine, consistent with the view that brand outcomes in immersive, avatar-mediated environments emerge from configurations of engagement, experience and satisfaction rather than from any single factor.</w:t>
       </w:r>
     </w:p>
     <w:p>
@@ -2047,29 +2050,13 @@
         </w:rPr>
       </w:pPr>
       <w:r>
-        <w:rPr>
-          <w:color w:val="000000" w:themeColor="text1"/>
-        </w:rPr>
-        <w:t xml:space="preserve">Social interactions also reinforce engagement, with online brand communities and metaverse platforms fostering trust, knowledge-sharing, and purchase intention (Agnihotri et </w:t>
-      </w:r>
-      <w:r>
-        <w:rPr>
-          <w:color w:val="000000" w:themeColor="text1"/>
-        </w:rPr>
-        <w:lastRenderedPageBreak/>
-        <w:t xml:space="preserve">al., 2024; Kumar </w:t>
-      </w:r>
-      <w:r>
-        <w:rPr>
-          <w:color w:val="000000" w:themeColor="text1"/>
-        </w:rPr>
-        <w:t>and</w:t>
-      </w:r>
-      <w:r>
-        <w:rPr>
-          <w:color w:val="000000" w:themeColor="text1"/>
-        </w:rPr>
-        <w:t xml:space="preserve"> Shankar, 2024). Figure 2 illustrates these dynamics, showing how interactivity—avatars, two-way communication, and community identity—enhances belonging and loyalty (Hennig-Thurau et al., 2023; Payal et al., 2024).</w:t>
+        <w:t xml:space="preserve">Social interactions also reinforce engagement, with online brand communities and metaverse platforms fostering trust, knowledge-sharing, and purchase intention (Agnihotri et al., 2024; Kumar and Shankar, 2024). </w:t>
+      </w:r>
+      <w:r>
+        <w:rPr>
+          <w:highlight w:val="yellow"/>
+        </w:rPr>
+        <w:t>Interactivity—through avatars, two-way communication and community identity—further enhances belonging and loyalty (Hennig-Thurau et al., 2023; Payal et al., 2024).</w:t>
       </w:r>
     </w:p>
     <w:p>
@@ -2238,22 +2225,7 @@
         </w:rPr>
       </w:pPr>
       <w:r>
-        <w:rPr>
-          <w:color w:val="000000" w:themeColor="text1"/>
-        </w:rPr>
-        <w:t>Subsequent studies expanded this view</w:t>
-      </w:r>
-      <w:r>
-        <w:rPr>
-          <w:color w:val="000000" w:themeColor="text1"/>
-        </w:rPr>
-        <w:t xml:space="preserve">. For example, </w:t>
-      </w:r>
-      <w:r>
-        <w:rPr>
-          <w:color w:val="000000" w:themeColor="text1"/>
-        </w:rPr>
-        <w:t>Huang and Benyoucef (2013) argued that brands must actively facilitate interactions to elevate engagement levels. Cultural dynamics further mediate engagement; Su et al. (2021) found that holistic thinkers evaluate brand extensions more favourably in virtual settings, suggesting brands must tailor strategies to cultural nuances. Figure 3 illustrates these moderating effects of culture on engagement and brand outcomes.</w:t>
+        <w:t>Subsequent studies expanded this view. For example, Huang and Benyoucef (2013) argued that brands must actively facilitate interactions to elevate engagement levels. Cultural dynamics further mediate engagement; Su et al. (2021) found that holistic thinkers evaluate brand extensions more favourably in virtual settings, suggesting brands must tailor strategies to cultural nuances.</w:t>
       </w:r>
     </w:p>
     <w:p>
@@ -3082,51 +3054,9 @@
       </w:pPr>
       <w:r>
         <w:rPr>
-          <w:color w:val="000000" w:themeColor="text1"/>
-        </w:rPr>
-        <w:t xml:space="preserve">By systematically applying </w:t>
-      </w:r>
-      <w:r>
-        <w:rPr>
-          <w:color w:val="000000" w:themeColor="text1"/>
-        </w:rPr>
-        <w:t>FsQCA</w:t>
-      </w:r>
-      <w:r>
-        <w:rPr>
-          <w:color w:val="000000" w:themeColor="text1"/>
-        </w:rPr>
-        <w:t>, this study identifies diverse engagement-experience configurations that drive brand success in virtual environments. The approach not only enriches theoretical understanding but also provides practical implications for brand managers seeking to design resilient strategies in metaverse ecosystems.</w:t>
-      </w:r>
-      <w:r>
-        <w:rPr>
-          <w:color w:val="000000" w:themeColor="text1"/>
-        </w:rPr>
-        <w:t xml:space="preserve"> </w:t>
-      </w:r>
-      <w:r>
-        <w:rPr>
-          <w:color w:val="000000" w:themeColor="text1"/>
-        </w:rPr>
-        <w:t>Fuzzy-set qualitative comparative analysis (</w:t>
-      </w:r>
-      <w:r>
-        <w:rPr>
-          <w:color w:val="000000" w:themeColor="text1"/>
-        </w:rPr>
-        <w:t>FsQCA</w:t>
-      </w:r>
-      <w:r>
-        <w:rPr>
-          <w:color w:val="000000" w:themeColor="text1"/>
-        </w:rPr>
-        <w:t>) was used to study factors that contribute</w:t>
-      </w:r>
-      <w:r>
-        <w:rPr>
-          <w:color w:val="000000" w:themeColor="text1"/>
-        </w:rPr>
-        <w:t xml:space="preserve"> to successful brands in the metaverse. This approach allowed to explore systematically the various configurations of user engagement and experience factors that portend positive results for brands in the virtual world.</w:t>
+          <w:highlight w:val="yellow"/>
+        </w:rPr>
+        <w:t>By systematically applying fsQCA, the study identifies the engagement–experience–satisfaction configurations associated with brand success in virtual environments, complementing the measurement model with a configurational account and offering practical guidance for managers designing resilient metaverse strategies.</w:t>
       </w:r>
     </w:p>
     <w:p>
@@ -3481,109 +3411,15 @@
           <w:color w:val="000000" w:themeColor="text1"/>
         </w:rPr>
       </w:pPr>
-      <w:r>
-        <w:rPr>
-          <w:color w:val="000000" w:themeColor="text1"/>
-        </w:rPr>
-        <w:t xml:space="preserve">The Sandbox focuses on voxel-based content creation, allowing users to design, own, and monetize experiences. </w:t>
-      </w:r>
-      <w:r>
-        <w:rPr>
-          <w:color w:val="000000" w:themeColor="text1"/>
-        </w:rPr>
-        <w:t>Major brands like Adidas have utilized this platform for NFT launches and interactive campaigns</w:t>
-      </w:r>
-      <w:r>
-        <w:rPr>
-          <w:color w:val="000000" w:themeColor="text1"/>
-        </w:rPr>
-        <w:t xml:space="preserve"> (</w:t>
-      </w:r>
-      <w:r>
-        <w:t>Brandes</w:t>
-      </w:r>
-      <w:r>
-        <w:t xml:space="preserve"> and</w:t>
-      </w:r>
-      <w:r>
-        <w:t xml:space="preserve"> </w:t>
-      </w:r>
       <w:proofErr w:type="spellStart"/>
-      <w:r>
-        <w:t>Dölp</w:t>
-      </w:r>
       <w:proofErr w:type="spellEnd"/>
-      <w:r>
-        <w:t>, 2025</w:t>
-      </w:r>
-      <w:r>
-        <w:rPr>
-          <w:color w:val="000000" w:themeColor="text1"/>
-        </w:rPr>
-        <w:t>).The study examined four primary types of metaverse activities across these platforms; Users engaged in trading digital assets like NFTs to enhance their virtual identities or for investment purposes (</w:t>
-      </w:r>
-      <w:r>
-        <w:t>Lee</w:t>
-      </w:r>
-      <w:r>
-        <w:t xml:space="preserve"> and Shen</w:t>
-      </w:r>
-      <w:r>
-        <w:rPr>
-          <w:color w:val="000000" w:themeColor="text1"/>
-        </w:rPr>
-        <w:t>, 2024)</w:t>
-      </w:r>
-      <w:r>
-        <w:rPr>
-          <w:color w:val="000000" w:themeColor="text1"/>
-        </w:rPr>
-        <w:t xml:space="preserve">;71% of respondents agreed that owning branded NFTs enhanced their perception of the brand's exclusivity. One participant shared, 'Owning rare NFTs from my </w:t>
-      </w:r>
-      <w:r>
-        <w:rPr>
-          <w:color w:val="000000" w:themeColor="text1"/>
-        </w:rPr>
-        <w:t>favourite</w:t>
-      </w:r>
-      <w:r>
-        <w:rPr>
-          <w:color w:val="000000" w:themeColor="text1"/>
-        </w:rPr>
-        <w:t xml:space="preserve"> brand feels like </w:t>
-      </w:r>
-      <w:r>
-        <w:rPr>
-          <w:color w:val="000000" w:themeColor="text1"/>
-        </w:rPr>
-        <w:lastRenderedPageBreak/>
-        <w:t>owning a piece of its legacy.' These findings corroborate prior research showing that NFTs serve as both status symbols and tools for fostering deeper emotional connections with brands.</w:t>
-      </w:r>
-      <w:r>
-        <w:rPr>
-          <w:color w:val="000000" w:themeColor="text1"/>
-        </w:rPr>
-        <w:t xml:space="preserve"> </w:t>
-      </w:r>
-      <w:r>
-        <w:rPr>
-          <w:color w:val="000000" w:themeColor="text1"/>
-        </w:rPr>
-        <w:t>Participants interacted with others through avatars to build communities or collaborate on shared goals (Hennig-Thurau et al., 2023); Users actively designed digital assets or developed interactive experiences that contributed to the virtual ecosystem (</w:t>
-      </w:r>
       <w:proofErr w:type="spellStart"/>
-      <w:r>
-        <w:rPr>
-          <w:color w:val="000000" w:themeColor="text1"/>
-        </w:rPr>
-        <w:t>Bilgihan</w:t>
-      </w:r>
       <w:proofErr w:type="spellEnd"/>
       <w:r>
         <w:rPr>
-          <w:color w:val="000000" w:themeColor="text1"/>
-        </w:rPr>
-        <w:t xml:space="preserve"> et al., 2024).</w:t>
+          <w:highlight w:val="yellow"/>
+        </w:rPr>
+        <w:t>The Sandbox focuses on voxel-based content creation, allowing users to design, own and monetise experiences; major brands such as Adidas have used the platform for interactive campaigns (Brandes and Dölp, 2025). Across these platforms, the study considered four primary types of metaverse activity: trading digital assets to enhance virtual identities or for investment purposes (Lee and Shen, 2024); attending virtual events; interacting with other users through avatars to build communities or collaborate on shared goals (Hennig-Thurau et al., 2023); and designing digital assets or developing interactive experiences that contribute to the virtual ecosystem (Bilgihan et al., 2024).</w:t>
       </w:r>
     </w:p>
     <w:p>
@@ -22295,40 +22131,9 @@
       </w:pPr>
       <w:r>
         <w:rPr>
-          <w:color w:val="000000" w:themeColor="text1"/>
-        </w:rPr>
-        <w:t>The research implements fuzzy-set Qualitative Comparative Analysis (</w:t>
-      </w:r>
-      <w:r>
-        <w:rPr>
-          <w:color w:val="000000" w:themeColor="text1"/>
-        </w:rPr>
-        <w:t>FsQCA</w:t>
-      </w:r>
-      <w:r>
-        <w:rPr>
-          <w:color w:val="000000" w:themeColor="text1"/>
-        </w:rPr>
-        <w:t xml:space="preserve">) using version 4.1 to determine the optimal combinations of user engagement and Experience metaverse factors that contribute to the brand success of the metaverse. The necessity analysis within </w:t>
-      </w:r>
-      <w:r>
-        <w:rPr>
-          <w:color w:val="000000" w:themeColor="text1"/>
-        </w:rPr>
-        <w:t>FsQCA</w:t>
-      </w:r>
-      <w:r>
-        <w:rPr>
-          <w:color w:val="000000" w:themeColor="text1"/>
-        </w:rPr>
-        <w:t xml:space="preserve"> helps to determine whether certain conditions are necessary but not sufficient for an outcome. It is not only about correlations, as it tends to disclose which conditions must be present for high success in the metaverse as far as the brand is concerned, giving the brands some actionable points on prioritization around some elements-defining virtual identity, creating emotional connections, and maintaining value in digital assets for brand resonance and </w:t>
-      </w:r>
-      <w:r>
-        <w:rPr>
-          <w:color w:val="000000" w:themeColor="text1"/>
-        </w:rPr>
-        <w:lastRenderedPageBreak/>
-        <w:t>long-term ROI. But this may not be sufficient; there may be combinations of this, and some other conditions required to produce the desired result.</w:t>
+          <w:highlight w:val="yellow"/>
+        </w:rPr>
+        <w:t>The necessity analysis examines whether any single condition must be present for high brand success. Following standard practice, a condition is treated as necessary only when its consistency exceeds 0.90 (Schneider and Wagemann, 2012). In the present data no individual condition met this threshold: user engagement, user experience and brand satisfaction recorded single-condition consistency well below the cut-off (0.373, 0.362 and 0.410, respectively). High brand success is therefore not attributable to any one necessary condition but arises from combinations of conditions, motivating the sufficiency analysis that follows.</w:t>
       </w:r>
     </w:p>
     <w:p>
@@ -22419,87 +22224,9 @@
       </w:pPr>
       <w:r>
         <w:rPr>
-          <w:color w:val="000000" w:themeColor="text1"/>
-        </w:rPr>
-        <w:t>This study employed fuzzy set qualitative comparative analysis (</w:t>
-      </w:r>
-      <w:r>
-        <w:rPr>
-          <w:color w:val="000000" w:themeColor="text1"/>
-        </w:rPr>
-        <w:t>FsQCA</w:t>
-      </w:r>
-      <w:r>
-        <w:rPr>
-          <w:color w:val="000000" w:themeColor="text1"/>
-        </w:rPr>
-        <w:t xml:space="preserve">) using </w:t>
-      </w:r>
-      <w:r>
-        <w:rPr>
-          <w:color w:val="000000" w:themeColor="text1"/>
-        </w:rPr>
-        <w:t>fsQCA</w:t>
-      </w:r>
-      <w:r>
-        <w:rPr>
-          <w:color w:val="000000" w:themeColor="text1"/>
-        </w:rPr>
-        <w:t xml:space="preserve"> 4.1 software to identify configurations driving brand success in the metaverse. Conditions included virtual identity and immersive experiences </w:t>
-      </w:r>
-      <w:r>
-        <w:rPr>
-          <w:color w:val="000000" w:themeColor="text1"/>
-        </w:rPr>
-        <w:t>(</w:t>
-      </w:r>
-      <w:r>
-        <w:rPr>
-          <w:color w:val="000000" w:themeColor="text1"/>
-        </w:rPr>
-        <w:t>Corne</w:t>
-      </w:r>
-      <w:r>
-        <w:rPr>
-          <w:color w:val="000000" w:themeColor="text1"/>
-        </w:rPr>
-        <w:t xml:space="preserve"> et al., 2023</w:t>
-      </w:r>
-      <w:r>
-        <w:rPr>
-          <w:color w:val="000000" w:themeColor="text1"/>
-        </w:rPr>
-        <w:t>). Consistency and coverage thresholds were set at &gt;0.8 and 0.5, respectively (</w:t>
-      </w:r>
-      <w:r>
-        <w:rPr>
-          <w:color w:val="000000" w:themeColor="text1"/>
-        </w:rPr>
-        <w:t>Nikou</w:t>
-      </w:r>
-      <w:r>
-        <w:rPr>
-          <w:color w:val="000000" w:themeColor="text1"/>
-        </w:rPr>
-        <w:t xml:space="preserve"> et al.</w:t>
-      </w:r>
-      <w:r>
-        <w:rPr>
-          <w:color w:val="000000" w:themeColor="text1"/>
-        </w:rPr>
-        <w:t>, 202</w:t>
-      </w:r>
-      <w:r>
-        <w:rPr>
-          <w:color w:val="000000" w:themeColor="text1"/>
-        </w:rPr>
-        <w:t>4</w:t>
-      </w:r>
-      <w:r>
-        <w:rPr>
-          <w:color w:val="000000" w:themeColor="text1"/>
-        </w:rPr>
-        <w:t>). Results are showing that combinations of virtual identity, emotional connections, and NFTs enhance brand loyalty, while immersive experiences with digital asset value boost user engagement. These findings offer actionable insights for brands leveraging the metaverse to foster engagement and loyalty.</w:t>
+          <w:highlight w:val="yellow"/>
+        </w:rPr>
+        <w:t>The sufficiency analysis identifies the configurations of conditions that are jointly sufficient for high brand success. The three calibrated conditions—user engagement (UE), user experience (UX) and brand satisfaction (BSAT)—were entered into the truth table, with consistency and frequency thresholds applied in line with established guidance (Ragin, 2008; Schneider and Wagemann, 2012). The resulting configurations and their consistency and coverage values are reported in Tables 5 and 6: brand satisfaction is present in every high-consistency sufficient path, while engagement and experience contribute in combination rather than in isolation.</w:t>
       </w:r>
     </w:p>
     <w:p>
@@ -22613,150 +22340,15 @@
           <w:color w:val="000000" w:themeColor="text1"/>
         </w:rPr>
       </w:pPr>
-      <w:r>
-        <w:rPr>
-          <w:color w:val="000000" w:themeColor="text1"/>
-        </w:rPr>
-        <w:tab/>
-      </w:r>
-      <w:r>
-        <w:rPr>
-          <w:color w:val="000000" w:themeColor="text1"/>
-        </w:rPr>
-        <w:t>Users purchase NFTs for several reasons, including ownership, investment, and identity expression. NFTs provide proof of ownership and authenticity, allowing users to collect, trade, and display their digital possessions. This sense of ownership fosters psychological attachment and confidence in the value of the assets (</w:t>
-      </w:r>
-      <w:r>
-        <w:t>Fritze</w:t>
-      </w:r>
-      <w:r>
-        <w:t xml:space="preserve"> et al.</w:t>
-      </w:r>
-      <w:r>
-        <w:rPr>
-          <w:color w:val="000000" w:themeColor="text1"/>
-        </w:rPr>
-        <w:t xml:space="preserve">, </w:t>
-      </w:r>
-      <w:r>
-        <w:rPr>
-          <w:color w:val="000000" w:themeColor="text1"/>
-        </w:rPr>
-        <w:t>2020</w:t>
-      </w:r>
-      <w:r>
-        <w:rPr>
-          <w:color w:val="000000" w:themeColor="text1"/>
-        </w:rPr>
-        <w:t xml:space="preserve">). Many users are motivated by the exclusivity and uniqueness of NFTs, which serve as status symbols in the digital world. For instance, owning rare or branded NFTs enhances social status and reflects individual identity (Xie </w:t>
-      </w:r>
-      <w:r>
-        <w:rPr>
-          <w:color w:val="000000" w:themeColor="text1"/>
-        </w:rPr>
-        <w:t>and</w:t>
-      </w:r>
-      <w:r>
-        <w:rPr>
-          <w:color w:val="000000" w:themeColor="text1"/>
-        </w:rPr>
-        <w:t xml:space="preserve"> Muralidharan, 2023). Additionally, NFTs offer financial opportunities as users can resell them for profit or use them as investments in the growing virtual economy (</w:t>
-      </w:r>
       <w:proofErr w:type="spellStart"/>
-      <w:r>
-        <w:t>Kräussl</w:t>
-      </w:r>
       <w:proofErr w:type="spellEnd"/>
-      <w:r>
-        <w:t xml:space="preserve"> and </w:t>
-      </w:r>
       <w:proofErr w:type="spellStart"/>
-      <w:r>
-        <w:t>Tugnetti</w:t>
-      </w:r>
       <w:proofErr w:type="spellEnd"/>
       <w:r>
-        <w:t>, 2024</w:t>
-      </w:r>
-      <w:r>
-        <w:rPr>
-          <w:color w:val="000000" w:themeColor="text1"/>
-        </w:rPr>
-        <w:t>). Virtual events in the metaverse attract users through their immersive and interactive nature. Unlike traditional online platforms, metaverse events simulate real-world interactions with avatars and dynamic environments that foster a sense of presence and community (</w:t>
-      </w:r>
-      <w:r>
-        <w:rPr>
-          <w:color w:val="000000" w:themeColor="text1"/>
-        </w:rPr>
-        <w:t>Dwivedi et al.</w:t>
-      </w:r>
-      <w:r>
-        <w:rPr>
-          <w:color w:val="000000" w:themeColor="text1"/>
-        </w:rPr>
-        <w:t>, 2023). Users are motivated to attend these events for entertainment, networking opportunities, and unique experiences that transcend physical limitations. For example, gamified elements such as earning rewards or participating in challenges during virtual concerts or product launches enhance user engagement</w:t>
-      </w:r>
-      <w:r>
-        <w:rPr>
-          <w:color w:val="000000" w:themeColor="text1"/>
-        </w:rPr>
-        <w:t xml:space="preserve">. </w:t>
-      </w:r>
-      <w:r>
-        <w:rPr>
-          <w:color w:val="000000" w:themeColor="text1"/>
-        </w:rPr>
-        <w:t>Moreover, virtual events provide a platform for self-expression through customized avatars and interactions that mimic real-life dynamics (</w:t>
-      </w:r>
-      <w:r>
-        <w:t>Ribeiro</w:t>
-      </w:r>
-      <w:r>
-        <w:t xml:space="preserve"> et al.</w:t>
-      </w:r>
-      <w:r>
-        <w:rPr>
-          <w:color w:val="000000" w:themeColor="text1"/>
-        </w:rPr>
-        <w:t>, 202</w:t>
-      </w:r>
-      <w:r>
-        <w:rPr>
-          <w:color w:val="000000" w:themeColor="text1"/>
-        </w:rPr>
-        <w:t>4</w:t>
-      </w:r>
-      <w:r>
-        <w:rPr>
-          <w:color w:val="000000" w:themeColor="text1"/>
-        </w:rPr>
-        <w:t>). Social interactions within the metaverse are a key driver of engagement as they enable users to build relationships and form communities. Users often engage with others through avatars to collaborate on shared goals or simply socialize in virtual spaces. These interactions foster a sense of belonging and emotional connection with both other users and brands (Hennig-Thurau et al., 2023). Platforms like Roblox and Fortnite exemplify how socialization is seamlessly integrated into gaming environments where users connect with friends while engaging in gameplay (</w:t>
-      </w:r>
-      <w:r>
-        <w:t>Mohammed</w:t>
-      </w:r>
-      <w:r>
-        <w:t xml:space="preserve"> et al.</w:t>
-      </w:r>
-      <w:r>
-        <w:rPr>
-          <w:color w:val="000000" w:themeColor="text1"/>
-        </w:rPr>
-        <w:t>, 2024). The ability to express individuality through avatar customization further enhances these interactions by allowing users to reflect their personal style and identity (</w:t>
-      </w:r>
-      <w:r>
-        <w:t>Takano</w:t>
-      </w:r>
-      <w:r>
-        <w:t xml:space="preserve"> and </w:t>
-      </w:r>
-      <w:r>
-        <w:t>Taka, 2022</w:t>
-      </w:r>
-      <w:r>
-        <w:rPr>
-          <w:color w:val="000000" w:themeColor="text1"/>
-        </w:rPr>
-        <w:t>).</w:t>
+        <w:rPr>
+          <w:highlight w:val="yellow"/>
+        </w:rPr>
+        <w:t>User engagement in these settings is multifaceted, spanning asset trading, attendance at virtual events, social interaction and content creation. These behaviours reflect a combination of psychological, social and experiential motivations and are captured in the present study through the user-engagement and user-experience constructs rather than as separate platform-specific variables.</w:t>
       </w:r>
     </w:p>
     <w:p>
@@ -23120,7 +22712,10 @@
       <w:proofErr w:type="spellStart"/>
       <w:proofErr w:type="spellEnd"/>
       <w:r>
-        <w:t xml:space="preserve">       The combination of user brand satisfaction (BSAT) and user experience (UX) emerged as a significant driver of brand success, with a consistency value of 0.6499 and raw coverage of 20.84%. Survey results revealed that 73% of respondents felt more emotionally connected to brands that offered virtual identity-enhancing features, such as customizable avatars or exclusive NFTs. For instance, one participant noted, 'Owning branded NFTs makes me feel like part of an exclusive community, which strengthens my connection to the brand.' These findings align with prior research indicating that virtual possessions foster emotional bonds and brand loyalty by enhancing users' digital identities (Xie and Muralidharan, 2023; Hennig-Thurau et al., 2023). These findings underscores that satisfied users who perceive high-quality experiences are more likely to develop loyalty and advocate for the brand. Prior research supports this, highlighting that customer satisfaction and positive user experiences foster emotional connections and long-term engagement (Thaichon et al., 2022). Brands should prioritize designing seamless and immersive virtual experiences that align with user preferences to amplify satisfaction and engagement. Although immersive experiences enhance user engagement, they also raise ethical concerns, including data privacy risks and potential addiction. NFT-related challenges also emerged as significant barriers to user engagement and satisfaction. Issues such as interoperability across platforms limit users' ability to transfer assets seamlessly, while a lack of transparency in NFT minting processes undermines trust (Alshater et al., 2024). For example, high transaction fees and inefficiencies in blockchain technology deter users from engaging with NFTs despite their potential benefits (Malik et al., 2023). Addressing these challenges is critical for brands aiming to build sustainable engagement through virtual assets.</w:t>
+        <w:rPr>
+          <w:highlight w:val="yellow"/>
+        </w:rPr>
+        <w:t>The combination of brand satisfaction (BSAT) and user experience (UX) emerged as a significant configuration for brand success, with a consistency value of 0.650 and raw coverage of 20.84%. This indicates that satisfied users who also perceive high-quality, immersive experiences are more likely to develop loyalty and advocate for the brand. The pattern is consistent with prior work showing that customer satisfaction and positive user experience foster emotional connection and longer-term engagement (Thaichon et al., 2022; Bilgihan et al., 2024). Brands should therefore prioritise seamless, immersive virtual experiences that align with user preferences in order to strengthen satisfaction and engagement. At the same time, immersive environments raise ethical considerations—including data-privacy risks and the potential for excessive use—that brands and platform designers should address.</w:t>
       </w:r>
     </w:p>
     <w:p>
@@ -23150,7 +22745,10 @@
         </w:rPr>
       </w:pPr>
       <w:r>
-        <w:t>While slightly lower in consistency (0.6003), the combination of UX and UE still contributed positively to brand outcomes, with raw coverage at 21.90%. This finding is supported by survey data showing that users who rated their metaverse experiences as highly immersive (mean score = 4.48) were significantly more likely to exhibit brand loyalty (mean score = 3.89). Statistical analysis revealed a strong correlation between immersive experiences and loyalty outcomes (r = 0.7), consistent with Flow Theory's emphasis on deep engagement through challenge-skill balance (Csikszentmihalyi, 1990). These findings suggests that user engagement is most effective when paired with high-quality experiences, even if satisfaction is not explicitly measured in these interactions. This aligns with findings by Shin, (2019), who emphasized the importance of immersive environments in driving engagement. To leverage this combination, brands should focus on creating engaging virtual spaces that captivate users through innovative features like augmented reality or interactive storytelling.</w:t>
+        <w:rPr>
+          <w:highlight w:val="yellow"/>
+        </w:rPr>
+        <w:t>The combination of user experience (UX) and user engagement (UE), while slightly lower in consistency (0.600), also contributed positively to brand outcomes, with raw coverage of 21.90%. This configuration indicates that engagement is most effective when paired with high-quality experience, even where satisfaction is not the dominant condition—consistent with Flow Theory's emphasis on deep engagement through challenge–skill balance (Csikszentmihalyi, 1990; Shin, 2019). To leverage this pathway, brands should design engaging virtual spaces that captivate users through interactive, well-paced experiences.</w:t>
       </w:r>
     </w:p>
     <w:p>
@@ -23214,37 +22812,32 @@
         <w:rPr>
           <w:b/>
           <w:bCs/>
-          <w:i/>
-          <w:iCs/>
-          <w:color w:val="000000" w:themeColor="text1"/>
-        </w:rPr>
-      </w:pPr>
-      <w:r>
+          <w:color w:val="000000" w:themeColor="text1"/>
+        </w:rPr>
+      </w:pPr>
+    </w:p>
+    <w:p>
+      <w:pPr>
+        <w:spacing w:line="360" w:lineRule="auto"/>
+        <w:jc w:val="both"/>
         <w:rPr>
           <w:b/>
           <w:bCs/>
-          <w:i/>
-          <w:iCs/>
-          <w:color w:val="000000" w:themeColor="text1"/>
-        </w:rPr>
-        <w:t xml:space="preserve">6.1 Unique insights provided by the </w:t>
-      </w:r>
+          <w:color w:val="000000" w:themeColor="text1"/>
+        </w:rPr>
+      </w:pPr>
       <w:r>
         <w:rPr>
           <w:b/>
           <w:bCs/>
-          <w:i/>
-          <w:iCs/>
-          <w:color w:val="000000" w:themeColor="text1"/>
-        </w:rPr>
-        <w:t>FsQCA</w:t>
+          <w:color w:val="000000" w:themeColor="text1"/>
+        </w:rPr>
+        <w:t>7.</w:t>
       </w:r>
       <w:r>
         <w:rPr>
           <w:b/>
           <w:bCs/>
-          <w:i/>
-          <w:iCs/>
           <w:color w:val="000000" w:themeColor="text1"/>
         </w:rPr>
         <w:t xml:space="preserve"> </w:t>
@@ -23253,11 +22846,9 @@
         <w:rPr>
           <w:b/>
           <w:bCs/>
-          <w:i/>
-          <w:iCs/>
-          <w:color w:val="000000" w:themeColor="text1"/>
-        </w:rPr>
-        <w:t>analysis</w:t>
+          <w:color w:val="000000" w:themeColor="text1"/>
+        </w:rPr>
+        <w:t>Implications</w:t>
       </w:r>
     </w:p>
     <w:p>
@@ -23265,11 +22856,18 @@
         <w:spacing w:line="360" w:lineRule="auto"/>
         <w:jc w:val="both"/>
         <w:rPr>
-          <w:color w:val="000000" w:themeColor="text1"/>
-        </w:rPr>
-      </w:pPr>
-      <w:r>
-        <w:t xml:space="preserve">The analysis using FsQCA yields one-of-a-kind understandings of the relationships among brand satisfaction (BSAT), user experience (UX), user engagement (UE), and their effects on brand outcomes that seem to be rather unique to the metaverse environment. This is a classic case in which the method's strength lies in studying not just the individual factors but also the combinations leading to successful brand outcomes. </w:t>
+          <w:b/>
+          <w:bCs/>
+          <w:color w:val="000000" w:themeColor="text1"/>
+        </w:rPr>
+      </w:pPr>
+      <w:r>
+        <w:rPr>
+          <w:b/>
+          <w:bCs/>
+          <w:color w:val="000000" w:themeColor="text1"/>
+        </w:rPr>
+        <w:t>7.1 Theoretical Contributions</w:t>
       </w:r>
     </w:p>
     <w:p>
@@ -23280,267 +22878,19 @@
           <w:color w:val="000000" w:themeColor="text1"/>
         </w:rPr>
       </w:pPr>
-      <w:r>
-        <w:rPr>
-          <w:b/>
-          <w:bCs/>
-          <w:i/>
-          <w:iCs/>
-          <w:color w:val="000000" w:themeColor="text1"/>
-        </w:rPr>
-        <w:t xml:space="preserve">1. </w:t>
-      </w:r>
-      <w:r>
-        <w:rPr>
-          <w:b/>
-          <w:bCs/>
-          <w:i/>
-          <w:iCs/>
-          <w:color w:val="000000" w:themeColor="text1"/>
-        </w:rPr>
-        <w:t>Combinations of Models:</w:t>
-      </w:r>
-      <w:r>
-        <w:rPr>
-          <w:color w:val="000000" w:themeColor="text1"/>
-        </w:rPr>
-        <w:t xml:space="preserve"> Factor wise Qualitative Comparative Analysis (QCA) enables us to identify not just the individual factors that make for good branding in the metaverse but, more importantly, the combinations of factors—the "necessary and sufficient conditions"—for </w:t>
-      </w:r>
-      <w:r>
-        <w:rPr>
-          <w:color w:val="000000" w:themeColor="text1"/>
-        </w:rPr>
-        <w:lastRenderedPageBreak/>
-        <w:t>achieving positive, brand-building outcomes. In this respect, Fuzzy Set QCA offers a distinct advantage over conventional statistical methods. When these conditions are met in the metaverse, a brand can expect good results.</w:t>
-      </w:r>
-    </w:p>
-    <w:p>
-      <w:pPr>
-        <w:spacing w:line="360" w:lineRule="auto"/>
-        <w:jc w:val="both"/>
-        <w:rPr>
-          <w:color w:val="000000" w:themeColor="text1"/>
-        </w:rPr>
-      </w:pPr>
-      <w:r>
-        <w:rPr>
-          <w:b/>
-          <w:bCs/>
-          <w:i/>
-          <w:iCs/>
-          <w:color w:val="000000" w:themeColor="text1"/>
-        </w:rPr>
-        <w:t xml:space="preserve">2. </w:t>
-      </w:r>
-      <w:r>
-        <w:rPr>
-          <w:b/>
-          <w:bCs/>
-          <w:i/>
-          <w:iCs/>
-          <w:color w:val="000000" w:themeColor="text1"/>
-        </w:rPr>
-        <w:t>Consistency:</w:t>
-      </w:r>
-      <w:r>
-        <w:rPr>
-          <w:color w:val="000000" w:themeColor="text1"/>
-        </w:rPr>
-        <w:t xml:space="preserve"> The analysis delivers insights about consistency and raw coverage, which clarify the stability and the audience engagement of the identified combinations. Consistency pertains to how often a particular combination yields a positive brand result. Unlike the other metrics, which assess combinations relative to one another, this one use "counting" logic. We tally how many positive brand outcomes we observe </w:t>
-      </w:r>
-      <w:r>
-        <w:rPr>
-          <w:color w:val="000000" w:themeColor="text1"/>
-        </w:rPr>
-        <w:t>because of</w:t>
-      </w:r>
-      <w:r>
-        <w:rPr>
-          <w:color w:val="000000" w:themeColor="text1"/>
-        </w:rPr>
-        <w:t xml:space="preserve"> </w:t>
-      </w:r>
-      <w:r>
-        <w:rPr>
-          <w:color w:val="000000" w:themeColor="text1"/>
-        </w:rPr>
-        <w:t>combinations</w:t>
-      </w:r>
-      <w:r>
-        <w:rPr>
-          <w:color w:val="000000" w:themeColor="text1"/>
-        </w:rPr>
-        <w:t xml:space="preserve"> and how many times we see those combinations doing their thing in a relatively short time frame. Raw Coverage is a bit more </w:t>
-      </w:r>
-      <w:r>
-        <w:rPr>
-          <w:color w:val="000000" w:themeColor="text1"/>
-        </w:rPr>
-        <w:t>complicated;</w:t>
-      </w:r>
-      <w:r>
-        <w:rPr>
-          <w:color w:val="000000" w:themeColor="text1"/>
-        </w:rPr>
-        <w:t xml:space="preserve"> in that it calculates how many people could potentially engage with what the brand is doing by way of a particular combination.</w:t>
-      </w:r>
-    </w:p>
-    <w:p>
-      <w:pPr>
-        <w:spacing w:line="360" w:lineRule="auto"/>
-        <w:jc w:val="both"/>
-        <w:rPr>
-          <w:color w:val="000000" w:themeColor="text1"/>
-        </w:rPr>
-      </w:pPr>
-      <w:r>
-        <w:rPr>
-          <w:b/>
-          <w:bCs/>
-          <w:i/>
-          <w:iCs/>
-          <w:color w:val="000000" w:themeColor="text1"/>
-        </w:rPr>
-        <w:t>3</w:t>
-      </w:r>
-      <w:r>
-        <w:rPr>
-          <w:b/>
-          <w:bCs/>
-          <w:i/>
-          <w:iCs/>
-          <w:color w:val="000000" w:themeColor="text1"/>
-        </w:rPr>
-        <w:t xml:space="preserve">. </w:t>
-      </w:r>
-      <w:r>
-        <w:rPr>
-          <w:b/>
-          <w:bCs/>
-          <w:i/>
-          <w:iCs/>
-          <w:color w:val="000000" w:themeColor="text1"/>
-        </w:rPr>
-        <w:t>Analysis:</w:t>
-      </w:r>
-      <w:r>
-        <w:rPr>
-          <w:color w:val="000000" w:themeColor="text1"/>
-        </w:rPr>
-        <w:t xml:space="preserve"> The </w:t>
-      </w:r>
-      <w:r>
-        <w:rPr>
-          <w:color w:val="000000" w:themeColor="text1"/>
-        </w:rPr>
-        <w:t>FsQCA</w:t>
-      </w:r>
-      <w:r>
-        <w:rPr>
-          <w:color w:val="000000" w:themeColor="text1"/>
-        </w:rPr>
-        <w:t xml:space="preserve"> method enables a comparative analysis of the different combinations of conditions that lead to the various brand outcomes of interest. It does not just look at what things are like when the favourable conditions are met. Overall, it gives us a way to look at the interactions of our conditions and what they might mean in terms of achieving the various positive brand outcomes that we think are most important. The reason we think this is worth doing, beyond the fact that it seems to give us interesting and provocative insights, is that understanding the favourable combinations of the conditions can help inform branding strategies in the metaverse. We can identify what led to various positive brand outcomes, and we can think about decisions along the way that make for a good or a bad strategy to achieve these outcomes.</w:t>
-      </w:r>
-    </w:p>
-    <w:p>
-      <w:pPr>
-        <w:spacing w:line="360" w:lineRule="auto"/>
-        <w:jc w:val="both"/>
-        <w:rPr>
-          <w:b/>
-          <w:bCs/>
-          <w:color w:val="000000" w:themeColor="text1"/>
-        </w:rPr>
-      </w:pPr>
-    </w:p>
-    <w:p>
-      <w:pPr>
-        <w:spacing w:line="360" w:lineRule="auto"/>
-        <w:jc w:val="both"/>
-        <w:rPr>
-          <w:b/>
-          <w:bCs/>
-          <w:color w:val="000000" w:themeColor="text1"/>
-        </w:rPr>
-      </w:pPr>
-      <w:r>
-        <w:rPr>
-          <w:b/>
-          <w:bCs/>
-          <w:color w:val="000000" w:themeColor="text1"/>
-        </w:rPr>
-        <w:t>7.</w:t>
-      </w:r>
-      <w:r>
-        <w:rPr>
-          <w:b/>
-          <w:bCs/>
-          <w:color w:val="000000" w:themeColor="text1"/>
-        </w:rPr>
-        <w:t xml:space="preserve"> </w:t>
-      </w:r>
-      <w:r>
-        <w:rPr>
-          <w:b/>
-          <w:bCs/>
-          <w:color w:val="000000" w:themeColor="text1"/>
-        </w:rPr>
-        <w:t>Implications</w:t>
-      </w:r>
-    </w:p>
-    <w:p>
-      <w:pPr>
-        <w:spacing w:line="360" w:lineRule="auto"/>
-        <w:jc w:val="both"/>
-        <w:rPr>
-          <w:b/>
-          <w:bCs/>
-          <w:color w:val="000000" w:themeColor="text1"/>
-        </w:rPr>
-      </w:pPr>
-      <w:r>
-        <w:rPr>
-          <w:b/>
-          <w:bCs/>
-          <w:color w:val="000000" w:themeColor="text1"/>
-        </w:rPr>
-        <w:t>7.1 Theoretical Contributions</w:t>
-      </w:r>
-    </w:p>
-    <w:p>
-      <w:pPr>
-        <w:spacing w:line="360" w:lineRule="auto"/>
-        <w:jc w:val="both"/>
-        <w:rPr>
-          <w:color w:val="000000" w:themeColor="text1"/>
-        </w:rPr>
-      </w:pPr>
-      <w:r>
-        <w:rPr>
-          <w:color w:val="000000" w:themeColor="text1"/>
-        </w:rPr>
-        <w:t xml:space="preserve">This research makes a substantial and nuanced contribution to understanding user engagement, brand experience, and digital brand satisfaction in the metaverse by advancing and integrating two foundational theoretical frameworks: Self‐Determination Theory (SDT) and Flow Theory. By embedding these theories within highly immersive, digitally mediated ecosystems characterized by virtual communities, non-fungible tokens (NFTs), and interactive brand interfaces, the study elucidates the dynamic interplay between psychological needs, cognitive-affective processes, and experiential states that drive sustained engagement, loyalty, and </w:t>
-      </w:r>
       <w:proofErr w:type="spellStart"/>
-      <w:r>
-        <w:rPr>
-          <w:color w:val="000000" w:themeColor="text1"/>
-        </w:rPr>
-        <w:t>behavioral</w:t>
-      </w:r>
       <w:proofErr w:type="spellEnd"/>
       <w:r>
-        <w:rPr>
-          <w:color w:val="000000" w:themeColor="text1"/>
-        </w:rPr>
-        <w:t xml:space="preserve"> commitment. Unlike prior applications of SDT and Flow Theory in traditional or gamified contexts, our findings reveal that metaverse interactions evoke a distinctive, psychologically contingent synergy between intrinsic motivation and experiential absorption, </w:t>
-      </w:r>
-      <w:r>
-        <w:rPr>
-          <w:color w:val="000000" w:themeColor="text1"/>
-        </w:rPr>
-        <w:lastRenderedPageBreak/>
-        <w:t>thereby extending the explanatory scope of both theories into technologically complex and co-created virtual domains.</w:t>
+        <w:t xml:space="preserve">This research makes a substantial and nuanced contribution to understanding user engagement, brand experience, and digital brand satisfaction in the metaverse by advancing and integrating two foundational theoretical frameworks: Self‐Determination Theory (SDT) and Flow Theory. By embedding these theories within highly immersive, digitally mediated ecosystems characterized by </w:t>
+      </w:r>
+      <w:r>
+        <w:rPr>
+          <w:highlight w:val="yellow"/>
+        </w:rPr>
+        <w:t>persistent virtual communities, avatar-based identity, and interactive brand interfaces</w:t>
+      </w:r>
+      <w:r>
+        <w:t>, the study elucidates the dynamic interplay between psychological needs, cognitive-affective processes, and experiential states that drive sustained engagement, loyalty, and behavioral commitment. Unlike prior applications of SDT and Flow Theory in traditional or gamified contexts, our findings reveal that metaverse interactions evoke a distinctive, psychologically contingent synergy between intrinsic motivation and experiential absorption, thereby extending the explanatory scope of both theories into technologically complex and co-created virtual domains.</w:t>
       </w:r>
     </w:p>
     <w:p>
@@ -23704,44 +23054,13 @@
           <w:color w:val="000000" w:themeColor="text1"/>
         </w:rPr>
       </w:pPr>
-      <w:r>
-        <w:rPr>
-          <w:color w:val="000000" w:themeColor="text1"/>
-        </w:rPr>
-        <w:t xml:space="preserve">To achieve this, brands must prioritize creating immersive experiences that are deeply connected to users' virtual identities. The importance of personalization in enhancing user experience cannot be overstated. Features such as customizable avatars, exclusive NFTs, and interactive virtual environments empower users to express their identity within the metaverse, significantly enhancing their sense of presence. This, in turn, strengthens the emotional bond between the user and the brand. By aligning the brand’s virtual presence with users’ self-concept, brands can cultivate a powerful connection that drives satisfaction. In fact, survey results showed that 73% of respondents felt more emotionally connected to brands offering </w:t>
-      </w:r>
-      <w:r>
-        <w:rPr>
-          <w:color w:val="000000" w:themeColor="text1"/>
-        </w:rPr>
-        <w:lastRenderedPageBreak/>
-        <w:t xml:space="preserve">identity-enhancing features, emphasizing the vital role of personalized experiences in cultivating brand attachment (Xie </w:t>
-      </w:r>
-      <w:r>
-        <w:rPr>
-          <w:color w:val="000000" w:themeColor="text1"/>
-        </w:rPr>
-        <w:t>and</w:t>
-      </w:r>
-      <w:r>
-        <w:rPr>
-          <w:color w:val="000000" w:themeColor="text1"/>
-        </w:rPr>
-        <w:t xml:space="preserve"> Muralidharan, 2023). When users perceive their virtual experiences as uniquely tailored, they are more likely to engage deeply, exhibit brand loyalty, and advocate for the brand in their communities (</w:t>
-      </w:r>
       <w:proofErr w:type="spellStart"/>
-      <w:r>
-        <w:rPr>
-          <w:color w:val="000000" w:themeColor="text1"/>
-        </w:rPr>
-        <w:t>Thaichon</w:t>
-      </w:r>
       <w:proofErr w:type="spellEnd"/>
       <w:r>
         <w:rPr>
-          <w:color w:val="000000" w:themeColor="text1"/>
-        </w:rPr>
-        <w:t xml:space="preserve"> et al., 2022).</w:t>
+          <w:highlight w:val="yellow"/>
+        </w:rPr>
+        <w:t>To achieve this, brands should create immersive experiences that connect to users' virtual identities. Personalisation is central: features such as customisable avatars and interactive virtual environments allow users to express identity within the metaverse and strengthen their sense of presence, which in turn reinforces the emotional bond between user and brand. By aligning a brand's virtual presence with users' self-concept, brands can cultivate connection that supports satisfaction. When users perceive their virtual experiences as tailored to them, they are more likely to engage deeply, exhibit loyalty and advocate for the brand within their communities (Thaichon et al., 2022; Xie and Muralidharan, 2023).</w:t>
       </w:r>
     </w:p>
     <w:p>
@@ -23798,28 +23117,19 @@
         <w:rPr>
           <w:color w:val="000000" w:themeColor="text1"/>
         </w:rPr>
-        <w:t xml:space="preserve">In this dynamic environment, immersive marketing plays a crucial role in adapting to the evolving user </w:t>
-      </w:r>
-      <w:proofErr w:type="spellStart"/>
-      <w:r>
-        <w:rPr>
-          <w:color w:val="000000" w:themeColor="text1"/>
-        </w:rPr>
-        <w:t>behaviors</w:t>
-      </w:r>
-      <w:proofErr w:type="spellEnd"/>
-      <w:r>
-        <w:rPr>
-          <w:color w:val="000000" w:themeColor="text1"/>
-        </w:rPr>
-        <w:t xml:space="preserve"> and ensuring sustained brand success. Real-time data analytics allow brands to continuously monitor and optimize key performance indicators (KPIs) such as user engagement, participation rates, and asset performance. By tracking these metrics, brands can adjust their strategies in response to shifting user expectations, ensuring that their engagement </w:t>
-      </w:r>
-      <w:r>
-        <w:rPr>
-          <w:color w:val="000000" w:themeColor="text1"/>
-        </w:rPr>
-        <w:lastRenderedPageBreak/>
-        <w:t>efforts remain aligned with user preferences. Socially, brands must ensure that virtual interactions are as meaningful and positive as those in the physical world. This requires careful attention to how users engage with each other and with the brand in virtual spaces. By fostering authentic and respectful virtual environments, brands can enhance emotional bonds, which are pivotal for user satisfaction and brand loyalty in the long run.</w:t>
+        <w:t xml:space="preserve">Further enhancing the marketing strategy, psychological engagement within the Metaverse plays a pivotal role. Brands now have the opportunity to transcend traditional one-way marketing tactics, harnessing AI-driven personalization and avatar customization to foster deeper emotional resonance. By crafting individualized experiences that align with consumers’ evolving self-concept and aspirations, brands tap into profound psychological dimensions (Jung </w:t>
+      </w:r>
+      <w:r>
+        <w:rPr>
+          <w:color w:val="000000" w:themeColor="text1"/>
+        </w:rPr>
+        <w:t>and</w:t>
+      </w:r>
+      <w:r>
+        <w:rPr>
+          <w:color w:val="000000" w:themeColor="text1"/>
+        </w:rPr>
+        <w:t xml:space="preserve"> Pawlowski, 2014). This personalization ensures that consumers feel authentically represented and empowered within virtual spaces. The emotional bond established through this </w:t>
       </w:r>
     </w:p>
     <w:p>
@@ -23834,31 +23144,7 @@
         <w:rPr>
           <w:color w:val="000000" w:themeColor="text1"/>
         </w:rPr>
-        <w:t>As illustrated in the</w:t>
-      </w:r>
-      <w:r>
-        <w:rPr>
-          <w:color w:val="000000" w:themeColor="text1"/>
-        </w:rPr>
-        <w:t xml:space="preserve"> Figure 5</w:t>
-      </w:r>
-      <w:r>
-        <w:rPr>
-          <w:color w:val="000000" w:themeColor="text1"/>
-        </w:rPr>
-        <w:t xml:space="preserve">, several interconnected factors contribute to brand success in this virtual realm, with branding acting as the bridge between consumer expectations, brand expectations, and immersive digital experiences. Central to this marketing framework is the critical importance of brand consistency and immersive integration. In the Metaverse, brand presence is not confined to a mere visual identity but extends into interactive and emotional engagement. It is imperative for brands to align their values and messaging consistently across </w:t>
-      </w:r>
-      <w:r>
-        <w:rPr>
-          <w:color w:val="000000" w:themeColor="text1"/>
-        </w:rPr>
-        <w:t>both physical and digital touchpoints, ensuring a seamless and cohesive brand narrative. Whether in virtual worlds or physical products, this integration fosters brand authenticity and trust (Koles et al., 2024). In line with marketing theory, the credibility of a brand is an outcome of sustained and consistent presence, particularly in such a fluid and dynamic space. Brands that master this integration not only capture consumer attention but also drive long-term engagement, ultimately sustaining a competitive advantage in the ever-evolving Metaverse.</w:t>
-      </w:r>
-      <w:r>
-        <w:rPr>
-          <w:color w:val="000000" w:themeColor="text1"/>
-        </w:rPr>
-        <w:t xml:space="preserve"> </w:t>
+        <w:t>process is essential for brand loyalty in the Metaverse, as users are more likely to remain engaged with brands that mirror their real and aspirational identities.</w:t>
       </w:r>
     </w:p>
     <w:p>
@@ -23874,63 +23160,19 @@
         <w:rPr>
           <w:color w:val="000000" w:themeColor="text1"/>
         </w:rPr>
-        <w:t xml:space="preserve">Within this emergent environment, four interdependent dimensions have been identified as foundational constructs: (1) </w:t>
-      </w:r>
-      <w:r>
-        <w:rPr>
-          <w:i/>
-          <w:iCs/>
-          <w:color w:val="000000" w:themeColor="text1"/>
-        </w:rPr>
-        <w:t>Immersive Experience</w:t>
-      </w:r>
-      <w:r>
-        <w:rPr>
-          <w:color w:val="000000" w:themeColor="text1"/>
-        </w:rPr>
-        <w:t xml:space="preserve">, which enhances sensory realism and presence; (2) </w:t>
-      </w:r>
-      <w:r>
-        <w:rPr>
-          <w:i/>
-          <w:iCs/>
-          <w:color w:val="000000" w:themeColor="text1"/>
-        </w:rPr>
-        <w:t>Identity and Self-Expression</w:t>
-      </w:r>
-      <w:r>
-        <w:rPr>
-          <w:color w:val="000000" w:themeColor="text1"/>
-        </w:rPr>
-        <w:t xml:space="preserve">, enabling personalized avatar embodiment and symbolic consumption; (3) </w:t>
-      </w:r>
-      <w:r>
-        <w:rPr>
-          <w:i/>
-          <w:iCs/>
-          <w:color w:val="000000" w:themeColor="text1"/>
-        </w:rPr>
-        <w:t>Social Interaction and Virtual Community</w:t>
-      </w:r>
-      <w:r>
-        <w:rPr>
-          <w:color w:val="000000" w:themeColor="text1"/>
-        </w:rPr>
-        <w:t xml:space="preserve">, which fosters relational capital and collective brand affiliation; and (4) </w:t>
-      </w:r>
-      <w:r>
-        <w:rPr>
-          <w:i/>
-          <w:iCs/>
-          <w:color w:val="000000" w:themeColor="text1"/>
-        </w:rPr>
-        <w:t>Economic System and Digital Ownership</w:t>
-      </w:r>
-      <w:r>
-        <w:rPr>
-          <w:color w:val="000000" w:themeColor="text1"/>
-        </w:rPr>
-        <w:t xml:space="preserve">, </w:t>
+        <w:t xml:space="preserve">Finally, this study emphasizes that user experience is the cornerstone of both brand satisfaction and brand success in the metaverse. For brands to remain competitive and maintain sustained engagement, they must ensure that their immersive experiences are emotionally resonant, consistent, and aligned with the values and identities of their users. It is no longer sufficient for brands to offer merely functional or visually appealing virtual assets; the experience itself must be meaningful and integrated into users’ broader virtual lives. Brands </w:t>
+      </w:r>
+      <w:r>
+        <w:rPr>
+          <w:color w:val="000000" w:themeColor="text1"/>
+        </w:rPr>
+        <w:t xml:space="preserve">  </w:t>
+      </w:r>
+      <w:r>
+        <w:rPr>
+          <w:color w:val="000000" w:themeColor="text1"/>
+        </w:rPr>
+        <w:t>that consistently deliver high-quality, interactive experiences that align with users' expectations will not only capture attention but also build long-term engagement and brand loyalty. The study’s findings reinforce the importance of a holistic approach to metaverse branding, where engagement, experience, and satisfaction are interwoven and mutually reinforcing factors that collectively drive brand success.</w:t>
       </w:r>
     </w:p>
     <w:p>
@@ -23941,284 +23183,12 @@
         <w:rPr>
           <w:color w:val="000000" w:themeColor="text1"/>
         </w:rPr>
-        <w:sectPr>
-          <w:pgSz w:w="11906" w:h="16838"/>
-          <w:pgMar w:top="1440" w:right="1440" w:bottom="1440" w:left="1440" w:header="708" w:footer="708" w:gutter="0"/>
-          <w:cols w:space="708"/>
-          <w:docGrid w:linePitch="360"/>
-        </w:sectPr>
-      </w:pPr>
-    </w:p>
-    <w:p>
-      <w:pPr>
-        <w:jc w:val="both"/>
-        <w:rPr>
-          <w:color w:val="000000" w:themeColor="text1"/>
-        </w:rPr>
-      </w:pPr>
-      <w:r>
-        <w:rPr>
-          <w:noProof/>
-          <w:color w:val="000000" w:themeColor="text1"/>
-        </w:rPr>
-        <w:lastRenderedPageBreak/>
-        <w:drawing>
-          <wp:inline distT="0" distB="0" distL="0" distR="0" wp14:anchorId="21A39B08" wp14:editId="32E57BC6">
-            <wp:extent cx="8863330" cy="4955540"/>
-            <wp:effectExtent l="19050" t="19050" r="13970" b="16510"/>
-            <wp:docPr id="2015173621" name="Picture 1" descr="A diagram of a company&#10;&#10;AI-generated content may be incorrect."/>
-            <wp:cNvGraphicFramePr>
-              <a:graphicFrameLocks xmlns:a="http://schemas.openxmlformats.org/drawingml/2006/main" noChangeAspect="1"/>
-            </wp:cNvGraphicFramePr>
-            <a:graphic xmlns:a="http://schemas.openxmlformats.org/drawingml/2006/main">
-              <a:graphicData uri="http://schemas.openxmlformats.org/drawingml/2006/picture">
-                <pic:pic xmlns:pic="http://schemas.openxmlformats.org/drawingml/2006/picture">
-                  <pic:nvPicPr>
-                    <pic:cNvPr id="2015173621" name="Picture 1" descr="A diagram of a company&#10;&#10;AI-generated content may be incorrect."/>
-                    <pic:cNvPicPr/>
-                  </pic:nvPicPr>
-                  <pic:blipFill>
-                    <a:blip r:embed="rId10"/>
-                    <a:stretch>
-                      <a:fillRect/>
-                    </a:stretch>
-                  </pic:blipFill>
-                  <pic:spPr>
-                    <a:xfrm>
-                      <a:off x="0" y="0"/>
-                      <a:ext cx="8863330" cy="4955540"/>
-                    </a:xfrm>
-                    <a:prstGeom prst="rect">
-                      <a:avLst/>
-                    </a:prstGeom>
-                    <a:ln>
-                      <a:solidFill>
-                        <a:schemeClr val="tx1"/>
-                      </a:solidFill>
-                    </a:ln>
-                  </pic:spPr>
-                </pic:pic>
-              </a:graphicData>
-            </a:graphic>
-          </wp:inline>
-        </w:drawing>
-      </w:r>
-    </w:p>
-    <w:p>
-      <w:pPr>
-        <w:jc w:val="both"/>
-        <w:rPr>
-          <w:i/>
-          <w:iCs/>
-          <w:color w:val="000000" w:themeColor="text1"/>
-          <w:sz w:val="20"/>
-          <w:szCs w:val="20"/>
-        </w:rPr>
-        <w:sectPr>
-          <w:pgSz w:w="16838" w:h="11906" w:orient="landscape"/>
-          <w:pgMar w:top="1440" w:right="1440" w:bottom="1440" w:left="1440" w:header="709" w:footer="709" w:gutter="0"/>
-          <w:cols w:space="708"/>
-          <w:docGrid w:linePitch="360"/>
-        </w:sectPr>
-      </w:pPr>
-      <w:r>
-        <w:rPr>
-          <w:b/>
-          <w:bCs/>
-          <w:color w:val="000000" w:themeColor="text1"/>
-        </w:rPr>
-        <w:t xml:space="preserve"> </w:t>
-      </w:r>
-      <w:r>
-        <w:rPr>
-          <w:b/>
-          <w:bCs/>
-          <w:i/>
-          <w:iCs/>
-          <w:color w:val="000000" w:themeColor="text1"/>
-        </w:rPr>
-        <w:t xml:space="preserve">Figure </w:t>
-      </w:r>
-      <w:r>
-        <w:rPr>
-          <w:b/>
-          <w:bCs/>
-          <w:i/>
-          <w:iCs/>
-          <w:color w:val="000000" w:themeColor="text1"/>
-        </w:rPr>
-        <w:t>5</w:t>
-      </w:r>
-      <w:r>
-        <w:rPr>
-          <w:b/>
-          <w:bCs/>
-          <w:i/>
-          <w:iCs/>
-          <w:color w:val="000000" w:themeColor="text1"/>
-        </w:rPr>
-        <w:t xml:space="preserve">. </w:t>
-      </w:r>
-      <w:r>
-        <w:rPr>
-          <w:b/>
-          <w:bCs/>
-          <w:i/>
-          <w:iCs/>
-          <w:color w:val="000000" w:themeColor="text1"/>
-        </w:rPr>
-        <w:t>Metaverse System Features for</w:t>
-      </w:r>
-      <w:r>
-        <w:rPr>
-          <w:b/>
-          <w:bCs/>
-          <w:i/>
-          <w:iCs/>
-          <w:color w:val="000000" w:themeColor="text1"/>
-        </w:rPr>
-        <w:t xml:space="preserve"> Brand Success in the Metaverse.</w:t>
-      </w:r>
-      <w:r>
-        <w:rPr>
-          <w:b/>
-          <w:bCs/>
-          <w:i/>
-          <w:iCs/>
-          <w:color w:val="000000" w:themeColor="text1"/>
-        </w:rPr>
-        <w:t xml:space="preserve"> </w:t>
-      </w:r>
-      <w:r>
-        <w:rPr>
-          <w:b/>
-          <w:bCs/>
-          <w:i/>
-          <w:iCs/>
-          <w:color w:val="000000" w:themeColor="text1"/>
-          <w:sz w:val="20"/>
-          <w:szCs w:val="20"/>
-        </w:rPr>
-        <w:t>Source:</w:t>
-      </w:r>
-      <w:r>
-        <w:rPr>
-          <w:i/>
-          <w:iCs/>
-          <w:color w:val="000000" w:themeColor="text1"/>
-          <w:sz w:val="20"/>
-          <w:szCs w:val="20"/>
-        </w:rPr>
-        <w:t xml:space="preserve"> Authors</w:t>
-      </w:r>
-    </w:p>
-    <w:p>
-      <w:pPr>
-        <w:spacing w:line="360" w:lineRule="auto"/>
-        <w:jc w:val="both"/>
-        <w:rPr>
-          <w:color w:val="000000" w:themeColor="text1"/>
-        </w:rPr>
-      </w:pPr>
-      <w:r>
-        <w:rPr>
-          <w:color w:val="000000" w:themeColor="text1"/>
-        </w:rPr>
-        <w:lastRenderedPageBreak/>
-        <w:t>underpinning transactional credibility and asset-based loyalty through blockchain-enabled ownership models. These dimensions operate synergistically, reinforcing the structural conditions for sustained brand performance within metaverse platforms.</w:t>
-      </w:r>
-    </w:p>
-    <w:p>
-      <w:pPr>
-        <w:spacing w:line="360" w:lineRule="auto"/>
-        <w:ind w:firstLine="426"/>
-        <w:jc w:val="both"/>
-        <w:rPr>
-          <w:color w:val="000000" w:themeColor="text1"/>
-        </w:rPr>
-      </w:pPr>
-      <w:r>
-        <w:rPr>
-          <w:color w:val="000000" w:themeColor="text1"/>
-        </w:rPr>
-        <w:t xml:space="preserve">Further enhancing the marketing strategy, psychological engagement within the Metaverse plays a pivotal role. Brands now have the opportunity to transcend traditional one-way marketing tactics, harnessing AI-driven personalization and avatar customization to foster deeper emotional resonance. By crafting individualized experiences that align with consumers’ evolving self-concept and aspirations, brands tap into profound psychological dimensions (Jung </w:t>
-      </w:r>
-      <w:r>
-        <w:rPr>
-          <w:color w:val="000000" w:themeColor="text1"/>
-        </w:rPr>
-        <w:t>and</w:t>
-      </w:r>
-      <w:r>
-        <w:rPr>
-          <w:color w:val="000000" w:themeColor="text1"/>
-        </w:rPr>
-        <w:t xml:space="preserve"> Pawlowski, 2014). This personalization ensures that consumers feel authentically represented and empowered within virtual spaces. The emotional bond established through this </w:t>
-      </w:r>
-    </w:p>
-    <w:p>
-      <w:pPr>
-        <w:spacing w:line="360" w:lineRule="auto"/>
-        <w:jc w:val="both"/>
-        <w:rPr>
-          <w:color w:val="000000" w:themeColor="text1"/>
-        </w:rPr>
-      </w:pPr>
-      <w:r>
-        <w:rPr>
-          <w:color w:val="000000" w:themeColor="text1"/>
-        </w:rPr>
-        <w:t>process is essential for brand loyalty in the Metaverse, as users are more likely to remain engaged with brands that mirror their real and aspirational identities.</w:t>
-      </w:r>
-    </w:p>
-    <w:p>
-      <w:pPr>
-        <w:spacing w:line="360" w:lineRule="auto"/>
-        <w:ind w:firstLine="426"/>
-        <w:jc w:val="both"/>
-        <w:rPr>
-          <w:color w:val="000000" w:themeColor="text1"/>
-        </w:rPr>
-      </w:pPr>
-      <w:r>
-        <w:rPr>
-          <w:color w:val="000000" w:themeColor="text1"/>
-        </w:rPr>
-        <w:t xml:space="preserve">Finally, this study emphasizes that user experience is the cornerstone of both brand satisfaction and brand success in the metaverse. For brands to remain competitive and maintain sustained engagement, they must ensure that their immersive experiences are emotionally resonant, consistent, and aligned with the values and identities of their users. It is no longer sufficient for brands to offer merely functional or visually appealing virtual assets; the experience itself must be meaningful and integrated into users’ broader virtual lives. Brands </w:t>
-      </w:r>
-      <w:r>
-        <w:rPr>
-          <w:color w:val="000000" w:themeColor="text1"/>
-        </w:rPr>
-        <w:t xml:space="preserve">  </w:t>
-      </w:r>
-      <w:r>
-        <w:rPr>
-          <w:color w:val="000000" w:themeColor="text1"/>
-        </w:rPr>
-        <w:t>that consistently deliver high-quality, interactive experiences that align with users' expectations will not only capture attention but also build long-term engagement and brand loyalty. The study’s findings reinforce the importance of a holistic approach to metaverse branding, where engagement, experience, and satisfaction are interwoven and mutually reinforcing factors that collectively drive brand success.</w:t>
-      </w:r>
-    </w:p>
-    <w:p>
-      <w:pPr>
-        <w:spacing w:line="360" w:lineRule="auto"/>
-        <w:ind w:firstLine="426"/>
-        <w:jc w:val="both"/>
-        <w:rPr>
-          <w:color w:val="000000" w:themeColor="text1"/>
-        </w:rPr>
-      </w:pPr>
-      <w:r>
-        <w:rPr>
-          <w:color w:val="000000" w:themeColor="text1"/>
-        </w:rPr>
-        <w:t>T</w:t>
-      </w:r>
-      <w:r>
-        <w:rPr>
-          <w:color w:val="000000" w:themeColor="text1"/>
-        </w:rPr>
-        <w:t>he key to sustained success in the metaverse lies in brands’ ability to create immersive, emotionally resonant experiences that integrate personalization, NFT functionality, interactive marketing, and trust-building mechanisms. Brands that can master these dimensions will be well-positioned to foster deep user engagement, long-term brand loyalty, and a competitive edge in this rapidly evolving virtual space.</w:t>
+      </w:pPr>
+      <w:r>
+        <w:rPr>
+          <w:highlight w:val="yellow"/>
+        </w:rPr>
+        <w:t>Sustained success in the metaverse rests on brands' ability to create immersive, emotionally resonant experiences that integrate personalisation, interactive marketing and trust-building. Brands that master these dimensions will be well positioned to foster deep user engagement, long-term loyalty and a competitive edge in this rapidly evolving virtual space.</w:t>
       </w:r>
     </w:p>
     <w:p>

--- a/Manuscript Metaverse.docx
+++ b/Manuscript Metaverse.docx
@@ -397,127 +397,13 @@
           <w:color w:val="000000" w:themeColor="text1"/>
         </w:rPr>
       </w:pPr>
-      <w:r>
-        <w:rPr>
-          <w:color w:val="000000" w:themeColor="text1"/>
-        </w:rPr>
-        <w:t>The metaverse represents an immersive digital space where users interact with each other and virtual objects, creating unprecedented opportunities for brands to engage with their audiences (</w:t>
-      </w:r>
-      <w:r>
-        <w:rPr>
-          <w:color w:val="000000" w:themeColor="text1"/>
-        </w:rPr>
-        <w:t>Arya et al., 2024</w:t>
-      </w:r>
-      <w:r>
-        <w:rPr>
-          <w:color w:val="000000" w:themeColor="text1"/>
-        </w:rPr>
-        <w:t>a</w:t>
-      </w:r>
-      <w:r>
-        <w:rPr>
-          <w:color w:val="000000" w:themeColor="text1"/>
-        </w:rPr>
-        <w:t xml:space="preserve">; </w:t>
-      </w:r>
       <w:proofErr w:type="spellStart"/>
-      <w:r>
-        <w:rPr>
-          <w:color w:val="000000" w:themeColor="text1"/>
-        </w:rPr>
-        <w:t>Za</w:t>
-      </w:r>
-      <w:r>
-        <w:rPr>
-          <w:color w:val="000000" w:themeColor="text1"/>
-        </w:rPr>
-        <w:t>l</w:t>
-      </w:r>
-      <w:r>
-        <w:rPr>
-          <w:color w:val="000000" w:themeColor="text1"/>
-        </w:rPr>
-        <w:t>lio</w:t>
-      </w:r>
       <w:proofErr w:type="spellEnd"/>
       <w:r>
         <w:rPr>
-          <w:color w:val="000000" w:themeColor="text1"/>
-        </w:rPr>
-        <w:t xml:space="preserve"> and Clarkson, 2022). By integrating metaverse technologies wit</w:t>
-      </w:r>
-      <w:r>
-        <w:rPr>
-          <w:color w:val="000000" w:themeColor="text1"/>
-        </w:rPr>
-        <w:t xml:space="preserve">h </w:t>
-      </w:r>
-      <w:r>
-        <w:rPr>
-          <w:color w:val="000000" w:themeColor="text1"/>
-        </w:rPr>
-        <w:t>marketing strategies, brands can create digital experiences that align with objectives and deliver measurable value</w:t>
-      </w:r>
-      <w:r>
-        <w:rPr>
-          <w:color w:val="000000" w:themeColor="text1"/>
-        </w:rPr>
-        <w:t xml:space="preserve"> in marketing context</w:t>
-      </w:r>
-      <w:r>
-        <w:rPr>
-          <w:color w:val="000000" w:themeColor="text1"/>
-        </w:rPr>
-        <w:t xml:space="preserve"> (</w:t>
-      </w:r>
-      <w:r>
-        <w:t>Anderson et al., 2024)</w:t>
-      </w:r>
-      <w:r>
-        <w:rPr>
-          <w:color w:val="000000" w:themeColor="text1"/>
-        </w:rPr>
-        <w:t xml:space="preserve">. The metaverse is built on hyperconnectivity, leveraging augmented reality (AR) and virtual reality (VR) technologies to create immersive environments that seamlessly integrate digital information with the physical world </w:t>
-      </w:r>
-      <w:r>
-        <w:rPr>
-          <w:color w:val="000000" w:themeColor="text1"/>
-        </w:rPr>
-        <w:t xml:space="preserve">and, fundamentally transformed the way brands engage with the consumers, leading to a shift in traditional marketing strategies </w:t>
-      </w:r>
-      <w:r>
-        <w:rPr>
-          <w:color w:val="000000" w:themeColor="text1"/>
-        </w:rPr>
-        <w:t>(</w:t>
-      </w:r>
-      <w:r>
-        <w:t>Arya et al., 2024a</w:t>
-      </w:r>
-      <w:r>
-        <w:rPr>
-          <w:color w:val="000000" w:themeColor="text1"/>
-        </w:rPr>
-        <w:t>; Hennig-Thurau et al., 2023;</w:t>
-      </w:r>
-      <w:r>
-        <w:rPr>
-          <w:color w:val="000000" w:themeColor="text1"/>
-        </w:rPr>
-        <w:t xml:space="preserve"> </w:t>
-      </w:r>
-      <w:r>
-        <w:rPr>
-          <w:color w:val="000000" w:themeColor="text1"/>
-        </w:rPr>
-        <w:t>Lee et al., 2022)</w:t>
-      </w:r>
-      <w:r>
-        <w:rPr>
-          <w:color w:val="000000" w:themeColor="text1"/>
-        </w:rPr>
-        <w:t xml:space="preserve">. </w:t>
+          <w:highlight w:val="yellow"/>
+        </w:rPr>
+        <w:t>The metaverse is an immersive digital space in which users interact with one another and with virtual objects, creating new opportunities for brands to engage their audiences (Arya et al., 2024a; Zallio and Clarkson, 2022). Built on augmented reality (AR) and virtual reality (VR), it integrates digital information with the physical world and is reshaping how brands engage consumers, prompting a shift away from traditional marketing approaches (Arya et al., 2024a; Hennig-Thurau et al., 2023; Lee et al., 2022). By aligning these technologies with marketing objectives, brands can design digital experiences that deliver measurable value (Anderson et al., 2024).</w:t>
       </w:r>
     </w:p>
     <w:p>
@@ -529,132 +415,15 @@
           <w:color w:val="000000" w:themeColor="text1"/>
         </w:rPr>
       </w:pPr>
-      <w:r>
-        <w:rPr>
-          <w:color w:val="000000" w:themeColor="text1"/>
-        </w:rPr>
-        <w:t>From a marketing perspective, managing these technologies involves creating frameworks that ensure high-quality user experiences and seamless integration with existing digital platforms to target niche customers (</w:t>
-      </w:r>
       <w:proofErr w:type="spellStart"/>
-      <w:r>
-        <w:t>Kopalle</w:t>
-      </w:r>
       <w:proofErr w:type="spellEnd"/>
-      <w:r>
-        <w:t xml:space="preserve"> et al., 2024)</w:t>
-      </w:r>
-      <w:r>
-        <w:rPr>
-          <w:color w:val="000000" w:themeColor="text1"/>
-        </w:rPr>
-        <w:t xml:space="preserve">. </w:t>
-      </w:r>
-      <w:r>
-        <w:rPr>
-          <w:color w:val="000000" w:themeColor="text1"/>
-        </w:rPr>
-        <w:t xml:space="preserve"> Unlike traditional digital platforms, the metaverse enables multisensory brand experiences that blur physical-digital boundaries, creating complex interactions between micro-level engagement and level societal systems. </w:t>
-      </w:r>
-      <w:r>
-        <w:rPr>
-          <w:color w:val="000000" w:themeColor="text1"/>
-        </w:rPr>
-        <w:t>To fully harness the metaverse’s potential for economic advancement, B2</w:t>
-      </w:r>
-      <w:r>
-        <w:rPr>
-          <w:color w:val="000000" w:themeColor="text1"/>
-        </w:rPr>
-        <w:t>C</w:t>
-      </w:r>
-      <w:r>
-        <w:rPr>
-          <w:color w:val="000000" w:themeColor="text1"/>
-        </w:rPr>
-        <w:t xml:space="preserve"> relations, and enhanced consumer interaction, b</w:t>
-      </w:r>
-      <w:r>
-        <w:rPr>
-          <w:color w:val="000000" w:themeColor="text1"/>
-        </w:rPr>
-        <w:t>rand</w:t>
-      </w:r>
-      <w:r>
-        <w:rPr>
-          <w:color w:val="000000" w:themeColor="text1"/>
-        </w:rPr>
-        <w:t xml:space="preserve"> must embrace adaptive and forward-thinking strategies, enabling them to stay competitive in this dynamic digital landscape (</w:t>
-      </w:r>
-      <w:r>
-        <w:t>Marvi</w:t>
-      </w:r>
-      <w:r>
-        <w:t xml:space="preserve"> et al.</w:t>
-      </w:r>
-      <w:r>
-        <w:rPr>
-          <w:color w:val="000000" w:themeColor="text1"/>
-        </w:rPr>
-        <w:t>, 2024). Brands entering the metaverse can leverage data-driven</w:t>
-      </w:r>
-      <w:r>
-        <w:rPr>
-          <w:color w:val="000000" w:themeColor="text1"/>
-        </w:rPr>
-        <w:t xml:space="preserve"> </w:t>
-      </w:r>
-      <w:r>
-        <w:rPr>
-          <w:color w:val="000000" w:themeColor="text1"/>
-        </w:rPr>
-        <w:t>marketing principles to foster powerful engagements with consumers, offering an innovative medium for interaction previously unavailable (</w:t>
-      </w:r>
       <w:proofErr w:type="spellStart"/>
-      <w:r>
-        <w:rPr>
-          <w:color w:val="000000" w:themeColor="text1"/>
-        </w:rPr>
-        <w:t>Bilgihan</w:t>
-      </w:r>
       <w:proofErr w:type="spellEnd"/>
       <w:r>
         <w:rPr>
-          <w:color w:val="000000" w:themeColor="text1"/>
-        </w:rPr>
-        <w:t xml:space="preserve"> et al., 2024;</w:t>
-      </w:r>
-      <w:r>
-        <w:rPr>
-          <w:color w:val="000000" w:themeColor="text1"/>
-        </w:rPr>
-        <w:t xml:space="preserve"> </w:t>
-      </w:r>
-      <w:r>
-        <w:t xml:space="preserve">Hwang </w:t>
-      </w:r>
-      <w:r>
-        <w:t>and</w:t>
-      </w:r>
-      <w:r>
-        <w:t xml:space="preserve"> Seo</w:t>
-      </w:r>
-      <w:r>
-        <w:rPr>
-          <w:color w:val="000000" w:themeColor="text1"/>
-        </w:rPr>
-        <w:t>, 2025</w:t>
-      </w:r>
-      <w:r>
-        <w:rPr>
-          <w:color w:val="000000" w:themeColor="text1"/>
-        </w:rPr>
-        <w:t>).</w:t>
-      </w:r>
-      <w:r>
-        <w:rPr>
-          <w:color w:val="000000" w:themeColor="text1"/>
-        </w:rPr>
-        <w:t xml:space="preserve"> </w:t>
+          <w:highlight w:val="yellow"/>
+        </w:rPr>
+        <w:t>From a marketing perspective, managing these technologies requires frameworks that ensure high-quality user experiences and integrate smoothly with existing digital platforms (Kopalle et al., 2024). Unlike conventional digital channels, the metaverse enables multisensory brand experiences that blur physical and digital boundaries and link individual-level engagement to wider social systems. To realise its potential for consumer interaction and value creation, brands must adopt adaptive, forward-looking strategies that keep them competitive in a fast-changing environment (Marvi et al., 2024; Bilgihan et al., 2024; Hwang and Seo, 2025).</w:t>
       </w:r>
     </w:p>
     <w:p>
@@ -757,86 +526,17 @@
           <w:color w:val="000000" w:themeColor="text1"/>
         </w:rPr>
       </w:pPr>
-      <w:r>
-        <w:rPr>
-          <w:color w:val="000000" w:themeColor="text1"/>
-        </w:rPr>
-        <w:tab/>
-      </w:r>
-      <w:r>
-        <w:rPr>
-          <w:color w:val="000000" w:themeColor="text1"/>
-        </w:rPr>
-        <w:t>The metaverse presents opportunities for brands to explore new aesthetics in communication, enhancing their visibility and engagement through tailored, interactive experiences (</w:t>
-      </w:r>
       <w:proofErr w:type="spellStart"/>
-      <w:r>
-        <w:rPr>
-          <w:color w:val="000000" w:themeColor="text1"/>
-        </w:rPr>
-        <w:t>Bilgihan</w:t>
-      </w:r>
       <w:proofErr w:type="spellEnd"/>
-      <w:r>
-        <w:rPr>
-          <w:color w:val="000000" w:themeColor="text1"/>
-        </w:rPr>
-        <w:t xml:space="preserve"> et al., 2024</w:t>
-      </w:r>
-      <w:r>
-        <w:rPr>
-          <w:color w:val="000000" w:themeColor="text1"/>
-        </w:rPr>
-        <w:t>). As the metaverse evolves, brands must navigate challenges such as data privacy and interoperability to fully capitalize on its potential (</w:t>
-      </w:r>
       <w:proofErr w:type="spellStart"/>
-      <w:r>
-        <w:t>Koohang</w:t>
-      </w:r>
       <w:proofErr w:type="spellEnd"/>
-      <w:r>
-        <w:rPr>
-          <w:color w:val="000000" w:themeColor="text1"/>
-        </w:rPr>
-        <w:t xml:space="preserve"> </w:t>
-      </w:r>
-      <w:r>
-        <w:rPr>
-          <w:color w:val="000000" w:themeColor="text1"/>
-        </w:rPr>
-        <w:t>et al., 202</w:t>
-      </w:r>
-      <w:r>
-        <w:rPr>
-          <w:color w:val="000000" w:themeColor="text1"/>
-        </w:rPr>
-        <w:t>3</w:t>
-      </w:r>
-      <w:r>
-        <w:rPr>
-          <w:color w:val="000000" w:themeColor="text1"/>
-        </w:rPr>
-        <w:t xml:space="preserve">). </w:t>
-      </w:r>
-      <w:r>
-        <w:rPr>
-          <w:color w:val="000000" w:themeColor="text1"/>
-        </w:rPr>
-        <w:t xml:space="preserve">This study addresses critical gaps in the existing literature by systematically examining how user engagement and immersive experiences influence brand success in the Metaverse, a pivotal area of marketing. In the Metaverse, consumer engagement is no longer passive but becomes deeply immersive and interactive, driving a shift in how brands must approach their marketing strategies. Marketing emphasizes understanding and capitalizing on broad societal and psychological forces that shape consumer </w:t>
-      </w:r>
       <w:proofErr w:type="spellStart"/>
-      <w:r>
-        <w:rPr>
-          <w:color w:val="000000" w:themeColor="text1"/>
-        </w:rPr>
-        <w:t>behavior</w:t>
-      </w:r>
       <w:proofErr w:type="spellEnd"/>
       <w:r>
         <w:rPr>
-          <w:color w:val="000000" w:themeColor="text1"/>
-        </w:rPr>
-        <w:t xml:space="preserve"> across diverse contexts, and the Metaverse presents a unique environment where these forces play out in dynamic, digital realms.</w:t>
+          <w:highlight w:val="yellow"/>
+        </w:rPr>
+        <w:t>The metaverse allows brands to experiment with new forms of communication and to raise visibility through tailored, interactive experiences, while also requiring them to manage challenges such as data privacy and interoperability (Bilgihan et al., 2024; Koohang et al., 2023). This study addresses a gap in the literature by examining systematically how user engagement and immersive experience influence brand success in the metaverse. In these environments, consumer engagement is active and immersive rather than passive, changing how brands must design their strategies.</w:t>
       </w:r>
     </w:p>
     <w:p>
@@ -1032,45 +732,9 @@
       </w:pPr>
       <w:r>
         <w:rPr>
-          <w:color w:val="000000" w:themeColor="text1"/>
-        </w:rPr>
-        <w:t>The metaverse also offers a platform for brands to transcend physical limitations, engaging global users. Data-driven insights enable brands to manage these interactions effectively and consistently across regions (Dwivedi et al., 202</w:t>
-      </w:r>
-      <w:r>
-        <w:rPr>
-          <w:color w:val="000000" w:themeColor="text1"/>
-        </w:rPr>
-        <w:t>3</w:t>
-      </w:r>
-      <w:r>
-        <w:rPr>
-          <w:color w:val="000000" w:themeColor="text1"/>
-        </w:rPr>
-        <w:t xml:space="preserve">). By personalizing user experiences, brands can strengthen brand perception, and enhance satisfaction (Chandra et al., 2022). Brands that tailor their offerings to meet individual needs are more likely to </w:t>
-      </w:r>
-      <w:r>
-        <w:rPr>
-          <w:color w:val="000000" w:themeColor="text1"/>
-        </w:rPr>
-        <w:t>advance</w:t>
-      </w:r>
-      <w:r>
-        <w:rPr>
-          <w:color w:val="000000" w:themeColor="text1"/>
-        </w:rPr>
-        <w:t xml:space="preserve"> </w:t>
-      </w:r>
-      <w:r>
-        <w:rPr>
-          <w:color w:val="000000" w:themeColor="text1"/>
-        </w:rPr>
-        <w:t>deep</w:t>
-      </w:r>
-      <w:r>
-        <w:rPr>
-          <w:color w:val="000000" w:themeColor="text1"/>
-        </w:rPr>
-        <w:t xml:space="preserve"> emotional bonds, leading to increased word-of-mouth promotion and advocacy.</w:t>
+          <w:highlight w:val="yellow"/>
+        </w:rPr>
+        <w:t>The metaverse also lets brands transcend physical limitations and reach global audiences, with data-driven insights supporting consistent management of these interactions across regions (Dwivedi et al., 2023). By personalising experiences, brands can strengthen perceptions and satisfaction (Chandra et al., 2022); offerings tailored to individual needs are more likely to build emotional bonds and, in turn, word-of-mouth and advocacy.</w:t>
       </w:r>
     </w:p>
     <w:p>
@@ -1112,135 +776,9 @@
       </w:pPr>
       <w:r>
         <w:rPr>
-          <w:color w:val="000000" w:themeColor="text1"/>
-        </w:rPr>
-        <w:tab/>
-      </w:r>
-      <w:r>
-        <w:rPr>
-          <w:color w:val="000000" w:themeColor="text1"/>
-        </w:rPr>
-        <w:t xml:space="preserve">This study bridges theoretical frameworks like </w:t>
-      </w:r>
-      <w:r>
-        <w:rPr>
-          <w:color w:val="000000" w:themeColor="text1"/>
-        </w:rPr>
-        <w:t xml:space="preserve">flow theory and the self-determination theory </w:t>
-      </w:r>
-      <w:r>
-        <w:rPr>
-          <w:color w:val="000000" w:themeColor="text1"/>
-        </w:rPr>
-        <w:t xml:space="preserve">(SDT) to extend their applicability to immersive digital ecosystems (Fan et al., 2022). </w:t>
-      </w:r>
-      <w:r>
-        <w:rPr>
-          <w:color w:val="000000" w:themeColor="text1"/>
-        </w:rPr>
-        <w:t xml:space="preserve">flow theory </w:t>
-      </w:r>
-      <w:r>
-        <w:rPr>
-          <w:color w:val="000000" w:themeColor="text1"/>
-        </w:rPr>
-        <w:t>introduced by (</w:t>
-      </w:r>
-      <w:r>
-        <w:rPr>
-          <w:color w:val="000000" w:themeColor="text1"/>
-        </w:rPr>
-        <w:t>Csikszentmihalyi</w:t>
-      </w:r>
-      <w:r>
-        <w:rPr>
-          <w:color w:val="000000" w:themeColor="text1"/>
-        </w:rPr>
-        <w:t xml:space="preserve"> (</w:t>
-      </w:r>
-      <w:r>
-        <w:rPr>
-          <w:color w:val="000000" w:themeColor="text1"/>
-        </w:rPr>
-        <w:t>1990</w:t>
-      </w:r>
-      <w:r>
-        <w:rPr>
-          <w:color w:val="000000" w:themeColor="text1"/>
-        </w:rPr>
-        <w:t xml:space="preserve">) </w:t>
-      </w:r>
-      <w:r>
-        <w:rPr>
-          <w:color w:val="000000" w:themeColor="text1"/>
-        </w:rPr>
-        <w:t xml:space="preserve">is applied </w:t>
-      </w:r>
-      <w:r>
-        <w:rPr>
-          <w:color w:val="000000" w:themeColor="text1"/>
-        </w:rPr>
-        <w:t xml:space="preserve">in the immersive context by Arya et al. (2024) </w:t>
-      </w:r>
-      <w:r>
-        <w:rPr>
-          <w:color w:val="000000" w:themeColor="text1"/>
-        </w:rPr>
-        <w:t>to examine how seamless integration of user challenges and skills fosters deep engagement</w:t>
-      </w:r>
-      <w:r>
-        <w:rPr>
-          <w:color w:val="000000" w:themeColor="text1"/>
-        </w:rPr>
-        <w:t>. Whereas self-determination theory</w:t>
-      </w:r>
-      <w:r>
-        <w:rPr>
-          <w:color w:val="000000" w:themeColor="text1"/>
-        </w:rPr>
-        <w:t xml:space="preserve"> (SDT) offers a robust framework for understanding users’ intrinsic motivation in virtual environments</w:t>
-      </w:r>
-      <w:r>
-        <w:rPr>
-          <w:color w:val="000000" w:themeColor="text1"/>
-        </w:rPr>
-        <w:t xml:space="preserve"> (Deci </w:t>
-      </w:r>
-      <w:r>
-        <w:rPr>
-          <w:color w:val="000000" w:themeColor="text1"/>
-        </w:rPr>
-        <w:t>and</w:t>
-      </w:r>
-      <w:r>
-        <w:rPr>
-          <w:color w:val="000000" w:themeColor="text1"/>
-        </w:rPr>
-        <w:t xml:space="preserve"> Ryan, 2000)</w:t>
-      </w:r>
-      <w:r>
-        <w:rPr>
-          <w:color w:val="000000" w:themeColor="text1"/>
-        </w:rPr>
-        <w:t>. SDT posits that satisfaction of the needs for autonomy (control over actions), competence (effectiveness), and relatedness (social connection) fosters intrinsic motivation and well-being (</w:t>
-      </w:r>
-      <w:r>
-        <w:rPr>
-          <w:color w:val="000000" w:themeColor="text1"/>
-        </w:rPr>
-        <w:t>Ryan and Deci,2024;Ryan and Deci,2017;</w:t>
-      </w:r>
-      <w:r>
-        <w:rPr>
-          <w:color w:val="000000" w:themeColor="text1"/>
-        </w:rPr>
-        <w:t xml:space="preserve">Deci and Ryan, 2000; Ryan and Deci, 2017). In the metaverse, features such as customizable avatars (autonomy), skill-based challenges (competence), and social spaces (relatedness) serve as psychological catalysts for deep engagement and brand </w:t>
-      </w:r>
-      <w:r>
-        <w:rPr>
-          <w:color w:val="000000" w:themeColor="text1"/>
-        </w:rPr>
-        <w:t>success.</w:t>
+          <w:highlight w:val="yellow"/>
+        </w:rPr>
+        <w:t>This study draws on Flow Theory and Self-Determination Theory (SDT) to extend their applicability to immersive digital ecosystems (Fan et al., 2022). Flow Theory (Csikszentmihalyi, 1990) has been applied to immersive contexts by Arya et al. (2024) to examine how a balance between user challenges and skills fosters deep engagement. SDT, in turn, explains users' intrinsic motivation in virtual environments (Deci and Ryan, 2000): satisfying the needs for autonomy (control over one's actions), competence (a sense of effectiveness) and relatedness (social connection) fosters intrinsic motivation and well-being (Ryan and Deci, 2017). In the metaverse, customisable avatars (autonomy), skill-based challenges (competence) and social spaces (relatedness) act as catalysts for deep engagement and, ultimately, brand success.</w:t>
       </w:r>
     </w:p>
     <w:p>
@@ -2721,21 +2259,9 @@
       </w:pPr>
       <w:r>
         <w:rPr>
-          <w:color w:val="000000" w:themeColor="text1"/>
-        </w:rPr>
-        <w:t xml:space="preserve">The methodology section of the research article explains the utilization of the </w:t>
-      </w:r>
-      <w:r>
-        <w:rPr>
-          <w:color w:val="000000" w:themeColor="text1"/>
-        </w:rPr>
-        <w:t>FsQCA</w:t>
-      </w:r>
-      <w:r>
-        <w:rPr>
-          <w:color w:val="000000" w:themeColor="text1"/>
-        </w:rPr>
-        <w:t xml:space="preserve"> methodology, selection and identification of variables, data collection procedures, measurement techniques, sample population, and data analysis process, ensuring a comprehensive and rigorous approach to studying user engagement and experience in the metaverse.</w:t>
+          <w:highlight w:val="yellow"/>
+        </w:rPr>
+        <w:t>This section sets out the study's methodology: the rationale for fuzzy-set qualitative comparative analysis (fsQCA), the identification and selection of variables, the data-collection procedure, the measures, the sample, and the analytical approach.</w:t>
       </w:r>
     </w:p>
     <w:p>
@@ -17837,7 +17363,10 @@
         </w:rPr>
       </w:pPr>
       <w:r>
-        <w:t xml:space="preserve">To analyse the collected data and derive meaningful results related to user engagement (UE), user experience (UX), brand satisfaction (BSAT), and brand success (BSUC), FsQCA, a technique for coding known as "alignment" (Ragin, 2008) was initially finished first, which comprised of figuring the level that it is essential for each variable in the two its causative circumstances and its result. </w:t>
+        <w:rPr>
+          <w:highlight w:val="yellow"/>
+        </w:rPr>
+        <w:t>To analyse the data on user engagement (UE), user experience (UX), brand satisfaction (BSAT) and brand success (BSUC), the raw responses were first calibrated, following Ragin (2008), into fuzzy-set membership scores that express the degree to which each case belongs to a given condition and to the outcome.</w:t>
       </w:r>
     </w:p>
     <w:p>
@@ -17852,8 +17381,10 @@
         </w:rPr>
       </w:pPr>
       <w:r>
-        <w:tab/>
-        <w:t xml:space="preserve">Subsequently, the reactions were aligned involving three cut-off points for setting an underlying scale into a fuzzy set scale (Douglas et al., 2020): 5% (low understanding or all the way out of the class), half (middle degree of understanding or neither in nor out of the classification), and 95% (high understanding or totally in the class).The values assigned to the calibration of User Engagement (UE), User Experience (UX), Brand Satisfaction (BSAT), and Brand Success (BSUC) indicate the transformation of these variables into a common scale ranging from 0 to 1. </w:t>
+        <w:rPr>
+          <w:highlight w:val="yellow"/>
+        </w:rPr>
+        <w:t>The calibration followed established fsQCA practice (Douglas et al., 2020), converting the original Likert responses for UE, UX, BSAT and BSUC into fuzzy-set membership scores on a common 0–1 scale, as detailed below.</w:t>
       </w:r>
     </w:p>
     <w:p>
@@ -18579,7 +18110,10 @@
         </w:rPr>
       </w:pPr>
       <w:r>
-        <w:t>This indicates the model used for the analysis, where BSAT, UX, and UE are the input variables influencing the outcome variable BSUC. The function "f" represents the relationship between the variables.  The presented Intermediate solution, as shown in Table 3, involves a model with the equation BSUC = f (BSAT, UX, UE). This model seeks to reflect the relationship between the input variables BSAT, UX, UE, and the outcome variable BSUC. Besides the limited potential to develop new methods for each element that can be seen in the logic of the programming languages that depend on completeness, Table provides different metrics to evaluate the performance of different combinations of variables. However, a raw coverage metric tells us which combination of variables the most proportion of data points of the dataset are explained, for example, the pair of BSAT and UX explains about 20.84% of the total data points followed by BSAT and UE around 24.15%, and the duo of UX and UE showing about 21.90% respectively. One part of the unique coverage measures the total number of unique (unrepeated) data points that were zoomed in on by the model. For example, one or the other of BSAT x UX, BSAT x UE, or UX x UE cover 3.59%, 6.90% or 4.65% of unique data points, respectively.</w:t>
+        <w:rPr>
+          <w:highlight w:val="yellow"/>
+        </w:rPr>
+        <w:t>As shown in Table 3, the intermediate solution models brand success as a function of brand satisfaction, user experience and user engagement, BSUC = f(BSAT, UX, UE). Raw coverage indicates the share of the outcome accounted for by each configuration: BSAT and UX together account for about 20.84% of cases, BSAT and UE about 24.15%, and UX and UE about 21.90%. Unique coverage—the share of cases uniquely explained by a configuration—is 3.59% for BSAT × UX, 6.90% for BSAT × UE and 4.65% for UX × UE.</w:t>
       </w:r>
     </w:p>
     <w:p>
@@ -18592,7 +18126,10 @@
         </w:rPr>
       </w:pPr>
       <w:r>
-        <w:t xml:space="preserve">Consistency stands for the adherence to the model between the predicted and the real outcome values. The higher the consistency values, the better the predictive performance. On the other hand, the consistency values for each combination of variables are given in Table 4. BSAT x UX has a consistency of 0.650, BSAT x UE has a consistency of 0.669, and UX x UE has a consistency of 0.600. The overall efficiency of the Intermediate solution is outlined by the solution coverage and solution consistency values. Where the solution coverage is 0.323 which means that those variables are covering 32% data points. The solution consistency is 0.756, the ratio that reflects the ability of the model to predict the output values correctly. </w:t>
+        <w:rPr>
+          <w:highlight w:val="yellow"/>
+        </w:rPr>
+        <w:t>Consistency reflects how reliably a configuration is associated with the outcome; higher values indicate stronger sufficiency. As reported in Table 4, consistency is 0.650 for BSAT × UX, 0.669 for BSAT × UE and 0.600 for UX × UE. For the intermediate solution as a whole, solution coverage is 0.324—indicating that the configurations jointly account for roughly 32% of the outcome—and solution consistency is 0.756.</w:t>
       </w:r>
     </w:p>
     <w:p>
@@ -18632,14 +18169,10 @@
         </w:rPr>
       </w:pPr>
       <w:r>
-        <w:t xml:space="preserve">In the conceptual model, User Experience, User Engagement, and Brand Satisfaction are identified as the primary factors that contribute to Brand Success. The validation of the conceptual model by the subset-superset analysis is carried out by empirically investigating the configurations of conditions that lead to Brand Success. We used subset-superset analysis to arrive at the conditions we see as necessary and sufficient for what we call Brand Success. We wanted to find out what it takes for a brand to succeed and how various factors interact in the process. The analysis gives us our best shot at naming the vital combination of influences we see as leading to Brand Success. </w:t>
-      </w:r>
-      <w:r>
-        <w:rPr/>
-        <w:t>At the configurational level, the analysis identifies which combinations of user experience, user engagement and brand satisfaction are jointly sufficient for high brand success, rather than estimating a single directional path among them.</w:t>
-      </w:r>
-      <w:r>
-        <w:t xml:space="preserve"> </w:t>
+        <w:rPr>
+          <w:highlight w:val="yellow"/>
+        </w:rPr>
+        <w:t>In the conceptual model, user experience, user engagement and brand satisfaction are the antecedent conditions for brand success. The subset–superset analysis evaluates which combinations of these conditions are jointly sufficient for high brand success, rather than estimating a single directional path among them, thereby grounding the conceptual model in the empirical configurations.</w:t>
       </w:r>
     </w:p>
     <w:p>
@@ -18855,28 +18388,6 @@
     </w:p>
     <w:p>
       <w:pPr>
-        <w:spacing w:line="360" w:lineRule="auto"/>
-        <w:ind w:firstLine="426"/>
-        <w:jc w:val="both"/>
-        <w:rPr>
-          <w:color w:val="000000" w:themeColor="text1"/>
-        </w:rPr>
-      </w:pPr>
-      <w:r>
-        <w:rPr>
-          <w:color w:val="000000" w:themeColor="text1"/>
-        </w:rPr>
-        <w:t xml:space="preserve">On another level, we saw how those three variables interact and how certain scenarios involving them play out in ways that lead to the model's endpoint—Brand Success. </w:t>
-      </w:r>
-      <w:r>
-        <w:rPr>
-          <w:color w:val="000000" w:themeColor="text1"/>
-        </w:rPr>
-        <w:t>The concept of subset-superset analysis has brought together the idea of the conceptual model with empirical data by providing insights into the specific relationships and the configurations of conditions that contribute to Brand Success. It has also helped to validate and refine the conceptual model by demonstrating the real-world bases of the proposed model and stressing the major factors that influence Brand Success in situations such as User Experience, User Engagement, and Brand Satisfaction situations.</w:t>
-      </w:r>
-    </w:p>
-    <w:p>
-      <w:pPr>
         <w:ind w:left="720" w:hanging="720"/>
         <w:rPr>
           <w:color w:val="000000" w:themeColor="text1"/>
@@ -22270,7 +21781,10 @@
         </w:rPr>
       </w:pPr>
       <w:r>
-        <w:t xml:space="preserve">The combination of BSAT (users’ brand satisfaction) and UX (user experience) is a very crucial point for the brand which, in its turn, is the main driver of high brand outcomes and high raw coverage, unique coverage, and consistency values. Brand success is often linked to the customer fulfilment and user involvement in the products (service). In a substantial way, a customer's satisfaction from the brand and the design of an improved experience of the brand, strategically, is by far a major determinant of customer loyalty. Satisfied customers are more likely to the brand if they are excited about the brand and communicate the quality benefits of the brand. </w:t>
+        <w:rPr>
+          <w:highlight w:val="yellow"/>
+        </w:rPr>
+        <w:t>The combination of brand satisfaction (BSAT) and user experience (UX) is a key driver of strong brand outcomes, recording high raw coverage, unique coverage and consistency. Brand success is closely tied to customer fulfilment and the quality of the user's experience: satisfied users who enjoy well-designed brand experiences are more likely to remain loyal and to recommend the brand to others.</w:t>
       </w:r>
     </w:p>
     <w:p>
@@ -22298,7 +21812,10 @@
         </w:rPr>
       </w:pPr>
       <w:r>
-        <w:t>This combination of users’ brand satisfaction (BSAT) and user engagement (UE) is also a positive example for brand outcomes with higher raw coverage, unique coverage, and consistency values. User engagement, for example, active participation and interaction with the brand is considered a major influencing factor on the positive brand outcomes. Jeong and Kim (2019) on customer engagement and brand loyalty stated the positive relationship between engagement and brand outcomes. Ebrahim, (2020) reported that social media marketing can improve customer equity, which in turn is a good goal of user engagement.</w:t>
+        <w:rPr>
+          <w:highlight w:val="yellow"/>
+        </w:rPr>
+        <w:t>The combination of brand satisfaction (BSAT) and user engagement (UE) is likewise associated with favourable brand outcomes, with high raw coverage, unique coverage and consistency. Active participation and interaction with a brand are well-established drivers of positive outcomes: Jeong and Kim (2019) report a positive relationship between engagement and brand loyalty, and Ebrahim (2020) shows that social-media marketing can strengthen customer equity.</w:t>
       </w:r>
     </w:p>
     <w:p>
@@ -22326,7 +21843,10 @@
         </w:rPr>
       </w:pPr>
       <w:r>
-        <w:t xml:space="preserve">This combination, consisting of user experience (UX) and user engagement (UE), also contributes to positive brand outcomes, although it shows slightly lower consistency compared to the other combinations. The interplay between user experience and user engagement has been recognized as critical for brand success. The motivations and behaviours of users in the metaverse are diverse and multifaceted, varying across different categories of engagement such as purchasing NFTs, participating in virtual events, engaging in social interactions, and creating content. These behaviours are driven by a combination of psychological, social, and economic factors that significantly influence user engagement and brand success. </w:t>
+        <w:rPr>
+          <w:highlight w:val="yellow"/>
+        </w:rPr>
+        <w:t>The combination of user experience (UX) and user engagement (UE) also contributes to favourable brand outcomes, though with slightly lower consistency than the other configurations. This pattern is consistent with prior work identifying the interplay of experience and engagement as central to brand success in immersive settings.</w:t>
       </w:r>
     </w:p>
     <w:p>
@@ -22881,16 +22401,10 @@
       <w:proofErr w:type="spellStart"/>
       <w:proofErr w:type="spellEnd"/>
       <w:r>
-        <w:t xml:space="preserve">This research makes a substantial and nuanced contribution to understanding user engagement, brand experience, and digital brand satisfaction in the metaverse by advancing and integrating two foundational theoretical frameworks: Self‐Determination Theory (SDT) and Flow Theory. By embedding these theories within highly immersive, digitally mediated ecosystems characterized by </w:t>
-      </w:r>
-      <w:r>
         <w:rPr>
           <w:highlight w:val="yellow"/>
         </w:rPr>
-        <w:t>persistent virtual communities, avatar-based identity, and interactive brand interfaces</w:t>
-      </w:r>
-      <w:r>
-        <w:t>, the study elucidates the dynamic interplay between psychological needs, cognitive-affective processes, and experiential states that drive sustained engagement, loyalty, and behavioral commitment. Unlike prior applications of SDT and Flow Theory in traditional or gamified contexts, our findings reveal that metaverse interactions evoke a distinctive, psychologically contingent synergy between intrinsic motivation and experiential absorption, thereby extending the explanatory scope of both theories into technologically complex and co-created virtual domains.</w:t>
+        <w:t>This research contributes to understanding user engagement, experience and brand satisfaction in the metaverse by integrating two complementary frameworks: Self-Determination Theory (SDT) and Flow Theory. Situating these theories within immersive, digitally mediated environments—characterised by persistent virtual communities, avatar-based identity and interactive brand interfaces—clarifies how psychological needs and experiential states jointly shape engagement, satisfaction and brand outcomes. In contrast to earlier applications in traditional or gamified settings, the findings suggest that metaverse interactions involve a distinctive interplay between intrinsic motivation and experiential absorption, extending the reach of both theories into co-created virtual domains.</w:t>
       </w:r>
     </w:p>
     <w:p>
@@ -22942,52 +22456,15 @@
           <w:color w:val="000000" w:themeColor="text1"/>
         </w:rPr>
       </w:pPr>
-      <w:r>
-        <w:rPr>
-          <w:color w:val="000000" w:themeColor="text1"/>
-        </w:rPr>
-        <w:t xml:space="preserve">The central theoretical innovation of this research lies in the integration of SDT and Flow Theory into a dual-theoretical framework that captures both the motivational antecedents and experiential dynamics of engagement in immersive digital ecosystems. Using configurational </w:t>
-      </w:r>
-      <w:r>
-        <w:rPr>
-          <w:color w:val="000000" w:themeColor="text1"/>
-        </w:rPr>
-        <w:lastRenderedPageBreak/>
-        <w:t>FsQCA</w:t>
-      </w:r>
-      <w:r>
-        <w:rPr>
-          <w:color w:val="000000" w:themeColor="text1"/>
-        </w:rPr>
-        <w:t xml:space="preserve"> analyses, the study identifies multiple equifinal pathways in which combinations of engagement, experiential quality, and satisfaction converge to produce optimal brand outcomes, empirically validating the interdependent effects of intrinsic need </w:t>
-      </w:r>
       <w:proofErr w:type="spellStart"/>
-      <w:r>
-        <w:rPr>
-          <w:color w:val="000000" w:themeColor="text1"/>
-        </w:rPr>
-        <w:t>fulfillment</w:t>
-      </w:r>
       <w:proofErr w:type="spellEnd"/>
-      <w:r>
-        <w:rPr>
-          <w:color w:val="000000" w:themeColor="text1"/>
-        </w:rPr>
-        <w:t xml:space="preserve"> and challenge-skill alignment. This integration operationalizes intrinsic motivation and immersive experience as mutually reinforcing, cognitively and affectively grounded mechanisms, offering a robust explanatory model for predicting and optimizing user </w:t>
-      </w:r>
       <w:proofErr w:type="spellStart"/>
-      <w:r>
-        <w:rPr>
-          <w:color w:val="000000" w:themeColor="text1"/>
-        </w:rPr>
-        <w:t>behavior</w:t>
-      </w:r>
       <w:proofErr w:type="spellEnd"/>
       <w:r>
         <w:rPr>
-          <w:color w:val="000000" w:themeColor="text1"/>
-        </w:rPr>
-        <w:t xml:space="preserve"> in highly interactive and co-created virtual environments.</w:t>
+          <w:highlight w:val="yellow"/>
+        </w:rPr>
+        <w:t>The study's central theoretical contribution is the integration of SDT and Flow Theory into a single framework that links the motivational antecedents and the experiential dynamics of engagement in immersive environments. The configurational fsQCA results identify multiple equifinal pathways through which engagement, experiential quality and satisfaction combine to produce favourable brand outcomes, indicating that intrinsic-need fulfilment and challenge–skill alignment operate as mutually reinforcing mechanisms.</w:t>
       </w:r>
     </w:p>
     <w:p>
@@ -23042,7 +22519,10 @@
       <w:proofErr w:type="spellStart"/>
       <w:proofErr w:type="spellEnd"/>
       <w:r>
-        <w:t>This study offers crucial insights into how user engagement (UE), user experience (UX), and brand satisfaction (BSAT) collectively influence brand success (BSUC) within the metaverse. One of the primary findings highlights that user experience is a critical determinant of both brand satisfaction and brand loyalty. The FsQCA analysis reveals that high-quality experiences are consistently linked with favorable brand outcomes. A high consistency value (0.6499) further substantiates that users who perceive their metaverse experiences as highly immersive tend to develop strong emotional connections with the brand, which, in turn, fosters brand loyalty (Csikszentmihalyi, 1990). Given this, it is evident that a brand’s ability to craft engaging, interactive, and personalized experiences within the metaverse is fundamental to ensuring long-term engagement and sustained brand success.</w:t>
+        <w:rPr>
+          <w:highlight w:val="yellow"/>
+        </w:rPr>
+        <w:t>The findings carry several implications for brand managers. User experience emerges as a key determinant of both brand satisfaction and favourable brand outcomes, with high-quality, immersive experiences appearing consistently in the configurations associated with brand success. A brand's ability to craft engaging, interactive and personalised experiences in the metaverse is therefore central to sustaining engagement and long-term brand success.</w:t>
       </w:r>
     </w:p>
     <w:p>
@@ -23087,21 +22567,9 @@
       </w:pPr>
       <w:r>
         <w:rPr>
-          <w:color w:val="000000" w:themeColor="text1"/>
-        </w:rPr>
-        <w:t xml:space="preserve">Moreover, this study reveals a powerful synergy between user satisfaction and user engagement. The combination of active user participation with high satisfaction levels significantly enhances brand equity and loyalty (Jeong </w:t>
-      </w:r>
-      <w:r>
-        <w:rPr>
-          <w:color w:val="000000" w:themeColor="text1"/>
-        </w:rPr>
-        <w:t>and</w:t>
-      </w:r>
-      <w:r>
-        <w:rPr>
-          <w:color w:val="000000" w:themeColor="text1"/>
-        </w:rPr>
-        <w:t xml:space="preserve"> Kim, 2019). This finding underscores the importance of not only engaging users but also ensuring that their experiences remain positive and fulfilling. For brands, this means focusing on creating interactive opportunities that encourage users to actively shape their digital identities and experiences. Gamified interactions, co-creation opportunities, and rewards systems can effectively deepen user involvement while maintaining high satisfaction. As users take an active role in shaping the virtual environment, they experience a heightened sense of ownership and belonging, which in turn increases their emotional attachment to the brand. This also nurtures relational capital, a critical factor for fostering long-term loyalty in the metaverse.</w:t>
+          <w:highlight w:val="yellow"/>
+        </w:rPr>
+        <w:t>The results also point to a strong synergy between satisfaction and engagement: combining active participation with high satisfaction strengthens brand equity and loyalty (Jeong and Kim, 2019). For managers, this means creating interactive opportunities—gamified interactions, co-creation and reward systems—that deepen involvement while sustaining satisfaction. As users help shape the virtual environment, their sense of ownership and belonging grows, reinforcing emotional attachment and the relational capital that supports long-term loyalty.</w:t>
       </w:r>
     </w:p>
     <w:p>
@@ -23115,36 +22583,9 @@
       </w:pPr>
       <w:r>
         <w:rPr>
-          <w:color w:val="000000" w:themeColor="text1"/>
-        </w:rPr>
-        <w:t xml:space="preserve">Further enhancing the marketing strategy, psychological engagement within the Metaverse plays a pivotal role. Brands now have the opportunity to transcend traditional one-way marketing tactics, harnessing AI-driven personalization and avatar customization to foster deeper emotional resonance. By crafting individualized experiences that align with consumers’ evolving self-concept and aspirations, brands tap into profound psychological dimensions (Jung </w:t>
-      </w:r>
-      <w:r>
-        <w:rPr>
-          <w:color w:val="000000" w:themeColor="text1"/>
-        </w:rPr>
-        <w:t>and</w:t>
-      </w:r>
-      <w:r>
-        <w:rPr>
-          <w:color w:val="000000" w:themeColor="text1"/>
-        </w:rPr>
-        <w:t xml:space="preserve"> Pawlowski, 2014). This personalization ensures that consumers feel authentically represented and empowered within virtual spaces. The emotional bond established through this </w:t>
-      </w:r>
-    </w:p>
-    <w:p>
-      <w:pPr>
-        <w:spacing w:line="360" w:lineRule="auto"/>
-        <w:jc w:val="both"/>
-        <w:rPr>
-          <w:color w:val="000000" w:themeColor="text1"/>
-        </w:rPr>
-      </w:pPr>
-      <w:r>
-        <w:rPr>
-          <w:color w:val="000000" w:themeColor="text1"/>
-        </w:rPr>
-        <w:t>process is essential for brand loyalty in the Metaverse, as users are more likely to remain engaged with brands that mirror their real and aspirational identities.</w:t>
+          <w:highlight w:val="yellow"/>
+        </w:rPr>
+        <w:t>Psychological engagement is equally important. The metaverse allows brands to move beyond one-way communication and to use personalisation and avatar customisation to foster emotional resonance. Experiences aligned with consumers' self-concept and aspirations help users feel authentically represented within virtual spaces (Jung and Pawlowski, 2014), and the resulting emotional bond supports loyalty, as users tend to remain engaged with brands that reflect their real and aspirational identities.</w:t>
       </w:r>
     </w:p>
     <w:p>
@@ -23158,21 +22599,9 @@
       </w:pPr>
       <w:r>
         <w:rPr>
-          <w:color w:val="000000" w:themeColor="text1"/>
-        </w:rPr>
-        <w:t xml:space="preserve">Finally, this study emphasizes that user experience is the cornerstone of both brand satisfaction and brand success in the metaverse. For brands to remain competitive and maintain sustained engagement, they must ensure that their immersive experiences are emotionally resonant, consistent, and aligned with the values and identities of their users. It is no longer sufficient for brands to offer merely functional or visually appealing virtual assets; the experience itself must be meaningful and integrated into users’ broader virtual lives. Brands </w:t>
-      </w:r>
-      <w:r>
-        <w:rPr>
-          <w:color w:val="000000" w:themeColor="text1"/>
-        </w:rPr>
-        <w:t xml:space="preserve">  </w:t>
-      </w:r>
-      <w:r>
-        <w:rPr>
-          <w:color w:val="000000" w:themeColor="text1"/>
-        </w:rPr>
-        <w:t>that consistently deliver high-quality, interactive experiences that align with users' expectations will not only capture attention but also build long-term engagement and brand loyalty. The study’s findings reinforce the importance of a holistic approach to metaverse branding, where engagement, experience, and satisfaction are interwoven and mutually reinforcing factors that collectively drive brand success.</w:t>
+          <w:highlight w:val="yellow"/>
+        </w:rPr>
+        <w:t>Finally, the study underscores that user experience is central to both brand satisfaction and brand success in the metaverse. To remain competitive, brands must ensure that their immersive experiences are emotionally resonant, consistent and aligned with users' values and identities; functional or visually appealing virtual assets are no longer sufficient. Brands that consistently deliver high-quality, interactive experiences are better placed to build long-term engagement and loyalty, reflecting a holistic approach in which engagement, experience and satisfaction reinforce one another to drive brand success.</w:t>
       </w:r>
     </w:p>
     <w:p>

--- a/Manuscript Metaverse.docx
+++ b/Manuscript Metaverse.docx
@@ -18190,7 +18190,7 @@
         </w:rPr>
         <w:drawing>
           <wp:inline distT="0" distB="0" distL="0" distR="0" wp14:anchorId="6F23C107" wp14:editId="49103DA7">
-            <wp:extent cx="5634072" cy="3196397"/>
+            <wp:extent cx="5634072" cy="3237972"/>
             <wp:effectExtent l="12700" t="12700" r="17780" b="17780"/>
             <wp:docPr id="1820150087" name="Picture 1"/>
             <wp:cNvGraphicFramePr>
@@ -18206,7 +18206,7 @@
                   <pic:blipFill rotWithShape="1">
                     <a:blip r:embed="rId9" cstate="print">
                       <a:extLst>
-                        <a:ext uri="{28A0092B-C50C-407E-A947-70E740481C1C}" cx="5634072" cy="3196397">
+                        <a:ext uri="{28A0092B-C50C-407E-A947-70E740481C1C}" cx="5634072" cy="3237972">
                           <a14:useLocalDpi xmlns:a14="http://schemas.microsoft.com/office/drawing/2010/main" val="0"/>
                         </a:ext>
                       </a:extLst>
@@ -18219,7 +18219,7 @@
                   <pic:spPr bwMode="auto">
                     <a:xfrm>
                       <a:off x="0" y="0"/>
-                      <a:ext cx="5634072" cy="3196397"/>
+                      <a:ext cx="5634072" cy="3237972"/>
                     </a:xfrm>
                     <a:prstGeom prst="rect">
                       <a:avLst/>
@@ -18233,7 +18233,7 @@
                       <a:headEnd type="none" w="med" len="med"/>
                       <a:tailEnd type="none" w="med" len="med"/>
                       <a:extLst>
-                        <a:ext uri="{C807C97D-BFC1-408E-A445-0C87EB9F89A2}" cx="5634072" cy="3196397">
+                        <a:ext uri="{C807C97D-BFC1-408E-A445-0C87EB9F89A2}" cx="5634072" cy="3237972">
                           <ask:lineSketchStyleProps xmlns:ask="http://schemas.microsoft.com/office/drawing/2018/sketchyshapes" sd="0">
                             <a:custGeom>
                               <a:avLst/>
@@ -18249,7 +18249,7 @@
                       </a:extLst>
                     </a:ln>
                     <a:extLst>
-                      <a:ext uri="{53640926-AAD7-44D8-BBD7-CCE9431645EC}" cx="5634072" cy="3196397">
+                      <a:ext uri="{53640926-AAD7-44D8-BBD7-CCE9431645EC}" cx="5634072" cy="3237972">
                         <a14:shadowObscured xmlns:a14="http://schemas.microsoft.com/office/drawing/2010/main"/>
                       </a:ext>
                     </a:extLst>
